--- a/Syllabus/DL_syllabus.docx
+++ b/Syllabus/DL_syllabus.docx
@@ -8,20 +8,38 @@
         <w:pBdr>
           <w:bottom w:val="single" w:sz="12" w:space="1" w:color="auto"/>
         </w:pBdr>
-      </w:pPr>
-      <w:r>
+        <w:rPr>
+          <w:lang w:val="en-GB"/>
+        </w:rPr>
+      </w:pPr>
+      <w:r>
+        <w:rPr>
+          <w:lang w:val="en-GB"/>
+        </w:rPr>
         <w:t xml:space="preserve">50.039 Theory and Practice of Deep Learning </w:t>
       </w:r>
       <w:r>
+        <w:rPr>
+          <w:lang w:val="en-GB"/>
+        </w:rPr>
         <w:t xml:space="preserve">– Syllabus </w:t>
       </w:r>
       <w:r>
+        <w:rPr>
+          <w:lang w:val="en-GB"/>
+        </w:rPr>
         <w:t>(202</w:t>
       </w:r>
       <w:r>
-        <w:t>5</w:t>
-      </w:r>
-      <w:r>
+        <w:rPr>
+          <w:lang w:val="en-GB"/>
+        </w:rPr>
+        <w:t>6</w:t>
+      </w:r>
+      <w:r>
+        <w:rPr>
+          <w:lang w:val="en-GB"/>
+        </w:rPr>
         <w:t>)</w:t>
       </w:r>
     </w:p>
@@ -48,7 +66,25 @@
         <w:rPr>
           <w:lang w:val="en-GB"/>
         </w:rPr>
-        <w:t>20th January 2025</w:t>
+        <w:t>31</w:t>
+      </w:r>
+      <w:r>
+        <w:rPr>
+          <w:lang w:val="en-GB"/>
+        </w:rPr>
+        <w:t xml:space="preserve">th </w:t>
+      </w:r>
+      <w:r>
+        <w:rPr>
+          <w:lang w:val="en-GB"/>
+        </w:rPr>
+        <w:t>October</w:t>
+      </w:r>
+      <w:r>
+        <w:rPr>
+          <w:lang w:val="en-GB"/>
+        </w:rPr>
+        <w:t xml:space="preserve"> 2025</w:t>
       </w:r>
     </w:p>
     <w:p>
@@ -61,11 +97,20 @@
     <w:p>
       <w:pPr>
         <w:pStyle w:val="Heading1"/>
-      </w:pPr>
-      <w:r>
+        <w:rPr>
+          <w:lang w:val="en-GB"/>
+        </w:rPr>
+      </w:pPr>
+      <w:r>
+        <w:rPr>
+          <w:lang w:val="en-GB"/>
+        </w:rPr>
         <w:t>About the instructors and teaching assistant</w:t>
       </w:r>
       <w:r>
+        <w:rPr>
+          <w:lang w:val="en-GB"/>
+        </w:rPr>
         <w:t>s</w:t>
       </w:r>
     </w:p>
@@ -73,6 +118,9 @@
       <w:pPr>
         <w:pStyle w:val="ListParagraph"/>
         <w:ind w:left="0"/>
+        <w:rPr>
+          <w:lang w:val="en-GB"/>
+        </w:rPr>
       </w:pPr>
     </w:p>
     <w:p>
@@ -109,49 +157,88 @@
       </w:pPr>
     </w:p>
     <w:p>
-      <w:r>
+      <w:pPr>
+        <w:rPr>
+          <w:lang w:val="en-GB"/>
+        </w:rPr>
+      </w:pPr>
+      <w:r>
+        <w:rPr>
+          <w:lang w:val="en-GB"/>
+        </w:rPr>
         <w:t>Matthieu De Mari received the PhD degree in Mathematics and Computer Science from CentraleSupelec, France, in July 2015. He was involved with several research projects using various tools from statistics, simulation, optimization, and machine learning theories, to analyse the performance of the future generation of wireless networks. More specifically, his research and teaching interests revolve around game theory, mean field game theory, deep learning, and reinforcement learning.</w:t>
       </w:r>
     </w:p>
     <w:p>
+      <w:pPr>
+        <w:rPr>
+          <w:lang w:val="en-GB"/>
+        </w:rPr>
+      </w:pPr>
       <w:r>
         <w:rPr>
           <w:u w:val="single"/>
+          <w:lang w:val="en-GB"/>
         </w:rPr>
         <w:t>Email:</w:t>
       </w:r>
       <w:r>
+        <w:rPr>
+          <w:lang w:val="en-GB"/>
+        </w:rPr>
         <w:t xml:space="preserve"> </w:t>
       </w:r>
       <w:hyperlink r:id="rId7" w:history="1">
         <w:r>
           <w:rPr>
             <w:rStyle w:val="Hyperlink"/>
+            <w:lang w:val="en-GB"/>
           </w:rPr>
           <w:t>matthieu_demari@sutd.edu.sg</w:t>
         </w:r>
       </w:hyperlink>
       <w:r>
+        <w:rPr>
+          <w:lang w:val="en-GB"/>
+        </w:rPr>
         <w:t xml:space="preserve"> </w:t>
       </w:r>
     </w:p>
     <w:p>
+      <w:pPr>
+        <w:rPr>
+          <w:lang w:val="en-GB"/>
+        </w:rPr>
+      </w:pPr>
       <w:r>
         <w:rPr>
           <w:u w:val="single"/>
+          <w:lang w:val="en-GB"/>
         </w:rPr>
         <w:t>Office and office hours:</w:t>
       </w:r>
       <w:r>
+        <w:rPr>
+          <w:lang w:val="en-GB"/>
+        </w:rPr>
         <w:t xml:space="preserve"> </w:t>
       </w:r>
       <w:r>
+        <w:rPr>
+          <w:lang w:val="en-GB"/>
+        </w:rPr>
         <w:t>2.401</w:t>
       </w:r>
       <w:r>
+        <w:rPr>
+          <w:lang w:val="en-GB"/>
+        </w:rPr>
         <w:t>-07</w:t>
       </w:r>
       <w:r>
+        <w:rPr>
+          <w:lang w:val="en-GB"/>
+        </w:rPr>
         <w:t>, email this professor first to arrange a meeting, in person or online.</w:t>
       </w:r>
     </w:p>
@@ -215,27 +302,27 @@
         <w:rPr>
           <w:lang w:val="en-GB"/>
         </w:rPr>
-        <w:t>Qun Song</w:t>
-      </w:r>
-    </w:p>
-    <w:p>
-      <w:pPr>
-        <w:rPr>
-          <w:lang w:val="en-GB"/>
-        </w:rPr>
-      </w:pPr>
-    </w:p>
-    <w:p>
-      <w:pPr>
-        <w:rPr>
-          <w:lang w:val="en-GB"/>
-        </w:rPr>
-      </w:pPr>
-      <w:r>
-        <w:rPr>
-          <w:lang w:val="en-GB"/>
-        </w:rPr>
-        <w:t>Qun Song is an Assistant Professor in the Information Systems Technology and Design (ISTD) Pillar of the Singapore University of Technology and Design (SUTD). She received Ph.D. from Nanyang Technological University, Singapore.  Her research interests include Artificial Intelligence of Things (AIoT), Cyber-physical system (CPS) robustness and resilience, and autonomous driving security and safety. She is the recipient of the 2023 MobiCom Best Community Contribution Award, the 2022 SenSys Best Paper Award Finalist, and the 2021 IPSN Best Artifact Award Runner-up.</w:t>
+        <w:t>Dileepa Fernando</w:t>
+      </w:r>
+    </w:p>
+    <w:p>
+      <w:pPr>
+        <w:rPr>
+          <w:lang w:val="en-GB"/>
+        </w:rPr>
+      </w:pPr>
+    </w:p>
+    <w:p>
+      <w:pPr>
+        <w:rPr>
+          <w:lang w:val="en-GB"/>
+        </w:rPr>
+      </w:pPr>
+      <w:r>
+        <w:rPr>
+          <w:lang w:val="en-GB"/>
+        </w:rPr>
+        <w:t>XXX</w:t>
       </w:r>
     </w:p>
     <w:p>
@@ -263,7 +350,7 @@
             <w:rStyle w:val="Hyperlink"/>
             <w:lang w:val="en-GB"/>
           </w:rPr>
-          <w:t>qun_song@sutd.edu.sg</w:t>
+          <w:t>XXX</w:t>
         </w:r>
       </w:hyperlink>
     </w:p>
@@ -284,25 +371,31 @@
         <w:rPr>
           <w:lang w:val="en-GB"/>
         </w:rPr>
-        <w:t xml:space="preserve"> 1.402.19, email this professor first to arrange a meeting, in person or online</w:t>
-      </w:r>
-    </w:p>
-    <w:p>
-      <w:pPr>
-        <w:rPr>
-          <w:lang w:val="fr-FR"/>
+        <w:t xml:space="preserve"> </w:t>
+      </w:r>
+      <w:r>
+        <w:rPr>
+          <w:lang w:val="en-GB"/>
+        </w:rPr>
+        <w:t>XXX</w:t>
+      </w:r>
+    </w:p>
+    <w:p>
+      <w:pPr>
+        <w:rPr>
+          <w:lang w:val="en-GB"/>
         </w:rPr>
       </w:pPr>
       <w:r>
         <w:rPr>
           <w:u w:val="single"/>
-          <w:lang w:val="fr-FR"/>
+          <w:lang w:val="en-GB"/>
         </w:rPr>
         <w:t>ISTD page:</w:t>
       </w:r>
       <w:r>
         <w:rPr>
-          <w:lang w:val="fr-FR"/>
+          <w:lang w:val="en-GB"/>
         </w:rPr>
         <w:t xml:space="preserve"> </w:t>
       </w:r>
@@ -310,16 +403,16 @@
         <w:r>
           <w:rPr>
             <w:rStyle w:val="Hyperlink"/>
-            <w:lang w:val="fr-FR"/>
+            <w:lang w:val="en-GB"/>
           </w:rPr>
-          <w:t>https://istd.sutd.edu.sg/people/faculty/qun-song</w:t>
+          <w:t>XXX</w:t>
         </w:r>
       </w:hyperlink>
     </w:p>
     <w:p>
       <w:pPr>
         <w:rPr>
-          <w:lang w:val="fr-FR"/>
+          <w:lang w:val="en-GB"/>
         </w:rPr>
       </w:pPr>
     </w:p>
@@ -330,6 +423,20 @@
           <w:color w:val="2E74B5" w:themeColor="accent1" w:themeShade="BF"/>
           <w:sz w:val="26"/>
           <w:szCs w:val="26"/>
+          <w:lang w:val="en-GB"/>
+        </w:rPr>
+      </w:pPr>
+      <w:r>
+        <w:rPr>
+          <w:lang w:val="en-GB"/>
+        </w:rPr>
+        <w:br w:type="page"/>
+      </w:r>
+    </w:p>
+    <w:p>
+      <w:pPr>
+        <w:pStyle w:val="Heading2"/>
+        <w:rPr>
           <w:lang w:val="fr-FR"/>
         </w:rPr>
       </w:pPr>
@@ -337,12 +444,135 @@
         <w:rPr>
           <w:lang w:val="fr-FR"/>
         </w:rPr>
+        <w:lastRenderedPageBreak/>
+        <w:t>XXX</w:t>
+      </w:r>
+      <w:r>
+        <w:rPr>
+          <w:lang w:val="fr-FR"/>
+        </w:rPr>
+        <w:t xml:space="preserve"> </w:t>
+      </w:r>
+      <w:r>
+        <w:rPr>
+          <w:lang w:val="fr-FR"/>
+        </w:rPr>
+        <w:t>(TA)</w:t>
+      </w:r>
+    </w:p>
+    <w:p>
+      <w:pPr>
+        <w:rPr>
+          <w:lang w:val="fr-FR"/>
+        </w:rPr>
+      </w:pPr>
+    </w:p>
+    <w:p>
+      <w:pPr>
+        <w:rPr>
+          <w:lang w:val="fr-FR"/>
+        </w:rPr>
+      </w:pPr>
+      <w:r>
+        <w:rPr>
+          <w:lang w:val="fr-FR"/>
+        </w:rPr>
+        <w:t>XXX</w:t>
+      </w:r>
+    </w:p>
+    <w:p>
+      <w:pPr>
+        <w:pStyle w:val="NormalWeb"/>
+        <w:spacing w:before="0" w:beforeAutospacing="0" w:after="0" w:afterAutospacing="0"/>
+        <w:rPr>
+          <w:rFonts w:ascii="Calibri" w:hAnsi="Calibri" w:cs="Calibri"/>
+          <w:sz w:val="22"/>
+          <w:szCs w:val="22"/>
+          <w:lang w:val="fr-FR"/>
+        </w:rPr>
+      </w:pPr>
+    </w:p>
+    <w:p>
+      <w:pPr>
+        <w:rPr>
+          <w:lang w:val="fr-FR"/>
+        </w:rPr>
+      </w:pPr>
+    </w:p>
+    <w:p>
+      <w:pPr>
+        <w:pStyle w:val="Heading2"/>
+        <w:rPr>
+          <w:lang w:val="fr-FR"/>
+        </w:rPr>
+      </w:pPr>
+      <w:r>
+        <w:rPr>
+          <w:lang w:val="fr-FR"/>
+        </w:rPr>
+        <w:t>XXX</w:t>
+      </w:r>
+      <w:r>
+        <w:rPr>
+          <w:lang w:val="fr-FR"/>
+        </w:rPr>
+        <w:t xml:space="preserve"> </w:t>
+      </w:r>
+      <w:r>
+        <w:rPr>
+          <w:lang w:val="fr-FR"/>
+        </w:rPr>
+        <w:t>(TA)</w:t>
+      </w:r>
+    </w:p>
+    <w:p>
+      <w:pPr>
+        <w:rPr>
+          <w:lang w:val="fr-FR"/>
+        </w:rPr>
+      </w:pPr>
+    </w:p>
+    <w:p>
+      <w:pPr>
+        <w:rPr>
+          <w:lang w:val="en-GB"/>
+        </w:rPr>
+      </w:pPr>
+      <w:r>
+        <w:rPr>
+          <w:lang w:val="en-GB"/>
+        </w:rPr>
+        <w:t>XXX</w:t>
+      </w:r>
+    </w:p>
+    <w:p>
+      <w:pPr>
+        <w:rPr>
+          <w:lang w:val="en-GB"/>
+        </w:rPr>
+      </w:pPr>
+    </w:p>
+    <w:p>
+      <w:pPr>
+        <w:pStyle w:val="ListParagraph"/>
+        <w:numPr>
+          <w:ilvl w:val="0"/>
+          <w:numId w:val="17"/>
+        </w:numPr>
+        <w:rPr>
+          <w:lang w:val="en-GB"/>
+        </w:rPr>
+      </w:pPr>
+      <w:r>
+        <w:rPr>
+          <w:lang w:val="en-GB"/>
+        </w:rPr>
         <w:br w:type="page"/>
       </w:r>
     </w:p>
     <w:p>
       <w:pPr>
-        <w:pStyle w:val="Heading2"/>
+        <w:pStyle w:val="Heading1"/>
         <w:rPr>
           <w:lang w:val="en-GB"/>
         </w:rPr>
@@ -352,201 +582,41 @@
           <w:lang w:val="en-GB"/>
         </w:rPr>
         <w:lastRenderedPageBreak/>
-        <w:t>Siqi Li</w:t>
-      </w:r>
-      <w:r>
-        <w:rPr>
-          <w:lang w:val="en-GB"/>
-        </w:rPr>
-        <w:t xml:space="preserve"> </w:t>
-      </w:r>
-      <w:r>
-        <w:rPr>
-          <w:lang w:val="en-GB"/>
-        </w:rPr>
-        <w:t>(TA)</w:t>
-      </w:r>
-    </w:p>
-    <w:p>
-      <w:pPr>
-        <w:rPr>
-          <w:lang w:val="en-GB"/>
-        </w:rPr>
-      </w:pPr>
-    </w:p>
-    <w:p>
-      <w:r>
-        <w:t>Siqi is a PhD student in Computer Graphics Laboratory</w:t>
-      </w:r>
-      <w:r>
-        <w:t xml:space="preserve"> </w:t>
-      </w:r>
-      <w:r>
-        <w:t>(CGL) of SUTD. His research interest is in computational modeling and design.</w:t>
-      </w:r>
-    </w:p>
-    <w:p>
-      <w:pPr>
-        <w:rPr>
-          <w:lang w:val="en-GB"/>
-        </w:rPr>
-      </w:pPr>
-      <w:r>
-        <w:rPr>
-          <w:lang w:val="en-GB"/>
-        </w:rPr>
-        <w:t xml:space="preserve">Email: </w:t>
+        <w:t>Course description</w:t>
+      </w:r>
+    </w:p>
+    <w:p>
+      <w:pPr>
+        <w:rPr>
+          <w:lang w:val="en-GB"/>
+        </w:rPr>
+      </w:pPr>
+    </w:p>
+    <w:p>
+      <w:pPr>
+        <w:rPr>
+          <w:lang w:val="en-GB"/>
+        </w:rPr>
+      </w:pPr>
+      <w:r>
+        <w:rPr>
+          <w:lang w:val="en-GB"/>
+        </w:rPr>
+        <w:t xml:space="preserve">The detailed course description (aims of this course, learning objectives and measurable outcomes) can be found on the course page, online, at </w:t>
       </w:r>
       <w:hyperlink r:id="rId11" w:history="1">
         <w:r>
           <w:rPr>
             <w:rStyle w:val="Hyperlink"/>
-            <w:rFonts w:ascii="Calibri" w:hAnsi="Calibri" w:cs="Calibri"/>
-            <w:lang w:val="en-GB" w:eastAsia="en-GB"/>
-          </w:rPr>
-          <w:t>siqi_li@mymail.sutd.edu.sg</w:t>
-        </w:r>
-      </w:hyperlink>
-    </w:p>
-    <w:p>
-      <w:pPr>
-        <w:pStyle w:val="NormalWeb"/>
-        <w:spacing w:before="0" w:beforeAutospacing="0" w:after="0" w:afterAutospacing="0"/>
-        <w:rPr>
-          <w:rFonts w:ascii="Calibri" w:hAnsi="Calibri" w:cs="Calibri"/>
-          <w:sz w:val="22"/>
-          <w:szCs w:val="22"/>
-        </w:rPr>
-      </w:pPr>
-    </w:p>
-    <w:p>
-      <w:pPr>
-        <w:rPr>
-          <w:lang w:val="en-GB"/>
-        </w:rPr>
-      </w:pPr>
-    </w:p>
-    <w:p>
-      <w:pPr>
-        <w:pStyle w:val="Heading2"/>
-        <w:rPr>
-          <w:lang w:val="en-GB"/>
-        </w:rPr>
-      </w:pPr>
-      <w:r>
-        <w:rPr>
-          <w:lang w:val="en-GB"/>
-        </w:rPr>
-        <w:t xml:space="preserve">Yuan Jiayi </w:t>
-      </w:r>
-      <w:r>
-        <w:rPr>
-          <w:lang w:val="en-GB"/>
-        </w:rPr>
-        <w:t>(TA)</w:t>
-      </w:r>
-    </w:p>
-    <w:p>
-      <w:pPr>
-        <w:rPr>
-          <w:lang w:val="en-GB"/>
-        </w:rPr>
-      </w:pPr>
-    </w:p>
-    <w:p>
-      <w:pPr>
-        <w:rPr>
-          <w:lang w:val="en-GB"/>
-        </w:rPr>
-      </w:pPr>
-      <w:r>
-        <w:rPr>
-          <w:lang w:val="en-GB"/>
-        </w:rPr>
-        <w:t>Yuan Jiayi is currently pursuing her Ph.D. degree in ISTD at SUTD, starting in 2024. Her research focuses on deep learning and computer vision, with a particular interest in depth map super-resolution and scene graph generation.</w:t>
-      </w:r>
-    </w:p>
-    <w:p>
-      <w:pPr>
-        <w:rPr>
-          <w:lang w:val="fr-FR"/>
-        </w:rPr>
-      </w:pPr>
-      <w:r>
-        <w:rPr>
-          <w:lang w:val="fr-FR"/>
-        </w:rPr>
-        <w:t xml:space="preserve">Email: </w:t>
-      </w:r>
-      <w:hyperlink r:id="rId12" w:history="1">
-        <w:r>
-          <w:rPr>
-            <w:rStyle w:val="Hyperlink"/>
-            <w:lang w:val="fr-FR"/>
-          </w:rPr>
-          <w:t>Jiayi_yuan@mymail.sutd.edu.sg</w:t>
-        </w:r>
-      </w:hyperlink>
-      <w:r>
-        <w:rPr>
-          <w:lang w:val="fr-FR"/>
-        </w:rPr>
-        <w:t xml:space="preserve"> </w:t>
-      </w:r>
-    </w:p>
-    <w:p>
-      <w:pPr>
-        <w:rPr>
-          <w:rFonts w:asciiTheme="majorHAnsi" w:eastAsiaTheme="majorEastAsia" w:hAnsiTheme="majorHAnsi" w:cstheme="majorBidi"/>
-          <w:color w:val="2E74B5" w:themeColor="accent1" w:themeShade="BF"/>
-          <w:sz w:val="32"/>
-          <w:szCs w:val="32"/>
-          <w:u w:val="single"/>
-          <w:lang w:val="fr-FR"/>
-        </w:rPr>
-      </w:pPr>
-      <w:r>
-        <w:rPr>
-          <w:lang w:val="fr-FR"/>
-        </w:rPr>
-        <w:br w:type="page"/>
-      </w:r>
-    </w:p>
-    <w:p>
-      <w:pPr>
-        <w:pStyle w:val="Heading1"/>
-        <w:rPr>
-          <w:lang w:val="fr-FR"/>
-        </w:rPr>
-      </w:pPr>
-      <w:r>
-        <w:rPr>
-          <w:lang w:val="fr-FR"/>
-        </w:rPr>
-        <w:lastRenderedPageBreak/>
-        <w:t>Course description</w:t>
-      </w:r>
-    </w:p>
-    <w:p>
-      <w:pPr>
-        <w:rPr>
-          <w:lang w:val="fr-FR"/>
-        </w:rPr>
-      </w:pPr>
-    </w:p>
-    <w:p>
-      <w:r>
-        <w:t xml:space="preserve">The detailed course description (aims of this course, learning objectives and measurable outcomes) can be found on the course page, online, at </w:t>
-      </w:r>
-      <w:hyperlink r:id="rId13" w:history="1">
-        <w:r>
-          <w:rPr>
-            <w:rStyle w:val="Hyperlink"/>
+            <w:lang w:val="en-GB"/>
           </w:rPr>
           <w:t>https://istd.sutd.edu.sg/undergraduate/courses/50-039-theory-and-practice-of-deep-learning</w:t>
         </w:r>
       </w:hyperlink>
       <w:r>
+        <w:rPr>
+          <w:lang w:val="en-GB"/>
+        </w:rPr>
         <w:t xml:space="preserve">. </w:t>
       </w:r>
     </w:p>
@@ -554,232 +624,498 @@
       <w:pPr>
         <w:rPr>
           <w:b/>
+          <w:lang w:val="en-GB"/>
         </w:rPr>
       </w:pPr>
     </w:p>
     <w:p>
       <w:pPr>
         <w:pStyle w:val="Heading2"/>
-      </w:pPr>
-      <w:r>
+        <w:rPr>
+          <w:lang w:val="en-GB"/>
+        </w:rPr>
+      </w:pPr>
+      <w:r>
+        <w:rPr>
+          <w:lang w:val="en-GB"/>
+        </w:rPr>
         <w:t>Pre-requisites</w:t>
       </w:r>
       <w:r>
+        <w:rPr>
+          <w:lang w:val="en-GB"/>
+        </w:rPr>
         <w:t xml:space="preserve"> for this course</w:t>
       </w:r>
     </w:p>
-    <w:p/>
-    <w:p>
-      <w:r>
+    <w:p>
+      <w:pPr>
+        <w:rPr>
+          <w:lang w:val="en-GB"/>
+        </w:rPr>
+      </w:pPr>
+    </w:p>
+    <w:p>
+      <w:pPr>
+        <w:rPr>
+          <w:lang w:val="en-GB"/>
+        </w:rPr>
+      </w:pPr>
+      <w:r>
+        <w:rPr>
+          <w:lang w:val="en-GB"/>
+        </w:rPr>
         <w:t>Below is a list of pre-requisites for the course.</w:t>
       </w:r>
     </w:p>
     <w:p>
-      <w:r>
+      <w:pPr>
+        <w:rPr>
+          <w:lang w:val="en-GB"/>
+        </w:rPr>
+      </w:pPr>
+      <w:r>
+        <w:rPr>
+          <w:lang w:val="en-GB"/>
+        </w:rPr>
         <w:t>We strongly advise students to revise such topics before the beginning of the term.</w:t>
       </w:r>
     </w:p>
     <w:p>
+      <w:pPr>
+        <w:rPr>
+          <w:lang w:val="en-GB"/>
+        </w:rPr>
+      </w:pPr>
       <w:r>
         <w:rPr>
           <w:rFonts w:ascii="Segoe UI Symbol" w:hAnsi="Segoe UI Symbol" w:cs="Segoe UI Symbol"/>
+          <w:lang w:val="en-GB"/>
         </w:rPr>
         <w:t>✓</w:t>
       </w:r>
       <w:r>
+        <w:rPr>
+          <w:lang w:val="en-GB"/>
+        </w:rPr>
         <w:t xml:space="preserve"> Python programming</w:t>
       </w:r>
       <w:r>
+        <w:rPr>
+          <w:lang w:val="en-GB"/>
+        </w:rPr>
         <w:t xml:space="preserve"> (Term 1 CTD and Term 3 DDW</w:t>
       </w:r>
       <w:r>
+        <w:rPr>
+          <w:lang w:val="en-GB"/>
+        </w:rPr>
         <w:t xml:space="preserve"> courses</w:t>
       </w:r>
       <w:r>
+        <w:rPr>
+          <w:lang w:val="en-GB"/>
+        </w:rPr>
         <w:t>)</w:t>
       </w:r>
       <w:r>
+        <w:rPr>
+          <w:lang w:val="en-GB"/>
+        </w:rPr>
         <w:t>.</w:t>
       </w:r>
     </w:p>
     <w:p>
+      <w:pPr>
+        <w:rPr>
+          <w:lang w:val="en-GB"/>
+        </w:rPr>
+      </w:pPr>
       <w:r>
         <w:rPr>
           <w:rFonts w:ascii="Segoe UI Symbol" w:hAnsi="Segoe UI Symbol" w:cs="Segoe UI Symbol"/>
+          <w:lang w:val="en-GB"/>
         </w:rPr>
         <w:t>✓</w:t>
       </w:r>
       <w:r>
+        <w:rPr>
+          <w:lang w:val="en-GB"/>
+        </w:rPr>
         <w:t xml:space="preserve"> </w:t>
       </w:r>
       <w:r>
+        <w:rPr>
+          <w:lang w:val="en-GB"/>
+        </w:rPr>
         <w:t>Freshmore</w:t>
       </w:r>
       <w:r>
+        <w:rPr>
+          <w:lang w:val="en-GB"/>
+        </w:rPr>
         <w:t xml:space="preserve"> Mathematics</w:t>
       </w:r>
       <w:r>
+        <w:rPr>
+          <w:lang w:val="en-GB"/>
+        </w:rPr>
         <w:t xml:space="preserve"> courses on p</w:t>
       </w:r>
       <w:r>
+        <w:rPr>
+          <w:lang w:val="en-GB"/>
+        </w:rPr>
         <w:t>robabilities, statistics, calculus, and linear algebra</w:t>
       </w:r>
       <w:r>
+        <w:rPr>
+          <w:lang w:val="en-GB"/>
+        </w:rPr>
         <w:t>.</w:t>
       </w:r>
     </w:p>
     <w:p>
+      <w:pPr>
+        <w:rPr>
+          <w:lang w:val="en-GB"/>
+        </w:rPr>
+      </w:pPr>
       <w:r>
         <w:rPr>
           <w:rFonts w:ascii="Segoe UI Symbol" w:hAnsi="Segoe UI Symbol" w:cs="Segoe UI Symbol"/>
+          <w:lang w:val="en-GB"/>
         </w:rPr>
         <w:t>✓</w:t>
       </w:r>
       <w:r>
+        <w:rPr>
+          <w:lang w:val="en-GB"/>
+        </w:rPr>
         <w:t xml:space="preserve"> More specifically, you must know about matrix operations, be able to compute a derivative for functions of many variables and understand the logic behind the gradient descent algorithm (these notions have been covered in Freshmore </w:t>
       </w:r>
       <w:r>
+        <w:rPr>
+          <w:lang w:val="en-GB"/>
+        </w:rPr>
         <w:t>M</w:t>
       </w:r>
       <w:r>
+        <w:rPr>
+          <w:lang w:val="en-GB"/>
+        </w:rPr>
         <w:t>ath</w:t>
       </w:r>
       <w:r>
+        <w:rPr>
+          <w:lang w:val="en-GB"/>
+        </w:rPr>
         <w:t xml:space="preserve">ematics </w:t>
       </w:r>
       <w:r>
+        <w:rPr>
+          <w:lang w:val="en-GB"/>
+        </w:rPr>
         <w:t>classes).</w:t>
       </w:r>
-    </w:p>
-    <w:p>
+      <w:r>
+        <w:rPr>
+          <w:lang w:val="en-GB"/>
+        </w:rPr>
+        <w:t xml:space="preserve"> An understanding of distributions and typical statistics metrics such as mean/std is also needed.</w:t>
+      </w:r>
+    </w:p>
+    <w:p>
+      <w:pPr>
+        <w:rPr>
+          <w:lang w:val="en-GB"/>
+        </w:rPr>
+      </w:pPr>
       <w:r>
         <w:rPr>
           <w:rFonts w:ascii="Segoe UI Symbol" w:hAnsi="Segoe UI Symbol" w:cs="Segoe UI Symbol"/>
+          <w:lang w:val="en-GB"/>
         </w:rPr>
         <w:t>✓</w:t>
       </w:r>
       <w:r>
+        <w:rPr>
+          <w:lang w:val="en-GB"/>
+        </w:rPr>
         <w:t xml:space="preserve"> K</w:t>
       </w:r>
       <w:r>
+        <w:rPr>
+          <w:lang w:val="en-GB"/>
+        </w:rPr>
         <w:t xml:space="preserve">nowledge of </w:t>
       </w:r>
       <w:r>
+        <w:rPr>
+          <w:lang w:val="en-GB"/>
+        </w:rPr>
         <w:t xml:space="preserve">50.007 Machine Learning </w:t>
       </w:r>
       <w:r>
+        <w:rPr>
+          <w:lang w:val="en-GB"/>
+        </w:rPr>
         <w:t>would be a great plus</w:t>
       </w:r>
       <w:r>
+        <w:rPr>
+          <w:lang w:val="en-GB"/>
+        </w:rPr>
         <w:t>, although not required</w:t>
       </w:r>
       <w:r>
+        <w:rPr>
+          <w:lang w:val="en-GB"/>
+        </w:rPr>
         <w:t>.</w:t>
       </w:r>
     </w:p>
     <w:p>
       <w:pPr>
         <w:pStyle w:val="Heading2"/>
+        <w:rPr>
+          <w:lang w:val="en-GB"/>
+        </w:rPr>
       </w:pPr>
     </w:p>
     <w:p>
       <w:pPr>
         <w:pStyle w:val="Heading2"/>
-      </w:pPr>
-      <w:r>
-        <w:t>Python kernel and libraries</w:t>
-      </w:r>
-      <w:r>
-        <w:t xml:space="preserve"> required for this course</w:t>
-      </w:r>
-    </w:p>
-    <w:p/>
-    <w:p>
-      <w:r>
-        <w:t>For this course, you will need to install Python 3, and the following libraries.</w:t>
-      </w:r>
-      <w:r>
-        <w:br/>
+        <w:rPr>
+          <w:lang w:val="en-GB"/>
+        </w:rPr>
+      </w:pPr>
+      <w:r>
+        <w:rPr>
+          <w:lang w:val="en-GB"/>
+        </w:rPr>
+        <w:t>Python kernel and libraries required for this course</w:t>
+      </w:r>
+    </w:p>
+    <w:p>
+      <w:pPr>
+        <w:rPr>
+          <w:lang w:val="en-GB"/>
+        </w:rPr>
+      </w:pPr>
+    </w:p>
+    <w:p>
+      <w:pPr>
+        <w:rPr>
+          <w:lang w:val="en-GB"/>
+        </w:rPr>
+      </w:pPr>
+      <w:r>
+        <w:rPr>
+          <w:lang w:val="en-GB"/>
+        </w:rPr>
+        <w:t>For this course, you will need to install Python 3, and the following libraries</w:t>
+      </w:r>
+      <w:r>
+        <w:rPr>
+          <w:lang w:val="en-GB"/>
+        </w:rPr>
+        <w:t xml:space="preserve"> (ideally in their most recent versions). </w:t>
+      </w:r>
+      <w:r>
+        <w:rPr>
+          <w:lang w:val="en-GB"/>
+        </w:rPr>
         <w:t>Please note that this is a non-exhaustive list.</w:t>
       </w:r>
     </w:p>
     <w:p>
+      <w:pPr>
+        <w:rPr>
+          <w:lang w:val="en-GB"/>
+        </w:rPr>
+      </w:pPr>
       <w:r>
         <w:rPr>
           <w:rFonts w:ascii="Segoe UI Symbol" w:hAnsi="Segoe UI Symbol" w:cs="Segoe UI Symbol"/>
+          <w:lang w:val="en-GB"/>
         </w:rPr>
         <w:t>✓</w:t>
       </w:r>
       <w:r>
-        <w:t xml:space="preserve"> Numpy and Pandas,</w:t>
-      </w:r>
-    </w:p>
-    <w:p>
+        <w:rPr>
+          <w:lang w:val="en-GB"/>
+        </w:rPr>
+        <w:t xml:space="preserve"> Numpy</w:t>
+      </w:r>
+      <w:r>
+        <w:rPr>
+          <w:lang w:val="en-GB"/>
+        </w:rPr>
+        <w:t xml:space="preserve">, </w:t>
+      </w:r>
+      <w:r>
+        <w:rPr>
+          <w:lang w:val="en-GB"/>
+        </w:rPr>
+        <w:t>Pandas,</w:t>
+      </w:r>
+      <w:r>
+        <w:rPr>
+          <w:lang w:val="en-GB"/>
+        </w:rPr>
+        <w:t xml:space="preserve"> </w:t>
+      </w:r>
+      <w:r>
+        <w:rPr>
+          <w:lang w:val="en-GB"/>
+        </w:rPr>
+        <w:t>Scipy and Scikit-Learn,</w:t>
+      </w:r>
+    </w:p>
+    <w:p>
+      <w:pPr>
+        <w:rPr>
+          <w:lang w:val="en-GB"/>
+        </w:rPr>
+      </w:pPr>
       <w:r>
         <w:rPr>
           <w:rFonts w:ascii="Segoe UI Symbol" w:hAnsi="Segoe UI Symbol" w:cs="Segoe UI Symbol"/>
+          <w:lang w:val="en-GB"/>
         </w:rPr>
         <w:t>✓</w:t>
       </w:r>
       <w:r>
-        <w:t xml:space="preserve"> Scipy and Scikit-Learn,</w:t>
-      </w:r>
-    </w:p>
-    <w:p>
+        <w:rPr>
+          <w:lang w:val="en-GB"/>
+        </w:rPr>
+        <w:t xml:space="preserve"> PyTorch</w:t>
+      </w:r>
+      <w:r>
+        <w:rPr>
+          <w:lang w:val="en-GB"/>
+        </w:rPr>
+        <w:t xml:space="preserve">, </w:t>
+      </w:r>
+      <w:r>
+        <w:rPr>
+          <w:lang w:val="en-GB"/>
+        </w:rPr>
+        <w:t>TorchVision,</w:t>
+      </w:r>
+      <w:r>
+        <w:rPr>
+          <w:lang w:val="en-GB"/>
+        </w:rPr>
+        <w:t xml:space="preserve"> and TorchMetrics</w:t>
+      </w:r>
+    </w:p>
+    <w:p>
+      <w:pPr>
+        <w:rPr>
+          <w:lang w:val="en-GB"/>
+        </w:rPr>
+      </w:pPr>
       <w:r>
         <w:rPr>
           <w:rFonts w:ascii="Segoe UI Symbol" w:hAnsi="Segoe UI Symbol" w:cs="Segoe UI Symbol"/>
+          <w:lang w:val="en-GB"/>
         </w:rPr>
         <w:t>✓</w:t>
       </w:r>
       <w:r>
-        <w:t xml:space="preserve"> PyTorch and TorchVision,</w:t>
-      </w:r>
-    </w:p>
-    <w:p>
+        <w:rPr>
+          <w:lang w:val="en-GB"/>
+        </w:rPr>
+        <w:t xml:space="preserve"> Matplotlib and Seaborn,</w:t>
+      </w:r>
+    </w:p>
+    <w:p>
+      <w:pPr>
+        <w:rPr>
+          <w:lang w:val="en-GB"/>
+        </w:rPr>
+      </w:pPr>
       <w:r>
         <w:rPr>
           <w:rFonts w:ascii="Segoe UI Symbol" w:hAnsi="Segoe UI Symbol" w:cs="Segoe UI Symbol"/>
+          <w:lang w:val="en-GB"/>
         </w:rPr>
         <w:t>✓</w:t>
       </w:r>
       <w:r>
-        <w:t xml:space="preserve"> Matplotlib and Seaborn,</w:t>
-      </w:r>
-    </w:p>
-    <w:p>
+        <w:rPr>
+          <w:lang w:val="en-GB"/>
+        </w:rPr>
+        <w:t xml:space="preserve"> H5PY, Networkx and Gym,</w:t>
+      </w:r>
+    </w:p>
+    <w:p>
+      <w:pPr>
+        <w:rPr>
+          <w:lang w:val="en-GB"/>
+        </w:rPr>
+      </w:pPr>
       <w:r>
         <w:rPr>
           <w:rFonts w:ascii="Segoe UI Symbol" w:hAnsi="Segoe UI Symbol" w:cs="Segoe UI Symbol"/>
+          <w:lang w:val="en-GB"/>
         </w:rPr>
         <w:t>✓</w:t>
       </w:r>
       <w:r>
-        <w:t xml:space="preserve"> H5PY, Networkx and Gym,</w:t>
-      </w:r>
-    </w:p>
-    <w:p>
-      <w:r>
-        <w:rPr>
-          <w:rFonts w:ascii="Segoe UI Symbol" w:hAnsi="Segoe UI Symbol" w:cs="Segoe UI Symbol"/>
-        </w:rPr>
-        <w:t>✓</w:t>
-      </w:r>
-      <w:r>
+        <w:rPr>
+          <w:lang w:val="en-GB"/>
+        </w:rPr>
         <w:t xml:space="preserve"> Possibly more libraries.</w:t>
       </w:r>
     </w:p>
     <w:p>
-      <w:r>
+      <w:pPr>
+        <w:rPr>
+          <w:lang w:val="en-GB"/>
+        </w:rPr>
+      </w:pPr>
+      <w:r>
+        <w:rPr>
+          <w:lang w:val="en-GB"/>
+        </w:rPr>
         <w:t>There is no need to get familiar with PyTorch before the course, as it will be covered in class. Getting familiar with it beforehand, however, will never hurt. Professors will often refer to the PyTorch documentation and tutorials for demos (https://pytorch.org/tutorials/).</w:t>
       </w:r>
     </w:p>
     <w:p>
-      <w:r>
-        <w:t>You may use any IDE of your choice but expect some Jupyter Notebooks for in-class demos from your professors.</w:t>
-      </w:r>
-    </w:p>
-    <w:p/>
+      <w:pPr>
+        <w:rPr>
+          <w:lang w:val="en-GB"/>
+        </w:rPr>
+      </w:pPr>
+      <w:r>
+        <w:rPr>
+          <w:lang w:val="en-GB"/>
+        </w:rPr>
+        <w:t xml:space="preserve">You may use any IDE of your choice but </w:t>
+      </w:r>
+      <w:r>
+        <w:rPr>
+          <w:lang w:val="en-GB"/>
+        </w:rPr>
+        <w:t xml:space="preserve">please </w:t>
+      </w:r>
+      <w:r>
+        <w:rPr>
+          <w:lang w:val="en-GB"/>
+        </w:rPr>
+        <w:t>expect some Jupyter Notebooks for in-class demos from your professors.</w:t>
+      </w:r>
+    </w:p>
+    <w:p>
+      <w:pPr>
+        <w:rPr>
+          <w:lang w:val="en-GB"/>
+        </w:rPr>
+      </w:pPr>
+    </w:p>
     <w:p>
       <w:pPr>
         <w:rPr>
@@ -787,37 +1123,57 @@
           <w:color w:val="2E74B5" w:themeColor="accent1" w:themeShade="BF"/>
           <w:sz w:val="26"/>
           <w:szCs w:val="26"/>
-        </w:rPr>
-      </w:pPr>
-      <w:r>
+          <w:lang w:val="en-GB"/>
+        </w:rPr>
+      </w:pPr>
+      <w:r>
+        <w:rPr>
+          <w:lang w:val="en-GB"/>
+        </w:rPr>
         <w:br w:type="page"/>
       </w:r>
     </w:p>
     <w:p>
       <w:pPr>
         <w:pStyle w:val="Heading2"/>
-      </w:pPr>
-      <w:r>
+        <w:rPr>
+          <w:lang w:val="en-GB"/>
+        </w:rPr>
+      </w:pPr>
+      <w:r>
+        <w:rPr>
+          <w:lang w:val="en-GB"/>
+        </w:rPr>
         <w:lastRenderedPageBreak/>
         <w:t>List of topics (week-by-week)</w:t>
       </w:r>
     </w:p>
-    <w:p/>
-    <w:p>
-      <w:r>
-        <w:t>Below is a week-by-week schedule. Note that it may be adjusted, at your professors’ discretion, depending on the students’ pace and needs.</w:t>
-      </w:r>
-    </w:p>
-    <w:p>
-      <w:r>
-        <w:fldChar w:fldCharType="begin"/>
-      </w:r>
-      <w:r>
-        <w:instrText xml:space="preserve"> LINK Excel.Sheet.12 "https://sutdapac-my.sharepoint.com/personal/matthieu_demari_sutd_edu_sg/Documents/Teaching%20folder%20for%20web/9.%20DL%20@%20SUTD%202021-ongoing/Teaching%20Materials/1.%20Lectures/Syllabus/New%20Microsoft%20Excel%20Worksheet.xlsx" "Sheet1!R2C2:R30C5" \a \f 4 \h  \* MERGEFORMAT </w:instrText>
-      </w:r>
-      <w:r>
-        <w:fldChar w:fldCharType="separate"/>
-      </w:r>
+    <w:p>
+      <w:pPr>
+        <w:rPr>
+          <w:lang w:val="en-GB"/>
+        </w:rPr>
+      </w:pPr>
+    </w:p>
+    <w:p>
+      <w:pPr>
+        <w:rPr>
+          <w:lang w:val="en-GB"/>
+        </w:rPr>
+      </w:pPr>
+      <w:r>
+        <w:rPr>
+          <w:lang w:val="en-GB"/>
+        </w:rPr>
+        <w:t xml:space="preserve">Below is a week-by-week schedule. </w:t>
+      </w:r>
+    </w:p>
+    <w:p>
+      <w:pPr>
+        <w:rPr>
+          <w:lang w:val="en-GB"/>
+        </w:rPr>
+      </w:pPr>
     </w:p>
     <w:tbl>
       <w:tblPr>
@@ -859,12 +1215,14 @@
               <w:jc w:val="center"/>
               <w:rPr>
                 <w:rFonts w:ascii="Calibri" w:eastAsia="Times New Roman" w:hAnsi="Calibri" w:cs="Calibri"/>
+                <w:color w:val="000000"/>
                 <w:lang w:val="en-GB" w:eastAsia="en-GB"/>
               </w:rPr>
             </w:pPr>
             <w:r>
               <w:rPr>
                 <w:rFonts w:ascii="Calibri" w:eastAsia="Times New Roman" w:hAnsi="Calibri" w:cs="Calibri"/>
+                <w:color w:val="000000"/>
                 <w:lang w:val="en-GB" w:eastAsia="en-GB"/>
               </w:rPr>
               <w:t>Weeks</w:t>
@@ -892,6 +1250,7 @@
                 <w:rFonts w:ascii="Calibri" w:eastAsia="Times New Roman" w:hAnsi="Calibri" w:cs="Calibri"/>
                 <w:b/>
                 <w:bCs/>
+                <w:color w:val="000000"/>
                 <w:lang w:val="en-GB" w:eastAsia="en-GB"/>
               </w:rPr>
             </w:pPr>
@@ -900,6 +1259,7 @@
                 <w:rFonts w:ascii="Calibri" w:eastAsia="Times New Roman" w:hAnsi="Calibri" w:cs="Calibri"/>
                 <w:b/>
                 <w:bCs/>
+                <w:color w:val="000000"/>
                 <w:lang w:val="en-GB" w:eastAsia="en-GB"/>
               </w:rPr>
               <w:t>Session 1</w:t>
@@ -927,6 +1287,7 @@
                 <w:rFonts w:ascii="Calibri" w:eastAsia="Times New Roman" w:hAnsi="Calibri" w:cs="Calibri"/>
                 <w:b/>
                 <w:bCs/>
+                <w:color w:val="000000"/>
                 <w:lang w:val="en-GB" w:eastAsia="en-GB"/>
               </w:rPr>
             </w:pPr>
@@ -935,6 +1296,7 @@
                 <w:rFonts w:ascii="Calibri" w:eastAsia="Times New Roman" w:hAnsi="Calibri" w:cs="Calibri"/>
                 <w:b/>
                 <w:bCs/>
+                <w:color w:val="000000"/>
                 <w:lang w:val="en-GB" w:eastAsia="en-GB"/>
               </w:rPr>
               <w:t>Session2</w:t>
@@ -962,6 +1324,7 @@
                 <w:rFonts w:ascii="Calibri" w:eastAsia="Times New Roman" w:hAnsi="Calibri" w:cs="Calibri"/>
                 <w:b/>
                 <w:bCs/>
+                <w:color w:val="000000"/>
                 <w:lang w:val="en-GB" w:eastAsia="en-GB"/>
               </w:rPr>
             </w:pPr>
@@ -970,6 +1333,7 @@
                 <w:rFonts w:ascii="Calibri" w:eastAsia="Times New Roman" w:hAnsi="Calibri" w:cs="Calibri"/>
                 <w:b/>
                 <w:bCs/>
+                <w:color w:val="000000"/>
                 <w:lang w:val="en-GB" w:eastAsia="en-GB"/>
               </w:rPr>
               <w:t>Session 3</w:t>
@@ -1003,12 +1367,14 @@
               <w:jc w:val="center"/>
               <w:rPr>
                 <w:rFonts w:ascii="Calibri" w:eastAsia="Times New Roman" w:hAnsi="Calibri" w:cs="Calibri"/>
+                <w:color w:val="000000"/>
                 <w:lang w:val="en-GB" w:eastAsia="en-GB"/>
               </w:rPr>
             </w:pPr>
             <w:r>
               <w:rPr>
                 <w:rFonts w:ascii="Calibri" w:eastAsia="Times New Roman" w:hAnsi="Calibri" w:cs="Calibri"/>
+                <w:color w:val="000000"/>
                 <w:lang w:val="en-GB" w:eastAsia="en-GB"/>
               </w:rPr>
               <w:t>1</w:t>
@@ -1037,6 +1403,7 @@
                 <w:rFonts w:ascii="Calibri" w:eastAsia="Times New Roman" w:hAnsi="Calibri" w:cs="Calibri"/>
                 <w:b/>
                 <w:bCs/>
+                <w:color w:val="000000"/>
                 <w:lang w:val="en-GB" w:eastAsia="en-GB"/>
               </w:rPr>
             </w:pPr>
@@ -1045,6 +1412,7 @@
                 <w:rFonts w:ascii="Calibri" w:eastAsia="Times New Roman" w:hAnsi="Calibri" w:cs="Calibri"/>
                 <w:b/>
                 <w:bCs/>
+                <w:color w:val="000000"/>
                 <w:lang w:val="en-GB" w:eastAsia="en-GB"/>
               </w:rPr>
               <w:t>Introduction to course and Machine Learning Reminders</w:t>
@@ -1056,7 +1424,7 @@
         <w:trPr>
           <w:gridAfter w:val="1"/>
           <w:wAfter w:w="36" w:type="dxa"/>
-          <w:trHeight w:val="2415"/>
+          <w:trHeight w:val="1815"/>
         </w:trPr>
         <w:tc>
           <w:tcPr>
@@ -1076,6 +1444,7 @@
               <w:spacing w:after="0" w:line="240" w:lineRule="auto"/>
               <w:rPr>
                 <w:rFonts w:ascii="Calibri" w:eastAsia="Times New Roman" w:hAnsi="Calibri" w:cs="Calibri"/>
+                <w:color w:val="000000"/>
                 <w:lang w:val="en-GB" w:eastAsia="en-GB"/>
               </w:rPr>
             </w:pPr>
@@ -1100,12 +1469,14 @@
               <w:jc w:val="center"/>
               <w:rPr>
                 <w:rFonts w:ascii="Calibri" w:eastAsia="Times New Roman" w:hAnsi="Calibri" w:cs="Calibri"/>
+                <w:color w:val="000000"/>
                 <w:lang w:val="en-GB" w:eastAsia="en-GB"/>
               </w:rPr>
             </w:pPr>
             <w:r>
               <w:rPr>
                 <w:rFonts w:ascii="Calibri" w:eastAsia="Times New Roman" w:hAnsi="Calibri" w:cs="Calibri"/>
+                <w:color w:val="000000"/>
                 <w:lang w:val="en-GB" w:eastAsia="en-GB"/>
               </w:rPr>
               <w:t>Introduction to course, technical pre-requisites, ML jargon, ML problems, Linear Regression in Numpy and Scikit Learn, Gradient Descent</w:t>
@@ -1117,11 +1488,11 @@
             <w:tcW w:w="2689" w:type="dxa"/>
             <w:tcBorders>
               <w:top w:val="nil"/>
-              <w:left w:val="nil"/>
+              <w:left w:val="single" w:sz="8" w:space="0" w:color="auto"/>
               <w:bottom w:val="single" w:sz="8" w:space="0" w:color="auto"/>
               <w:right w:val="single" w:sz="4" w:space="0" w:color="auto"/>
             </w:tcBorders>
-            <w:shd w:val="clear" w:color="000000" w:fill="00B050"/>
+            <w:shd w:val="clear" w:color="000000" w:fill="5B9BD5"/>
             <w:vAlign w:val="center"/>
             <w:hideMark/>
           </w:tcPr>
@@ -1131,12 +1502,14 @@
               <w:jc w:val="center"/>
               <w:rPr>
                 <w:rFonts w:ascii="Calibri" w:eastAsia="Times New Roman" w:hAnsi="Calibri" w:cs="Calibri"/>
+                <w:color w:val="000000"/>
                 <w:lang w:val="en-GB" w:eastAsia="en-GB"/>
               </w:rPr>
             </w:pPr>
             <w:r>
               <w:rPr>
                 <w:rFonts w:ascii="Calibri" w:eastAsia="Times New Roman" w:hAnsi="Calibri" w:cs="Calibri"/>
+                <w:color w:val="000000"/>
                 <w:lang w:val="en-GB" w:eastAsia="en-GB"/>
               </w:rPr>
               <w:t>Polynomial Regresion, Overfitting vs. Underfitting, Train-Test Split, Regularization and Ridge/Lasso Regression</w:t>
@@ -1148,11 +1521,11 @@
             <w:tcW w:w="2689" w:type="dxa"/>
             <w:tcBorders>
               <w:top w:val="nil"/>
-              <w:left w:val="nil"/>
+              <w:left w:val="single" w:sz="8" w:space="0" w:color="auto"/>
               <w:bottom w:val="single" w:sz="8" w:space="0" w:color="auto"/>
-              <w:right w:val="single" w:sz="8" w:space="0" w:color="auto"/>
+              <w:right w:val="single" w:sz="4" w:space="0" w:color="auto"/>
             </w:tcBorders>
-            <w:shd w:val="clear" w:color="000000" w:fill="00B050"/>
+            <w:shd w:val="clear" w:color="000000" w:fill="5B9BD5"/>
             <w:vAlign w:val="center"/>
             <w:hideMark/>
           </w:tcPr>
@@ -1162,12 +1535,14 @@
               <w:jc w:val="center"/>
               <w:rPr>
                 <w:rFonts w:ascii="Calibri" w:eastAsia="Times New Roman" w:hAnsi="Calibri" w:cs="Calibri"/>
+                <w:color w:val="000000"/>
                 <w:lang w:val="en-GB" w:eastAsia="en-GB"/>
               </w:rPr>
             </w:pPr>
             <w:r>
               <w:rPr>
                 <w:rFonts w:ascii="Calibri" w:eastAsia="Times New Roman" w:hAnsi="Calibri" w:cs="Calibri"/>
+                <w:color w:val="000000"/>
                 <w:lang w:val="en-GB" w:eastAsia="en-GB"/>
               </w:rPr>
               <w:t>Logistic Regression, Neural Networks in Biology, Implementation of a Shallow Neural Network in Numpy, with manual Forward and Backward pass</w:t>
@@ -1201,12 +1576,14 @@
               <w:jc w:val="center"/>
               <w:rPr>
                 <w:rFonts w:ascii="Calibri" w:eastAsia="Times New Roman" w:hAnsi="Calibri" w:cs="Calibri"/>
+                <w:color w:val="000000"/>
                 <w:lang w:val="en-GB" w:eastAsia="en-GB"/>
               </w:rPr>
             </w:pPr>
             <w:r>
               <w:rPr>
                 <w:rFonts w:ascii="Calibri" w:eastAsia="Times New Roman" w:hAnsi="Calibri" w:cs="Calibri"/>
+                <w:color w:val="000000"/>
                 <w:lang w:val="en-GB" w:eastAsia="en-GB"/>
               </w:rPr>
               <w:t>2</w:t>
@@ -1235,6 +1612,7 @@
                 <w:rFonts w:ascii="Calibri" w:eastAsia="Times New Roman" w:hAnsi="Calibri" w:cs="Calibri"/>
                 <w:b/>
                 <w:bCs/>
+                <w:color w:val="000000"/>
                 <w:lang w:val="en-GB" w:eastAsia="en-GB"/>
               </w:rPr>
             </w:pPr>
@@ -1243,6 +1621,7 @@
                 <w:rFonts w:ascii="Calibri" w:eastAsia="Times New Roman" w:hAnsi="Calibri" w:cs="Calibri"/>
                 <w:b/>
                 <w:bCs/>
+                <w:color w:val="000000"/>
                 <w:lang w:val="en-GB" w:eastAsia="en-GB"/>
               </w:rPr>
               <w:t>Advanced implementations in Neural Networks</w:t>
@@ -1254,7 +1633,7 @@
         <w:trPr>
           <w:gridAfter w:val="1"/>
           <w:wAfter w:w="36" w:type="dxa"/>
-          <w:trHeight w:val="2715"/>
+          <w:trHeight w:val="2415"/>
         </w:trPr>
         <w:tc>
           <w:tcPr>
@@ -1274,6 +1653,7 @@
               <w:spacing w:after="0" w:line="240" w:lineRule="auto"/>
               <w:rPr>
                 <w:rFonts w:ascii="Calibri" w:eastAsia="Times New Roman" w:hAnsi="Calibri" w:cs="Calibri"/>
+                <w:color w:val="000000"/>
                 <w:lang w:val="en-GB" w:eastAsia="en-GB"/>
               </w:rPr>
             </w:pPr>
@@ -1298,12 +1678,14 @@
               <w:jc w:val="center"/>
               <w:rPr>
                 <w:rFonts w:ascii="Calibri" w:eastAsia="Times New Roman" w:hAnsi="Calibri" w:cs="Calibri"/>
+                <w:color w:val="000000"/>
                 <w:lang w:val="en-GB" w:eastAsia="en-GB"/>
               </w:rPr>
             </w:pPr>
             <w:r>
               <w:rPr>
                 <w:rFonts w:ascii="Calibri" w:eastAsia="Times New Roman" w:hAnsi="Calibri" w:cs="Calibri"/>
+                <w:color w:val="000000"/>
                 <w:lang w:val="en-GB" w:eastAsia="en-GB"/>
               </w:rPr>
               <w:t>Initializers, Symmetry in Neural Networks, Exploding and Vanishing Gradients Problems, Activation functions and the Universal Approximation Theorem</w:t>
@@ -1329,12 +1711,14 @@
               <w:jc w:val="center"/>
               <w:rPr>
                 <w:rFonts w:ascii="Calibri" w:eastAsia="Times New Roman" w:hAnsi="Calibri" w:cs="Calibri"/>
+                <w:color w:val="000000"/>
                 <w:lang w:val="en-GB" w:eastAsia="en-GB"/>
               </w:rPr>
             </w:pPr>
             <w:r>
               <w:rPr>
                 <w:rFonts w:ascii="Calibri" w:eastAsia="Times New Roman" w:hAnsi="Calibri" w:cs="Calibri"/>
+                <w:color w:val="000000"/>
                 <w:lang w:val="en-GB" w:eastAsia="en-GB"/>
               </w:rPr>
               <w:t>A deep dive into Gradient Descent, Advanced Optimizers (AdaGrad, RMSProp, Adam), Mini-batch Stochastic Gradient Descent and the No Free Lunch Theorem</w:t>
@@ -1360,12 +1744,14 @@
               <w:jc w:val="center"/>
               <w:rPr>
                 <w:rFonts w:ascii="Calibri" w:eastAsia="Times New Roman" w:hAnsi="Calibri" w:cs="Calibri"/>
+                <w:color w:val="000000"/>
                 <w:lang w:val="en-GB" w:eastAsia="en-GB"/>
               </w:rPr>
             </w:pPr>
             <w:r>
               <w:rPr>
                 <w:rFonts w:ascii="Calibri" w:eastAsia="Times New Roman" w:hAnsi="Calibri" w:cs="Calibri"/>
+                <w:color w:val="000000"/>
                 <w:lang w:val="en-GB" w:eastAsia="en-GB"/>
               </w:rPr>
               <w:t>Binary Classification with Shallow Neural Networks, Good Practices for Neural Networks, Train-Test-Validation Split, Early Stopping, Savers and Loaders, and other questions</w:t>
@@ -1399,12 +1785,14 @@
               <w:jc w:val="center"/>
               <w:rPr>
                 <w:rFonts w:ascii="Calibri" w:eastAsia="Times New Roman" w:hAnsi="Calibri" w:cs="Calibri"/>
+                <w:color w:val="000000"/>
                 <w:lang w:val="en-GB" w:eastAsia="en-GB"/>
               </w:rPr>
             </w:pPr>
             <w:r>
               <w:rPr>
                 <w:rFonts w:ascii="Calibri" w:eastAsia="Times New Roman" w:hAnsi="Calibri" w:cs="Calibri"/>
+                <w:color w:val="000000"/>
                 <w:lang w:val="en-GB" w:eastAsia="en-GB"/>
               </w:rPr>
               <w:t>3</w:t>
@@ -1433,6 +1821,7 @@
                 <w:rFonts w:ascii="Calibri" w:eastAsia="Times New Roman" w:hAnsi="Calibri" w:cs="Calibri"/>
                 <w:b/>
                 <w:bCs/>
+                <w:color w:val="000000"/>
                 <w:lang w:val="en-GB" w:eastAsia="en-GB"/>
               </w:rPr>
             </w:pPr>
@@ -1441,6 +1830,7 @@
                 <w:rFonts w:ascii="Calibri" w:eastAsia="Times New Roman" w:hAnsi="Calibri" w:cs="Calibri"/>
                 <w:b/>
                 <w:bCs/>
+                <w:color w:val="000000"/>
                 <w:lang w:val="en-GB" w:eastAsia="en-GB"/>
               </w:rPr>
               <w:t>Introduction to the PyTorch Framework</w:t>
@@ -1452,7 +1842,7 @@
         <w:trPr>
           <w:gridAfter w:val="1"/>
           <w:wAfter w:w="36" w:type="dxa"/>
-          <w:trHeight w:val="2830"/>
+          <w:trHeight w:val="2115"/>
         </w:trPr>
         <w:tc>
           <w:tcPr>
@@ -1472,6 +1862,7 @@
               <w:spacing w:after="0" w:line="240" w:lineRule="auto"/>
               <w:rPr>
                 <w:rFonts w:ascii="Calibri" w:eastAsia="Times New Roman" w:hAnsi="Calibri" w:cs="Calibri"/>
+                <w:color w:val="000000"/>
                 <w:lang w:val="en-GB" w:eastAsia="en-GB"/>
               </w:rPr>
             </w:pPr>
@@ -1496,12 +1887,14 @@
               <w:jc w:val="center"/>
               <w:rPr>
                 <w:rFonts w:ascii="Calibri" w:eastAsia="Times New Roman" w:hAnsi="Calibri" w:cs="Calibri"/>
+                <w:color w:val="000000"/>
                 <w:lang w:val="en-GB" w:eastAsia="en-GB"/>
               </w:rPr>
             </w:pPr>
             <w:r>
               <w:rPr>
                 <w:rFonts w:ascii="Calibri" w:eastAsia="Times New Roman" w:hAnsi="Calibri" w:cs="Calibri"/>
+                <w:color w:val="000000"/>
                 <w:lang w:val="en-GB" w:eastAsia="en-GB"/>
               </w:rPr>
               <w:t>The PyTorch Framework and its benefits compared to Numpy, the PyToch tensor object and its uses, converting our Shallow Neural Network from Numpy to PyTorch</w:t>
@@ -1527,12 +1920,14 @@
               <w:jc w:val="center"/>
               <w:rPr>
                 <w:rFonts w:ascii="Calibri" w:eastAsia="Times New Roman" w:hAnsi="Calibri" w:cs="Calibri"/>
+                <w:color w:val="000000"/>
                 <w:lang w:val="en-GB" w:eastAsia="en-GB"/>
               </w:rPr>
             </w:pPr>
             <w:r>
               <w:rPr>
                 <w:rFonts w:ascii="Calibri" w:eastAsia="Times New Roman" w:hAnsi="Calibri" w:cs="Calibri"/>
+                <w:color w:val="000000"/>
                 <w:lang w:val="en-GB" w:eastAsia="en-GB"/>
               </w:rPr>
               <w:t>Converting our Shallow Neural Network from Numpy to PyTorch (part 2 and end), AutoGrad and BackPropagation in PyTorch, GPU Acceleration</w:t>
@@ -1558,12 +1953,14 @@
               <w:jc w:val="center"/>
               <w:rPr>
                 <w:rFonts w:ascii="Calibri" w:eastAsia="Times New Roman" w:hAnsi="Calibri" w:cs="Calibri"/>
+                <w:color w:val="000000"/>
                 <w:lang w:val="en-GB" w:eastAsia="en-GB"/>
               </w:rPr>
             </w:pPr>
             <w:r>
               <w:rPr>
                 <w:rFonts w:ascii="Calibri" w:eastAsia="Times New Roman" w:hAnsi="Calibri" w:cs="Calibri"/>
+                <w:color w:val="000000"/>
                 <w:lang w:val="en-GB" w:eastAsia="en-GB"/>
               </w:rPr>
               <w:t>DataSets and DataLoader objects, from Binary to MultiClass Classification, Softmax and CrossEntropy functions, Deep Neural Networks</w:t>
@@ -1597,12 +1994,14 @@
               <w:jc w:val="center"/>
               <w:rPr>
                 <w:rFonts w:ascii="Calibri" w:eastAsia="Times New Roman" w:hAnsi="Calibri" w:cs="Calibri"/>
+                <w:color w:val="000000"/>
                 <w:lang w:val="en-GB" w:eastAsia="en-GB"/>
               </w:rPr>
             </w:pPr>
             <w:r>
               <w:rPr>
                 <w:rFonts w:ascii="Calibri" w:eastAsia="Times New Roman" w:hAnsi="Calibri" w:cs="Calibri"/>
+                <w:color w:val="000000"/>
                 <w:lang w:val="en-GB" w:eastAsia="en-GB"/>
               </w:rPr>
               <w:t>4</w:t>
@@ -1631,6 +2030,7 @@
                 <w:rFonts w:ascii="Calibri" w:eastAsia="Times New Roman" w:hAnsi="Calibri" w:cs="Calibri"/>
                 <w:b/>
                 <w:bCs/>
+                <w:color w:val="000000"/>
                 <w:lang w:val="en-GB" w:eastAsia="en-GB"/>
               </w:rPr>
             </w:pPr>
@@ -1639,6 +2039,7 @@
                 <w:rFonts w:ascii="Calibri" w:eastAsia="Times New Roman" w:hAnsi="Calibri" w:cs="Calibri"/>
                 <w:b/>
                 <w:bCs/>
+                <w:color w:val="000000"/>
                 <w:lang w:val="en-GB" w:eastAsia="en-GB"/>
               </w:rPr>
               <w:t>From Linear to Convolutional Neural Networks</w:t>
@@ -1650,7 +2051,7 @@
         <w:trPr>
           <w:gridAfter w:val="1"/>
           <w:wAfter w:w="36" w:type="dxa"/>
-          <w:trHeight w:val="2115"/>
+          <w:trHeight w:val="1815"/>
         </w:trPr>
         <w:tc>
           <w:tcPr>
@@ -1670,6 +2071,7 @@
               <w:spacing w:after="0" w:line="240" w:lineRule="auto"/>
               <w:rPr>
                 <w:rFonts w:ascii="Calibri" w:eastAsia="Times New Roman" w:hAnsi="Calibri" w:cs="Calibri"/>
+                <w:color w:val="000000"/>
                 <w:lang w:val="en-GB" w:eastAsia="en-GB"/>
               </w:rPr>
             </w:pPr>
@@ -1694,12 +2096,14 @@
               <w:jc w:val="center"/>
               <w:rPr>
                 <w:rFonts w:ascii="Calibri" w:eastAsia="Times New Roman" w:hAnsi="Calibri" w:cs="Calibri"/>
+                <w:color w:val="000000"/>
                 <w:lang w:val="en-GB" w:eastAsia="en-GB"/>
               </w:rPr>
             </w:pPr>
             <w:r>
               <w:rPr>
                 <w:rFonts w:ascii="Calibri" w:eastAsia="Times New Roman" w:hAnsi="Calibri" w:cs="Calibri"/>
+                <w:color w:val="000000"/>
                 <w:lang w:val="en-GB" w:eastAsia="en-GB"/>
               </w:rPr>
               <w:t>The image datatype, from Linear to Convolutional layers, Conv2D implementation in details with its variations</w:t>
@@ -1725,12 +2129,14 @@
               <w:jc w:val="center"/>
               <w:rPr>
                 <w:rFonts w:ascii="Calibri" w:eastAsia="Times New Roman" w:hAnsi="Calibri" w:cs="Calibri"/>
+                <w:color w:val="000000"/>
                 <w:lang w:val="en-GB" w:eastAsia="en-GB"/>
               </w:rPr>
             </w:pPr>
             <w:r>
               <w:rPr>
                 <w:rFonts w:ascii="Calibri" w:eastAsia="Times New Roman" w:hAnsi="Calibri" w:cs="Calibri"/>
+                <w:color w:val="000000"/>
                 <w:lang w:val="en-GB" w:eastAsia="en-GB"/>
               </w:rPr>
               <w:t>Using the Conv2D layer to make CNNs, Dropout, BachNorm and LayerNorm, Pooling</w:t>
@@ -1756,12 +2162,14 @@
               <w:jc w:val="center"/>
               <w:rPr>
                 <w:rFonts w:ascii="Calibri" w:eastAsia="Times New Roman" w:hAnsi="Calibri" w:cs="Calibri"/>
+                <w:color w:val="000000"/>
                 <w:lang w:val="en-GB" w:eastAsia="en-GB"/>
               </w:rPr>
             </w:pPr>
             <w:r>
               <w:rPr>
                 <w:rFonts w:ascii="Calibri" w:eastAsia="Times New Roman" w:hAnsi="Calibri" w:cs="Calibri"/>
+                <w:color w:val="000000"/>
                 <w:lang w:val="en-GB" w:eastAsia="en-GB"/>
               </w:rPr>
               <w:t>Data Augmentation, Milestone models in CV (from AlexNet, ResNet, EfficientNet), Residual connections, Transfer Learning and Fine-Tuning</w:t>
@@ -1795,15 +2203,16 @@
               <w:jc w:val="center"/>
               <w:rPr>
                 <w:rFonts w:ascii="Calibri" w:eastAsia="Times New Roman" w:hAnsi="Calibri" w:cs="Calibri"/>
+                <w:color w:val="000000"/>
                 <w:lang w:val="en-GB" w:eastAsia="en-GB"/>
               </w:rPr>
             </w:pPr>
             <w:r>
               <w:rPr>
                 <w:rFonts w:ascii="Calibri" w:eastAsia="Times New Roman" w:hAnsi="Calibri" w:cs="Calibri"/>
-                <w:lang w:val="en-GB" w:eastAsia="en-GB"/>
-              </w:rPr>
-              <w:lastRenderedPageBreak/>
+                <w:color w:val="000000"/>
+                <w:lang w:val="en-GB" w:eastAsia="en-GB"/>
+              </w:rPr>
               <w:t>5</w:t>
             </w:r>
           </w:p>
@@ -1830,6 +2239,7 @@
                 <w:rFonts w:ascii="Calibri" w:eastAsia="Times New Roman" w:hAnsi="Calibri" w:cs="Calibri"/>
                 <w:b/>
                 <w:bCs/>
+                <w:color w:val="000000"/>
                 <w:lang w:val="en-GB" w:eastAsia="en-GB"/>
               </w:rPr>
             </w:pPr>
@@ -1838,6 +2248,7 @@
                 <w:rFonts w:ascii="Calibri" w:eastAsia="Times New Roman" w:hAnsi="Calibri" w:cs="Calibri"/>
                 <w:b/>
                 <w:bCs/>
+                <w:color w:val="000000"/>
                 <w:lang w:val="en-GB" w:eastAsia="en-GB"/>
               </w:rPr>
               <w:t>Introduction to Adversarial Machine Learning</w:t>
@@ -1849,7 +2260,7 @@
         <w:trPr>
           <w:gridAfter w:val="1"/>
           <w:wAfter w:w="36" w:type="dxa"/>
-          <w:trHeight w:val="2715"/>
+          <w:trHeight w:val="1815"/>
         </w:trPr>
         <w:tc>
           <w:tcPr>
@@ -1869,6 +2280,7 @@
               <w:spacing w:after="0" w:line="240" w:lineRule="auto"/>
               <w:rPr>
                 <w:rFonts w:ascii="Calibri" w:eastAsia="Times New Roman" w:hAnsi="Calibri" w:cs="Calibri"/>
+                <w:color w:val="000000"/>
                 <w:lang w:val="en-GB" w:eastAsia="en-GB"/>
               </w:rPr>
             </w:pPr>
@@ -1893,12 +2305,14 @@
               <w:jc w:val="center"/>
               <w:rPr>
                 <w:rFonts w:ascii="Calibri" w:eastAsia="Times New Roman" w:hAnsi="Calibri" w:cs="Calibri"/>
+                <w:color w:val="000000"/>
                 <w:lang w:val="en-GB" w:eastAsia="en-GB"/>
               </w:rPr>
             </w:pPr>
             <w:r>
               <w:rPr>
                 <w:rFonts w:ascii="Calibri" w:eastAsia="Times New Roman" w:hAnsi="Calibri" w:cs="Calibri"/>
+                <w:color w:val="000000"/>
                 <w:lang w:val="en-GB" w:eastAsia="en-GB"/>
               </w:rPr>
               <w:t>Introduction to Adversarial Machine Learning, Noising Attacks, lessons learned from Adversarial Machine Learning about the limits of Neural Networks</w:t>
@@ -1924,12 +2338,14 @@
               <w:jc w:val="center"/>
               <w:rPr>
                 <w:rFonts w:ascii="Calibri" w:eastAsia="Times New Roman" w:hAnsi="Calibri" w:cs="Calibri"/>
+                <w:color w:val="000000"/>
                 <w:lang w:val="en-GB" w:eastAsia="en-GB"/>
               </w:rPr>
             </w:pPr>
             <w:r>
               <w:rPr>
                 <w:rFonts w:ascii="Calibri" w:eastAsia="Times New Roman" w:hAnsi="Calibri" w:cs="Calibri"/>
+                <w:color w:val="000000"/>
                 <w:lang w:val="en-GB" w:eastAsia="en-GB"/>
               </w:rPr>
               <w:t>Different types of Attacks, Gradient-based attacks and their effects, Ethical Implications of Adversarial Machine Learning</w:t>
@@ -1955,12 +2371,14 @@
               <w:jc w:val="center"/>
               <w:rPr>
                 <w:rFonts w:ascii="Calibri" w:eastAsia="Times New Roman" w:hAnsi="Calibri" w:cs="Calibri"/>
+                <w:color w:val="000000"/>
                 <w:lang w:val="en-GB" w:eastAsia="en-GB"/>
               </w:rPr>
             </w:pPr>
             <w:r>
               <w:rPr>
                 <w:rFonts w:ascii="Calibri" w:eastAsia="Times New Roman" w:hAnsi="Calibri" w:cs="Calibri"/>
+                <w:color w:val="000000"/>
                 <w:lang w:val="en-GB" w:eastAsia="en-GB"/>
               </w:rPr>
               <w:t>Advanced Attacks methods and Defense methods for Neural Networks</w:t>
@@ -1994,14 +2412,17 @@
               <w:jc w:val="center"/>
               <w:rPr>
                 <w:rFonts w:ascii="Calibri" w:eastAsia="Times New Roman" w:hAnsi="Calibri" w:cs="Calibri"/>
+                <w:color w:val="000000"/>
                 <w:lang w:val="en-GB" w:eastAsia="en-GB"/>
               </w:rPr>
             </w:pPr>
             <w:r>
               <w:rPr>
                 <w:rFonts w:ascii="Calibri" w:eastAsia="Times New Roman" w:hAnsi="Calibri" w:cs="Calibri"/>
-                <w:lang w:val="en-GB" w:eastAsia="en-GB"/>
-              </w:rPr>
+                <w:color w:val="000000"/>
+                <w:lang w:val="en-GB" w:eastAsia="en-GB"/>
+              </w:rPr>
+              <w:lastRenderedPageBreak/>
               <w:t>6</w:t>
             </w:r>
           </w:p>
@@ -2028,6 +2449,7 @@
                 <w:rFonts w:ascii="Calibri" w:eastAsia="Times New Roman" w:hAnsi="Calibri" w:cs="Calibri"/>
                 <w:b/>
                 <w:bCs/>
+                <w:color w:val="000000"/>
                 <w:lang w:val="en-GB" w:eastAsia="en-GB"/>
               </w:rPr>
             </w:pPr>
@@ -2036,6 +2458,7 @@
                 <w:rFonts w:ascii="Calibri" w:eastAsia="Times New Roman" w:hAnsi="Calibri" w:cs="Calibri"/>
                 <w:b/>
                 <w:bCs/>
+                <w:color w:val="000000"/>
                 <w:lang w:val="en-GB" w:eastAsia="en-GB"/>
               </w:rPr>
               <w:t>Introduction to Sequential Neural Networks</w:t>
@@ -2047,7 +2470,7 @@
         <w:trPr>
           <w:gridAfter w:val="1"/>
           <w:wAfter w:w="36" w:type="dxa"/>
-          <w:trHeight w:val="1815"/>
+          <w:trHeight w:val="1515"/>
         </w:trPr>
         <w:tc>
           <w:tcPr>
@@ -2067,6 +2490,7 @@
               <w:spacing w:after="0" w:line="240" w:lineRule="auto"/>
               <w:rPr>
                 <w:rFonts w:ascii="Calibri" w:eastAsia="Times New Roman" w:hAnsi="Calibri" w:cs="Calibri"/>
+                <w:color w:val="000000"/>
                 <w:lang w:val="en-GB" w:eastAsia="en-GB"/>
               </w:rPr>
             </w:pPr>
@@ -2091,12 +2515,14 @@
               <w:jc w:val="center"/>
               <w:rPr>
                 <w:rFonts w:ascii="Calibri" w:eastAsia="Times New Roman" w:hAnsi="Calibri" w:cs="Calibri"/>
+                <w:color w:val="000000"/>
                 <w:lang w:val="en-GB" w:eastAsia="en-GB"/>
               </w:rPr>
             </w:pPr>
             <w:r>
               <w:rPr>
                 <w:rFonts w:ascii="Calibri" w:eastAsia="Times New Roman" w:hAnsi="Calibri" w:cs="Calibri"/>
+                <w:color w:val="000000"/>
                 <w:lang w:val="en-GB" w:eastAsia="en-GB"/>
               </w:rPr>
               <w:t>Introduction to Time Series and first attempts at making a Recurrent Neural Network</w:t>
@@ -2122,12 +2548,14 @@
               <w:jc w:val="center"/>
               <w:rPr>
                 <w:rFonts w:ascii="Calibri" w:eastAsia="Times New Roman" w:hAnsi="Calibri" w:cs="Calibri"/>
+                <w:color w:val="000000"/>
                 <w:lang w:val="en-GB" w:eastAsia="en-GB"/>
               </w:rPr>
             </w:pPr>
             <w:r>
               <w:rPr>
                 <w:rFonts w:ascii="Calibri" w:eastAsia="Times New Roman" w:hAnsi="Calibri" w:cs="Calibri"/>
+                <w:color w:val="000000"/>
                 <w:lang w:val="en-GB" w:eastAsia="en-GB"/>
               </w:rPr>
               <w:t>Limitations of our Recurrent Neural Networks, implementations of LSTMs and GRUs models</w:t>
@@ -2153,12 +2581,14 @@
               <w:jc w:val="center"/>
               <w:rPr>
                 <w:rFonts w:ascii="Calibri" w:eastAsia="Times New Roman" w:hAnsi="Calibri" w:cs="Calibri"/>
+                <w:color w:val="000000"/>
                 <w:lang w:val="en-GB" w:eastAsia="en-GB"/>
               </w:rPr>
             </w:pPr>
             <w:r>
               <w:rPr>
                 <w:rFonts w:ascii="Calibri" w:eastAsia="Times New Roman" w:hAnsi="Calibri" w:cs="Calibri"/>
+                <w:color w:val="000000"/>
                 <w:lang w:val="en-GB" w:eastAsia="en-GB"/>
               </w:rPr>
               <w:t>The Encoder-Decoder Architecture, the Seq2Seq models and their uses in Sequential Neural Networks</w:t>
@@ -2192,12 +2622,14 @@
               <w:jc w:val="center"/>
               <w:rPr>
                 <w:rFonts w:ascii="Calibri" w:eastAsia="Times New Roman" w:hAnsi="Calibri" w:cs="Calibri"/>
+                <w:color w:val="000000"/>
                 <w:lang w:val="en-GB" w:eastAsia="en-GB"/>
               </w:rPr>
             </w:pPr>
             <w:r>
               <w:rPr>
                 <w:rFonts w:ascii="Calibri" w:eastAsia="Times New Roman" w:hAnsi="Calibri" w:cs="Calibri"/>
+                <w:color w:val="000000"/>
                 <w:lang w:val="en-GB" w:eastAsia="en-GB"/>
               </w:rPr>
               <w:t>7</w:t>
@@ -2227,6 +2659,7 @@
                 <w:rFonts w:ascii="Calibri" w:eastAsia="Times New Roman" w:hAnsi="Calibri" w:cs="Calibri"/>
                 <w:b/>
                 <w:bCs/>
+                <w:color w:val="000000"/>
                 <w:lang w:val="en-GB" w:eastAsia="en-GB"/>
               </w:rPr>
             </w:pPr>
@@ -2235,6 +2668,7 @@
                 <w:rFonts w:ascii="Calibri" w:eastAsia="Times New Roman" w:hAnsi="Calibri" w:cs="Calibri"/>
                 <w:b/>
                 <w:bCs/>
+                <w:color w:val="000000"/>
                 <w:lang w:val="en-GB" w:eastAsia="en-GB"/>
               </w:rPr>
               <w:t>Recess Week</w:t>
@@ -2244,7 +2678,7 @@
       </w:tr>
       <w:tr>
         <w:trPr>
-          <w:trHeight w:val="514"/>
+          <w:trHeight w:val="300"/>
         </w:trPr>
         <w:tc>
           <w:tcPr>
@@ -2264,6 +2698,7 @@
               <w:spacing w:after="0" w:line="240" w:lineRule="auto"/>
               <w:rPr>
                 <w:rFonts w:ascii="Calibri" w:eastAsia="Times New Roman" w:hAnsi="Calibri" w:cs="Calibri"/>
+                <w:color w:val="000000"/>
                 <w:lang w:val="en-GB" w:eastAsia="en-GB"/>
               </w:rPr>
             </w:pPr>
@@ -2290,6 +2725,7 @@
                 <w:rFonts w:ascii="Calibri" w:eastAsia="Times New Roman" w:hAnsi="Calibri" w:cs="Calibri"/>
                 <w:b/>
                 <w:bCs/>
+                <w:color w:val="000000"/>
                 <w:lang w:val="en-GB" w:eastAsia="en-GB"/>
               </w:rPr>
             </w:pPr>
@@ -2304,7 +2740,6 @@
               <w:bottom w:val="nil"/>
               <w:right w:val="nil"/>
             </w:tcBorders>
-            <w:shd w:val="clear" w:color="auto" w:fill="auto"/>
             <w:noWrap/>
             <w:vAlign w:val="bottom"/>
             <w:hideMark/>
@@ -2348,12 +2783,14 @@
               <w:jc w:val="center"/>
               <w:rPr>
                 <w:rFonts w:ascii="Calibri" w:eastAsia="Times New Roman" w:hAnsi="Calibri" w:cs="Calibri"/>
+                <w:color w:val="000000"/>
                 <w:lang w:val="en-GB" w:eastAsia="en-GB"/>
               </w:rPr>
             </w:pPr>
             <w:r>
               <w:rPr>
                 <w:rFonts w:ascii="Calibri" w:eastAsia="Times New Roman" w:hAnsi="Calibri" w:cs="Calibri"/>
+                <w:color w:val="000000"/>
                 <w:lang w:val="en-GB" w:eastAsia="en-GB"/>
               </w:rPr>
               <w:t>8</w:t>
@@ -2382,6 +2819,7 @@
                 <w:rFonts w:ascii="Calibri" w:eastAsia="Times New Roman" w:hAnsi="Calibri" w:cs="Calibri"/>
                 <w:b/>
                 <w:bCs/>
+                <w:color w:val="000000"/>
                 <w:lang w:val="en-GB" w:eastAsia="en-GB"/>
               </w:rPr>
             </w:pPr>
@@ -2390,6 +2828,7 @@
                 <w:rFonts w:ascii="Calibri" w:eastAsia="Times New Roman" w:hAnsi="Calibri" w:cs="Calibri"/>
                 <w:b/>
                 <w:bCs/>
+                <w:color w:val="000000"/>
                 <w:lang w:val="en-GB" w:eastAsia="en-GB"/>
               </w:rPr>
               <w:t>The Embedding Problem, and how it led to Transformers</w:t>
@@ -2417,7 +2856,7 @@
       </w:tr>
       <w:tr>
         <w:trPr>
-          <w:trHeight w:val="2115"/>
+          <w:trHeight w:val="1515"/>
         </w:trPr>
         <w:tc>
           <w:tcPr>
@@ -2437,6 +2876,7 @@
               <w:spacing w:after="0" w:line="240" w:lineRule="auto"/>
               <w:rPr>
                 <w:rFonts w:ascii="Calibri" w:eastAsia="Times New Roman" w:hAnsi="Calibri" w:cs="Calibri"/>
+                <w:color w:val="000000"/>
                 <w:lang w:val="en-GB" w:eastAsia="en-GB"/>
               </w:rPr>
             </w:pPr>
@@ -2461,12 +2901,14 @@
               <w:jc w:val="center"/>
               <w:rPr>
                 <w:rFonts w:ascii="Calibri" w:eastAsia="Times New Roman" w:hAnsi="Calibri" w:cs="Calibri"/>
+                <w:color w:val="000000"/>
                 <w:lang w:val="en-GB" w:eastAsia="en-GB"/>
               </w:rPr>
             </w:pPr>
             <w:r>
               <w:rPr>
                 <w:rFonts w:ascii="Calibri" w:eastAsia="Times New Roman" w:hAnsi="Calibri" w:cs="Calibri"/>
+                <w:color w:val="000000"/>
                 <w:lang w:val="en-GB" w:eastAsia="en-GB"/>
               </w:rPr>
               <w:t>Introduction to the Embedding Problem, why it is so difficult to address it in the case of Language, a first attempt with CBoW</w:t>
@@ -2492,12 +2934,14 @@
               <w:jc w:val="center"/>
               <w:rPr>
                 <w:rFonts w:ascii="Calibri" w:eastAsia="Times New Roman" w:hAnsi="Calibri" w:cs="Calibri"/>
+                <w:color w:val="000000"/>
                 <w:lang w:val="en-GB" w:eastAsia="en-GB"/>
               </w:rPr>
             </w:pPr>
             <w:r>
               <w:rPr>
                 <w:rFonts w:ascii="Calibri" w:eastAsia="Times New Roman" w:hAnsi="Calibri" w:cs="Calibri"/>
+                <w:color w:val="000000"/>
                 <w:lang w:val="en-GB" w:eastAsia="en-GB"/>
               </w:rPr>
               <w:t>From CBoW to SkipGram, FastText and ELMO, lesson learned along the way</w:t>
@@ -2523,12 +2967,14 @@
               <w:jc w:val="center"/>
               <w:rPr>
                 <w:rFonts w:ascii="Calibri" w:eastAsia="Times New Roman" w:hAnsi="Calibri" w:cs="Calibri"/>
+                <w:color w:val="000000"/>
                 <w:lang w:val="en-GB" w:eastAsia="en-GB"/>
               </w:rPr>
             </w:pPr>
             <w:r>
               <w:rPr>
                 <w:rFonts w:ascii="Calibri" w:eastAsia="Times New Roman" w:hAnsi="Calibri" w:cs="Calibri"/>
+                <w:color w:val="000000"/>
                 <w:lang w:val="en-GB" w:eastAsia="en-GB"/>
               </w:rPr>
               <w:t>The need for attention and Transformers, contemporary uses of transformers,  evaluating an embedding</w:t>
@@ -2578,12 +3024,14 @@
               <w:jc w:val="center"/>
               <w:rPr>
                 <w:rFonts w:ascii="Calibri" w:eastAsia="Times New Roman" w:hAnsi="Calibri" w:cs="Calibri"/>
+                <w:color w:val="000000"/>
                 <w:lang w:val="en-GB" w:eastAsia="en-GB"/>
               </w:rPr>
             </w:pPr>
             <w:r>
               <w:rPr>
                 <w:rFonts w:ascii="Calibri" w:eastAsia="Times New Roman" w:hAnsi="Calibri" w:cs="Calibri"/>
+                <w:color w:val="000000"/>
                 <w:lang w:val="en-GB" w:eastAsia="en-GB"/>
               </w:rPr>
               <w:t>9</w:t>
@@ -2612,6 +3060,7 @@
                 <w:rFonts w:ascii="Calibri" w:eastAsia="Times New Roman" w:hAnsi="Calibri" w:cs="Calibri"/>
                 <w:b/>
                 <w:bCs/>
+                <w:color w:val="000000"/>
                 <w:lang w:val="en-GB" w:eastAsia="en-GB"/>
               </w:rPr>
             </w:pPr>
@@ -2620,6 +3069,7 @@
                 <w:rFonts w:ascii="Calibri" w:eastAsia="Times New Roman" w:hAnsi="Calibri" w:cs="Calibri"/>
                 <w:b/>
                 <w:bCs/>
+                <w:color w:val="000000"/>
                 <w:lang w:val="en-GB" w:eastAsia="en-GB"/>
               </w:rPr>
               <w:t>Introduction to Graph Convolutional Neural Networks and Transformers</w:t>
@@ -2667,6 +3117,7 @@
               <w:spacing w:after="0" w:line="240" w:lineRule="auto"/>
               <w:rPr>
                 <w:rFonts w:ascii="Calibri" w:eastAsia="Times New Roman" w:hAnsi="Calibri" w:cs="Calibri"/>
+                <w:color w:val="000000"/>
                 <w:lang w:val="en-GB" w:eastAsia="en-GB"/>
               </w:rPr>
             </w:pPr>
@@ -2691,12 +3142,14 @@
               <w:jc w:val="center"/>
               <w:rPr>
                 <w:rFonts w:ascii="Calibri" w:eastAsia="Times New Roman" w:hAnsi="Calibri" w:cs="Calibri"/>
+                <w:color w:val="000000"/>
                 <w:lang w:val="en-GB" w:eastAsia="en-GB"/>
               </w:rPr>
             </w:pPr>
             <w:r>
               <w:rPr>
                 <w:rFonts w:ascii="Calibri" w:eastAsia="Times New Roman" w:hAnsi="Calibri" w:cs="Calibri"/>
+                <w:color w:val="000000"/>
                 <w:lang w:val="en-GB" w:eastAsia="en-GB"/>
               </w:rPr>
               <w:t>Introduction to Vision Transformers, reusing intuitions from the previous weeks (4&amp;8) to build advanced networks</w:t>
@@ -2722,15 +3175,25 @@
               <w:jc w:val="center"/>
               <w:rPr>
                 <w:rFonts w:ascii="Calibri" w:eastAsia="Times New Roman" w:hAnsi="Calibri" w:cs="Calibri"/>
+                <w:color w:val="000000"/>
                 <w:lang w:val="en-GB" w:eastAsia="en-GB"/>
               </w:rPr>
             </w:pPr>
             <w:r>
               <w:rPr>
                 <w:rFonts w:ascii="Calibri" w:eastAsia="Times New Roman" w:hAnsi="Calibri" w:cs="Calibri"/>
+                <w:color w:val="000000"/>
                 <w:lang w:val="en-GB" w:eastAsia="en-GB"/>
               </w:rPr>
               <w:t>Introduction to Graph Datasets, the Graph Convolutional layers and implementation of our first Graph Convolutional Models</w:t>
+            </w:r>
+            <w:r>
+              <w:rPr>
+                <w:rFonts w:ascii="Calibri" w:eastAsia="Times New Roman" w:hAnsi="Calibri" w:cs="Calibri"/>
+                <w:color w:val="000000"/>
+                <w:lang w:val="en-GB" w:eastAsia="en-GB"/>
+              </w:rPr>
+              <w:t xml:space="preserve"> to run on graph datasets.</w:t>
             </w:r>
           </w:p>
         </w:tc>
@@ -2753,12 +3216,14 @@
               <w:jc w:val="center"/>
               <w:rPr>
                 <w:rFonts w:ascii="Calibri" w:eastAsia="Times New Roman" w:hAnsi="Calibri" w:cs="Calibri"/>
+                <w:color w:val="000000"/>
                 <w:lang w:val="en-GB" w:eastAsia="en-GB"/>
               </w:rPr>
             </w:pPr>
             <w:r>
               <w:rPr>
                 <w:rFonts w:ascii="Calibri" w:eastAsia="Times New Roman" w:hAnsi="Calibri" w:cs="Calibri"/>
+                <w:color w:val="000000"/>
                 <w:lang w:val="en-GB" w:eastAsia="en-GB"/>
               </w:rPr>
               <w:t>Advanced uses for Graph Convolutional models, GraphSAGE and attention in Graph Models</w:t>
@@ -2808,12 +3273,14 @@
               <w:jc w:val="center"/>
               <w:rPr>
                 <w:rFonts w:ascii="Calibri" w:eastAsia="Times New Roman" w:hAnsi="Calibri" w:cs="Calibri"/>
+                <w:color w:val="000000"/>
                 <w:lang w:val="en-GB" w:eastAsia="en-GB"/>
               </w:rPr>
             </w:pPr>
             <w:r>
               <w:rPr>
                 <w:rFonts w:ascii="Calibri" w:eastAsia="Times New Roman" w:hAnsi="Calibri" w:cs="Calibri"/>
+                <w:color w:val="000000"/>
                 <w:lang w:val="en-GB" w:eastAsia="en-GB"/>
               </w:rPr>
               <w:t>10</w:t>
@@ -2842,6 +3309,7 @@
                 <w:rFonts w:ascii="Calibri" w:eastAsia="Times New Roman" w:hAnsi="Calibri" w:cs="Calibri"/>
                 <w:b/>
                 <w:bCs/>
+                <w:color w:val="000000"/>
                 <w:lang w:val="en-GB" w:eastAsia="en-GB"/>
               </w:rPr>
             </w:pPr>
@@ -2850,6 +3318,7 @@
                 <w:rFonts w:ascii="Calibri" w:eastAsia="Times New Roman" w:hAnsi="Calibri" w:cs="Calibri"/>
                 <w:b/>
                 <w:bCs/>
+                <w:color w:val="000000"/>
                 <w:lang w:val="en-GB" w:eastAsia="en-GB"/>
               </w:rPr>
               <w:t>Onwards, to Generative AI!</w:t>
@@ -2877,7 +3346,7 @@
       </w:tr>
       <w:tr>
         <w:trPr>
-          <w:trHeight w:val="2415"/>
+          <w:trHeight w:val="1815"/>
         </w:trPr>
         <w:tc>
           <w:tcPr>
@@ -2897,6 +3366,7 @@
               <w:spacing w:after="0" w:line="240" w:lineRule="auto"/>
               <w:rPr>
                 <w:rFonts w:ascii="Calibri" w:eastAsia="Times New Roman" w:hAnsi="Calibri" w:cs="Calibri"/>
+                <w:color w:val="000000"/>
                 <w:lang w:val="en-GB" w:eastAsia="en-GB"/>
               </w:rPr>
             </w:pPr>
@@ -2911,7 +3381,7 @@
               <w:bottom w:val="single" w:sz="8" w:space="0" w:color="auto"/>
               <w:right w:val="single" w:sz="4" w:space="0" w:color="auto"/>
             </w:tcBorders>
-            <w:shd w:val="clear" w:color="000000" w:fill="00B050"/>
+            <w:shd w:val="clear" w:color="000000" w:fill="5B9BD5"/>
             <w:vAlign w:val="center"/>
             <w:hideMark/>
           </w:tcPr>
@@ -2921,12 +3391,14 @@
               <w:jc w:val="center"/>
               <w:rPr>
                 <w:rFonts w:ascii="Calibri" w:eastAsia="Times New Roman" w:hAnsi="Calibri" w:cs="Calibri"/>
+                <w:color w:val="000000"/>
                 <w:lang w:val="en-GB" w:eastAsia="en-GB"/>
               </w:rPr>
             </w:pPr>
             <w:r>
               <w:rPr>
                 <w:rFonts w:ascii="Calibri" w:eastAsia="Times New Roman" w:hAnsi="Calibri" w:cs="Calibri"/>
+                <w:color w:val="000000"/>
                 <w:lang w:val="en-GB" w:eastAsia="en-GB"/>
               </w:rPr>
               <w:t>Introduction to AutoEncoders and Generative AI problems</w:t>
@@ -2952,12 +3424,14 @@
               <w:jc w:val="center"/>
               <w:rPr>
                 <w:rFonts w:ascii="Calibri" w:eastAsia="Times New Roman" w:hAnsi="Calibri" w:cs="Calibri"/>
+                <w:color w:val="000000"/>
                 <w:lang w:val="en-GB" w:eastAsia="en-GB"/>
               </w:rPr>
             </w:pPr>
             <w:r>
               <w:rPr>
                 <w:rFonts w:ascii="Calibri" w:eastAsia="Times New Roman" w:hAnsi="Calibri" w:cs="Calibri"/>
+                <w:color w:val="000000"/>
                 <w:lang w:val="en-GB" w:eastAsia="en-GB"/>
               </w:rPr>
               <w:t>From AutoEncoders to Variational AutoEncoders and Generative Adversarial Networks</w:t>
@@ -2983,15 +3457,49 @@
               <w:jc w:val="center"/>
               <w:rPr>
                 <w:rFonts w:ascii="Calibri" w:eastAsia="Times New Roman" w:hAnsi="Calibri" w:cs="Calibri"/>
+                <w:color w:val="000000"/>
                 <w:lang w:val="en-GB" w:eastAsia="en-GB"/>
               </w:rPr>
             </w:pPr>
             <w:r>
               <w:rPr>
                 <w:rFonts w:ascii="Calibri" w:eastAsia="Times New Roman" w:hAnsi="Calibri" w:cs="Calibri"/>
-                <w:lang w:val="en-GB" w:eastAsia="en-GB"/>
-              </w:rPr>
-              <w:t>A brief overview of advanced Implementations of GANs: Wasserstein GANs, Progressive GANs, Conditional GANs, Style GANs and CycleGANs</w:t>
+                <w:color w:val="000000"/>
+                <w:lang w:val="en-GB" w:eastAsia="en-GB"/>
+              </w:rPr>
+              <w:t xml:space="preserve">A brief overview of </w:t>
+            </w:r>
+            <w:r>
+              <w:rPr>
+                <w:rFonts w:ascii="Calibri" w:eastAsia="Times New Roman" w:hAnsi="Calibri" w:cs="Calibri"/>
+                <w:color w:val="000000"/>
+                <w:lang w:val="en-GB" w:eastAsia="en-GB"/>
+              </w:rPr>
+              <w:t xml:space="preserve">more </w:t>
+            </w:r>
+            <w:r>
+              <w:rPr>
+                <w:rFonts w:ascii="Calibri" w:eastAsia="Times New Roman" w:hAnsi="Calibri" w:cs="Calibri"/>
+                <w:color w:val="000000"/>
+                <w:lang w:val="en-GB" w:eastAsia="en-GB"/>
+              </w:rPr>
+              <w:t>advanced Implementations of GANs</w:t>
+            </w:r>
+            <w:r>
+              <w:rPr>
+                <w:rFonts w:ascii="Calibri" w:eastAsia="Times New Roman" w:hAnsi="Calibri" w:cs="Calibri"/>
+                <w:color w:val="000000"/>
+                <w:lang w:val="en-GB" w:eastAsia="en-GB"/>
+              </w:rPr>
+              <w:t xml:space="preserve"> and their typical ethical problems</w:t>
+            </w:r>
+            <w:r>
+              <w:rPr>
+                <w:rFonts w:ascii="Calibri" w:eastAsia="Times New Roman" w:hAnsi="Calibri" w:cs="Calibri"/>
+                <w:color w:val="000000"/>
+                <w:lang w:val="en-GB" w:eastAsia="en-GB"/>
+              </w:rPr>
+              <w:t>: Wasserstein GANs, Progressive GANs, Conditional GANs, Style GANs and CycleGANs</w:t>
             </w:r>
           </w:p>
         </w:tc>
@@ -3038,15 +3546,16 @@
               <w:jc w:val="center"/>
               <w:rPr>
                 <w:rFonts w:ascii="Calibri" w:eastAsia="Times New Roman" w:hAnsi="Calibri" w:cs="Calibri"/>
+                <w:color w:val="000000"/>
                 <w:lang w:val="en-GB" w:eastAsia="en-GB"/>
               </w:rPr>
             </w:pPr>
             <w:r>
               <w:rPr>
                 <w:rFonts w:ascii="Calibri" w:eastAsia="Times New Roman" w:hAnsi="Calibri" w:cs="Calibri"/>
-                <w:lang w:val="en-GB" w:eastAsia="en-GB"/>
-              </w:rPr>
-              <w:lastRenderedPageBreak/>
+                <w:color w:val="000000"/>
+                <w:lang w:val="en-GB" w:eastAsia="en-GB"/>
+              </w:rPr>
               <w:t>11</w:t>
             </w:r>
           </w:p>
@@ -3073,6 +3582,7 @@
                 <w:rFonts w:ascii="Calibri" w:eastAsia="Times New Roman" w:hAnsi="Calibri" w:cs="Calibri"/>
                 <w:b/>
                 <w:bCs/>
+                <w:color w:val="000000"/>
                 <w:lang w:val="en-GB" w:eastAsia="en-GB"/>
               </w:rPr>
             </w:pPr>
@@ -3081,6 +3591,7 @@
                 <w:rFonts w:ascii="Calibri" w:eastAsia="Times New Roman" w:hAnsi="Calibri" w:cs="Calibri"/>
                 <w:b/>
                 <w:bCs/>
+                <w:color w:val="000000"/>
                 <w:lang w:val="en-GB" w:eastAsia="en-GB"/>
               </w:rPr>
               <w:t>Introduction to Reinforcement Learning</w:t>
@@ -3108,7 +3619,7 @@
       </w:tr>
       <w:tr>
         <w:trPr>
-          <w:trHeight w:val="2415"/>
+          <w:trHeight w:val="1815"/>
         </w:trPr>
         <w:tc>
           <w:tcPr>
@@ -3128,6 +3639,7 @@
               <w:spacing w:after="0" w:line="240" w:lineRule="auto"/>
               <w:rPr>
                 <w:rFonts w:ascii="Calibri" w:eastAsia="Times New Roman" w:hAnsi="Calibri" w:cs="Calibri"/>
+                <w:color w:val="000000"/>
                 <w:lang w:val="en-GB" w:eastAsia="en-GB"/>
               </w:rPr>
             </w:pPr>
@@ -3152,12 +3664,14 @@
               <w:jc w:val="center"/>
               <w:rPr>
                 <w:rFonts w:ascii="Calibri" w:eastAsia="Times New Roman" w:hAnsi="Calibri" w:cs="Calibri"/>
+                <w:color w:val="000000"/>
                 <w:lang w:val="en-GB" w:eastAsia="en-GB"/>
               </w:rPr>
             </w:pPr>
             <w:r>
               <w:rPr>
                 <w:rFonts w:ascii="Calibri" w:eastAsia="Times New Roman" w:hAnsi="Calibri" w:cs="Calibri"/>
+                <w:color w:val="000000"/>
                 <w:lang w:val="en-GB" w:eastAsia="en-GB"/>
               </w:rPr>
               <w:t>Introduction to Reinforcement Learning, Exploration vs. Exploitation Trade-Off in Multi-Arm Bandit Problems</w:t>
@@ -3183,12 +3697,14 @@
               <w:jc w:val="center"/>
               <w:rPr>
                 <w:rFonts w:ascii="Calibri" w:eastAsia="Times New Roman" w:hAnsi="Calibri" w:cs="Calibri"/>
+                <w:color w:val="000000"/>
                 <w:lang w:val="en-GB" w:eastAsia="en-GB"/>
               </w:rPr>
             </w:pPr>
             <w:r>
               <w:rPr>
                 <w:rFonts w:ascii="Calibri" w:eastAsia="Times New Roman" w:hAnsi="Calibri" w:cs="Calibri"/>
+                <w:color w:val="000000"/>
                 <w:lang w:val="en-GB" w:eastAsia="en-GB"/>
               </w:rPr>
               <w:t>The V and Q functions, Bellman Equations and introduction to Q-Learning and the need for Deep-Q-Learning</w:t>
@@ -3214,15 +3730,25 @@
               <w:jc w:val="center"/>
               <w:rPr>
                 <w:rFonts w:ascii="Calibri" w:eastAsia="Times New Roman" w:hAnsi="Calibri" w:cs="Calibri"/>
+                <w:color w:val="000000"/>
                 <w:lang w:val="en-GB" w:eastAsia="en-GB"/>
               </w:rPr>
             </w:pPr>
             <w:r>
               <w:rPr>
                 <w:rFonts w:ascii="Calibri" w:eastAsia="Times New Roman" w:hAnsi="Calibri" w:cs="Calibri"/>
+                <w:color w:val="000000"/>
                 <w:lang w:val="en-GB" w:eastAsia="en-GB"/>
               </w:rPr>
               <w:t>From Q-Learning to Deep-Q-Learning, brief overview of advanced topics in RL, Reinforcement Learning with Human Feedback and its uses for fine-tuning</w:t>
+            </w:r>
+            <w:r>
+              <w:rPr>
+                <w:rFonts w:ascii="Calibri" w:eastAsia="Times New Roman" w:hAnsi="Calibri" w:cs="Calibri"/>
+                <w:color w:val="000000"/>
+                <w:lang w:val="en-GB" w:eastAsia="en-GB"/>
+              </w:rPr>
+              <w:t xml:space="preserve"> (e.g. in recent LLM models such as Chat GPT)</w:t>
             </w:r>
           </w:p>
         </w:tc>
@@ -3269,12 +3795,14 @@
               <w:jc w:val="center"/>
               <w:rPr>
                 <w:rFonts w:ascii="Calibri" w:eastAsia="Times New Roman" w:hAnsi="Calibri" w:cs="Calibri"/>
+                <w:color w:val="000000"/>
                 <w:lang w:val="en-GB" w:eastAsia="en-GB"/>
               </w:rPr>
             </w:pPr>
             <w:r>
               <w:rPr>
                 <w:rFonts w:ascii="Calibri" w:eastAsia="Times New Roman" w:hAnsi="Calibri" w:cs="Calibri"/>
+                <w:color w:val="000000"/>
                 <w:lang w:val="en-GB" w:eastAsia="en-GB"/>
               </w:rPr>
               <w:t>12</w:t>
@@ -3303,6 +3831,7 @@
                 <w:rFonts w:ascii="Calibri" w:eastAsia="Times New Roman" w:hAnsi="Calibri" w:cs="Calibri"/>
                 <w:b/>
                 <w:bCs/>
+                <w:color w:val="000000"/>
                 <w:lang w:val="en-GB" w:eastAsia="en-GB"/>
               </w:rPr>
             </w:pPr>
@@ -3311,6 +3840,7 @@
                 <w:rFonts w:ascii="Calibri" w:eastAsia="Times New Roman" w:hAnsi="Calibri" w:cs="Calibri"/>
                 <w:b/>
                 <w:bCs/>
+                <w:color w:val="000000"/>
                 <w:lang w:val="en-GB" w:eastAsia="en-GB"/>
               </w:rPr>
               <w:t>A pot-pourri of curiosity topics in Deep Learning</w:t>
@@ -3338,7 +3868,7 @@
       </w:tr>
       <w:tr>
         <w:trPr>
-          <w:trHeight w:val="1815"/>
+          <w:trHeight w:val="1515"/>
         </w:trPr>
         <w:tc>
           <w:tcPr>
@@ -3358,6 +3888,7 @@
               <w:spacing w:after="0" w:line="240" w:lineRule="auto"/>
               <w:rPr>
                 <w:rFonts w:ascii="Calibri" w:eastAsia="Times New Roman" w:hAnsi="Calibri" w:cs="Calibri"/>
+                <w:color w:val="000000"/>
                 <w:lang w:val="en-GB" w:eastAsia="en-GB"/>
               </w:rPr>
             </w:pPr>
@@ -3382,12 +3913,14 @@
               <w:jc w:val="center"/>
               <w:rPr>
                 <w:rFonts w:ascii="Calibri" w:eastAsia="Times New Roman" w:hAnsi="Calibri" w:cs="Calibri"/>
+                <w:color w:val="000000"/>
                 <w:lang w:val="en-GB" w:eastAsia="en-GB"/>
               </w:rPr>
             </w:pPr>
             <w:r>
               <w:rPr>
                 <w:rFonts w:ascii="Calibri" w:eastAsia="Times New Roman" w:hAnsi="Calibri" w:cs="Calibri"/>
+                <w:color w:val="000000"/>
                 <w:lang w:val="en-GB" w:eastAsia="en-GB"/>
               </w:rPr>
               <w:t>Introduction to Physics-Informed Neural Networks and their possible uses</w:t>
@@ -3413,12 +3946,14 @@
               <w:jc w:val="center"/>
               <w:rPr>
                 <w:rFonts w:ascii="Calibri" w:eastAsia="Times New Roman" w:hAnsi="Calibri" w:cs="Calibri"/>
+                <w:color w:val="000000"/>
                 <w:lang w:val="en-GB" w:eastAsia="en-GB"/>
               </w:rPr>
             </w:pPr>
             <w:r>
               <w:rPr>
                 <w:rFonts w:ascii="Calibri" w:eastAsia="Times New Roman" w:hAnsi="Calibri" w:cs="Calibri"/>
+                <w:color w:val="000000"/>
                 <w:lang w:val="en-GB" w:eastAsia="en-GB"/>
               </w:rPr>
               <w:t>Introduction to Diffusion Models, Stable Diffusion and how it led to the Midjourney and DALL-E models</w:t>
@@ -3444,12 +3979,14 @@
               <w:jc w:val="center"/>
               <w:rPr>
                 <w:rFonts w:ascii="Calibri" w:eastAsia="Times New Roman" w:hAnsi="Calibri" w:cs="Calibri"/>
+                <w:color w:val="000000"/>
                 <w:lang w:val="en-GB" w:eastAsia="en-GB"/>
               </w:rPr>
             </w:pPr>
             <w:r>
               <w:rPr>
                 <w:rFonts w:ascii="Calibri" w:eastAsia="Times New Roman" w:hAnsi="Calibri" w:cs="Calibri"/>
+                <w:color w:val="000000"/>
                 <w:lang w:val="en-GB" w:eastAsia="en-GB"/>
               </w:rPr>
               <w:t>On the need of Explainable AI, and attempts to make AI models explainable.</w:t>
@@ -3499,14 +4036,17 @@
               <w:jc w:val="center"/>
               <w:rPr>
                 <w:rFonts w:ascii="Calibri" w:eastAsia="Times New Roman" w:hAnsi="Calibri" w:cs="Calibri"/>
+                <w:color w:val="000000"/>
                 <w:lang w:val="en-GB" w:eastAsia="en-GB"/>
               </w:rPr>
             </w:pPr>
             <w:r>
               <w:rPr>
                 <w:rFonts w:ascii="Calibri" w:eastAsia="Times New Roman" w:hAnsi="Calibri" w:cs="Calibri"/>
-                <w:lang w:val="en-GB" w:eastAsia="en-GB"/>
-              </w:rPr>
+                <w:color w:val="000000"/>
+                <w:lang w:val="en-GB" w:eastAsia="en-GB"/>
+              </w:rPr>
+              <w:lastRenderedPageBreak/>
               <w:t>13</w:t>
             </w:r>
           </w:p>
@@ -3533,6 +4073,7 @@
                 <w:rFonts w:ascii="Calibri" w:eastAsia="Times New Roman" w:hAnsi="Calibri" w:cs="Calibri"/>
                 <w:b/>
                 <w:bCs/>
+                <w:color w:val="000000"/>
                 <w:lang w:val="en-GB" w:eastAsia="en-GB"/>
               </w:rPr>
             </w:pPr>
@@ -3541,6 +4082,7 @@
                 <w:rFonts w:ascii="Calibri" w:eastAsia="Times New Roman" w:hAnsi="Calibri" w:cs="Calibri"/>
                 <w:b/>
                 <w:bCs/>
+                <w:color w:val="000000"/>
                 <w:lang w:val="en-GB" w:eastAsia="en-GB"/>
               </w:rPr>
               <w:t>Introduction to course and Machine Learning Reminders</w:t>
@@ -3568,7 +4110,7 @@
       </w:tr>
       <w:tr>
         <w:trPr>
-          <w:trHeight w:val="1815"/>
+          <w:trHeight w:val="1215"/>
         </w:trPr>
         <w:tc>
           <w:tcPr>
@@ -3588,6 +4130,7 @@
               <w:spacing w:after="0" w:line="240" w:lineRule="auto"/>
               <w:rPr>
                 <w:rFonts w:ascii="Calibri" w:eastAsia="Times New Roman" w:hAnsi="Calibri" w:cs="Calibri"/>
+                <w:color w:val="000000"/>
                 <w:lang w:val="en-GB" w:eastAsia="en-GB"/>
               </w:rPr>
             </w:pPr>
@@ -3612,12 +4155,14 @@
               <w:jc w:val="center"/>
               <w:rPr>
                 <w:rFonts w:ascii="Calibri" w:eastAsia="Times New Roman" w:hAnsi="Calibri" w:cs="Calibri"/>
+                <w:color w:val="000000"/>
                 <w:lang w:val="en-GB" w:eastAsia="en-GB"/>
               </w:rPr>
             </w:pPr>
             <w:r>
               <w:rPr>
                 <w:rFonts w:ascii="Calibri" w:eastAsia="Times New Roman" w:hAnsi="Calibri" w:cs="Calibri"/>
+                <w:color w:val="000000"/>
                 <w:lang w:val="en-GB" w:eastAsia="en-GB"/>
               </w:rPr>
               <w:t>Project Presentations</w:t>
@@ -3643,12 +4188,14 @@
               <w:jc w:val="center"/>
               <w:rPr>
                 <w:rFonts w:ascii="Calibri" w:eastAsia="Times New Roman" w:hAnsi="Calibri" w:cs="Calibri"/>
+                <w:color w:val="000000"/>
                 <w:lang w:val="en-GB" w:eastAsia="en-GB"/>
               </w:rPr>
             </w:pPr>
             <w:r>
               <w:rPr>
                 <w:rFonts w:ascii="Calibri" w:eastAsia="Times New Roman" w:hAnsi="Calibri" w:cs="Calibri"/>
+                <w:color w:val="000000"/>
                 <w:lang w:val="en-GB" w:eastAsia="en-GB"/>
               </w:rPr>
               <w:t>Project Presentations</w:t>
@@ -3674,12 +4221,14 @@
               <w:jc w:val="center"/>
               <w:rPr>
                 <w:rFonts w:ascii="Calibri" w:eastAsia="Times New Roman" w:hAnsi="Calibri" w:cs="Calibri"/>
+                <w:color w:val="000000"/>
                 <w:lang w:val="en-GB" w:eastAsia="en-GB"/>
               </w:rPr>
             </w:pPr>
             <w:r>
               <w:rPr>
                 <w:rFonts w:ascii="Calibri" w:eastAsia="Times New Roman" w:hAnsi="Calibri" w:cs="Calibri"/>
+                <w:color w:val="000000"/>
                 <w:lang w:val="en-GB" w:eastAsia="en-GB"/>
               </w:rPr>
               <w:t>Avengers, Assemble: understanding ChatGPT  and how it was made.</w:t>
@@ -3687,6 +4236,7 @@
             <w:r>
               <w:rPr>
                 <w:rFonts w:ascii="Calibri" w:eastAsia="Times New Roman" w:hAnsi="Calibri" w:cs="Calibri"/>
+                <w:color w:val="000000"/>
                 <w:lang w:val="en-GB" w:eastAsia="en-GB"/>
               </w:rPr>
               <w:br/>
@@ -3737,12 +4287,14 @@
               <w:jc w:val="center"/>
               <w:rPr>
                 <w:rFonts w:ascii="Calibri" w:eastAsia="Times New Roman" w:hAnsi="Calibri" w:cs="Calibri"/>
+                <w:color w:val="000000"/>
                 <w:lang w:val="en-GB" w:eastAsia="en-GB"/>
               </w:rPr>
             </w:pPr>
             <w:r>
               <w:rPr>
                 <w:rFonts w:ascii="Calibri" w:eastAsia="Times New Roman" w:hAnsi="Calibri" w:cs="Calibri"/>
+                <w:color w:val="000000"/>
                 <w:lang w:val="en-GB" w:eastAsia="en-GB"/>
               </w:rPr>
               <w:t>14</w:t>
@@ -3760,7 +4312,7 @@
               <w:bottom w:val="single" w:sz="8" w:space="0" w:color="000000"/>
               <w:right w:val="single" w:sz="8" w:space="0" w:color="000000"/>
             </w:tcBorders>
-            <w:shd w:val="clear" w:color="auto" w:fill="FFBEBE"/>
+            <w:shd w:val="clear" w:color="000000" w:fill="ED7D31"/>
             <w:vAlign w:val="center"/>
             <w:hideMark/>
           </w:tcPr>
@@ -3772,6 +4324,7 @@
                 <w:rFonts w:ascii="Calibri" w:eastAsia="Times New Roman" w:hAnsi="Calibri" w:cs="Calibri"/>
                 <w:b/>
                 <w:bCs/>
+                <w:color w:val="000000"/>
                 <w:lang w:val="en-GB" w:eastAsia="en-GB"/>
               </w:rPr>
             </w:pPr>
@@ -3780,6 +4333,7 @@
                 <w:rFonts w:ascii="Calibri" w:eastAsia="Times New Roman" w:hAnsi="Calibri" w:cs="Calibri"/>
                 <w:b/>
                 <w:bCs/>
+                <w:color w:val="000000"/>
                 <w:lang w:val="en-GB" w:eastAsia="en-GB"/>
               </w:rPr>
               <w:t>Exam Week</w:t>
@@ -3844,7 +4398,6 @@
               <w:bottom w:val="single" w:sz="8" w:space="0" w:color="000000"/>
               <w:right w:val="single" w:sz="8" w:space="0" w:color="000000"/>
             </w:tcBorders>
-            <w:shd w:val="clear" w:color="auto" w:fill="FFBEBE"/>
             <w:vAlign w:val="center"/>
             <w:hideMark/>
           </w:tcPr>
@@ -3870,7 +4423,6 @@
               <w:bottom w:val="nil"/>
               <w:right w:val="nil"/>
             </w:tcBorders>
-            <w:shd w:val="clear" w:color="auto" w:fill="auto"/>
             <w:noWrap/>
             <w:vAlign w:val="bottom"/>
             <w:hideMark/>
@@ -3892,59 +4444,114 @@
       </w:tr>
     </w:tbl>
     <w:p>
-      <w:r>
-        <w:fldChar w:fldCharType="end"/>
-      </w:r>
-    </w:p>
-    <w:p>
-      <w:r>
+      <w:pPr>
+        <w:rPr>
+          <w:lang w:val="en-GB"/>
+        </w:rPr>
+      </w:pPr>
+    </w:p>
+    <w:p>
+      <w:pPr>
+        <w:rPr>
+          <w:lang w:val="en-GB"/>
+        </w:rPr>
+      </w:pPr>
+      <w:r>
+        <w:rPr>
+          <w:lang w:val="en-GB"/>
+        </w:rPr>
         <w:t xml:space="preserve">Note that the colour code is used to indicate lectures in class (blue), lectures </w:t>
       </w:r>
       <w:r>
+        <w:rPr>
+          <w:lang w:val="en-GB"/>
+        </w:rPr>
         <w:t xml:space="preserve">to be conducted </w:t>
       </w:r>
       <w:r>
+        <w:rPr>
+          <w:lang w:val="en-GB"/>
+        </w:rPr>
         <w:t>online due to public holidays (green), project presentations in class (orange/brown) and exam (red).</w:t>
       </w:r>
     </w:p>
     <w:p>
-      <w:r>
+      <w:pPr>
+        <w:rPr>
+          <w:lang w:val="en-GB"/>
+        </w:rPr>
+      </w:pPr>
+      <w:r>
+        <w:rPr>
+          <w:lang w:val="en-GB"/>
+        </w:rPr>
         <w:t xml:space="preserve">Some video recordings from the previous years </w:t>
       </w:r>
       <w:r>
+        <w:rPr>
+          <w:lang w:val="en-GB"/>
+        </w:rPr>
         <w:t>might be uploaded, but content of the video lectures might not be up to date. We strongly encourage students to come to class and use video recordings for revision purposes</w:t>
       </w:r>
       <w:r>
+        <w:rPr>
+          <w:lang w:val="en-GB"/>
+        </w:rPr>
         <w:t xml:space="preserve"> only</w:t>
       </w:r>
       <w:r>
+        <w:rPr>
+          <w:lang w:val="en-GB"/>
+        </w:rPr>
         <w:t>.</w:t>
       </w:r>
     </w:p>
-    <w:p/>
+    <w:p>
+      <w:pPr>
+        <w:rPr>
+          <w:lang w:val="en-GB"/>
+        </w:rPr>
+      </w:pPr>
+    </w:p>
     <w:p>
       <w:pPr>
         <w:pStyle w:val="Heading2"/>
-      </w:pPr>
-      <w:r>
+        <w:rPr>
+          <w:lang w:val="en-GB"/>
+        </w:rPr>
+      </w:pPr>
+      <w:r>
+        <w:rPr>
+          <w:lang w:val="en-GB"/>
+        </w:rPr>
         <w:t>Conference</w:t>
       </w:r>
     </w:p>
-    <w:p/>
-    <w:p>
-      <w:pPr>
-        <w:rPr>
-          <w:lang w:val="en-GB"/>
-        </w:rPr>
-      </w:pPr>
-      <w:r>
-        <w:t xml:space="preserve">There are ongoing discussions </w:t>
-      </w:r>
-      <w:r>
-        <w:rPr>
-          <w:lang w:val="en-GB"/>
-        </w:rPr>
-        <w:t>regarding a possible conference on Week 13, Wednesday evening.</w:t>
+    <w:p>
+      <w:pPr>
+        <w:rPr>
+          <w:lang w:val="en-GB"/>
+        </w:rPr>
+      </w:pPr>
+    </w:p>
+    <w:p>
+      <w:pPr>
+        <w:rPr>
+          <w:lang w:val="en-GB"/>
+        </w:rPr>
+      </w:pPr>
+      <w:commentRangeStart w:id="0"/>
+      <w:r>
+        <w:rPr>
+          <w:lang w:val="en-GB"/>
+        </w:rPr>
+        <w:t>There are ongoing discussions regarding a possible conference on Week 13, Wednesday evening. The tentative date</w:t>
+      </w:r>
+      <w:r>
+        <w:rPr>
+          <w:lang w:val="en-GB"/>
+        </w:rPr>
+        <w:t xml:space="preserve"> for this conference</w:t>
       </w:r>
       <w:r>
         <w:rPr>
@@ -3956,135 +4563,15 @@
         <w:rPr>
           <w:lang w:val="en-GB"/>
         </w:rPr>
-        <w:t>The tentative date</w:t>
-      </w:r>
-      <w:r>
-        <w:rPr>
-          <w:lang w:val="en-GB"/>
-        </w:rPr>
-        <w:t xml:space="preserve"> for this conference</w:t>
-      </w:r>
-      <w:r>
-        <w:rPr>
-          <w:lang w:val="en-GB"/>
-        </w:rPr>
-        <w:t xml:space="preserve"> would be 23</w:t>
-      </w:r>
-      <w:r>
-        <w:rPr>
-          <w:vertAlign w:val="superscript"/>
-          <w:lang w:val="en-GB"/>
-        </w:rPr>
-        <w:t>rd</w:t>
-      </w:r>
-      <w:r>
-        <w:rPr>
-          <w:lang w:val="en-GB"/>
-        </w:rPr>
-        <w:t xml:space="preserve"> Apr</w:t>
-      </w:r>
-      <w:r>
-        <w:rPr>
-          <w:lang w:val="en-GB"/>
-        </w:rPr>
-        <w:t xml:space="preserve"> 2025</w:t>
-      </w:r>
-      <w:r>
-        <w:rPr>
-          <w:lang w:val="en-GB"/>
-        </w:rPr>
-        <w:t>, 6pm</w:t>
-      </w:r>
-      <w:r>
-        <w:rPr>
-          <w:lang w:val="en-GB"/>
-        </w:rPr>
-        <w:t xml:space="preserve">, right after the </w:t>
-      </w:r>
-      <w:r>
-        <w:rPr>
-          <w:lang w:val="en-GB"/>
-        </w:rPr>
-        <w:t xml:space="preserve">SSNLP </w:t>
-      </w:r>
-      <w:r>
-        <w:rPr>
-          <w:lang w:val="en-GB"/>
-        </w:rPr>
-        <w:t xml:space="preserve">event </w:t>
-      </w:r>
-      <w:r>
-        <w:rPr>
-          <w:lang w:val="en-GB"/>
-        </w:rPr>
-        <w:t>(</w:t>
-      </w:r>
-      <w:r>
-        <w:rPr>
-          <w:lang w:val="en-GB"/>
-        </w:rPr>
-        <w:t xml:space="preserve">organized by Prof. </w:t>
-      </w:r>
-      <w:r>
-        <w:rPr>
-          <w:lang w:val="en-GB"/>
-        </w:rPr>
-        <w:t>Soujanya</w:t>
-      </w:r>
-      <w:r>
-        <w:rPr>
-          <w:lang w:val="en-GB"/>
-        </w:rPr>
-        <w:t xml:space="preserve"> </w:t>
-      </w:r>
-      <w:r>
-        <w:rPr>
-          <w:lang w:val="en-GB"/>
-        </w:rPr>
-        <w:t>Poria</w:t>
-      </w:r>
-      <w:r>
-        <w:rPr>
-          <w:lang w:val="en-GB"/>
-        </w:rPr>
-        <w:t xml:space="preserve">), </w:t>
-      </w:r>
-      <w:r>
-        <w:rPr>
-          <w:lang w:val="en-GB"/>
-        </w:rPr>
-        <w:t xml:space="preserve">on </w:t>
-      </w:r>
-      <w:r>
-        <w:rPr>
-          <w:lang w:val="en-GB"/>
-        </w:rPr>
-        <w:t>23</w:t>
-      </w:r>
-      <w:r>
-        <w:rPr>
-          <w:vertAlign w:val="superscript"/>
-          <w:lang w:val="en-GB"/>
-        </w:rPr>
-        <w:t>rd</w:t>
-      </w:r>
-      <w:r>
-        <w:rPr>
-          <w:lang w:val="en-GB"/>
-        </w:rPr>
-        <w:t xml:space="preserve"> Apr</w:t>
-      </w:r>
-      <w:r>
-        <w:rPr>
-          <w:lang w:val="en-GB"/>
-        </w:rPr>
-        <w:t xml:space="preserve"> 2025</w:t>
-      </w:r>
-      <w:r>
-        <w:rPr>
-          <w:lang w:val="en-GB"/>
-        </w:rPr>
-        <w:t>, 9am-6pm.</w:t>
+        <w:t>will be confirmed at a later date.</w:t>
+      </w:r>
+      <w:commentRangeEnd w:id="0"/>
+      <w:r>
+        <w:rPr>
+          <w:rStyle w:val="CommentReference"/>
+          <w:lang w:val="en-GB"/>
+        </w:rPr>
+        <w:commentReference w:id="0"/>
       </w:r>
     </w:p>
     <w:p>
@@ -4116,21 +4603,138 @@
         <w:rPr>
           <w:lang w:val="en-GB"/>
         </w:rPr>
-        <w:t xml:space="preserve">Participation to these events could affect your participation score. </w:t>
-      </w:r>
-      <w:r>
-        <w:rPr>
-          <w:lang w:val="en-GB"/>
-        </w:rPr>
-        <w:t>More details on both events will follow closer to the date.</w:t>
-      </w:r>
-    </w:p>
-    <w:p>
-      <w:pPr>
-        <w:rPr>
-          <w:lang w:val="en-GB"/>
-        </w:rPr>
-      </w:pPr>
+        <w:t>Attendance will be taken and p</w:t>
+      </w:r>
+      <w:r>
+        <w:rPr>
+          <w:lang w:val="en-GB"/>
+        </w:rPr>
+        <w:t xml:space="preserve">articipation to these events could </w:t>
+      </w:r>
+      <w:r>
+        <w:rPr>
+          <w:lang w:val="en-GB"/>
+        </w:rPr>
+        <w:t xml:space="preserve">and will </w:t>
+      </w:r>
+      <w:r>
+        <w:rPr>
+          <w:lang w:val="en-GB"/>
+        </w:rPr>
+        <w:t xml:space="preserve">affect your participation score. </w:t>
+      </w:r>
+    </w:p>
+    <w:p>
+      <w:pPr>
+        <w:rPr>
+          <w:lang w:val="en-GB"/>
+        </w:rPr>
+      </w:pPr>
+    </w:p>
+    <w:p>
+      <w:pPr>
+        <w:pStyle w:val="Heading2"/>
+        <w:rPr>
+          <w:lang w:val="en-GB"/>
+        </w:rPr>
+      </w:pPr>
+      <w:r>
+        <w:rPr>
+          <w:lang w:val="en-GB"/>
+        </w:rPr>
+        <w:t>Timetable for 50.039</w:t>
+      </w:r>
+    </w:p>
+    <w:p>
+      <w:pPr>
+        <w:rPr>
+          <w:lang w:val="en-GB"/>
+        </w:rPr>
+      </w:pPr>
+    </w:p>
+    <w:p>
+      <w:pPr>
+        <w:rPr>
+          <w:lang w:val="en-GB"/>
+        </w:rPr>
+      </w:pPr>
+      <w:r>
+        <w:rPr>
+          <w:lang w:val="en-GB"/>
+        </w:rPr>
+        <w:t>At the moment, the current timetable is set as follows.</w:t>
+      </w:r>
+    </w:p>
+    <w:p>
+      <w:pPr>
+        <w:rPr>
+          <w:lang w:val="en-GB"/>
+        </w:rPr>
+      </w:pPr>
+      <w:commentRangeStart w:id="1"/>
+      <w:r>
+        <w:rPr>
+          <w:lang w:val="en-GB"/>
+        </w:rPr>
+        <w:t>For class 1, the following lectures and locations will be used for W1-13:</w:t>
+      </w:r>
+    </w:p>
+    <w:p>
+      <w:pPr>
+        <w:pStyle w:val="ListParagraph"/>
+        <w:numPr>
+          <w:ilvl w:val="0"/>
+          <w:numId w:val="17"/>
+        </w:numPr>
+        <w:rPr>
+          <w:lang w:val="en-GB"/>
+        </w:rPr>
+      </w:pPr>
+      <w:r>
+        <w:rPr>
+          <w:lang w:val="en-GB"/>
+        </w:rPr>
+        <w:t>XXX</w:t>
+      </w:r>
+    </w:p>
+    <w:p>
+      <w:pPr>
+        <w:rPr>
+          <w:lang w:val="en-GB"/>
+        </w:rPr>
+      </w:pPr>
+      <w:r>
+        <w:rPr>
+          <w:lang w:val="en-GB"/>
+        </w:rPr>
+        <w:t>For class 2, the following lectures and locations will be used for W1-13:</w:t>
+      </w:r>
+    </w:p>
+    <w:p>
+      <w:pPr>
+        <w:pStyle w:val="ListParagraph"/>
+        <w:numPr>
+          <w:ilvl w:val="0"/>
+          <w:numId w:val="17"/>
+        </w:numPr>
+        <w:rPr>
+          <w:lang w:val="en-GB"/>
+        </w:rPr>
+      </w:pPr>
+      <w:r>
+        <w:rPr>
+          <w:lang w:val="en-GB"/>
+        </w:rPr>
+        <w:t>XXX</w:t>
+      </w:r>
+      <w:commentRangeEnd w:id="1"/>
+      <w:r>
+        <w:rPr>
+          <w:rStyle w:val="CommentReference"/>
+          <w:lang w:val="en-GB"/>
+        </w:rPr>
+        <w:commentReference w:id="1"/>
+      </w:r>
     </w:p>
     <w:p>
       <w:pPr>
@@ -4139,57 +4743,98 @@
           <w:color w:val="2E74B5" w:themeColor="accent1" w:themeShade="BF"/>
           <w:sz w:val="26"/>
           <w:szCs w:val="26"/>
+          <w:lang w:val="en-GB"/>
         </w:rPr>
       </w:pPr>
     </w:p>
     <w:p>
       <w:pPr>
         <w:pStyle w:val="Heading2"/>
-      </w:pPr>
-      <w:r>
-        <w:lastRenderedPageBreak/>
+        <w:rPr>
+          <w:lang w:val="en-GB"/>
+        </w:rPr>
+      </w:pPr>
+      <w:r>
+        <w:rPr>
+          <w:lang w:val="en-GB"/>
+        </w:rPr>
         <w:t>A</w:t>
       </w:r>
       <w:r>
+        <w:rPr>
+          <w:lang w:val="en-GB"/>
+        </w:rPr>
         <w:t xml:space="preserve">n important </w:t>
       </w:r>
       <w:r>
+        <w:rPr>
+          <w:lang w:val="en-GB"/>
+        </w:rPr>
         <w:t xml:space="preserve">note on </w:t>
       </w:r>
       <w:r>
+        <w:rPr>
+          <w:lang w:val="en-GB"/>
+        </w:rPr>
         <w:t xml:space="preserve">public holidays and </w:t>
       </w:r>
       <w:r>
+        <w:rPr>
+          <w:lang w:val="en-GB"/>
+        </w:rPr>
         <w:t>CNY classes</w:t>
       </w:r>
     </w:p>
-    <w:p/>
+    <w:p>
+      <w:pPr>
+        <w:rPr>
+          <w:lang w:val="en-GB"/>
+        </w:rPr>
+      </w:pPr>
+    </w:p>
     <w:p>
       <w:pPr>
         <w:rPr>
           <w:b/>
           <w:bCs/>
-        </w:rPr>
-      </w:pPr>
-      <w:r>
+          <w:lang w:val="en-GB"/>
+        </w:rPr>
+      </w:pPr>
+      <w:r>
+        <w:rPr>
+          <w:lang w:val="en-GB"/>
+        </w:rPr>
         <w:t xml:space="preserve">This year, there are </w:t>
       </w:r>
       <w:r>
+        <w:rPr>
+          <w:lang w:val="en-GB"/>
+        </w:rPr>
         <w:t>many</w:t>
       </w:r>
       <w:r>
+        <w:rPr>
+          <w:lang w:val="en-GB"/>
+        </w:rPr>
         <w:t xml:space="preserve"> public holidays that have effects on some of the scheduled lectures.</w:t>
       </w:r>
       <w:r>
+        <w:rPr>
+          <w:lang w:val="en-GB"/>
+        </w:rPr>
         <w:br/>
       </w:r>
       <w:r>
+        <w:rPr>
+          <w:lang w:val="en-GB"/>
+        </w:rPr>
         <w:t xml:space="preserve">The following lectures will be cancelled and will be replaced by video recordings to be uploaded on eDimension. </w:t>
       </w:r>
       <w:r>
         <w:rPr>
           <w:b/>
           <w:bCs/>
+          <w:lang w:val="en-GB"/>
         </w:rPr>
         <w:t>The students will be responsible for self-studying the materials.</w:t>
       </w:r>
@@ -4201,27 +4846,72 @@
           <w:ilvl w:val="0"/>
           <w:numId w:val="15"/>
         </w:numPr>
-      </w:pPr>
-      <w:r>
-        <w:t>Wednesday 29</w:t>
-      </w:r>
-      <w:r>
-        <w:rPr>
-          <w:vertAlign w:val="superscript"/>
-        </w:rPr>
-        <w:t>t</w:t>
-      </w:r>
-      <w:r>
-        <w:rPr>
-          <w:vertAlign w:val="superscript"/>
-        </w:rPr>
-        <w:t>h</w:t>
-      </w:r>
-      <w:r>
-        <w:t xml:space="preserve"> January 2025,</w:t>
-      </w:r>
-      <w:r>
-        <w:t xml:space="preserve"> 9-10.30am</w:t>
+        <w:rPr>
+          <w:lang w:val="en-GB"/>
+        </w:rPr>
+      </w:pPr>
+      <w:commentRangeStart w:id="2"/>
+      <w:r>
+        <w:rPr>
+          <w:lang w:val="en-GB"/>
+        </w:rPr>
+        <w:t>Dates to be added once timetable is confirmed</w:t>
+      </w:r>
+      <w:commentRangeEnd w:id="2"/>
+      <w:r>
+        <w:rPr>
+          <w:rStyle w:val="CommentReference"/>
+          <w:lang w:val="en-GB"/>
+        </w:rPr>
+        <w:commentReference w:id="2"/>
+      </w:r>
+    </w:p>
+    <w:p>
+      <w:pPr>
+        <w:rPr>
+          <w:lang w:val="en-GB"/>
+        </w:rPr>
+      </w:pPr>
+    </w:p>
+    <w:p>
+      <w:pPr>
+        <w:pStyle w:val="Heading2"/>
+        <w:rPr>
+          <w:lang w:val="en-GB"/>
+        </w:rPr>
+      </w:pPr>
+      <w:r>
+        <w:rPr>
+          <w:lang w:val="en-GB"/>
+        </w:rPr>
+        <w:lastRenderedPageBreak/>
+        <w:t>Textbooks for advanced concepts</w:t>
+      </w:r>
+    </w:p>
+    <w:p>
+      <w:pPr>
+        <w:rPr>
+          <w:lang w:val="en-GB"/>
+        </w:rPr>
+      </w:pPr>
+    </w:p>
+    <w:p>
+      <w:pPr>
+        <w:rPr>
+          <w:lang w:val="en-GB"/>
+        </w:rPr>
+      </w:pPr>
+      <w:r>
+        <w:rPr>
+          <w:lang w:val="en-GB"/>
+        </w:rPr>
+        <w:t>Shall the students require extra reading beyond what is provided in the course, the books below are considered some of the most important ones</w:t>
+      </w:r>
+      <w:r>
+        <w:rPr>
+          <w:lang w:val="en-GB"/>
+        </w:rPr>
+        <w:t xml:space="preserve"> in Deep Learning.</w:t>
       </w:r>
     </w:p>
     <w:p>
@@ -4229,23 +4919,32 @@
         <w:pStyle w:val="ListParagraph"/>
         <w:numPr>
           <w:ilvl w:val="0"/>
-          <w:numId w:val="15"/>
+          <w:numId w:val="19"/>
         </w:numPr>
-      </w:pPr>
-      <w:r>
-        <w:t>Thursday 30</w:t>
-      </w:r>
-      <w:r>
-        <w:rPr>
-          <w:vertAlign w:val="superscript"/>
-        </w:rPr>
-        <w:t>th</w:t>
-      </w:r>
-      <w:r>
-        <w:t xml:space="preserve"> January 2025,</w:t>
-      </w:r>
-      <w:r>
-        <w:t xml:space="preserve"> 1.30-3pm</w:t>
+        <w:rPr>
+          <w:lang w:val="en-GB"/>
+        </w:rPr>
+      </w:pPr>
+      <w:r>
+        <w:rPr>
+          <w:lang w:val="en-GB"/>
+        </w:rPr>
+        <w:t>Michael A. Nielsen, “Neural networks and deep learning”, 2015. (</w:t>
+      </w:r>
+      <w:hyperlink r:id="rId16" w:history="1">
+        <w:r>
+          <w:rPr>
+            <w:rStyle w:val="Hyperlink"/>
+            <w:lang w:val="en-GB"/>
+          </w:rPr>
+          <w:t>http://neuralnetworksanddeeplearning.com/</w:t>
+        </w:r>
+      </w:hyperlink>
+      <w:r>
+        <w:rPr>
+          <w:lang w:val="en-GB"/>
+        </w:rPr>
+        <w:t>).</w:t>
       </w:r>
     </w:p>
     <w:p>
@@ -4253,23 +4952,38 @@
         <w:pStyle w:val="ListParagraph"/>
         <w:numPr>
           <w:ilvl w:val="0"/>
-          <w:numId w:val="15"/>
+          <w:numId w:val="19"/>
         </w:numPr>
-      </w:pPr>
-      <w:r>
-        <w:t>Thursday 30</w:t>
-      </w:r>
-      <w:r>
-        <w:rPr>
-          <w:vertAlign w:val="superscript"/>
-        </w:rPr>
-        <w:t>th</w:t>
-      </w:r>
-      <w:r>
-        <w:t xml:space="preserve"> January 2025,</w:t>
-      </w:r>
-      <w:r>
-        <w:t xml:space="preserve"> 3.30-5.30pm</w:t>
+        <w:rPr>
+          <w:lang w:val="en-GB"/>
+        </w:rPr>
+      </w:pPr>
+      <w:r>
+        <w:rPr>
+          <w:lang w:val="en-GB"/>
+        </w:rPr>
+        <w:t>Ian Goodfellow and Yoshua Bengio and Aaron Courville, “Deep learning”, 2016. (</w:t>
+      </w:r>
+      <w:hyperlink r:id="rId17" w:history="1">
+        <w:r>
+          <w:rPr>
+            <w:rStyle w:val="Hyperlink"/>
+            <w:lang w:val="en-GB"/>
+          </w:rPr>
+          <w:t>https://www.deeplearningbook.org/</w:t>
+        </w:r>
+      </w:hyperlink>
+      <w:r>
+        <w:rPr>
+          <w:lang w:val="en-GB"/>
+        </w:rPr>
+        <w:t>)</w:t>
+      </w:r>
+      <w:r>
+        <w:rPr>
+          <w:lang w:val="en-GB"/>
+        </w:rPr>
+        <w:t>.</w:t>
       </w:r>
     </w:p>
     <w:p>
@@ -4277,23 +4991,38 @@
         <w:pStyle w:val="ListParagraph"/>
         <w:numPr>
           <w:ilvl w:val="0"/>
-          <w:numId w:val="15"/>
+          <w:numId w:val="19"/>
         </w:numPr>
-      </w:pPr>
-      <w:r>
-        <w:t>Friday 31</w:t>
-      </w:r>
-      <w:r>
-        <w:rPr>
-          <w:vertAlign w:val="superscript"/>
-        </w:rPr>
-        <w:t>st</w:t>
-      </w:r>
-      <w:r>
-        <w:t xml:space="preserve"> January 2025,</w:t>
-      </w:r>
-      <w:r>
-        <w:t xml:space="preserve"> 11.30am-1.30pm</w:t>
+        <w:rPr>
+          <w:lang w:val="en-GB"/>
+        </w:rPr>
+      </w:pPr>
+      <w:r>
+        <w:rPr>
+          <w:lang w:val="en-GB"/>
+        </w:rPr>
+        <w:t>Yaser S. Abu-Mostafa and Malik Magdon-Ismail and Hsuan-Tien Lin. “Learning from data”, 2012. (</w:t>
+      </w:r>
+      <w:hyperlink r:id="rId18" w:history="1">
+        <w:r>
+          <w:rPr>
+            <w:rStyle w:val="Hyperlink"/>
+            <w:lang w:val="en-GB"/>
+          </w:rPr>
+          <w:t>https://work.caltech.edu/library/textbook.html</w:t>
+        </w:r>
+      </w:hyperlink>
+      <w:r>
+        <w:rPr>
+          <w:lang w:val="en-GB"/>
+        </w:rPr>
+        <w:t>)</w:t>
+      </w:r>
+      <w:r>
+        <w:rPr>
+          <w:lang w:val="en-GB"/>
+        </w:rPr>
+        <w:t>.</w:t>
       </w:r>
     </w:p>
     <w:p>
@@ -4301,123 +5030,116 @@
         <w:pStyle w:val="ListParagraph"/>
         <w:numPr>
           <w:ilvl w:val="0"/>
-          <w:numId w:val="15"/>
+          <w:numId w:val="19"/>
         </w:numPr>
-      </w:pPr>
-      <w:r>
-        <w:t>Monday 31</w:t>
-      </w:r>
-      <w:r>
-        <w:rPr>
-          <w:vertAlign w:val="superscript"/>
-        </w:rPr>
-        <w:t>st</w:t>
-      </w:r>
-      <w:r>
-        <w:t xml:space="preserve"> March 2025, 10.30am-noon</w:t>
-      </w:r>
-    </w:p>
-    <w:p>
-      <w:pPr>
-        <w:pStyle w:val="ListParagraph"/>
-        <w:numPr>
-          <w:ilvl w:val="0"/>
-          <w:numId w:val="15"/>
-        </w:numPr>
-      </w:pPr>
-      <w:r>
-        <w:t>Friday 18</w:t>
-      </w:r>
-      <w:r>
-        <w:rPr>
-          <w:vertAlign w:val="superscript"/>
-        </w:rPr>
-        <w:t>th</w:t>
-      </w:r>
-      <w:r>
-        <w:t xml:space="preserve"> April 2025, </w:t>
-      </w:r>
-      <w:r>
-        <w:t>11.30am-1.30pm</w:t>
-      </w:r>
-    </w:p>
-    <w:p>
-      <w:r>
-        <w:t xml:space="preserve">Please enjoy CNY, but </w:t>
-      </w:r>
-      <w:r>
-        <w:t xml:space="preserve">please </w:t>
-      </w:r>
-      <w:r>
-        <w:t>remember to do your self-study.</w:t>
-      </w:r>
-    </w:p>
-    <w:p/>
-    <w:p>
-      <w:pPr>
-        <w:pStyle w:val="Heading2"/>
-      </w:pPr>
-      <w:r>
-        <w:t>Textbooks for advanced concepts</w:t>
-      </w:r>
-    </w:p>
-    <w:p/>
-    <w:p>
-      <w:r>
-        <w:t>Shall the students require extra reading beyond what is provided in the course, the books below are considered some of the most important ones</w:t>
-      </w:r>
-      <w:r>
-        <w:t xml:space="preserve"> in Deep Learning.</w:t>
-      </w:r>
-    </w:p>
-    <w:p>
-      <w:r>
-        <w:rPr>
-          <w:rFonts w:ascii="Segoe UI Symbol" w:hAnsi="Segoe UI Symbol" w:cs="Segoe UI Symbol"/>
-        </w:rPr>
-        <w:t>✓</w:t>
-      </w:r>
-      <w:r>
-        <w:t xml:space="preserve"> Michael A. Nielsen, “Neural networks and deep learning”, 2015. (http://neuralnetworksanddeeplearning.com/).</w:t>
-      </w:r>
-    </w:p>
-    <w:p>
-      <w:r>
-        <w:rPr>
-          <w:rFonts w:ascii="Segoe UI Symbol" w:hAnsi="Segoe UI Symbol" w:cs="Segoe UI Symbol"/>
-        </w:rPr>
-        <w:t>✓</w:t>
-      </w:r>
-      <w:r>
-        <w:t xml:space="preserve"> Ian Goodfellow and Yoshua Bengio and Aaron Courville, “Deep learning”, 2016. (https://www.deeplearningbook.org/)</w:t>
-      </w:r>
-    </w:p>
-    <w:p>
-      <w:r>
-        <w:rPr>
-          <w:rFonts w:ascii="Segoe UI Symbol" w:hAnsi="Segoe UI Symbol" w:cs="Segoe UI Symbol"/>
-        </w:rPr>
-        <w:t>✓</w:t>
-      </w:r>
-      <w:r>
-        <w:t xml:space="preserve"> Yaser S. Abu-Mostafa and Malik Magdon-Ismail and Hsuan-Tien Lin. “Learning from data”, 2012. (https://work.caltech.edu/library/textbook.html)</w:t>
-      </w:r>
-    </w:p>
-    <w:p>
-      <w:r>
-        <w:t>The course also attempts to present the most recent concepts and scientific papers in Artificial Intelligence/Machine Learning/Neural Networks. Arxiv links to the paper PDFs will often be provided, and demo codes might be shown in class.</w:t>
-      </w:r>
-      <w:r>
+        <w:rPr>
+          <w:lang w:val="en-GB"/>
+        </w:rPr>
+      </w:pPr>
+      <w:r>
+        <w:rPr>
+          <w:lang w:val="en-GB"/>
+        </w:rPr>
+        <w:t xml:space="preserve">Simon J. D. Prince </w:t>
+      </w:r>
+      <w:r>
+        <w:rPr>
+          <w:lang w:val="en-GB"/>
+        </w:rPr>
+        <w:t>“Understanding Deep Learning”</w:t>
+      </w:r>
+      <w:r>
+        <w:rPr>
+          <w:lang w:val="en-GB"/>
+        </w:rPr>
+        <w:t>, 2023</w:t>
+      </w:r>
+      <w:r>
+        <w:rPr>
+          <w:lang w:val="en-GB"/>
+        </w:rPr>
+        <w:t xml:space="preserve"> (</w:t>
+      </w:r>
+      <w:hyperlink r:id="rId19" w:history="1">
+        <w:r>
+          <w:rPr>
+            <w:rStyle w:val="Hyperlink"/>
+            <w:lang w:val="en-GB"/>
+          </w:rPr>
+          <w:t>https://udlbook.github.io/udlbook/</w:t>
+        </w:r>
+      </w:hyperlink>
+      <w:r>
+        <w:rPr>
+          <w:lang w:val="en-GB"/>
+        </w:rPr>
+        <w:t>)</w:t>
+      </w:r>
+      <w:r>
+        <w:rPr>
+          <w:lang w:val="en-GB"/>
+        </w:rPr>
+        <w:t>.</w:t>
+      </w:r>
+    </w:p>
+    <w:p>
+      <w:pPr>
+        <w:rPr>
+          <w:lang w:val="en-GB"/>
+        </w:rPr>
+      </w:pPr>
+      <w:r>
+        <w:rPr>
+          <w:lang w:val="en-GB"/>
+        </w:rPr>
+        <w:t xml:space="preserve">The course also attempts to present </w:t>
+      </w:r>
+      <w:r>
+        <w:rPr>
+          <w:lang w:val="en-GB"/>
+        </w:rPr>
+        <w:t xml:space="preserve">some </w:t>
+      </w:r>
+      <w:r>
+        <w:rPr>
+          <w:lang w:val="en-GB"/>
+        </w:rPr>
+        <w:t>recent concepts and scientific papers in Artificial Intelligence/Machine Learning/Neural Networks. Arxiv links to the paper PDFs will often be provided, and demo codes might be shown in class.</w:t>
+      </w:r>
+      <w:r>
+        <w:rPr>
+          <w:lang w:val="en-GB"/>
+        </w:rPr>
         <w:t xml:space="preserve"> Students are also encouraged to refer to the PapersWithCode website.</w:t>
       </w:r>
     </w:p>
     <w:p>
-      <w:r>
+      <w:pPr>
+        <w:rPr>
+          <w:lang w:val="en-GB"/>
+        </w:rPr>
+      </w:pPr>
+      <w:r>
+        <w:rPr>
+          <w:lang w:val="en-GB"/>
+        </w:rPr>
         <w:t>We invite the curious reader to refer to the textbooks, scientific papers and demo codes.</w:t>
       </w:r>
     </w:p>
-    <w:p/>
-    <w:p/>
+    <w:p>
+      <w:pPr>
+        <w:rPr>
+          <w:lang w:val="en-GB"/>
+        </w:rPr>
+      </w:pPr>
+    </w:p>
+    <w:p>
+      <w:pPr>
+        <w:rPr>
+          <w:lang w:val="en-GB"/>
+        </w:rPr>
+      </w:pPr>
+    </w:p>
     <w:p>
       <w:pPr>
         <w:rPr>
@@ -4426,24 +5148,48 @@
           <w:sz w:val="32"/>
           <w:szCs w:val="32"/>
           <w:u w:val="single"/>
-        </w:rPr>
-      </w:pPr>
-      <w:r>
+          <w:lang w:val="en-GB"/>
+        </w:rPr>
+      </w:pPr>
+      <w:r>
+        <w:rPr>
+          <w:lang w:val="en-GB"/>
+        </w:rPr>
         <w:br w:type="page"/>
       </w:r>
     </w:p>
     <w:p>
       <w:pPr>
         <w:pStyle w:val="Heading1"/>
-      </w:pPr>
-      <w:r>
+        <w:rPr>
+          <w:lang w:val="en-GB"/>
+        </w:rPr>
+      </w:pPr>
+      <w:r>
+        <w:rPr>
+          <w:lang w:val="en-GB"/>
+        </w:rPr>
         <w:lastRenderedPageBreak/>
         <w:t>Course assessment</w:t>
       </w:r>
     </w:p>
-    <w:p/>
-    <w:p>
-      <w:r>
+    <w:p>
+      <w:pPr>
+        <w:rPr>
+          <w:lang w:val="en-GB"/>
+        </w:rPr>
+      </w:pPr>
+    </w:p>
+    <w:p>
+      <w:pPr>
+        <w:rPr>
+          <w:lang w:val="en-GB"/>
+        </w:rPr>
+      </w:pPr>
+      <w:r>
+        <w:rPr>
+          <w:lang w:val="en-GB"/>
+        </w:rPr>
         <w:t>The assessment for this course is described below.</w:t>
       </w:r>
     </w:p>
@@ -4453,6 +5199,7 @@
           <w:b/>
           <w:color w:val="44546A" w:themeColor="text2"/>
           <w:u w:val="single"/>
+          <w:lang w:val="en-GB"/>
         </w:rPr>
       </w:pPr>
       <w:r>
@@ -4460,6 +5207,7 @@
           <w:b/>
           <w:color w:val="44546A" w:themeColor="text2"/>
           <w:u w:val="single"/>
+          <w:lang w:val="en-GB"/>
         </w:rPr>
         <w:t>Homeworks (</w:t>
       </w:r>
@@ -4468,6 +5216,7 @@
           <w:b/>
           <w:color w:val="44546A" w:themeColor="text2"/>
           <w:u w:val="single"/>
+          <w:lang w:val="en-GB"/>
         </w:rPr>
         <w:t>2</w:t>
       </w:r>
@@ -4476,6 +5225,7 @@
           <w:b/>
           <w:color w:val="44546A" w:themeColor="text2"/>
           <w:u w:val="single"/>
+          <w:lang w:val="en-GB"/>
         </w:rPr>
         <w:t>0</w:t>
       </w:r>
@@ -4484,6 +5234,7 @@
           <w:b/>
           <w:color w:val="44546A" w:themeColor="text2"/>
           <w:u w:val="single"/>
+          <w:lang w:val="en-GB"/>
         </w:rPr>
         <w:t>%)</w:t>
       </w:r>
@@ -4495,23 +5246,44 @@
           <w:ilvl w:val="0"/>
           <w:numId w:val="2"/>
         </w:numPr>
-      </w:pPr>
-      <w:r>
+        <w:rPr>
+          <w:lang w:val="en-GB"/>
+        </w:rPr>
+      </w:pPr>
+      <w:r>
+        <w:rPr>
+          <w:lang w:val="en-GB"/>
+        </w:rPr>
         <w:t>H</w:t>
       </w:r>
       <w:r>
+        <w:rPr>
+          <w:lang w:val="en-GB"/>
+        </w:rPr>
         <w:t>omeworks</w:t>
       </w:r>
       <w:r>
+        <w:rPr>
+          <w:lang w:val="en-GB"/>
+        </w:rPr>
         <w:t xml:space="preserve"> </w:t>
       </w:r>
       <w:r>
+        <w:rPr>
+          <w:lang w:val="en-GB"/>
+        </w:rPr>
         <w:t xml:space="preserve">will be given </w:t>
       </w:r>
       <w:r>
+        <w:rPr>
+          <w:lang w:val="en-GB"/>
+        </w:rPr>
         <w:t>every two weeks or so</w:t>
       </w:r>
       <w:r>
+        <w:rPr>
+          <w:lang w:val="en-GB"/>
+        </w:rPr>
         <w:t>.</w:t>
       </w:r>
     </w:p>
@@ -4522,9 +5294,27 @@
           <w:ilvl w:val="0"/>
           <w:numId w:val="2"/>
         </w:numPr>
-      </w:pPr>
-      <w:r>
-        <w:t>Homework instructions and deadlines will be posted on eDimension.</w:t>
+        <w:rPr>
+          <w:lang w:val="en-GB"/>
+        </w:rPr>
+      </w:pPr>
+      <w:r>
+        <w:rPr>
+          <w:lang w:val="en-GB"/>
+        </w:rPr>
+        <w:t>Homework instructions and deadlines</w:t>
+      </w:r>
+      <w:r>
+        <w:rPr>
+          <w:lang w:val="en-GB"/>
+        </w:rPr>
+        <w:t xml:space="preserve"> are discussed in class and are</w:t>
+      </w:r>
+      <w:r>
+        <w:rPr>
+          <w:lang w:val="en-GB"/>
+        </w:rPr>
+        <w:t xml:space="preserve"> posted on eDimension.</w:t>
       </w:r>
     </w:p>
     <w:p>
@@ -4534,14 +5324,21 @@
           <w:ilvl w:val="0"/>
           <w:numId w:val="2"/>
         </w:numPr>
-      </w:pPr>
-      <w:r>
+        <w:rPr>
+          <w:lang w:val="en-GB"/>
+        </w:rPr>
+      </w:pPr>
+      <w:r>
+        <w:rPr>
+          <w:lang w:val="en-GB"/>
+        </w:rPr>
         <w:t xml:space="preserve">One extension request per term is allowed, </w:t>
       </w:r>
       <w:r>
         <w:rPr>
           <w:b/>
           <w:bCs/>
+          <w:lang w:val="en-GB"/>
         </w:rPr>
         <w:t xml:space="preserve">as long as you email </w:t>
       </w:r>
@@ -4549,6 +5346,7 @@
         <w:rPr>
           <w:b/>
           <w:bCs/>
+          <w:lang w:val="en-GB"/>
         </w:rPr>
         <w:t>instructors</w:t>
       </w:r>
@@ -4556,6 +5354,7 @@
         <w:rPr>
           <w:b/>
           <w:bCs/>
+          <w:lang w:val="en-GB"/>
         </w:rPr>
         <w:t xml:space="preserve"> to ask for </w:t>
       </w:r>
@@ -4563,6 +5362,7 @@
         <w:rPr>
           <w:b/>
           <w:bCs/>
+          <w:lang w:val="en-GB"/>
         </w:rPr>
         <w:t>such an extension</w:t>
       </w:r>
@@ -4570,6 +5370,7 @@
         <w:rPr>
           <w:b/>
           <w:bCs/>
+          <w:lang w:val="en-GB"/>
         </w:rPr>
         <w:t xml:space="preserve"> </w:t>
       </w:r>
@@ -4578,6 +5379,7 @@
           <w:b/>
           <w:bCs/>
           <w:u w:val="single"/>
+          <w:lang w:val="en-GB"/>
         </w:rPr>
         <w:t>before</w:t>
       </w:r>
@@ -4585,6 +5387,7 @@
         <w:rPr>
           <w:b/>
           <w:bCs/>
+          <w:lang w:val="en-GB"/>
         </w:rPr>
         <w:t xml:space="preserve"> the deadline.</w:t>
       </w:r>
@@ -4592,8 +5395,25 @@
         <w:rPr>
           <w:b/>
           <w:bCs/>
-        </w:rPr>
-        <w:t xml:space="preserve"> Penalties for late submissions will be at our discretion.</w:t>
+          <w:lang w:val="en-GB"/>
+        </w:rPr>
+        <w:t xml:space="preserve"> Penalties for late submissions will </w:t>
+      </w:r>
+      <w:r>
+        <w:rPr>
+          <w:b/>
+          <w:bCs/>
+          <w:lang w:val="en-GB"/>
+        </w:rPr>
+        <w:t>apply</w:t>
+      </w:r>
+      <w:r>
+        <w:rPr>
+          <w:b/>
+          <w:bCs/>
+          <w:lang w:val="en-GB"/>
+        </w:rPr>
+        <w:t xml:space="preserve"> at our discretion.</w:t>
       </w:r>
     </w:p>
     <w:p>
@@ -4602,6 +5422,7 @@
           <w:b/>
           <w:color w:val="44546A" w:themeColor="text2"/>
           <w:u w:val="single"/>
+          <w:lang w:val="en-GB"/>
         </w:rPr>
       </w:pPr>
       <w:r>
@@ -4609,6 +5430,7 @@
           <w:b/>
           <w:color w:val="44546A" w:themeColor="text2"/>
           <w:u w:val="single"/>
+          <w:lang w:val="en-GB"/>
         </w:rPr>
         <w:t>Midterm (2</w:t>
       </w:r>
@@ -4617,6 +5439,7 @@
           <w:b/>
           <w:color w:val="44546A" w:themeColor="text2"/>
           <w:u w:val="single"/>
+          <w:lang w:val="en-GB"/>
         </w:rPr>
         <w:t>0</w:t>
       </w:r>
@@ -4625,6 +5448,7 @@
           <w:b/>
           <w:color w:val="44546A" w:themeColor="text2"/>
           <w:u w:val="single"/>
+          <w:lang w:val="en-GB"/>
         </w:rPr>
         <w:t>%)</w:t>
       </w:r>
@@ -4636,42 +5460,28 @@
           <w:ilvl w:val="0"/>
           <w:numId w:val="5"/>
         </w:numPr>
-      </w:pPr>
-      <w:r>
+        <w:rPr>
+          <w:lang w:val="en-GB"/>
+        </w:rPr>
+      </w:pPr>
+      <w:commentRangeStart w:id="3"/>
+      <w:r>
+        <w:rPr>
+          <w:lang w:val="en-GB"/>
+        </w:rPr>
         <w:t xml:space="preserve">Date: </w:t>
       </w:r>
       <w:r>
-        <w:t>5</w:t>
-      </w:r>
-      <w:r>
-        <w:rPr>
-          <w:vertAlign w:val="superscript"/>
-        </w:rPr>
-        <w:t>th</w:t>
-      </w:r>
-      <w:r>
-        <w:t xml:space="preserve"> </w:t>
-      </w:r>
-      <w:r>
-        <w:t>Ma</w:t>
-      </w:r>
-      <w:r>
-        <w:t>rch</w:t>
-      </w:r>
-      <w:r>
-        <w:t xml:space="preserve"> 2025, </w:t>
-      </w:r>
-      <w:r>
-        <w:t>6</w:t>
-      </w:r>
-      <w:r>
-        <w:t>-</w:t>
-      </w:r>
-      <w:r>
-        <w:t>7.30p</w:t>
-      </w:r>
-      <w:r>
-        <w:t>m, confirmed.</w:t>
+        <w:rPr>
+          <w:lang w:val="en-GB"/>
+        </w:rPr>
+        <w:t>TBC</w:t>
+      </w:r>
+      <w:r>
+        <w:rPr>
+          <w:lang w:val="en-GB"/>
+        </w:rPr>
+        <w:t>.</w:t>
       </w:r>
     </w:p>
     <w:p>
@@ -4681,15 +5491,47 @@
           <w:ilvl w:val="0"/>
           <w:numId w:val="5"/>
         </w:numPr>
-      </w:pPr>
-      <w:r>
+        <w:rPr>
+          <w:lang w:val="en-GB"/>
+        </w:rPr>
+      </w:pPr>
+      <w:r>
+        <w:rPr>
+          <w:lang w:val="en-GB"/>
+        </w:rPr>
         <w:t>V</w:t>
       </w:r>
       <w:r>
+        <w:rPr>
+          <w:lang w:val="en-GB"/>
+        </w:rPr>
         <w:t>enue</w:t>
       </w:r>
       <w:r>
-        <w:t>: TT 2 (1.309), TT 3 (1.310) &amp; TT 4 (1.312).</w:t>
+        <w:rPr>
+          <w:lang w:val="en-GB"/>
+        </w:rPr>
+        <w:t xml:space="preserve">: </w:t>
+      </w:r>
+      <w:r>
+        <w:rPr>
+          <w:lang w:val="en-GB"/>
+        </w:rPr>
+        <w:t>TBC</w:t>
+      </w:r>
+      <w:r>
+        <w:rPr>
+          <w:lang w:val="en-GB"/>
+        </w:rPr>
+        <w:t>.</w:t>
+      </w:r>
+      <w:commentRangeEnd w:id="3"/>
+      <w:r>
+        <w:rPr>
+          <w:rStyle w:val="CommentReference"/>
+          <w:lang w:val="en-GB"/>
+        </w:rPr>
+        <w:commentReference w:id="3"/>
       </w:r>
     </w:p>
     <w:p>
@@ -4699,17 +5541,56 @@
           <w:ilvl w:val="0"/>
           <w:numId w:val="5"/>
         </w:numPr>
-      </w:pPr>
-      <w:r>
-        <w:t xml:space="preserve">Paper exam, no coding. </w:t>
-      </w:r>
-      <w:r>
+        <w:rPr>
+          <w:lang w:val="en-GB"/>
+        </w:rPr>
+      </w:pPr>
+      <w:r>
+        <w:rPr>
+          <w:lang w:val="en-GB"/>
+        </w:rPr>
+        <w:t xml:space="preserve">Paper exam, </w:t>
+      </w:r>
+      <w:r>
+        <w:rPr>
+          <w:lang w:val="en-GB"/>
+        </w:rPr>
+        <w:t>might require light</w:t>
+      </w:r>
+      <w:r>
+        <w:rPr>
+          <w:lang w:val="en-GB"/>
+        </w:rPr>
+        <w:t xml:space="preserve"> coding</w:t>
+      </w:r>
+      <w:r>
+        <w:rPr>
+          <w:lang w:val="en-GB"/>
+        </w:rPr>
+        <w:t xml:space="preserve"> on paper</w:t>
+      </w:r>
+      <w:r>
+        <w:rPr>
+          <w:lang w:val="en-GB"/>
+        </w:rPr>
+        <w:t xml:space="preserve">. </w:t>
+      </w:r>
+      <w:r>
+        <w:rPr>
+          <w:lang w:val="en-GB"/>
+        </w:rPr>
         <w:t>Notions from Weeks 1-</w:t>
       </w:r>
       <w:r>
+        <w:rPr>
+          <w:lang w:val="en-GB"/>
+        </w:rPr>
         <w:t>5</w:t>
       </w:r>
       <w:r>
+        <w:rPr>
+          <w:lang w:val="en-GB"/>
+        </w:rPr>
         <w:t xml:space="preserve"> will be tested.</w:t>
       </w:r>
     </w:p>
@@ -4720,20 +5601,38 @@
           <w:ilvl w:val="0"/>
           <w:numId w:val="5"/>
         </w:numPr>
-      </w:pPr>
-      <w:r>
+        <w:rPr>
+          <w:lang w:val="en-GB"/>
+        </w:rPr>
+      </w:pPr>
+      <w:r>
+        <w:rPr>
+          <w:lang w:val="en-GB"/>
+        </w:rPr>
         <w:t>As is university policy, a single A4, double-sided, handwritten (not printed</w:t>
       </w:r>
       <w:r>
+        <w:rPr>
+          <w:lang w:val="en-GB"/>
+        </w:rPr>
         <w:t>, pen and paper</w:t>
       </w:r>
       <w:r>
+        <w:rPr>
+          <w:lang w:val="en-GB"/>
+        </w:rPr>
         <w:t xml:space="preserve"> only</w:t>
       </w:r>
       <w:r>
+        <w:rPr>
+          <w:lang w:val="en-GB"/>
+        </w:rPr>
         <w:t>!) cheatsheet is allowed for exams.</w:t>
       </w:r>
       <w:r>
+        <w:rPr>
+          <w:lang w:val="en-GB"/>
+        </w:rPr>
         <w:t xml:space="preserve"> This is university policy and not my decision.</w:t>
       </w:r>
     </w:p>
@@ -4743,6 +5642,7 @@
           <w:b/>
           <w:color w:val="44546A" w:themeColor="text2"/>
           <w:u w:val="single"/>
+          <w:lang w:val="en-GB"/>
         </w:rPr>
       </w:pPr>
       <w:r>
@@ -4750,6 +5650,7 @@
           <w:b/>
           <w:color w:val="44546A" w:themeColor="text2"/>
           <w:u w:val="single"/>
+          <w:lang w:val="en-GB"/>
         </w:rPr>
         <w:t>Final exam (</w:t>
       </w:r>
@@ -4758,6 +5659,7 @@
           <w:b/>
           <w:color w:val="44546A" w:themeColor="text2"/>
           <w:u w:val="single"/>
+          <w:lang w:val="en-GB"/>
         </w:rPr>
         <w:t>2</w:t>
       </w:r>
@@ -4766,6 +5668,7 @@
           <w:b/>
           <w:color w:val="44546A" w:themeColor="text2"/>
           <w:u w:val="single"/>
+          <w:lang w:val="en-GB"/>
         </w:rPr>
         <w:t>5</w:t>
       </w:r>
@@ -4774,6 +5677,7 @@
           <w:b/>
           <w:color w:val="44546A" w:themeColor="text2"/>
           <w:u w:val="single"/>
+          <w:lang w:val="en-GB"/>
         </w:rPr>
         <w:t>%)</w:t>
       </w:r>
@@ -4785,44 +5689,27 @@
           <w:ilvl w:val="0"/>
           <w:numId w:val="6"/>
         </w:numPr>
-      </w:pPr>
-      <w:r>
+        <w:rPr>
+          <w:lang w:val="en-GB"/>
+        </w:rPr>
+      </w:pPr>
+      <w:commentRangeStart w:id="4"/>
+      <w:r>
+        <w:rPr>
+          <w:lang w:val="en-GB"/>
+        </w:rPr>
         <w:t xml:space="preserve">Date: </w:t>
       </w:r>
       <w:r>
-        <w:t>2</w:t>
-      </w:r>
-      <w:r>
-        <w:rPr>
-          <w:vertAlign w:val="superscript"/>
-        </w:rPr>
-        <w:t>nd</w:t>
-      </w:r>
-      <w:r>
-        <w:t xml:space="preserve"> </w:t>
-      </w:r>
-      <w:r>
-        <w:t xml:space="preserve"> </w:t>
-      </w:r>
-      <w:r>
-        <w:t>May</w:t>
-      </w:r>
-      <w:r>
-        <w:t xml:space="preserve"> 202</w:t>
-      </w:r>
-      <w:r>
-        <w:t>5</w:t>
-      </w:r>
-      <w:r>
-        <w:t>, 9-11am</w:t>
-      </w:r>
-      <w:r>
-        <w:t xml:space="preserve">, </w:t>
-      </w:r>
-      <w:r>
-        <w:t>confirmed</w:t>
-      </w:r>
-      <w:r>
+        <w:rPr>
+          <w:lang w:val="en-GB"/>
+        </w:rPr>
+        <w:t>TBC</w:t>
+      </w:r>
+      <w:r>
+        <w:rPr>
+          <w:lang w:val="en-GB"/>
+        </w:rPr>
         <w:t>.</w:t>
       </w:r>
     </w:p>
@@ -4833,15 +5720,41 @@
           <w:ilvl w:val="0"/>
           <w:numId w:val="6"/>
         </w:numPr>
-      </w:pPr>
-      <w:r>
+        <w:rPr>
+          <w:lang w:val="en-GB"/>
+        </w:rPr>
+      </w:pPr>
+      <w:r>
+        <w:rPr>
+          <w:lang w:val="en-GB"/>
+        </w:rPr>
         <w:t>V</w:t>
       </w:r>
       <w:r>
+        <w:rPr>
+          <w:lang w:val="en-GB"/>
+        </w:rPr>
         <w:t>enue</w:t>
       </w:r>
       <w:r>
-        <w:t>: 2.408 for class 1 and 2.306 for class 2.</w:t>
+        <w:rPr>
+          <w:lang w:val="en-GB"/>
+        </w:rPr>
+        <w:t xml:space="preserve">: </w:t>
+      </w:r>
+      <w:r>
+        <w:rPr>
+          <w:lang w:val="en-GB"/>
+        </w:rPr>
+        <w:t>TBC.</w:t>
+      </w:r>
+      <w:commentRangeEnd w:id="4"/>
+      <w:r>
+        <w:rPr>
+          <w:rStyle w:val="CommentReference"/>
+          <w:lang w:val="en-GB"/>
+        </w:rPr>
+        <w:commentReference w:id="4"/>
       </w:r>
     </w:p>
     <w:p>
@@ -4851,23 +5764,44 @@
           <w:ilvl w:val="0"/>
           <w:numId w:val="6"/>
         </w:numPr>
-      </w:pPr>
-      <w:r>
-        <w:t xml:space="preserve">Paper exam, no coding. </w:t>
-      </w:r>
-      <w:r>
+        <w:rPr>
+          <w:lang w:val="en-GB"/>
+        </w:rPr>
+      </w:pPr>
+      <w:r>
+        <w:rPr>
+          <w:lang w:val="en-GB"/>
+        </w:rPr>
+        <w:t xml:space="preserve">Paper exam, might require light coding on paper. </w:t>
+      </w:r>
+      <w:r>
+        <w:rPr>
+          <w:lang w:val="en-GB"/>
+        </w:rPr>
         <w:t xml:space="preserve">Notions from Weeks </w:t>
       </w:r>
       <w:r>
+        <w:rPr>
+          <w:lang w:val="en-GB"/>
+        </w:rPr>
         <w:t>1</w:t>
       </w:r>
       <w:r>
+        <w:rPr>
+          <w:lang w:val="en-GB"/>
+        </w:rPr>
         <w:t>-1</w:t>
       </w:r>
       <w:r>
+        <w:rPr>
+          <w:lang w:val="en-GB"/>
+        </w:rPr>
         <w:t>2</w:t>
       </w:r>
       <w:r>
+        <w:rPr>
+          <w:lang w:val="en-GB"/>
+        </w:rPr>
         <w:t xml:space="preserve"> will be tested.</w:t>
       </w:r>
     </w:p>
@@ -4878,20 +5812,38 @@
           <w:ilvl w:val="0"/>
           <w:numId w:val="6"/>
         </w:numPr>
-      </w:pPr>
-      <w:r>
+        <w:rPr>
+          <w:lang w:val="en-GB"/>
+        </w:rPr>
+      </w:pPr>
+      <w:r>
+        <w:rPr>
+          <w:lang w:val="en-GB"/>
+        </w:rPr>
         <w:t>As is university policy, a single A4, double-sided, handwritten (not printed</w:t>
       </w:r>
       <w:r>
+        <w:rPr>
+          <w:lang w:val="en-GB"/>
+        </w:rPr>
         <w:t>, pen and paper</w:t>
       </w:r>
       <w:r>
+        <w:rPr>
+          <w:lang w:val="en-GB"/>
+        </w:rPr>
         <w:t xml:space="preserve"> only</w:t>
       </w:r>
       <w:r>
+        <w:rPr>
+          <w:lang w:val="en-GB"/>
+        </w:rPr>
         <w:t>!) cheatsheet is allowed for exams.</w:t>
       </w:r>
       <w:r>
+        <w:rPr>
+          <w:lang w:val="en-GB"/>
+        </w:rPr>
         <w:t xml:space="preserve"> This is university policy and not my decision.</w:t>
       </w:r>
     </w:p>
@@ -4901,6 +5853,7 @@
           <w:b/>
           <w:color w:val="44546A" w:themeColor="text2"/>
           <w:u w:val="single"/>
+          <w:lang w:val="en-GB"/>
         </w:rPr>
       </w:pPr>
       <w:r>
@@ -4908,6 +5861,7 @@
           <w:b/>
           <w:color w:val="44546A" w:themeColor="text2"/>
           <w:u w:val="single"/>
+          <w:lang w:val="en-GB"/>
         </w:rPr>
         <w:t>Project (</w:t>
       </w:r>
@@ -4916,22 +5870,16 @@
           <w:b/>
           <w:color w:val="44546A" w:themeColor="text2"/>
           <w:u w:val="single"/>
-        </w:rPr>
-        <w:t>3</w:t>
+          <w:lang w:val="en-GB"/>
+        </w:rPr>
+        <w:t>28</w:t>
       </w:r>
       <w:r>
         <w:rPr>
           <w:b/>
           <w:color w:val="44546A" w:themeColor="text2"/>
           <w:u w:val="single"/>
-        </w:rPr>
-        <w:t>1</w:t>
-      </w:r>
-      <w:r>
-        <w:rPr>
-          <w:b/>
-          <w:color w:val="44546A" w:themeColor="text2"/>
-          <w:u w:val="single"/>
+          <w:lang w:val="en-GB"/>
         </w:rPr>
         <w:t>%)</w:t>
       </w:r>
@@ -4943,23 +5891,44 @@
           <w:ilvl w:val="0"/>
           <w:numId w:val="8"/>
         </w:numPr>
-      </w:pPr>
-      <w:r>
+        <w:rPr>
+          <w:lang w:val="en-GB"/>
+        </w:rPr>
+      </w:pPr>
+      <w:r>
+        <w:rPr>
+          <w:lang w:val="en-GB"/>
+        </w:rPr>
         <w:t xml:space="preserve">More details about the project will be given </w:t>
       </w:r>
       <w:r>
+        <w:rPr>
+          <w:lang w:val="en-GB"/>
+        </w:rPr>
         <w:t>around</w:t>
       </w:r>
       <w:r>
+        <w:rPr>
+          <w:lang w:val="en-GB"/>
+        </w:rPr>
         <w:t xml:space="preserve"> Week </w:t>
       </w:r>
       <w:r>
+        <w:rPr>
+          <w:lang w:val="en-GB"/>
+        </w:rPr>
         <w:t>2-3</w:t>
       </w:r>
       <w:r>
+        <w:rPr>
+          <w:lang w:val="en-GB"/>
+        </w:rPr>
         <w:t xml:space="preserve"> in class and on eDimension</w:t>
       </w:r>
       <w:r>
+        <w:rPr>
+          <w:lang w:val="en-GB"/>
+        </w:rPr>
         <w:t>.</w:t>
       </w:r>
     </w:p>
@@ -4970,15 +5939,42 @@
           <w:ilvl w:val="0"/>
           <w:numId w:val="8"/>
         </w:numPr>
-      </w:pPr>
-      <w:r>
+        <w:rPr>
+          <w:lang w:val="en-GB"/>
+        </w:rPr>
+      </w:pPr>
+      <w:r>
+        <w:rPr>
+          <w:lang w:val="en-GB"/>
+        </w:rPr>
         <w:t xml:space="preserve">Submission expected by </w:t>
       </w:r>
       <w:r>
+        <w:rPr>
+          <w:lang w:val="en-GB"/>
+        </w:rPr>
         <w:t>End of Week 12</w:t>
       </w:r>
       <w:r>
-        <w:t>.</w:t>
+        <w:rPr>
+          <w:lang w:val="en-GB"/>
+        </w:rPr>
+        <w:t xml:space="preserve">, </w:t>
+      </w:r>
+      <w:commentRangeStart w:id="5"/>
+      <w:r>
+        <w:rPr>
+          <w:lang w:val="en-GB"/>
+        </w:rPr>
+        <w:t>date TBC</w:t>
+      </w:r>
+      <w:commentRangeEnd w:id="5"/>
+      <w:r>
+        <w:rPr>
+          <w:rStyle w:val="CommentReference"/>
+          <w:lang w:val="en-GB"/>
+        </w:rPr>
+        <w:commentReference w:id="5"/>
       </w:r>
     </w:p>
     <w:p>
@@ -4988,8 +5984,14 @@
           <w:ilvl w:val="0"/>
           <w:numId w:val="8"/>
         </w:numPr>
-      </w:pPr>
-      <w:r>
+        <w:rPr>
+          <w:lang w:val="en-GB"/>
+        </w:rPr>
+      </w:pPr>
+      <w:r>
+        <w:rPr>
+          <w:lang w:val="en-GB"/>
+        </w:rPr>
         <w:t>Problem statement can be freely decided by students, submit your project proposal.</w:t>
       </w:r>
     </w:p>
@@ -5000,14 +6002,26 @@
           <w:ilvl w:val="0"/>
           <w:numId w:val="8"/>
         </w:numPr>
-      </w:pPr>
-      <w:r>
+        <w:rPr>
+          <w:lang w:val="en-GB"/>
+        </w:rPr>
+      </w:pPr>
+      <w:r>
+        <w:rPr>
+          <w:lang w:val="en-GB"/>
+        </w:rPr>
         <w:t>If you feel uninspired for this project, your professors will suggest a project</w:t>
       </w:r>
       <w:r>
+        <w:rPr>
+          <w:lang w:val="en-GB"/>
+        </w:rPr>
         <w:t xml:space="preserve"> idea</w:t>
       </w:r>
       <w:r>
+        <w:rPr>
+          <w:lang w:val="en-GB"/>
+        </w:rPr>
         <w:t>.</w:t>
       </w:r>
     </w:p>
@@ -5021,12 +6035,14 @@
         <w:rPr>
           <w:b/>
           <w:bCs/>
+          <w:lang w:val="en-GB"/>
         </w:rPr>
       </w:pPr>
       <w:r>
         <w:rPr>
           <w:b/>
           <w:bCs/>
+          <w:lang w:val="en-GB"/>
         </w:rPr>
         <w:t>No extensions will be given for projects.</w:t>
       </w:r>
@@ -5045,6 +6061,7 @@
           <w:b/>
           <w:color w:val="44546A" w:themeColor="text2"/>
           <w:u w:val="single"/>
+          <w:lang w:val="en-GB"/>
         </w:rPr>
         <w:t>Participation (</w:t>
       </w:r>
@@ -5053,14 +6070,16 @@
           <w:b/>
           <w:color w:val="44546A" w:themeColor="text2"/>
           <w:u w:val="single"/>
-        </w:rPr>
-        <w:t>2</w:t>
+          <w:lang w:val="en-GB"/>
+        </w:rPr>
+        <w:t>5</w:t>
       </w:r>
       <w:r>
         <w:rPr>
           <w:b/>
           <w:color w:val="44546A" w:themeColor="text2"/>
           <w:u w:val="single"/>
+          <w:lang w:val="en-GB"/>
         </w:rPr>
         <w:t>%)</w:t>
       </w:r>
@@ -5072,30 +6091,63 @@
           <w:ilvl w:val="0"/>
           <w:numId w:val="7"/>
         </w:numPr>
-      </w:pPr>
-      <w:r>
+        <w:rPr>
+          <w:lang w:val="en-GB"/>
+        </w:rPr>
+      </w:pPr>
+      <w:r>
+        <w:rPr>
+          <w:lang w:val="en-GB"/>
+        </w:rPr>
         <w:t>Graded up t</w:t>
       </w:r>
       <w:r>
+        <w:rPr>
+          <w:lang w:val="en-GB"/>
+        </w:rPr>
         <w:t xml:space="preserve">o </w:t>
       </w:r>
       <w:r>
+        <w:rPr>
+          <w:lang w:val="en-GB"/>
+        </w:rPr>
         <w:t>your instruct</w:t>
       </w:r>
       <w:r>
+        <w:rPr>
+          <w:lang w:val="en-GB"/>
+        </w:rPr>
         <w:t>o</w:t>
       </w:r>
       <w:r>
+        <w:rPr>
+          <w:lang w:val="en-GB"/>
+        </w:rPr>
         <w:t>rs’</w:t>
       </w:r>
       <w:r>
+        <w:rPr>
+          <w:lang w:val="en-GB"/>
+        </w:rPr>
         <w:t xml:space="preserve"> discretion</w:t>
       </w:r>
       <w:r>
+        <w:rPr>
+          <w:lang w:val="en-GB"/>
+        </w:rPr>
         <w:t>, will include attendance to classes/seminars</w:t>
       </w:r>
       <w:r>
+        <w:rPr>
+          <w:lang w:val="en-GB"/>
+        </w:rPr>
         <w:t xml:space="preserve"> among many other components.</w:t>
+      </w:r>
+      <w:r>
+        <w:rPr>
+          <w:lang w:val="en-GB"/>
+        </w:rPr>
+        <w:t xml:space="preserve"> To the instructors’ discretion.</w:t>
       </w:r>
     </w:p>
     <w:p>
@@ -5104,6 +6156,7 @@
           <w:b/>
           <w:color w:val="44546A" w:themeColor="text2"/>
           <w:u w:val="single"/>
+          <w:lang w:val="en-GB"/>
         </w:rPr>
       </w:pPr>
       <w:r>
@@ -5111,6 +6164,7 @@
           <w:b/>
           <w:color w:val="44546A" w:themeColor="text2"/>
           <w:u w:val="single"/>
+          <w:lang w:val="en-GB"/>
         </w:rPr>
         <w:t>Survey and course feedback (2%)</w:t>
       </w:r>
@@ -5122,25 +6176,43 @@
           <w:ilvl w:val="0"/>
           <w:numId w:val="7"/>
         </w:numPr>
-      </w:pPr>
-      <w:r>
+        <w:rPr>
+          <w:lang w:val="en-GB"/>
+        </w:rPr>
+      </w:pPr>
+      <w:r>
+        <w:rPr>
+          <w:lang w:val="en-GB"/>
+        </w:rPr>
         <w:t xml:space="preserve">This is a university requirement and 2% is awarded if you complete the mid-term and end-of-course </w:t>
       </w:r>
       <w:r>
+        <w:rPr>
+          <w:lang w:val="en-GB"/>
+        </w:rPr>
         <w:t xml:space="preserve">student feedback </w:t>
       </w:r>
       <w:r>
+        <w:rPr>
+          <w:lang w:val="en-GB"/>
+        </w:rPr>
         <w:t>surveys.</w:t>
       </w:r>
     </w:p>
-    <w:p/>
+    <w:p>
+      <w:pPr>
+        <w:rPr>
+          <w:lang w:val="en-GB"/>
+        </w:rPr>
+      </w:pPr>
+    </w:p>
     <w:sectPr>
-      <w:headerReference w:type="even" r:id="rId14"/>
-      <w:headerReference w:type="default" r:id="rId15"/>
-      <w:footerReference w:type="even" r:id="rId16"/>
-      <w:footerReference w:type="default" r:id="rId17"/>
-      <w:headerReference w:type="first" r:id="rId18"/>
-      <w:footerReference w:type="first" r:id="rId19"/>
+      <w:headerReference w:type="even" r:id="rId20"/>
+      <w:headerReference w:type="default" r:id="rId21"/>
+      <w:footerReference w:type="even" r:id="rId22"/>
+      <w:footerReference w:type="default" r:id="rId23"/>
+      <w:headerReference w:type="first" r:id="rId24"/>
+      <w:footerReference w:type="first" r:id="rId25"/>
       <w:pgSz w:w="11906" w:h="16838"/>
       <w:pgMar w:top="1440" w:right="1440" w:bottom="1440" w:left="1440" w:header="708" w:footer="708" w:gutter="0"/>
       <w:cols w:space="708"/>
@@ -5148,6 +6220,158 @@
     </w:sectPr>
   </w:body>
 </w:document>
+</file>
+
+<file path=word/comments.xml><?xml version="1.0" encoding="utf-8"?>
+<w:comments xmlns:wpc="http://schemas.microsoft.com/office/word/2010/wordprocessingCanvas" xmlns:cx="http://schemas.microsoft.com/office/drawing/2014/chartex" xmlns:cx1="http://schemas.microsoft.com/office/drawing/2015/9/8/chartex" xmlns:cx2="http://schemas.microsoft.com/office/drawing/2015/10/21/chartex" xmlns:cx3="http://schemas.microsoft.com/office/drawing/2016/5/9/chartex" xmlns:cx4="http://schemas.microsoft.com/office/drawing/2016/5/10/chartex" xmlns:cx5="http://schemas.microsoft.com/office/drawing/2016/5/11/chartex" xmlns:cx6="http://schemas.microsoft.com/office/drawing/2016/5/12/chartex" xmlns:cx7="http://schemas.microsoft.com/office/drawing/2016/5/13/chartex" xmlns:cx8="http://schemas.microsoft.com/office/drawing/2016/5/14/chartex" xmlns:mc="http://schemas.openxmlformats.org/markup-compatibility/2006" xmlns:aink="http://schemas.microsoft.com/office/drawing/2016/ink" xmlns:am3d="http://schemas.microsoft.com/office/drawing/2017/model3d" xmlns:o="urn:schemas-microsoft-com:office:office" xmlns:oel="http://schemas.microsoft.com/office/2019/extlst" xmlns:r="http://schemas.openxmlformats.org/officeDocument/2006/relationships" xmlns:m="http://schemas.openxmlformats.org/officeDocument/2006/math" xmlns:v="urn:schemas-microsoft-com:vml" xmlns:wp14="http://schemas.microsoft.com/office/word/2010/wordprocessingDrawing" xmlns:wp="http://schemas.openxmlformats.org/drawingml/2006/wordprocessingDrawing" xmlns:w10="urn:schemas-microsoft-com:office:word" xmlns:w="http://schemas.openxmlformats.org/wordprocessingml/2006/main" xmlns:w14="http://schemas.microsoft.com/office/word/2010/wordml" xmlns:w15="http://schemas.microsoft.com/office/word/2012/wordml" xmlns:w16cex="http://schemas.microsoft.com/office/word/2018/wordml/cex" xmlns:w16cid="http://schemas.microsoft.com/office/word/2016/wordml/cid" xmlns:w16="http://schemas.microsoft.com/office/word/2018/wordml" xmlns:w16du="http://schemas.microsoft.com/office/word/2023/wordml/word16du" xmlns:w16sdtdh="http://schemas.microsoft.com/office/word/2020/wordml/sdtdatahash" xmlns:w16sdtfl="http://schemas.microsoft.com/office/word/2024/wordml/sdtformatlock" xmlns:w16se="http://schemas.microsoft.com/office/word/2015/wordml/symex" xmlns:wpg="http://schemas.microsoft.com/office/word/2010/wordprocessingGroup" xmlns:wpi="http://schemas.microsoft.com/office/word/2010/wordprocessingInk" xmlns:wne="http://schemas.microsoft.com/office/word/2006/wordml" xmlns:wps="http://schemas.microsoft.com/office/word/2010/wordprocessingShape" mc:Ignorable="w14 w15 w16se w16cid w16 w16cex w16sdtdh w16sdtfl w16du wp14">
+  <w:comment w:id="0" w:author="Matthieu De Mari" w:date="2025-10-31T13:12:00Z" w:initials="MD">
+    <w:p>
+      <w:pPr>
+        <w:pStyle w:val="CommentText"/>
+      </w:pPr>
+      <w:r>
+        <w:rPr>
+          <w:rStyle w:val="CommentReference"/>
+        </w:rPr>
+        <w:annotationRef/>
+      </w:r>
+      <w:r>
+        <w:rPr>
+          <w:lang w:val="fr-FR"/>
+        </w:rPr>
+        <w:t>TBC</w:t>
+      </w:r>
+    </w:p>
+  </w:comment>
+  <w:comment w:id="1" w:author="Matthieu De Mari" w:date="2025-10-31T13:15:00Z" w:initials="MD">
+    <w:p>
+      <w:pPr>
+        <w:pStyle w:val="CommentText"/>
+      </w:pPr>
+      <w:r>
+        <w:rPr>
+          <w:rStyle w:val="CommentReference"/>
+        </w:rPr>
+        <w:annotationRef/>
+      </w:r>
+      <w:r>
+        <w:rPr>
+          <w:lang w:val="fr-FR"/>
+        </w:rPr>
+        <w:t>TBC</w:t>
+      </w:r>
+    </w:p>
+  </w:comment>
+  <w:comment w:id="2" w:author="Matthieu De Mari" w:date="2025-10-31T13:15:00Z" w:initials="MD">
+    <w:p>
+      <w:pPr>
+        <w:pStyle w:val="CommentText"/>
+      </w:pPr>
+      <w:r>
+        <w:rPr>
+          <w:rStyle w:val="CommentReference"/>
+        </w:rPr>
+        <w:annotationRef/>
+      </w:r>
+      <w:r>
+        <w:rPr>
+          <w:lang w:val="fr-FR"/>
+        </w:rPr>
+        <w:t>TBC</w:t>
+      </w:r>
+    </w:p>
+  </w:comment>
+  <w:comment w:id="3" w:author="Matthieu De Mari" w:date="2025-10-31T13:16:00Z" w:initials="MD">
+    <w:p>
+      <w:pPr>
+        <w:pStyle w:val="CommentText"/>
+      </w:pPr>
+      <w:r>
+        <w:rPr>
+          <w:rStyle w:val="CommentReference"/>
+        </w:rPr>
+        <w:annotationRef/>
+      </w:r>
+      <w:r>
+        <w:rPr>
+          <w:lang w:val="fr-FR"/>
+        </w:rPr>
+        <w:t>TBC</w:t>
+      </w:r>
+    </w:p>
+  </w:comment>
+  <w:comment w:id="4" w:author="Matthieu De Mari" w:date="2025-10-31T13:17:00Z" w:initials="MD">
+    <w:p>
+      <w:pPr>
+        <w:pStyle w:val="CommentText"/>
+      </w:pPr>
+      <w:r>
+        <w:rPr>
+          <w:rStyle w:val="CommentReference"/>
+        </w:rPr>
+        <w:annotationRef/>
+      </w:r>
+      <w:r>
+        <w:rPr>
+          <w:lang w:val="fr-FR"/>
+        </w:rPr>
+        <w:t>TBC</w:t>
+      </w:r>
+    </w:p>
+  </w:comment>
+  <w:comment w:id="5" w:author="Matthieu De Mari" w:date="2025-10-31T13:17:00Z" w:initials="MD">
+    <w:p>
+      <w:pPr>
+        <w:pStyle w:val="CommentText"/>
+      </w:pPr>
+      <w:r>
+        <w:rPr>
+          <w:rStyle w:val="CommentReference"/>
+        </w:rPr>
+        <w:annotationRef/>
+      </w:r>
+      <w:r>
+        <w:rPr>
+          <w:lang w:val="fr-FR"/>
+        </w:rPr>
+        <w:t>TBC</w:t>
+      </w:r>
+    </w:p>
+  </w:comment>
+</w:comments>
+</file>
+
+<file path=word/commentsExtended.xml><?xml version="1.0" encoding="utf-8"?>
+<w15:commentsEx xmlns:wpc="http://schemas.microsoft.com/office/word/2010/wordprocessingCanvas" xmlns:cx="http://schemas.microsoft.com/office/drawing/2014/chartex" xmlns:cx1="http://schemas.microsoft.com/office/drawing/2015/9/8/chartex" xmlns:cx2="http://schemas.microsoft.com/office/drawing/2015/10/21/chartex" xmlns:cx3="http://schemas.microsoft.com/office/drawing/2016/5/9/chartex" xmlns:cx4="http://schemas.microsoft.com/office/drawing/2016/5/10/chartex" xmlns:cx5="http://schemas.microsoft.com/office/drawing/2016/5/11/chartex" xmlns:cx6="http://schemas.microsoft.com/office/drawing/2016/5/12/chartex" xmlns:cx7="http://schemas.microsoft.com/office/drawing/2016/5/13/chartex" xmlns:cx8="http://schemas.microsoft.com/office/drawing/2016/5/14/chartex" xmlns:mc="http://schemas.openxmlformats.org/markup-compatibility/2006" xmlns:aink="http://schemas.microsoft.com/office/drawing/2016/ink" xmlns:am3d="http://schemas.microsoft.com/office/drawing/2017/model3d" xmlns:o="urn:schemas-microsoft-com:office:office" xmlns:oel="http://schemas.microsoft.com/office/2019/extlst" xmlns:r="http://schemas.openxmlformats.org/officeDocument/2006/relationships" xmlns:m="http://schemas.openxmlformats.org/officeDocument/2006/math" xmlns:v="urn:schemas-microsoft-com:vml" xmlns:wp14="http://schemas.microsoft.com/office/word/2010/wordprocessingDrawing" xmlns:wp="http://schemas.openxmlformats.org/drawingml/2006/wordprocessingDrawing" xmlns:w10="urn:schemas-microsoft-com:office:word" xmlns:w="http://schemas.openxmlformats.org/wordprocessingml/2006/main" xmlns:w14="http://schemas.microsoft.com/office/word/2010/wordml" xmlns:w15="http://schemas.microsoft.com/office/word/2012/wordml" xmlns:w16cex="http://schemas.microsoft.com/office/word/2018/wordml/cex" xmlns:w16cid="http://schemas.microsoft.com/office/word/2016/wordml/cid" xmlns:w16="http://schemas.microsoft.com/office/word/2018/wordml" xmlns:w16du="http://schemas.microsoft.com/office/word/2023/wordml/word16du" xmlns:w16sdtdh="http://schemas.microsoft.com/office/word/2020/wordml/sdtdatahash" xmlns:w16sdtfl="http://schemas.microsoft.com/office/word/2024/wordml/sdtformatlock" xmlns:w16se="http://schemas.microsoft.com/office/word/2015/wordml/symex" xmlns:wpg="http://schemas.microsoft.com/office/word/2010/wordprocessingGroup" xmlns:wpi="http://schemas.microsoft.com/office/word/2010/wordprocessingInk" xmlns:wne="http://schemas.microsoft.com/office/word/2006/wordml" xmlns:wps="http://schemas.microsoft.com/office/word/2010/wordprocessingShape" mc:Ignorable="w14 w15 w16se w16cid w16 w16cex w16sdtdh w16sdtfl w16du wp14">
+  <w15:commentEx w15:paraId="527F0DC8" w15:done="0"/>
+  <w15:commentEx w15:paraId="26CA59A4" w15:done="0"/>
+  <w15:commentEx w15:paraId="092C16DA" w15:done="0"/>
+  <w15:commentEx w15:paraId="523DF14B" w15:done="0"/>
+  <w15:commentEx w15:paraId="04F0CD76" w15:done="0"/>
+  <w15:commentEx w15:paraId="6CA8727A" w15:done="0"/>
+</w15:commentsEx>
+</file>
+
+<file path=word/commentsExtensible.xml><?xml version="1.0" encoding="utf-8"?>
+<w16cex:commentsExtensible xmlns:wpc="http://schemas.microsoft.com/office/word/2010/wordprocessingCanvas" xmlns:cx="http://schemas.microsoft.com/office/drawing/2014/chartex" xmlns:cx1="http://schemas.microsoft.com/office/drawing/2015/9/8/chartex" xmlns:cx2="http://schemas.microsoft.com/office/drawing/2015/10/21/chartex" xmlns:cx3="http://schemas.microsoft.com/office/drawing/2016/5/9/chartex" xmlns:cx4="http://schemas.microsoft.com/office/drawing/2016/5/10/chartex" xmlns:cx5="http://schemas.microsoft.com/office/drawing/2016/5/11/chartex" xmlns:cx6="http://schemas.microsoft.com/office/drawing/2016/5/12/chartex" xmlns:cx7="http://schemas.microsoft.com/office/drawing/2016/5/13/chartex" xmlns:cx8="http://schemas.microsoft.com/office/drawing/2016/5/14/chartex" xmlns:cr="http://schemas.microsoft.com/office/comments/2020/reactions" xmlns:mc="http://schemas.openxmlformats.org/markup-compatibility/2006" xmlns:aink="http://schemas.microsoft.com/office/drawing/2016/ink" xmlns:am3d="http://schemas.microsoft.com/office/drawing/2017/model3d" xmlns:o="urn:schemas-microsoft-com:office:office" xmlns:oel="http://schemas.microsoft.com/office/2019/extlst" xmlns:r="http://schemas.openxmlformats.org/officeDocument/2006/relationships" xmlns:m="http://schemas.openxmlformats.org/officeDocument/2006/math" xmlns:v="urn:schemas-microsoft-com:vml" xmlns:wp14="http://schemas.microsoft.com/office/word/2010/wordprocessingDrawing" xmlns:wp="http://schemas.openxmlformats.org/drawingml/2006/wordprocessingDrawing" xmlns:w10="urn:schemas-microsoft-com:office:word" xmlns:w="http://schemas.openxmlformats.org/wordprocessingml/2006/main" xmlns:w14="http://schemas.microsoft.com/office/word/2010/wordml" xmlns:w15="http://schemas.microsoft.com/office/word/2012/wordml" xmlns:w16cex="http://schemas.microsoft.com/office/word/2018/wordml/cex" xmlns:w16cid="http://schemas.microsoft.com/office/word/2016/wordml/cid" xmlns:w16="http://schemas.microsoft.com/office/word/2018/wordml" xmlns:w16du="http://schemas.microsoft.com/office/word/2023/wordml/word16du" xmlns:w16sdtdh="http://schemas.microsoft.com/office/word/2020/wordml/sdtdatahash" xmlns:w16sdtfl="http://schemas.microsoft.com/office/word/2024/wordml/sdtformatlock" xmlns:w16se="http://schemas.microsoft.com/office/word/2015/wordml/symex" xmlns:wpg="http://schemas.microsoft.com/office/word/2010/wordprocessingGroup" xmlns:wpi="http://schemas.microsoft.com/office/word/2010/wordprocessingInk" xmlns:wne="http://schemas.microsoft.com/office/word/2006/wordml" xmlns:wps="http://schemas.microsoft.com/office/word/2010/wordprocessingShape" mc:Ignorable="w14 w15 w16se w16cid w16 w16cex w16sdtdh w16sdtfl cr w16du wp14">
+  <w16cex:commentExtensible w16cex:durableId="343A38BD" w16cex:dateUtc="2025-10-31T05:12:00Z"/>
+  <w16cex:commentExtensible w16cex:durableId="297A6B39" w16cex:dateUtc="2025-10-31T05:15:00Z"/>
+  <w16cex:commentExtensible w16cex:durableId="729CE1D7" w16cex:dateUtc="2025-10-31T05:15:00Z"/>
+  <w16cex:commentExtensible w16cex:durableId="24EB33E6" w16cex:dateUtc="2025-10-31T05:16:00Z"/>
+  <w16cex:commentExtensible w16cex:durableId="65FBBBCF" w16cex:dateUtc="2025-10-31T05:17:00Z"/>
+  <w16cex:commentExtensible w16cex:durableId="4066458B" w16cex:dateUtc="2025-10-31T05:17:00Z"/>
+</w16cex:commentsExtensible>
+</file>
+
+<file path=word/commentsIds.xml><?xml version="1.0" encoding="utf-8"?>
+<w16cid:commentsIds xmlns:wpc="http://schemas.microsoft.com/office/word/2010/wordprocessingCanvas" xmlns:cx="http://schemas.microsoft.com/office/drawing/2014/chartex" xmlns:cx1="http://schemas.microsoft.com/office/drawing/2015/9/8/chartex" xmlns:cx2="http://schemas.microsoft.com/office/drawing/2015/10/21/chartex" xmlns:cx3="http://schemas.microsoft.com/office/drawing/2016/5/9/chartex" xmlns:cx4="http://schemas.microsoft.com/office/drawing/2016/5/10/chartex" xmlns:cx5="http://schemas.microsoft.com/office/drawing/2016/5/11/chartex" xmlns:cx6="http://schemas.microsoft.com/office/drawing/2016/5/12/chartex" xmlns:cx7="http://schemas.microsoft.com/office/drawing/2016/5/13/chartex" xmlns:cx8="http://schemas.microsoft.com/office/drawing/2016/5/14/chartex" xmlns:mc="http://schemas.openxmlformats.org/markup-compatibility/2006" xmlns:aink="http://schemas.microsoft.com/office/drawing/2016/ink" xmlns:am3d="http://schemas.microsoft.com/office/drawing/2017/model3d" xmlns:o="urn:schemas-microsoft-com:office:office" xmlns:oel="http://schemas.microsoft.com/office/2019/extlst" xmlns:r="http://schemas.openxmlformats.org/officeDocument/2006/relationships" xmlns:m="http://schemas.openxmlformats.org/officeDocument/2006/math" xmlns:v="urn:schemas-microsoft-com:vml" xmlns:wp14="http://schemas.microsoft.com/office/word/2010/wordprocessingDrawing" xmlns:wp="http://schemas.openxmlformats.org/drawingml/2006/wordprocessingDrawing" xmlns:w10="urn:schemas-microsoft-com:office:word" xmlns:w="http://schemas.openxmlformats.org/wordprocessingml/2006/main" xmlns:w14="http://schemas.microsoft.com/office/word/2010/wordml" xmlns:w15="http://schemas.microsoft.com/office/word/2012/wordml" xmlns:w16cex="http://schemas.microsoft.com/office/word/2018/wordml/cex" xmlns:w16cid="http://schemas.microsoft.com/office/word/2016/wordml/cid" xmlns:w16="http://schemas.microsoft.com/office/word/2018/wordml" xmlns:w16du="http://schemas.microsoft.com/office/word/2023/wordml/word16du" xmlns:w16sdtdh="http://schemas.microsoft.com/office/word/2020/wordml/sdtdatahash" xmlns:w16sdtfl="http://schemas.microsoft.com/office/word/2024/wordml/sdtformatlock" xmlns:w16se="http://schemas.microsoft.com/office/word/2015/wordml/symex" xmlns:wpg="http://schemas.microsoft.com/office/word/2010/wordprocessingGroup" xmlns:wpi="http://schemas.microsoft.com/office/word/2010/wordprocessingInk" xmlns:wne="http://schemas.microsoft.com/office/word/2006/wordml" xmlns:wps="http://schemas.microsoft.com/office/word/2010/wordprocessingShape" mc:Ignorable="w14 w15 w16se w16cid w16 w16cex w16sdtdh w16sdtfl w16du wp14">
+  <w16cid:commentId w16cid:paraId="527F0DC8" w16cid:durableId="343A38BD"/>
+  <w16cid:commentId w16cid:paraId="26CA59A4" w16cid:durableId="297A6B39"/>
+  <w16cid:commentId w16cid:paraId="092C16DA" w16cid:durableId="729CE1D7"/>
+  <w16cid:commentId w16cid:paraId="523DF14B" w16cid:durableId="24EB33E6"/>
+  <w16cid:commentId w16cid:paraId="04F0CD76" w16cid:durableId="65FBBBCF"/>
+  <w16cid:commentId w16cid:paraId="6CA8727A" w16cid:durableId="4066458B"/>
+</w16cid:commentsIds>
 </file>
 
 <file path=word/endnotes.xml><?xml version="1.0" encoding="utf-8"?>
@@ -7079,6 +8303,209 @@
     </w:lvl>
   </w:abstractNum>
   <w:abstractNum w:abstractNumId="9" w15:restartNumberingAfterBreak="0">
+    <w:nsid w:val="35233C3A"/>
+    <w:multiLevelType w:val="hybridMultilevel"/>
+    <w:tmpl w:val="70701B8E"/>
+    <w:lvl w:ilvl="0" w:tplc="0809000D">
+      <w:start w:val="1"/>
+      <w:numFmt w:val="bullet"/>
+      <w:lvlText w:val=""/>
+      <w:lvlJc w:val="left"/>
+      <w:pPr>
+        <w:ind w:left="360" w:hanging="360"/>
+      </w:pPr>
+      <w:rPr>
+        <w:rFonts w:ascii="Wingdings" w:hAnsi="Wingdings" w:hint="default"/>
+      </w:rPr>
+    </w:lvl>
+    <w:lvl w:ilvl="1" w:tplc="08090003" w:tentative="1">
+      <w:start w:val="1"/>
+      <w:numFmt w:val="bullet"/>
+      <w:lvlText w:val="o"/>
+      <w:lvlJc w:val="left"/>
+      <w:pPr>
+        <w:ind w:left="1080" w:hanging="360"/>
+      </w:pPr>
+      <w:rPr>
+        <w:rFonts w:ascii="Courier New" w:hAnsi="Courier New" w:cs="Courier New" w:hint="default"/>
+      </w:rPr>
+    </w:lvl>
+    <w:lvl w:ilvl="2" w:tplc="08090005" w:tentative="1">
+      <w:start w:val="1"/>
+      <w:numFmt w:val="bullet"/>
+      <w:lvlText w:val=""/>
+      <w:lvlJc w:val="left"/>
+      <w:pPr>
+        <w:ind w:left="1800" w:hanging="360"/>
+      </w:pPr>
+      <w:rPr>
+        <w:rFonts w:ascii="Wingdings" w:hAnsi="Wingdings" w:hint="default"/>
+      </w:rPr>
+    </w:lvl>
+    <w:lvl w:ilvl="3" w:tplc="08090001" w:tentative="1">
+      <w:start w:val="1"/>
+      <w:numFmt w:val="bullet"/>
+      <w:lvlText w:val=""/>
+      <w:lvlJc w:val="left"/>
+      <w:pPr>
+        <w:ind w:left="2520" w:hanging="360"/>
+      </w:pPr>
+      <w:rPr>
+        <w:rFonts w:ascii="Symbol" w:hAnsi="Symbol" w:hint="default"/>
+      </w:rPr>
+    </w:lvl>
+    <w:lvl w:ilvl="4" w:tplc="08090003" w:tentative="1">
+      <w:start w:val="1"/>
+      <w:numFmt w:val="bullet"/>
+      <w:lvlText w:val="o"/>
+      <w:lvlJc w:val="left"/>
+      <w:pPr>
+        <w:ind w:left="3240" w:hanging="360"/>
+      </w:pPr>
+      <w:rPr>
+        <w:rFonts w:ascii="Courier New" w:hAnsi="Courier New" w:cs="Courier New" w:hint="default"/>
+      </w:rPr>
+    </w:lvl>
+    <w:lvl w:ilvl="5" w:tplc="08090005" w:tentative="1">
+      <w:start w:val="1"/>
+      <w:numFmt w:val="bullet"/>
+      <w:lvlText w:val=""/>
+      <w:lvlJc w:val="left"/>
+      <w:pPr>
+        <w:ind w:left="3960" w:hanging="360"/>
+      </w:pPr>
+      <w:rPr>
+        <w:rFonts w:ascii="Wingdings" w:hAnsi="Wingdings" w:hint="default"/>
+      </w:rPr>
+    </w:lvl>
+    <w:lvl w:ilvl="6" w:tplc="08090001" w:tentative="1">
+      <w:start w:val="1"/>
+      <w:numFmt w:val="bullet"/>
+      <w:lvlText w:val=""/>
+      <w:lvlJc w:val="left"/>
+      <w:pPr>
+        <w:ind w:left="4680" w:hanging="360"/>
+      </w:pPr>
+      <w:rPr>
+        <w:rFonts w:ascii="Symbol" w:hAnsi="Symbol" w:hint="default"/>
+      </w:rPr>
+    </w:lvl>
+    <w:lvl w:ilvl="7" w:tplc="08090003" w:tentative="1">
+      <w:start w:val="1"/>
+      <w:numFmt w:val="bullet"/>
+      <w:lvlText w:val="o"/>
+      <w:lvlJc w:val="left"/>
+      <w:pPr>
+        <w:ind w:left="5400" w:hanging="360"/>
+      </w:pPr>
+      <w:rPr>
+        <w:rFonts w:ascii="Courier New" w:hAnsi="Courier New" w:cs="Courier New" w:hint="default"/>
+      </w:rPr>
+    </w:lvl>
+    <w:lvl w:ilvl="8" w:tplc="08090005" w:tentative="1">
+      <w:start w:val="1"/>
+      <w:numFmt w:val="bullet"/>
+      <w:lvlText w:val=""/>
+      <w:lvlJc w:val="left"/>
+      <w:pPr>
+        <w:ind w:left="6120" w:hanging="360"/>
+      </w:pPr>
+      <w:rPr>
+        <w:rFonts w:ascii="Wingdings" w:hAnsi="Wingdings" w:hint="default"/>
+      </w:rPr>
+    </w:lvl>
+  </w:abstractNum>
+  <w:abstractNum w:abstractNumId="10" w15:restartNumberingAfterBreak="0">
+    <w:nsid w:val="35966740"/>
+    <w:multiLevelType w:val="hybridMultilevel"/>
+    <w:tmpl w:val="2CE01D64"/>
+    <w:lvl w:ilvl="0" w:tplc="C91A8634">
+      <w:start w:val="1"/>
+      <w:numFmt w:val="decimal"/>
+      <w:pStyle w:val="Heading1"/>
+      <w:lvlText w:val="%1."/>
+      <w:lvlJc w:val="left"/>
+      <w:pPr>
+        <w:ind w:left="720" w:hanging="360"/>
+      </w:pPr>
+      <w:rPr>
+        <w:rFonts w:hint="default"/>
+      </w:rPr>
+    </w:lvl>
+    <w:lvl w:ilvl="1" w:tplc="08090019" w:tentative="1">
+      <w:start w:val="1"/>
+      <w:numFmt w:val="lowerLetter"/>
+      <w:lvlText w:val="%2."/>
+      <w:lvlJc w:val="left"/>
+      <w:pPr>
+        <w:ind w:left="1440" w:hanging="360"/>
+      </w:pPr>
+    </w:lvl>
+    <w:lvl w:ilvl="2" w:tplc="0809001B" w:tentative="1">
+      <w:start w:val="1"/>
+      <w:numFmt w:val="lowerRoman"/>
+      <w:lvlText w:val="%3."/>
+      <w:lvlJc w:val="right"/>
+      <w:pPr>
+        <w:ind w:left="2160" w:hanging="180"/>
+      </w:pPr>
+    </w:lvl>
+    <w:lvl w:ilvl="3" w:tplc="0809000F" w:tentative="1">
+      <w:start w:val="1"/>
+      <w:numFmt w:val="decimal"/>
+      <w:lvlText w:val="%4."/>
+      <w:lvlJc w:val="left"/>
+      <w:pPr>
+        <w:ind w:left="2880" w:hanging="360"/>
+      </w:pPr>
+    </w:lvl>
+    <w:lvl w:ilvl="4" w:tplc="08090019" w:tentative="1">
+      <w:start w:val="1"/>
+      <w:numFmt w:val="lowerLetter"/>
+      <w:lvlText w:val="%5."/>
+      <w:lvlJc w:val="left"/>
+      <w:pPr>
+        <w:ind w:left="3600" w:hanging="360"/>
+      </w:pPr>
+    </w:lvl>
+    <w:lvl w:ilvl="5" w:tplc="0809001B" w:tentative="1">
+      <w:start w:val="1"/>
+      <w:numFmt w:val="lowerRoman"/>
+      <w:lvlText w:val="%6."/>
+      <w:lvlJc w:val="right"/>
+      <w:pPr>
+        <w:ind w:left="4320" w:hanging="180"/>
+      </w:pPr>
+    </w:lvl>
+    <w:lvl w:ilvl="6" w:tplc="0809000F" w:tentative="1">
+      <w:start w:val="1"/>
+      <w:numFmt w:val="decimal"/>
+      <w:lvlText w:val="%7."/>
+      <w:lvlJc w:val="left"/>
+      <w:pPr>
+        <w:ind w:left="5040" w:hanging="360"/>
+      </w:pPr>
+    </w:lvl>
+    <w:lvl w:ilvl="7" w:tplc="08090019" w:tentative="1">
+      <w:start w:val="1"/>
+      <w:numFmt w:val="lowerLetter"/>
+      <w:lvlText w:val="%8."/>
+      <w:lvlJc w:val="left"/>
+      <w:pPr>
+        <w:ind w:left="5760" w:hanging="360"/>
+      </w:pPr>
+    </w:lvl>
+    <w:lvl w:ilvl="8" w:tplc="0809001B" w:tentative="1">
+      <w:start w:val="1"/>
+      <w:numFmt w:val="lowerRoman"/>
+      <w:lvlText w:val="%9."/>
+      <w:lvlJc w:val="right"/>
+      <w:pPr>
+        <w:ind w:left="6480" w:hanging="180"/>
+      </w:pPr>
+    </w:lvl>
+  </w:abstractNum>
+  <w:abstractNum w:abstractNumId="11" w15:restartNumberingAfterBreak="0">
     <w:nsid w:val="35A2516E"/>
     <w:multiLevelType w:val="hybridMultilevel"/>
     <w:tmpl w:val="99DC145C"/>
@@ -7167,7 +8594,7 @@
       </w:pPr>
     </w:lvl>
   </w:abstractNum>
-  <w:abstractNum w:abstractNumId="10" w15:restartNumberingAfterBreak="0">
+  <w:abstractNum w:abstractNumId="12" w15:restartNumberingAfterBreak="0">
     <w:nsid w:val="4CE24716"/>
     <w:multiLevelType w:val="hybridMultilevel"/>
     <w:tmpl w:val="95AC71EA"/>
@@ -7307,7 +8734,7 @@
       </w:rPr>
     </w:lvl>
   </w:abstractNum>
-  <w:abstractNum w:abstractNumId="11" w15:restartNumberingAfterBreak="0">
+  <w:abstractNum w:abstractNumId="13" w15:restartNumberingAfterBreak="0">
     <w:nsid w:val="595F4FF6"/>
     <w:multiLevelType w:val="hybridMultilevel"/>
     <w:tmpl w:val="BB949624"/>
@@ -7420,7 +8847,7 @@
       </w:rPr>
     </w:lvl>
   </w:abstractNum>
-  <w:abstractNum w:abstractNumId="12" w15:restartNumberingAfterBreak="0">
+  <w:abstractNum w:abstractNumId="14" w15:restartNumberingAfterBreak="0">
     <w:nsid w:val="5A6B08D8"/>
     <w:multiLevelType w:val="hybridMultilevel"/>
     <w:tmpl w:val="6EB0BAEE"/>
@@ -7533,7 +8960,7 @@
       </w:rPr>
     </w:lvl>
   </w:abstractNum>
-  <w:abstractNum w:abstractNumId="13" w15:restartNumberingAfterBreak="0">
+  <w:abstractNum w:abstractNumId="15" w15:restartNumberingAfterBreak="0">
     <w:nsid w:val="6458565A"/>
     <w:multiLevelType w:val="hybridMultilevel"/>
     <w:tmpl w:val="EB7479AE"/>
@@ -7673,7 +9100,120 @@
       </w:rPr>
     </w:lvl>
   </w:abstractNum>
-  <w:abstractNum w:abstractNumId="14" w15:restartNumberingAfterBreak="0">
+  <w:abstractNum w:abstractNumId="16" w15:restartNumberingAfterBreak="0">
+    <w:nsid w:val="66163298"/>
+    <w:multiLevelType w:val="hybridMultilevel"/>
+    <w:tmpl w:val="56E60E52"/>
+    <w:lvl w:ilvl="0" w:tplc="08090001">
+      <w:start w:val="1"/>
+      <w:numFmt w:val="bullet"/>
+      <w:lvlText w:val=""/>
+      <w:lvlJc w:val="left"/>
+      <w:pPr>
+        <w:ind w:left="360" w:hanging="360"/>
+      </w:pPr>
+      <w:rPr>
+        <w:rFonts w:ascii="Symbol" w:hAnsi="Symbol" w:hint="default"/>
+      </w:rPr>
+    </w:lvl>
+    <w:lvl w:ilvl="1" w:tplc="08090003" w:tentative="1">
+      <w:start w:val="1"/>
+      <w:numFmt w:val="bullet"/>
+      <w:lvlText w:val="o"/>
+      <w:lvlJc w:val="left"/>
+      <w:pPr>
+        <w:ind w:left="1080" w:hanging="360"/>
+      </w:pPr>
+      <w:rPr>
+        <w:rFonts w:ascii="Courier New" w:hAnsi="Courier New" w:cs="Courier New" w:hint="default"/>
+      </w:rPr>
+    </w:lvl>
+    <w:lvl w:ilvl="2" w:tplc="08090005" w:tentative="1">
+      <w:start w:val="1"/>
+      <w:numFmt w:val="bullet"/>
+      <w:lvlText w:val=""/>
+      <w:lvlJc w:val="left"/>
+      <w:pPr>
+        <w:ind w:left="1800" w:hanging="360"/>
+      </w:pPr>
+      <w:rPr>
+        <w:rFonts w:ascii="Wingdings" w:hAnsi="Wingdings" w:hint="default"/>
+      </w:rPr>
+    </w:lvl>
+    <w:lvl w:ilvl="3" w:tplc="08090001" w:tentative="1">
+      <w:start w:val="1"/>
+      <w:numFmt w:val="bullet"/>
+      <w:lvlText w:val=""/>
+      <w:lvlJc w:val="left"/>
+      <w:pPr>
+        <w:ind w:left="2520" w:hanging="360"/>
+      </w:pPr>
+      <w:rPr>
+        <w:rFonts w:ascii="Symbol" w:hAnsi="Symbol" w:hint="default"/>
+      </w:rPr>
+    </w:lvl>
+    <w:lvl w:ilvl="4" w:tplc="08090003" w:tentative="1">
+      <w:start w:val="1"/>
+      <w:numFmt w:val="bullet"/>
+      <w:lvlText w:val="o"/>
+      <w:lvlJc w:val="left"/>
+      <w:pPr>
+        <w:ind w:left="3240" w:hanging="360"/>
+      </w:pPr>
+      <w:rPr>
+        <w:rFonts w:ascii="Courier New" w:hAnsi="Courier New" w:cs="Courier New" w:hint="default"/>
+      </w:rPr>
+    </w:lvl>
+    <w:lvl w:ilvl="5" w:tplc="08090005" w:tentative="1">
+      <w:start w:val="1"/>
+      <w:numFmt w:val="bullet"/>
+      <w:lvlText w:val=""/>
+      <w:lvlJc w:val="left"/>
+      <w:pPr>
+        <w:ind w:left="3960" w:hanging="360"/>
+      </w:pPr>
+      <w:rPr>
+        <w:rFonts w:ascii="Wingdings" w:hAnsi="Wingdings" w:hint="default"/>
+      </w:rPr>
+    </w:lvl>
+    <w:lvl w:ilvl="6" w:tplc="08090001" w:tentative="1">
+      <w:start w:val="1"/>
+      <w:numFmt w:val="bullet"/>
+      <w:lvlText w:val=""/>
+      <w:lvlJc w:val="left"/>
+      <w:pPr>
+        <w:ind w:left="4680" w:hanging="360"/>
+      </w:pPr>
+      <w:rPr>
+        <w:rFonts w:ascii="Symbol" w:hAnsi="Symbol" w:hint="default"/>
+      </w:rPr>
+    </w:lvl>
+    <w:lvl w:ilvl="7" w:tplc="08090003" w:tentative="1">
+      <w:start w:val="1"/>
+      <w:numFmt w:val="bullet"/>
+      <w:lvlText w:val="o"/>
+      <w:lvlJc w:val="left"/>
+      <w:pPr>
+        <w:ind w:left="5400" w:hanging="360"/>
+      </w:pPr>
+      <w:rPr>
+        <w:rFonts w:ascii="Courier New" w:hAnsi="Courier New" w:cs="Courier New" w:hint="default"/>
+      </w:rPr>
+    </w:lvl>
+    <w:lvl w:ilvl="8" w:tplc="08090005" w:tentative="1">
+      <w:start w:val="1"/>
+      <w:numFmt w:val="bullet"/>
+      <w:lvlText w:val=""/>
+      <w:lvlJc w:val="left"/>
+      <w:pPr>
+        <w:ind w:left="6120" w:hanging="360"/>
+      </w:pPr>
+      <w:rPr>
+        <w:rFonts w:ascii="Wingdings" w:hAnsi="Wingdings" w:hint="default"/>
+      </w:rPr>
+    </w:lvl>
+  </w:abstractNum>
+  <w:abstractNum w:abstractNumId="17" w15:restartNumberingAfterBreak="0">
     <w:nsid w:val="69133C42"/>
     <w:multiLevelType w:val="hybridMultilevel"/>
     <w:tmpl w:val="EA40461E"/>
@@ -7813,8 +9353,121 @@
       </w:rPr>
     </w:lvl>
   </w:abstractNum>
+  <w:abstractNum w:abstractNumId="18" w15:restartNumberingAfterBreak="0">
+    <w:nsid w:val="727372E5"/>
+    <w:multiLevelType w:val="hybridMultilevel"/>
+    <w:tmpl w:val="3A9CDF22"/>
+    <w:lvl w:ilvl="0" w:tplc="0809000D">
+      <w:start w:val="1"/>
+      <w:numFmt w:val="bullet"/>
+      <w:lvlText w:val=""/>
+      <w:lvlJc w:val="left"/>
+      <w:pPr>
+        <w:ind w:left="720" w:hanging="360"/>
+      </w:pPr>
+      <w:rPr>
+        <w:rFonts w:ascii="Wingdings" w:hAnsi="Wingdings" w:hint="default"/>
+      </w:rPr>
+    </w:lvl>
+    <w:lvl w:ilvl="1" w:tplc="08090003" w:tentative="1">
+      <w:start w:val="1"/>
+      <w:numFmt w:val="bullet"/>
+      <w:lvlText w:val="o"/>
+      <w:lvlJc w:val="left"/>
+      <w:pPr>
+        <w:ind w:left="1440" w:hanging="360"/>
+      </w:pPr>
+      <w:rPr>
+        <w:rFonts w:ascii="Courier New" w:hAnsi="Courier New" w:cs="Courier New" w:hint="default"/>
+      </w:rPr>
+    </w:lvl>
+    <w:lvl w:ilvl="2" w:tplc="08090005" w:tentative="1">
+      <w:start w:val="1"/>
+      <w:numFmt w:val="bullet"/>
+      <w:lvlText w:val=""/>
+      <w:lvlJc w:val="left"/>
+      <w:pPr>
+        <w:ind w:left="2160" w:hanging="360"/>
+      </w:pPr>
+      <w:rPr>
+        <w:rFonts w:ascii="Wingdings" w:hAnsi="Wingdings" w:hint="default"/>
+      </w:rPr>
+    </w:lvl>
+    <w:lvl w:ilvl="3" w:tplc="08090001" w:tentative="1">
+      <w:start w:val="1"/>
+      <w:numFmt w:val="bullet"/>
+      <w:lvlText w:val=""/>
+      <w:lvlJc w:val="left"/>
+      <w:pPr>
+        <w:ind w:left="2880" w:hanging="360"/>
+      </w:pPr>
+      <w:rPr>
+        <w:rFonts w:ascii="Symbol" w:hAnsi="Symbol" w:hint="default"/>
+      </w:rPr>
+    </w:lvl>
+    <w:lvl w:ilvl="4" w:tplc="08090003" w:tentative="1">
+      <w:start w:val="1"/>
+      <w:numFmt w:val="bullet"/>
+      <w:lvlText w:val="o"/>
+      <w:lvlJc w:val="left"/>
+      <w:pPr>
+        <w:ind w:left="3600" w:hanging="360"/>
+      </w:pPr>
+      <w:rPr>
+        <w:rFonts w:ascii="Courier New" w:hAnsi="Courier New" w:cs="Courier New" w:hint="default"/>
+      </w:rPr>
+    </w:lvl>
+    <w:lvl w:ilvl="5" w:tplc="08090005" w:tentative="1">
+      <w:start w:val="1"/>
+      <w:numFmt w:val="bullet"/>
+      <w:lvlText w:val=""/>
+      <w:lvlJc w:val="left"/>
+      <w:pPr>
+        <w:ind w:left="4320" w:hanging="360"/>
+      </w:pPr>
+      <w:rPr>
+        <w:rFonts w:ascii="Wingdings" w:hAnsi="Wingdings" w:hint="default"/>
+      </w:rPr>
+    </w:lvl>
+    <w:lvl w:ilvl="6" w:tplc="08090001" w:tentative="1">
+      <w:start w:val="1"/>
+      <w:numFmt w:val="bullet"/>
+      <w:lvlText w:val=""/>
+      <w:lvlJc w:val="left"/>
+      <w:pPr>
+        <w:ind w:left="5040" w:hanging="360"/>
+      </w:pPr>
+      <w:rPr>
+        <w:rFonts w:ascii="Symbol" w:hAnsi="Symbol" w:hint="default"/>
+      </w:rPr>
+    </w:lvl>
+    <w:lvl w:ilvl="7" w:tplc="08090003" w:tentative="1">
+      <w:start w:val="1"/>
+      <w:numFmt w:val="bullet"/>
+      <w:lvlText w:val="o"/>
+      <w:lvlJc w:val="left"/>
+      <w:pPr>
+        <w:ind w:left="5760" w:hanging="360"/>
+      </w:pPr>
+      <w:rPr>
+        <w:rFonts w:ascii="Courier New" w:hAnsi="Courier New" w:cs="Courier New" w:hint="default"/>
+      </w:rPr>
+    </w:lvl>
+    <w:lvl w:ilvl="8" w:tplc="08090005" w:tentative="1">
+      <w:start w:val="1"/>
+      <w:numFmt w:val="bullet"/>
+      <w:lvlText w:val=""/>
+      <w:lvlJc w:val="left"/>
+      <w:pPr>
+        <w:ind w:left="6480" w:hanging="360"/>
+      </w:pPr>
+      <w:rPr>
+        <w:rFonts w:ascii="Wingdings" w:hAnsi="Wingdings" w:hint="default"/>
+      </w:rPr>
+    </w:lvl>
+  </w:abstractNum>
   <w:num w:numId="1" w16cid:durableId="1387140261">
-    <w:abstractNumId w:val="9"/>
+    <w:abstractNumId w:val="11"/>
   </w:num>
   <w:num w:numId="2" w16cid:durableId="476342021">
     <w:abstractNumId w:val="0"/>
@@ -7826,13 +9479,13 @@
     <w:abstractNumId w:val="5"/>
   </w:num>
   <w:num w:numId="5" w16cid:durableId="1324967968">
-    <w:abstractNumId w:val="12"/>
+    <w:abstractNumId w:val="14"/>
   </w:num>
   <w:num w:numId="6" w16cid:durableId="737556297">
     <w:abstractNumId w:val="8"/>
   </w:num>
   <w:num w:numId="7" w16cid:durableId="602954858">
-    <w:abstractNumId w:val="11"/>
+    <w:abstractNumId w:val="13"/>
   </w:num>
   <w:num w:numId="8" w16cid:durableId="1797748503">
     <w:abstractNumId w:val="3"/>
@@ -7847,18 +9500,38 @@
     <w:abstractNumId w:val="1"/>
   </w:num>
   <w:num w:numId="12" w16cid:durableId="1219780701">
-    <w:abstractNumId w:val="13"/>
+    <w:abstractNumId w:val="15"/>
   </w:num>
   <w:num w:numId="13" w16cid:durableId="1346395205">
-    <w:abstractNumId w:val="14"/>
+    <w:abstractNumId w:val="17"/>
   </w:num>
   <w:num w:numId="14" w16cid:durableId="339435082">
-    <w:abstractNumId w:val="10"/>
+    <w:abstractNumId w:val="12"/>
   </w:num>
   <w:num w:numId="15" w16cid:durableId="1857235104">
     <w:abstractNumId w:val="4"/>
   </w:num>
+  <w:num w:numId="16" w16cid:durableId="305476388">
+    <w:abstractNumId w:val="10"/>
+  </w:num>
+  <w:num w:numId="17" w16cid:durableId="1104492826">
+    <w:abstractNumId w:val="16"/>
+  </w:num>
+  <w:num w:numId="18" w16cid:durableId="890576878">
+    <w:abstractNumId w:val="9"/>
+  </w:num>
+  <w:num w:numId="19" w16cid:durableId="781265788">
+    <w:abstractNumId w:val="18"/>
+  </w:num>
 </w:numbering>
+</file>
+
+<file path=word/people.xml><?xml version="1.0" encoding="utf-8"?>
+<w15:people xmlns:wpc="http://schemas.microsoft.com/office/word/2010/wordprocessingCanvas" xmlns:cx="http://schemas.microsoft.com/office/drawing/2014/chartex" xmlns:cx1="http://schemas.microsoft.com/office/drawing/2015/9/8/chartex" xmlns:cx2="http://schemas.microsoft.com/office/drawing/2015/10/21/chartex" xmlns:cx3="http://schemas.microsoft.com/office/drawing/2016/5/9/chartex" xmlns:cx4="http://schemas.microsoft.com/office/drawing/2016/5/10/chartex" xmlns:cx5="http://schemas.microsoft.com/office/drawing/2016/5/11/chartex" xmlns:cx6="http://schemas.microsoft.com/office/drawing/2016/5/12/chartex" xmlns:cx7="http://schemas.microsoft.com/office/drawing/2016/5/13/chartex" xmlns:cx8="http://schemas.microsoft.com/office/drawing/2016/5/14/chartex" xmlns:mc="http://schemas.openxmlformats.org/markup-compatibility/2006" xmlns:aink="http://schemas.microsoft.com/office/drawing/2016/ink" xmlns:am3d="http://schemas.microsoft.com/office/drawing/2017/model3d" xmlns:o="urn:schemas-microsoft-com:office:office" xmlns:oel="http://schemas.microsoft.com/office/2019/extlst" xmlns:r="http://schemas.openxmlformats.org/officeDocument/2006/relationships" xmlns:m="http://schemas.openxmlformats.org/officeDocument/2006/math" xmlns:v="urn:schemas-microsoft-com:vml" xmlns:wp14="http://schemas.microsoft.com/office/word/2010/wordprocessingDrawing" xmlns:wp="http://schemas.openxmlformats.org/drawingml/2006/wordprocessingDrawing" xmlns:w10="urn:schemas-microsoft-com:office:word" xmlns:w="http://schemas.openxmlformats.org/wordprocessingml/2006/main" xmlns:w14="http://schemas.microsoft.com/office/word/2010/wordml" xmlns:w15="http://schemas.microsoft.com/office/word/2012/wordml" xmlns:w16cex="http://schemas.microsoft.com/office/word/2018/wordml/cex" xmlns:w16cid="http://schemas.microsoft.com/office/word/2016/wordml/cid" xmlns:w16="http://schemas.microsoft.com/office/word/2018/wordml" xmlns:w16du="http://schemas.microsoft.com/office/word/2023/wordml/word16du" xmlns:w16sdtdh="http://schemas.microsoft.com/office/word/2020/wordml/sdtdatahash" xmlns:w16sdtfl="http://schemas.microsoft.com/office/word/2024/wordml/sdtformatlock" xmlns:w16se="http://schemas.microsoft.com/office/word/2015/wordml/symex" xmlns:wpg="http://schemas.microsoft.com/office/word/2010/wordprocessingGroup" xmlns:wpi="http://schemas.microsoft.com/office/word/2010/wordprocessingInk" xmlns:wne="http://schemas.microsoft.com/office/word/2006/wordml" xmlns:wps="http://schemas.microsoft.com/office/word/2010/wordprocessingShape" mc:Ignorable="w14 w15 w16se w16cid w16 w16cex w16sdtdh w16sdtfl w16du wp14">
+  <w15:person w15:author="Matthieu De Mari">
+    <w15:presenceInfo w15:providerId="AD" w15:userId="S::matthieu_demari@sutd.edu.sg::dfb708c9-d8dc-439f-9a3b-c772bf4a311c"/>
+  </w15:person>
+</w15:people>
 </file>
 
 <file path=word/styles.xml><?xml version="1.0" encoding="utf-8"?>
@@ -8267,10 +9940,13 @@
     <w:link w:val="Heading1Char"/>
     <w:uiPriority w:val="9"/>
     <w:qFormat/>
-    <w:rsid w:val="00CD3026"/>
+    <w:rsid w:val="00F93EDA"/>
     <w:pPr>
       <w:keepNext/>
       <w:keepLines/>
+      <w:numPr>
+        <w:numId w:val="16"/>
+      </w:numPr>
       <w:spacing w:before="240" w:after="0"/>
       <w:outlineLvl w:val="0"/>
     </w:pPr>
@@ -8381,7 +10057,7 @@
     <w:basedOn w:val="DefaultParagraphFont"/>
     <w:link w:val="Heading1"/>
     <w:uiPriority w:val="9"/>
-    <w:rsid w:val="00CD3026"/>
+    <w:rsid w:val="00F93EDA"/>
     <w:rPr>
       <w:rFonts w:asciiTheme="majorHAnsi" w:eastAsiaTheme="majorEastAsia" w:hAnsiTheme="majorHAnsi" w:cstheme="majorBidi"/>
       <w:color w:val="2E74B5" w:themeColor="accent1" w:themeShade="BF"/>
@@ -8539,6 +10215,72 @@
       <w:rFonts w:eastAsiaTheme="minorEastAsia"/>
       <w:color w:val="5A5A5A" w:themeColor="text1" w:themeTint="A5"/>
       <w:spacing w:val="15"/>
+    </w:rPr>
+  </w:style>
+  <w:style w:type="character" w:styleId="CommentReference">
+    <w:name w:val="annotation reference"/>
+    <w:basedOn w:val="DefaultParagraphFont"/>
+    <w:uiPriority w:val="99"/>
+    <w:semiHidden/>
+    <w:unhideWhenUsed/>
+    <w:rsid w:val="00F93EDA"/>
+    <w:rPr>
+      <w:sz w:val="16"/>
+      <w:szCs w:val="16"/>
+    </w:rPr>
+  </w:style>
+  <w:style w:type="paragraph" w:styleId="CommentText">
+    <w:name w:val="annotation text"/>
+    <w:basedOn w:val="Normal"/>
+    <w:link w:val="CommentTextChar"/>
+    <w:uiPriority w:val="99"/>
+    <w:unhideWhenUsed/>
+    <w:rsid w:val="00F93EDA"/>
+    <w:pPr>
+      <w:spacing w:line="240" w:lineRule="auto"/>
+    </w:pPr>
+    <w:rPr>
+      <w:sz w:val="20"/>
+      <w:szCs w:val="20"/>
+    </w:rPr>
+  </w:style>
+  <w:style w:type="character" w:customStyle="1" w:styleId="CommentTextChar">
+    <w:name w:val="Comment Text Char"/>
+    <w:basedOn w:val="DefaultParagraphFont"/>
+    <w:link w:val="CommentText"/>
+    <w:uiPriority w:val="99"/>
+    <w:rsid w:val="00F93EDA"/>
+    <w:rPr>
+      <w:sz w:val="20"/>
+      <w:szCs w:val="20"/>
+    </w:rPr>
+  </w:style>
+  <w:style w:type="paragraph" w:styleId="CommentSubject">
+    <w:name w:val="annotation subject"/>
+    <w:basedOn w:val="CommentText"/>
+    <w:next w:val="CommentText"/>
+    <w:link w:val="CommentSubjectChar"/>
+    <w:uiPriority w:val="99"/>
+    <w:semiHidden/>
+    <w:unhideWhenUsed/>
+    <w:rsid w:val="00F93EDA"/>
+    <w:rPr>
+      <w:b/>
+      <w:bCs/>
+    </w:rPr>
+  </w:style>
+  <w:style w:type="character" w:customStyle="1" w:styleId="CommentSubjectChar">
+    <w:name w:val="Comment Subject Char"/>
+    <w:basedOn w:val="CommentTextChar"/>
+    <w:link w:val="CommentSubject"/>
+    <w:uiPriority w:val="99"/>
+    <w:semiHidden/>
+    <w:rsid w:val="00F93EDA"/>
+    <w:rPr>
+      <w:b/>
+      <w:bCs/>
+      <w:sz w:val="20"/>
+      <w:szCs w:val="20"/>
     </w:rPr>
   </w:style>
 </w:styles>

--- a/Syllabus/DL_syllabus.docx
+++ b/Syllabus/DL_syllabus.docx
@@ -4569,6 +4569,8 @@
       <w:r>
         <w:rPr>
           <w:rStyle w:val="CommentReference"/>
+          <w:sz w:val="22"/>
+          <w:szCs w:val="22"/>
           <w:lang w:val="en-GB"/>
         </w:rPr>
         <w:commentReference w:id="0"/>
@@ -4731,6 +4733,8 @@
       <w:r>
         <w:rPr>
           <w:rStyle w:val="CommentReference"/>
+          <w:sz w:val="22"/>
+          <w:szCs w:val="22"/>
           <w:lang w:val="en-GB"/>
         </w:rPr>
         <w:commentReference w:id="1"/>
@@ -4861,6 +4865,8 @@
       <w:r>
         <w:rPr>
           <w:rStyle w:val="CommentReference"/>
+          <w:sz w:val="22"/>
+          <w:szCs w:val="22"/>
           <w:lang w:val="en-GB"/>
         </w:rPr>
         <w:commentReference w:id="2"/>
@@ -5218,16 +5224,7 @@
           <w:u w:val="single"/>
           <w:lang w:val="en-GB"/>
         </w:rPr>
-        <w:t>2</w:t>
-      </w:r>
-      <w:r>
-        <w:rPr>
-          <w:b/>
-          <w:color w:val="44546A" w:themeColor="text2"/>
-          <w:u w:val="single"/>
-          <w:lang w:val="en-GB"/>
-        </w:rPr>
-        <w:t>0</w:t>
+        <w:t>15</w:t>
       </w:r>
       <w:r>
         <w:rPr>
@@ -5441,7 +5438,7 @@
           <w:u w:val="single"/>
           <w:lang w:val="en-GB"/>
         </w:rPr>
-        <w:t>0</w:t>
+        <w:t>5</w:t>
       </w:r>
       <w:r>
         <w:rPr>
@@ -5529,6 +5526,8 @@
       <w:r>
         <w:rPr>
           <w:rStyle w:val="CommentReference"/>
+          <w:sz w:val="22"/>
+          <w:szCs w:val="22"/>
           <w:lang w:val="en-GB"/>
         </w:rPr>
         <w:commentReference w:id="3"/>
@@ -5752,6 +5751,8 @@
       <w:r>
         <w:rPr>
           <w:rStyle w:val="CommentReference"/>
+          <w:sz w:val="22"/>
+          <w:szCs w:val="22"/>
           <w:lang w:val="en-GB"/>
         </w:rPr>
         <w:commentReference w:id="4"/>
@@ -5972,6 +5973,8 @@
       <w:r>
         <w:rPr>
           <w:rStyle w:val="CommentReference"/>
+          <w:sz w:val="22"/>
+          <w:szCs w:val="22"/>
           <w:lang w:val="en-GB"/>
         </w:rPr>
         <w:commentReference w:id="5"/>

--- a/Syllabus/DL_syllabus.docx
+++ b/Syllabus/DL_syllabus.docx
@@ -322,7 +322,20 @@
         <w:rPr>
           <w:lang w:val="en-GB"/>
         </w:rPr>
-        <w:t>XXX</w:t>
+        <w:t>Dileepa Fernando is a Lecturer in the Information Systems Technology and Design pillar at the Singapore University of Technology and Design (SUTD). Dileepa completed his Bachelor of Science in Engineering (BSc Eng) with a specialization in Computer Science and Engineering at the University of Moratuwa, Sri Lanka. Later, he obtained a PhD in Computer Science from the National University of Singapore, with a focus on utilizing model checking to ensure the game theory security of probabilistic protocols. Expanding his doctoral work, he led the secure machine learning project at HP-NTU corporate lab. Following his passion of teaching he started his teaching career in Sri Lanka Technological Campus (SLTC) and joined SUTD in 2023. His teaching experience in SUTD covers most parts of computer science including Software Engineering, Cyber Security and Artificial Intelligence.</w:t>
+      </w:r>
+    </w:p>
+    <w:p>
+      <w:pPr>
+        <w:rPr>
+          <w:lang w:val="en-GB"/>
+        </w:rPr>
+      </w:pPr>
+      <w:r>
+        <w:rPr>
+          <w:lang w:val="en-GB"/>
+        </w:rPr>
+        <w:t>Outside his professional life, he enjoys public speaking and holds the position of vice president membership at the Breakthrough Toastmasters Club, Singapore. He spends his leisure time singing and playing the guitar.</w:t>
       </w:r>
     </w:p>
     <w:p>
@@ -344,15 +357,21 @@
         </w:rPr>
         <w:t xml:space="preserve"> </w:t>
       </w:r>
-      <w:hyperlink r:id="rId9" w:tooltip="mailto:qun_song@sutd.edu.sg" w:history="1">
+      <w:hyperlink r:id="rId9" w:history="1">
         <w:r>
           <w:rPr>
             <w:rStyle w:val="Hyperlink"/>
             <w:lang w:val="en-GB"/>
           </w:rPr>
-          <w:t>XXX</w:t>
+          <w:t>dileepa_fernando@sutd.edu.sg</w:t>
         </w:r>
       </w:hyperlink>
+      <w:r>
+        <w:rPr>
+          <w:lang w:val="en-GB"/>
+        </w:rPr>
+        <w:t xml:space="preserve"> </w:t>
+      </w:r>
     </w:p>
     <w:p>
       <w:pPr>
@@ -374,63 +393,48 @@
         <w:t xml:space="preserve"> </w:t>
       </w:r>
       <w:r>
-        <w:rPr>
-          <w:lang w:val="en-GB"/>
-        </w:rPr>
-        <w:t>XXX</w:t>
-      </w:r>
-    </w:p>
-    <w:p>
-      <w:pPr>
-        <w:rPr>
-          <w:lang w:val="en-GB"/>
+        <w:t>1.402.24</w:t>
+      </w:r>
+      <w:r>
+        <w:rPr>
+          <w:lang w:val="en-GB"/>
+        </w:rPr>
+        <w:t>, email this professor first to arrange a meeting, in person or online.</w:t>
+      </w:r>
+    </w:p>
+    <w:p>
+      <w:pPr>
+        <w:rPr>
+          <w:lang w:val="fr-FR"/>
         </w:rPr>
       </w:pPr>
       <w:r>
         <w:rPr>
           <w:u w:val="single"/>
-          <w:lang w:val="en-GB"/>
+          <w:lang w:val="fr-FR"/>
         </w:rPr>
         <w:t>ISTD page:</w:t>
       </w:r>
       <w:r>
         <w:rPr>
-          <w:lang w:val="en-GB"/>
+          <w:lang w:val="fr-FR"/>
         </w:rPr>
         <w:t xml:space="preserve"> </w:t>
       </w:r>
-      <w:hyperlink r:id="rId10" w:tgtFrame="_blank" w:tooltip="https://istd.sutd.edu.sg/people/faculty/qun-song" w:history="1">
+      <w:hyperlink r:id="rId10" w:history="1">
         <w:r>
           <w:rPr>
             <w:rStyle w:val="Hyperlink"/>
-            <w:lang w:val="en-GB"/>
+            <w:lang w:val="fr-FR"/>
           </w:rPr>
-          <w:t>XXX</w:t>
+          <w:t>https://www.sutd.edu.sg/profile/dileepa-fernando/</w:t>
         </w:r>
       </w:hyperlink>
-    </w:p>
-    <w:p>
-      <w:pPr>
-        <w:rPr>
-          <w:lang w:val="en-GB"/>
-        </w:rPr>
-      </w:pPr>
-    </w:p>
-    <w:p>
-      <w:pPr>
-        <w:rPr>
-          <w:rFonts w:asciiTheme="majorHAnsi" w:eastAsiaTheme="majorEastAsia" w:hAnsiTheme="majorHAnsi" w:cstheme="majorBidi"/>
-          <w:color w:val="2E74B5" w:themeColor="accent1" w:themeShade="BF"/>
-          <w:sz w:val="26"/>
-          <w:szCs w:val="26"/>
-          <w:lang w:val="en-GB"/>
-        </w:rPr>
-      </w:pPr>
-      <w:r>
-        <w:rPr>
-          <w:lang w:val="en-GB"/>
-        </w:rPr>
-        <w:br w:type="page"/>
+      <w:r>
+        <w:rPr>
+          <w:lang w:val="fr-FR"/>
+        </w:rPr>
+        <w:t xml:space="preserve"> </w:t>
       </w:r>
     </w:p>
     <w:p>
@@ -479,78 +483,6 @@
         </w:rPr>
         <w:t>XXX</w:t>
       </w:r>
-    </w:p>
-    <w:p>
-      <w:pPr>
-        <w:pStyle w:val="NormalWeb"/>
-        <w:spacing w:before="0" w:beforeAutospacing="0" w:after="0" w:afterAutospacing="0"/>
-        <w:rPr>
-          <w:rFonts w:ascii="Calibri" w:hAnsi="Calibri" w:cs="Calibri"/>
-          <w:sz w:val="22"/>
-          <w:szCs w:val="22"/>
-          <w:lang w:val="fr-FR"/>
-        </w:rPr>
-      </w:pPr>
-    </w:p>
-    <w:p>
-      <w:pPr>
-        <w:rPr>
-          <w:lang w:val="fr-FR"/>
-        </w:rPr>
-      </w:pPr>
-    </w:p>
-    <w:p>
-      <w:pPr>
-        <w:pStyle w:val="Heading2"/>
-        <w:rPr>
-          <w:lang w:val="fr-FR"/>
-        </w:rPr>
-      </w:pPr>
-      <w:r>
-        <w:rPr>
-          <w:lang w:val="fr-FR"/>
-        </w:rPr>
-        <w:t>XXX</w:t>
-      </w:r>
-      <w:r>
-        <w:rPr>
-          <w:lang w:val="fr-FR"/>
-        </w:rPr>
-        <w:t xml:space="preserve"> </w:t>
-      </w:r>
-      <w:r>
-        <w:rPr>
-          <w:lang w:val="fr-FR"/>
-        </w:rPr>
-        <w:t>(TA)</w:t>
-      </w:r>
-    </w:p>
-    <w:p>
-      <w:pPr>
-        <w:rPr>
-          <w:lang w:val="fr-FR"/>
-        </w:rPr>
-      </w:pPr>
-    </w:p>
-    <w:p>
-      <w:pPr>
-        <w:rPr>
-          <w:lang w:val="en-GB"/>
-        </w:rPr>
-      </w:pPr>
-      <w:r>
-        <w:rPr>
-          <w:lang w:val="en-GB"/>
-        </w:rPr>
-        <w:t>XXX</w:t>
-      </w:r>
-    </w:p>
-    <w:p>
-      <w:pPr>
-        <w:rPr>
-          <w:lang w:val="en-GB"/>
-        </w:rPr>
-      </w:pPr>
     </w:p>
     <w:p>
       <w:pPr>
@@ -9986,7 +9918,6 @@
   <w:style w:type="character" w:default="1" w:styleId="DefaultParagraphFont">
     <w:name w:val="Default Paragraph Font"/>
     <w:uiPriority w:val="1"/>
-    <w:semiHidden/>
     <w:unhideWhenUsed/>
   </w:style>
   <w:style w:type="table" w:default="1" w:styleId="TableNormal">

--- a/Syllabus/DL_syllabus.docx
+++ b/Syllabus/DL_syllabus.docx
@@ -6140,6 +6140,33 @@
           <w:lang w:val="en-GB"/>
         </w:rPr>
       </w:pPr>
+    </w:p>
+    <w:p>
+      <w:pPr>
+        <w:rPr>
+          <w:lang w:val="en-GB"/>
+        </w:rPr>
+      </w:pPr>
+      <w:r>
+        <w:rPr>
+          <w:b/>
+          <w:bCs/>
+          <w:lang w:val="en-GB"/>
+        </w:rPr>
+        <w:t>Also a note for audit students:</w:t>
+      </w:r>
+      <w:r>
+        <w:rPr>
+          <w:lang w:val="en-GB"/>
+        </w:rPr>
+        <w:t xml:space="preserve"> A successful audit will require attending classes and submitting at least half of the homeworks. </w:t>
+      </w:r>
+      <w:r>
+        <w:rPr>
+          <w:lang w:val="en-GB"/>
+        </w:rPr>
+        <w:t>Projects and exams are not required, but we leave it to the students to decide if they want to participate in those or not.</w:t>
+      </w:r>
     </w:p>
     <w:sectPr>
       <w:headerReference w:type="even" r:id="rId20"/>
@@ -9918,6 +9945,7 @@
   <w:style w:type="character" w:default="1" w:styleId="DefaultParagraphFont">
     <w:name w:val="Default Paragraph Font"/>
     <w:uiPriority w:val="1"/>
+    <w:semiHidden/>
     <w:unhideWhenUsed/>
   </w:style>
   <w:style w:type="table" w:default="1" w:styleId="TableNormal">

--- a/Syllabus/DL_syllabus.docx
+++ b/Syllabus/DL_syllabus.docx
@@ -47,50 +47,56 @@
       <w:pPr>
         <w:pStyle w:val="Subtitle"/>
         <w:rPr>
-          <w:lang w:val="en-GB"/>
-        </w:rPr>
-      </w:pPr>
-      <w:r>
-        <w:rPr>
-          <w:lang w:val="en-GB"/>
+          <w:lang w:val="fr-FR"/>
+        </w:rPr>
+      </w:pPr>
+      <w:r>
+        <w:rPr>
+          <w:lang w:val="fr-FR"/>
         </w:rPr>
         <w:t>Matthieu DE MARI</w:t>
       </w:r>
       <w:r>
         <w:rPr>
-          <w:lang w:val="en-GB"/>
+          <w:lang w:val="fr-FR"/>
         </w:rPr>
         <w:t xml:space="preserve">, last update: </w:t>
       </w:r>
       <w:r>
         <w:rPr>
-          <w:lang w:val="en-GB"/>
-        </w:rPr>
-        <w:t>31</w:t>
-      </w:r>
-      <w:r>
-        <w:rPr>
-          <w:lang w:val="en-GB"/>
-        </w:rPr>
-        <w:t xml:space="preserve">th </w:t>
-      </w:r>
-      <w:r>
-        <w:rPr>
-          <w:lang w:val="en-GB"/>
-        </w:rPr>
-        <w:t>October</w:t>
-      </w:r>
-      <w:r>
-        <w:rPr>
-          <w:lang w:val="en-GB"/>
-        </w:rPr>
-        <w:t xml:space="preserve"> 2025</w:t>
-      </w:r>
-    </w:p>
-    <w:p>
-      <w:pPr>
-        <w:rPr>
-          <w:lang w:val="en-GB"/>
+          <w:lang w:val="fr-FR"/>
+        </w:rPr>
+        <w:t>21</w:t>
+      </w:r>
+      <w:r>
+        <w:rPr>
+          <w:lang w:val="fr-FR"/>
+        </w:rPr>
+        <w:t xml:space="preserve"> </w:t>
+      </w:r>
+      <w:r>
+        <w:rPr>
+          <w:lang w:val="fr-FR"/>
+        </w:rPr>
+        <w:t xml:space="preserve">Jan </w:t>
+      </w:r>
+      <w:r>
+        <w:rPr>
+          <w:lang w:val="fr-FR"/>
+        </w:rPr>
+        <w:t>202</w:t>
+      </w:r>
+      <w:r>
+        <w:rPr>
+          <w:lang w:val="fr-FR"/>
+        </w:rPr>
+        <w:t>6</w:t>
+      </w:r>
+    </w:p>
+    <w:p>
+      <w:pPr>
+        <w:rPr>
+          <w:lang w:val="fr-FR"/>
         </w:rPr>
       </w:pPr>
     </w:p>
@@ -441,25 +447,25 @@
       <w:pPr>
         <w:pStyle w:val="Heading2"/>
         <w:rPr>
-          <w:lang w:val="fr-FR"/>
-        </w:rPr>
-      </w:pPr>
-      <w:r>
-        <w:rPr>
-          <w:lang w:val="fr-FR"/>
+          <w:lang w:val="en-GB"/>
+        </w:rPr>
+      </w:pPr>
+      <w:r>
+        <w:rPr>
+          <w:lang w:val="en-GB"/>
         </w:rPr>
         <w:lastRenderedPageBreak/>
-        <w:t>XXX</w:t>
-      </w:r>
-      <w:r>
-        <w:rPr>
-          <w:lang w:val="fr-FR"/>
+        <w:t>Li Kunrong</w:t>
+      </w:r>
+      <w:r>
+        <w:rPr>
+          <w:lang w:val="en-GB"/>
         </w:rPr>
         <w:t xml:space="preserve"> </w:t>
       </w:r>
       <w:r>
         <w:rPr>
-          <w:lang w:val="fr-FR"/>
+          <w:lang w:val="en-GB"/>
         </w:rPr>
         <w:t>(TA)</w:t>
       </w:r>
@@ -467,30 +473,66 @@
     <w:p>
       <w:pPr>
         <w:rPr>
-          <w:lang w:val="fr-FR"/>
-        </w:rPr>
-      </w:pPr>
-    </w:p>
-    <w:p>
-      <w:pPr>
-        <w:rPr>
-          <w:lang w:val="fr-FR"/>
-        </w:rPr>
-      </w:pPr>
-      <w:r>
-        <w:rPr>
-          <w:lang w:val="fr-FR"/>
-        </w:rPr>
-        <w:t>XXX</w:t>
-      </w:r>
-    </w:p>
-    <w:p>
-      <w:pPr>
-        <w:pStyle w:val="ListParagraph"/>
-        <w:numPr>
-          <w:ilvl w:val="0"/>
-          <w:numId w:val="17"/>
-        </w:numPr>
+          <w:lang w:val="en-GB"/>
+        </w:rPr>
+      </w:pPr>
+    </w:p>
+    <w:p>
+      <w:pPr>
+        <w:rPr>
+          <w:lang w:val="en-GB" w:eastAsia="en-GB"/>
+        </w:rPr>
+      </w:pPr>
+      <w:r>
+        <w:rPr>
+          <w:lang w:val="en-GB" w:eastAsia="en-GB"/>
+        </w:rPr>
+        <w:t xml:space="preserve">Kunrong Li, a PhD student under the ISTD pillar. My research interests include distributed systems, recommender systems, and LLM, with a focus on applying these techniques in real-world production environments. </w:t>
+      </w:r>
+    </w:p>
+    <w:p>
+      <w:pPr>
+        <w:rPr>
+          <w:lang w:val="en-GB" w:eastAsia="en-GB"/>
+        </w:rPr>
+      </w:pPr>
+      <w:r>
+        <w:rPr>
+          <w:lang w:val="en-GB" w:eastAsia="en-GB"/>
+        </w:rPr>
+        <w:t>Our TA will be helping with designing and grading homeworks through the term. You may approach her via email in case of questions about homeworks.</w:t>
+      </w:r>
+    </w:p>
+    <w:p>
+      <w:pPr>
+        <w:rPr>
+          <w:lang w:val="en-GB" w:eastAsia="en-GB"/>
+        </w:rPr>
+      </w:pPr>
+      <w:r>
+        <w:rPr>
+          <w:lang w:val="en-GB" w:eastAsia="en-GB"/>
+        </w:rPr>
+        <w:t xml:space="preserve">Email: </w:t>
+      </w:r>
+      <w:hyperlink r:id="rId11" w:history="1">
+        <w:r>
+          <w:rPr>
+            <w:rStyle w:val="Hyperlink"/>
+            <w:lang w:val="en-GB" w:eastAsia="en-GB"/>
+          </w:rPr>
+          <w:t>kunrong_li@mymail.sutd.edu.sg</w:t>
+        </w:r>
+      </w:hyperlink>
+      <w:r>
+        <w:rPr>
+          <w:lang w:val="en-GB" w:eastAsia="en-GB"/>
+        </w:rPr>
+        <w:t xml:space="preserve"> </w:t>
+      </w:r>
+    </w:p>
+    <w:p>
+      <w:pPr>
         <w:rPr>
           <w:lang w:val="en-GB"/>
         </w:rPr>
@@ -536,7 +578,7 @@
         </w:rPr>
         <w:t xml:space="preserve">The detailed course description (aims of this course, learning objectives and measurable outcomes) can be found on the course page, online, at </w:t>
       </w:r>
-      <w:hyperlink r:id="rId11" w:history="1">
+      <w:hyperlink r:id="rId12" w:history="1">
         <w:r>
           <w:rPr>
             <w:rStyle w:val="Hyperlink"/>
@@ -4477,13 +4519,69 @@
         <w:rPr>
           <w:lang w:val="en-GB"/>
         </w:rPr>
-        <w:t>There are ongoing discussions regarding a possible conference on Week 13, Wednesday evening. The tentative date</w:t>
+        <w:t>There are ongoing discussions regarding a possible conference on Week 13,</w:t>
+      </w:r>
+      <w:r>
+        <w:rPr>
+          <w:lang w:val="en-GB"/>
+        </w:rPr>
+        <w:t xml:space="preserve"> where an industry conferencer will discuss the </w:t>
+      </w:r>
+      <w:r>
+        <w:rPr>
+          <w:lang w:val="en-GB"/>
+        </w:rPr>
+        <w:t xml:space="preserve">uses of Deep Learning in real-life problems, along with future trends in terms of AI and Deep Learning. </w:t>
+      </w:r>
+    </w:p>
+    <w:p>
+      <w:pPr>
+        <w:rPr>
+          <w:lang w:val="en-GB"/>
+        </w:rPr>
+      </w:pPr>
+      <w:r>
+        <w:rPr>
+          <w:lang w:val="en-GB"/>
+        </w:rPr>
+        <w:t>The tentative date</w:t>
       </w:r>
       <w:r>
         <w:rPr>
           <w:lang w:val="en-GB"/>
         </w:rPr>
         <w:t xml:space="preserve"> for this conference</w:t>
+      </w:r>
+      <w:r>
+        <w:rPr>
+          <w:lang w:val="en-GB"/>
+        </w:rPr>
+        <w:t xml:space="preserve"> is </w:t>
+      </w:r>
+      <w:r>
+        <w:rPr>
+          <w:lang w:val="en-GB"/>
+        </w:rPr>
+        <w:t xml:space="preserve">currently </w:t>
+      </w:r>
+      <w:r>
+        <w:rPr>
+          <w:lang w:val="en-GB"/>
+        </w:rPr>
+        <w:t>22</w:t>
+      </w:r>
+      <w:r>
+        <w:rPr>
+          <w:vertAlign w:val="superscript"/>
+          <w:lang w:val="en-GB"/>
+        </w:rPr>
+        <w:t>nd</w:t>
+      </w:r>
+      <w:r>
+        <w:rPr>
+          <w:lang w:val="en-GB"/>
+        </w:rPr>
+        <w:t xml:space="preserve"> April, 2-3.30pm, and it</w:t>
       </w:r>
       <w:r>
         <w:rPr>
@@ -4555,6 +4653,12 @@
         <w:rPr>
           <w:lang w:val="en-GB"/>
         </w:rPr>
+        <w:t xml:space="preserve">(strongly) </w:t>
+      </w:r>
+      <w:r>
+        <w:rPr>
+          <w:lang w:val="en-GB"/>
+        </w:rPr>
         <w:t xml:space="preserve">affect your participation score. </w:t>
       </w:r>
     </w:p>
@@ -4605,7 +4709,6 @@
           <w:lang w:val="en-GB"/>
         </w:rPr>
       </w:pPr>
-      <w:commentRangeStart w:id="1"/>
       <w:r>
         <w:rPr>
           <w:lang w:val="en-GB"/>
@@ -4628,20 +4731,7 @@
         <w:rPr>
           <w:lang w:val="en-GB"/>
         </w:rPr>
-        <w:t>XXX</w:t>
-      </w:r>
-    </w:p>
-    <w:p>
-      <w:pPr>
-        <w:rPr>
-          <w:lang w:val="en-GB"/>
-        </w:rPr>
-      </w:pPr>
-      <w:r>
-        <w:rPr>
-          <w:lang w:val="en-GB"/>
-        </w:rPr>
-        <w:t>For class 2, the following lectures and locations will be used for W1-13:</w:t>
+        <w:t>Mondays, 6-7.30pm, 1.410</w:t>
       </w:r>
     </w:p>
     <w:p>
@@ -4659,26 +4749,157 @@
         <w:rPr>
           <w:lang w:val="en-GB"/>
         </w:rPr>
-        <w:t>XXX</w:t>
-      </w:r>
-      <w:commentRangeEnd w:id="1"/>
-      <w:r>
-        <w:rPr>
-          <w:rStyle w:val="CommentReference"/>
-          <w:sz w:val="22"/>
-          <w:szCs w:val="22"/>
-          <w:lang w:val="en-GB"/>
-        </w:rPr>
-        <w:commentReference w:id="1"/>
-      </w:r>
-    </w:p>
-    <w:p>
-      <w:pPr>
-        <w:rPr>
-          <w:rFonts w:asciiTheme="majorHAnsi" w:eastAsiaTheme="majorEastAsia" w:hAnsiTheme="majorHAnsi" w:cstheme="majorBidi"/>
-          <w:color w:val="2E74B5" w:themeColor="accent1" w:themeShade="BF"/>
-          <w:sz w:val="26"/>
-          <w:szCs w:val="26"/>
+        <w:t>Tuesdays, 6-7.30pm, 1.410</w:t>
+      </w:r>
+    </w:p>
+    <w:p>
+      <w:pPr>
+        <w:pStyle w:val="ListParagraph"/>
+        <w:numPr>
+          <w:ilvl w:val="0"/>
+          <w:numId w:val="17"/>
+        </w:numPr>
+        <w:rPr>
+          <w:lang w:val="en-GB"/>
+        </w:rPr>
+      </w:pPr>
+      <w:r>
+        <w:rPr>
+          <w:lang w:val="en-GB"/>
+        </w:rPr>
+        <w:t>Thursdays, 5.30-7.30pm, 1.410</w:t>
+      </w:r>
+    </w:p>
+    <w:p>
+      <w:pPr>
+        <w:rPr>
+          <w:lang w:val="en-GB"/>
+        </w:rPr>
+      </w:pPr>
+      <w:r>
+        <w:rPr>
+          <w:lang w:val="en-GB"/>
+        </w:rPr>
+        <w:t>For class 2, the following lectures and locations will be used for W1-13:</w:t>
+      </w:r>
+    </w:p>
+    <w:p>
+      <w:pPr>
+        <w:pStyle w:val="ListParagraph"/>
+        <w:numPr>
+          <w:ilvl w:val="0"/>
+          <w:numId w:val="17"/>
+        </w:numPr>
+        <w:rPr>
+          <w:lang w:val="en-GB"/>
+        </w:rPr>
+      </w:pPr>
+      <w:r>
+        <w:rPr>
+          <w:lang w:val="en-GB"/>
+        </w:rPr>
+        <w:t>Mondays, 1.30-</w:t>
+      </w:r>
+      <w:r>
+        <w:rPr>
+          <w:lang w:val="en-GB"/>
+        </w:rPr>
+        <w:t>3</w:t>
+      </w:r>
+      <w:r>
+        <w:rPr>
+          <w:lang w:val="en-GB"/>
+        </w:rPr>
+        <w:t>pm, 1.410</w:t>
+      </w:r>
+    </w:p>
+    <w:p>
+      <w:pPr>
+        <w:pStyle w:val="ListParagraph"/>
+        <w:numPr>
+          <w:ilvl w:val="0"/>
+          <w:numId w:val="17"/>
+        </w:numPr>
+        <w:rPr>
+          <w:lang w:val="en-GB"/>
+        </w:rPr>
+      </w:pPr>
+      <w:r>
+        <w:rPr>
+          <w:lang w:val="en-GB"/>
+        </w:rPr>
+        <w:t xml:space="preserve">Tuesdays, </w:t>
+      </w:r>
+      <w:r>
+        <w:rPr>
+          <w:lang w:val="en-GB"/>
+        </w:rPr>
+        <w:t>2</w:t>
+      </w:r>
+      <w:r>
+        <w:rPr>
+          <w:lang w:val="en-GB"/>
+        </w:rPr>
+        <w:t>-</w:t>
+      </w:r>
+      <w:r>
+        <w:rPr>
+          <w:lang w:val="en-GB"/>
+        </w:rPr>
+        <w:t>3</w:t>
+      </w:r>
+      <w:r>
+        <w:rPr>
+          <w:lang w:val="en-GB"/>
+        </w:rPr>
+        <w:t>.30pm, 1.410</w:t>
+      </w:r>
+    </w:p>
+    <w:p>
+      <w:pPr>
+        <w:pStyle w:val="ListParagraph"/>
+        <w:numPr>
+          <w:ilvl w:val="0"/>
+          <w:numId w:val="17"/>
+        </w:numPr>
+        <w:rPr>
+          <w:lang w:val="en-GB"/>
+        </w:rPr>
+      </w:pPr>
+      <w:r>
+        <w:rPr>
+          <w:lang w:val="en-GB"/>
+        </w:rPr>
+        <w:t xml:space="preserve">Thursdays, </w:t>
+      </w:r>
+      <w:r>
+        <w:rPr>
+          <w:lang w:val="en-GB"/>
+        </w:rPr>
+        <w:t>3</w:t>
+      </w:r>
+      <w:r>
+        <w:rPr>
+          <w:lang w:val="en-GB"/>
+        </w:rPr>
+        <w:t>.30-</w:t>
+      </w:r>
+      <w:r>
+        <w:rPr>
+          <w:lang w:val="en-GB"/>
+        </w:rPr>
+        <w:t>5</w:t>
+      </w:r>
+      <w:r>
+        <w:rPr>
+          <w:lang w:val="en-GB"/>
+        </w:rPr>
+        <w:t>.30pm, 1.410</w:t>
+      </w:r>
+    </w:p>
+    <w:p>
+      <w:pPr>
+        <w:rPr>
           <w:lang w:val="en-GB"/>
         </w:rPr>
       </w:pPr>
@@ -4694,6 +4915,7 @@
         <w:rPr>
           <w:lang w:val="en-GB"/>
         </w:rPr>
+        <w:lastRenderedPageBreak/>
         <w:t>A</w:t>
       </w:r>
       <w:r>
@@ -4786,22 +5008,78 @@
           <w:lang w:val="en-GB"/>
         </w:rPr>
       </w:pPr>
-      <w:commentRangeStart w:id="2"/>
-      <w:r>
-        <w:rPr>
-          <w:lang w:val="en-GB"/>
-        </w:rPr>
-        <w:t>Dates to be added once timetable is confirmed</w:t>
-      </w:r>
-      <w:commentRangeEnd w:id="2"/>
-      <w:r>
-        <w:rPr>
-          <w:rStyle w:val="CommentReference"/>
-          <w:sz w:val="22"/>
-          <w:szCs w:val="22"/>
-          <w:lang w:val="en-GB"/>
-        </w:rPr>
-        <w:commentReference w:id="2"/>
+      <w:r>
+        <w:rPr>
+          <w:lang w:val="en-GB"/>
+        </w:rPr>
+        <w:t xml:space="preserve">CNY, 10-11 February, lectures W4S2 will be replaced with online recordings on eDimension. Do note that classes W4S1 on Mondays are currently reported by OSA as </w:t>
+      </w:r>
+      <w:r>
+        <w:rPr>
+          <w:u w:val="single"/>
+          <w:lang w:val="en-GB"/>
+        </w:rPr>
+        <w:t>not</w:t>
+      </w:r>
+      <w:r>
+        <w:rPr>
+          <w:lang w:val="en-GB"/>
+        </w:rPr>
+        <w:t xml:space="preserve"> cancelled.</w:t>
+      </w:r>
+      <w:r>
+        <w:rPr>
+          <w:lang w:val="en-GB"/>
+        </w:rPr>
+        <w:t xml:space="preserve"> AS a precaution, video recordings for W4S1 will also be uploaded, but attendance is expected.</w:t>
+      </w:r>
+    </w:p>
+    <w:p>
+      <w:pPr>
+        <w:pStyle w:val="ListParagraph"/>
+        <w:numPr>
+          <w:ilvl w:val="0"/>
+          <w:numId w:val="15"/>
+        </w:numPr>
+        <w:rPr>
+          <w:lang w:val="en-GB"/>
+        </w:rPr>
+      </w:pPr>
+      <w:r>
+        <w:rPr>
+          <w:lang w:val="en-GB"/>
+        </w:rPr>
+        <w:t>Good Friday, 29 March, no effect as no classes on Fridays</w:t>
+      </w:r>
+      <w:r>
+        <w:rPr>
+          <w:lang w:val="en-GB"/>
+        </w:rPr>
+        <w:t>.</w:t>
+      </w:r>
+    </w:p>
+    <w:p>
+      <w:pPr>
+        <w:pStyle w:val="ListParagraph"/>
+        <w:numPr>
+          <w:ilvl w:val="0"/>
+          <w:numId w:val="15"/>
+        </w:numPr>
+        <w:rPr>
+          <w:lang w:val="en-GB"/>
+        </w:rPr>
+      </w:pPr>
+      <w:r>
+        <w:rPr>
+          <w:lang w:val="en-GB"/>
+        </w:rPr>
+        <w:t xml:space="preserve">Labour Day, 1 May, </w:t>
+      </w:r>
+      <w:r>
+        <w:rPr>
+          <w:lang w:val="en-GB"/>
+        </w:rPr>
+        <w:t>no effect as no classes on Week 14.</w:t>
       </w:r>
     </w:p>
     <w:p>
@@ -4822,7 +5100,6 @@
         <w:rPr>
           <w:lang w:val="en-GB"/>
         </w:rPr>
-        <w:lastRenderedPageBreak/>
         <w:t>Textbooks for advanced concepts</w:t>
       </w:r>
     </w:p>
@@ -4869,7 +5146,7 @@
         </w:rPr>
         <w:t>Michael A. Nielsen, “Neural networks and deep learning”, 2015. (</w:t>
       </w:r>
-      <w:hyperlink r:id="rId16" w:history="1">
+      <w:hyperlink r:id="rId17" w:history="1">
         <w:r>
           <w:rPr>
             <w:rStyle w:val="Hyperlink"/>
@@ -4902,7 +5179,7 @@
         </w:rPr>
         <w:t>Ian Goodfellow and Yoshua Bengio and Aaron Courville, “Deep learning”, 2016. (</w:t>
       </w:r>
-      <w:hyperlink r:id="rId17" w:history="1">
+      <w:hyperlink r:id="rId18" w:history="1">
         <w:r>
           <w:rPr>
             <w:rStyle w:val="Hyperlink"/>
@@ -4941,7 +5218,7 @@
         </w:rPr>
         <w:t>Yaser S. Abu-Mostafa and Malik Magdon-Ismail and Hsuan-Tien Lin. “Learning from data”, 2012. (</w:t>
       </w:r>
-      <w:hyperlink r:id="rId18" w:history="1">
+      <w:hyperlink r:id="rId19" w:history="1">
         <w:r>
           <w:rPr>
             <w:rStyle w:val="Hyperlink"/>
@@ -4998,7 +5275,7 @@
         </w:rPr>
         <w:t xml:space="preserve"> (</w:t>
       </w:r>
-      <w:hyperlink r:id="rId19" w:history="1">
+      <w:hyperlink r:id="rId20" w:history="1">
         <w:r>
           <w:rPr>
             <w:rStyle w:val="Hyperlink"/>
@@ -5393,7 +5670,7 @@
           <w:lang w:val="en-GB"/>
         </w:rPr>
       </w:pPr>
-      <w:commentRangeStart w:id="3"/>
+      <w:commentRangeStart w:id="1"/>
       <w:r>
         <w:rPr>
           <w:lang w:val="en-GB"/>
@@ -5454,7 +5731,7 @@
         </w:rPr>
         <w:t>.</w:t>
       </w:r>
-      <w:commentRangeEnd w:id="3"/>
+      <w:commentRangeEnd w:id="1"/>
       <w:r>
         <w:rPr>
           <w:rStyle w:val="CommentReference"/>
@@ -5462,7 +5739,7 @@
           <w:szCs w:val="22"/>
           <w:lang w:val="en-GB"/>
         </w:rPr>
-        <w:commentReference w:id="3"/>
+        <w:commentReference w:id="1"/>
       </w:r>
     </w:p>
     <w:p>
@@ -5624,7 +5901,7 @@
           <w:lang w:val="en-GB"/>
         </w:rPr>
       </w:pPr>
-      <w:commentRangeStart w:id="4"/>
+      <w:commentRangeStart w:id="2"/>
       <w:r>
         <w:rPr>
           <w:lang w:val="en-GB"/>
@@ -5635,7 +5912,25 @@
         <w:rPr>
           <w:lang w:val="en-GB"/>
         </w:rPr>
-        <w:t>TBC</w:t>
+        <w:t>Currently set to Saturday</w:t>
+      </w:r>
+      <w:r>
+        <w:rPr>
+          <w:lang w:val="en-GB"/>
+        </w:rPr>
+        <w:t xml:space="preserve"> (?!)</w:t>
+      </w:r>
+      <w:r>
+        <w:rPr>
+          <w:lang w:val="en-GB"/>
+        </w:rPr>
+        <w:t xml:space="preserve"> </w:t>
+      </w:r>
+      <w:r>
+        <w:rPr>
+          <w:lang w:val="en-GB"/>
+        </w:rPr>
+        <w:t>2 May, 4-8pm, currently being discussed with OSA, TBC.</w:t>
       </w:r>
       <w:r>
         <w:rPr>
@@ -5679,7 +5974,7 @@
         </w:rPr>
         <w:t>TBC.</w:t>
       </w:r>
-      <w:commentRangeEnd w:id="4"/>
+      <w:commentRangeEnd w:id="2"/>
       <w:r>
         <w:rPr>
           <w:rStyle w:val="CommentReference"/>
@@ -5687,7 +5982,7 @@
           <w:szCs w:val="22"/>
           <w:lang w:val="en-GB"/>
         </w:rPr>
-        <w:commentReference w:id="4"/>
+        <w:commentReference w:id="2"/>
       </w:r>
     </w:p>
     <w:p>
@@ -5838,6 +6133,12 @@
         <w:rPr>
           <w:lang w:val="en-GB"/>
         </w:rPr>
+        <w:t xml:space="preserve">in the project instructions document, to be uploaded </w:t>
+      </w:r>
+      <w:r>
+        <w:rPr>
+          <w:lang w:val="en-GB"/>
+        </w:rPr>
         <w:t>around</w:t>
       </w:r>
       <w:r>
@@ -5856,13 +6157,13 @@
         <w:rPr>
           <w:lang w:val="en-GB"/>
         </w:rPr>
-        <w:t xml:space="preserve"> in class and on eDimension</w:t>
-      </w:r>
-      <w:r>
-        <w:rPr>
-          <w:lang w:val="en-GB"/>
-        </w:rPr>
-        <w:t>.</w:t>
+        <w:t xml:space="preserve"> on eDimension</w:t>
+      </w:r>
+      <w:r>
+        <w:rPr>
+          <w:lang w:val="en-GB"/>
+        </w:rPr>
+        <w:t xml:space="preserve"> and discussed in class.</w:t>
       </w:r>
     </w:p>
     <w:p>
@@ -5894,22 +6195,24 @@
         </w:rPr>
         <w:t xml:space="preserve">, </w:t>
       </w:r>
-      <w:commentRangeStart w:id="5"/>
-      <w:r>
-        <w:rPr>
-          <w:lang w:val="en-GB"/>
-        </w:rPr>
-        <w:t>date TBC</w:t>
-      </w:r>
-      <w:commentRangeEnd w:id="5"/>
-      <w:r>
-        <w:rPr>
-          <w:rStyle w:val="CommentReference"/>
-          <w:sz w:val="22"/>
-          <w:szCs w:val="22"/>
-          <w:lang w:val="en-GB"/>
-        </w:rPr>
-        <w:commentReference w:id="5"/>
+      <w:r>
+        <w:rPr>
+          <w:lang w:val="en-GB"/>
+        </w:rPr>
+        <w:t>Friday 17</w:t>
+      </w:r>
+      <w:r>
+        <w:rPr>
+          <w:vertAlign w:val="superscript"/>
+          <w:lang w:val="en-GB"/>
+        </w:rPr>
+        <w:t>th</w:t>
+      </w:r>
+      <w:r>
+        <w:rPr>
+          <w:lang w:val="en-GB"/>
+        </w:rPr>
+        <w:t xml:space="preserve"> April, 11.59pm.</w:t>
       </w:r>
     </w:p>
     <w:p>
@@ -6169,12 +6472,12 @@
       </w:r>
     </w:p>
     <w:sectPr>
-      <w:headerReference w:type="even" r:id="rId20"/>
-      <w:headerReference w:type="default" r:id="rId21"/>
-      <w:footerReference w:type="even" r:id="rId22"/>
-      <w:footerReference w:type="default" r:id="rId23"/>
-      <w:headerReference w:type="first" r:id="rId24"/>
-      <w:footerReference w:type="first" r:id="rId25"/>
+      <w:headerReference w:type="even" r:id="rId21"/>
+      <w:headerReference w:type="default" r:id="rId22"/>
+      <w:footerReference w:type="even" r:id="rId23"/>
+      <w:footerReference w:type="default" r:id="rId24"/>
+      <w:headerReference w:type="first" r:id="rId25"/>
+      <w:footerReference w:type="first" r:id="rId26"/>
       <w:pgSz w:w="11906" w:h="16838"/>
       <w:pgMar w:top="1440" w:right="1440" w:bottom="1440" w:left="1440" w:header="708" w:footer="708" w:gutter="0"/>
       <w:cols w:space="708"/>
@@ -6205,7 +6508,7 @@
       </w:r>
     </w:p>
   </w:comment>
-  <w:comment w:id="1" w:author="Matthieu De Mari" w:date="2025-10-31T13:15:00Z" w:initials="MD">
+  <w:comment w:id="1" w:author="Matthieu De Mari" w:date="2025-10-31T13:16:00Z" w:initials="MD">
     <w:p>
       <w:pPr>
         <w:pStyle w:val="CommentText"/>
@@ -6224,64 +6527,7 @@
       </w:r>
     </w:p>
   </w:comment>
-  <w:comment w:id="2" w:author="Matthieu De Mari" w:date="2025-10-31T13:15:00Z" w:initials="MD">
-    <w:p>
-      <w:pPr>
-        <w:pStyle w:val="CommentText"/>
-      </w:pPr>
-      <w:r>
-        <w:rPr>
-          <w:rStyle w:val="CommentReference"/>
-        </w:rPr>
-        <w:annotationRef/>
-      </w:r>
-      <w:r>
-        <w:rPr>
-          <w:lang w:val="fr-FR"/>
-        </w:rPr>
-        <w:t>TBC</w:t>
-      </w:r>
-    </w:p>
-  </w:comment>
-  <w:comment w:id="3" w:author="Matthieu De Mari" w:date="2025-10-31T13:16:00Z" w:initials="MD">
-    <w:p>
-      <w:pPr>
-        <w:pStyle w:val="CommentText"/>
-      </w:pPr>
-      <w:r>
-        <w:rPr>
-          <w:rStyle w:val="CommentReference"/>
-        </w:rPr>
-        <w:annotationRef/>
-      </w:r>
-      <w:r>
-        <w:rPr>
-          <w:lang w:val="fr-FR"/>
-        </w:rPr>
-        <w:t>TBC</w:t>
-      </w:r>
-    </w:p>
-  </w:comment>
-  <w:comment w:id="4" w:author="Matthieu De Mari" w:date="2025-10-31T13:17:00Z" w:initials="MD">
-    <w:p>
-      <w:pPr>
-        <w:pStyle w:val="CommentText"/>
-      </w:pPr>
-      <w:r>
-        <w:rPr>
-          <w:rStyle w:val="CommentReference"/>
-        </w:rPr>
-        <w:annotationRef/>
-      </w:r>
-      <w:r>
-        <w:rPr>
-          <w:lang w:val="fr-FR"/>
-        </w:rPr>
-        <w:t>TBC</w:t>
-      </w:r>
-    </w:p>
-  </w:comment>
-  <w:comment w:id="5" w:author="Matthieu De Mari" w:date="2025-10-31T13:17:00Z" w:initials="MD">
+  <w:comment w:id="2" w:author="Matthieu De Mari" w:date="2025-10-31T13:17:00Z" w:initials="MD">
     <w:p>
       <w:pPr>
         <w:pStyle w:val="CommentText"/>
@@ -6306,33 +6552,24 @@
 <file path=word/commentsExtended.xml><?xml version="1.0" encoding="utf-8"?>
 <w15:commentsEx xmlns:wpc="http://schemas.microsoft.com/office/word/2010/wordprocessingCanvas" xmlns:cx="http://schemas.microsoft.com/office/drawing/2014/chartex" xmlns:cx1="http://schemas.microsoft.com/office/drawing/2015/9/8/chartex" xmlns:cx2="http://schemas.microsoft.com/office/drawing/2015/10/21/chartex" xmlns:cx3="http://schemas.microsoft.com/office/drawing/2016/5/9/chartex" xmlns:cx4="http://schemas.microsoft.com/office/drawing/2016/5/10/chartex" xmlns:cx5="http://schemas.microsoft.com/office/drawing/2016/5/11/chartex" xmlns:cx6="http://schemas.microsoft.com/office/drawing/2016/5/12/chartex" xmlns:cx7="http://schemas.microsoft.com/office/drawing/2016/5/13/chartex" xmlns:cx8="http://schemas.microsoft.com/office/drawing/2016/5/14/chartex" xmlns:mc="http://schemas.openxmlformats.org/markup-compatibility/2006" xmlns:aink="http://schemas.microsoft.com/office/drawing/2016/ink" xmlns:am3d="http://schemas.microsoft.com/office/drawing/2017/model3d" xmlns:o="urn:schemas-microsoft-com:office:office" xmlns:oel="http://schemas.microsoft.com/office/2019/extlst" xmlns:r="http://schemas.openxmlformats.org/officeDocument/2006/relationships" xmlns:m="http://schemas.openxmlformats.org/officeDocument/2006/math" xmlns:v="urn:schemas-microsoft-com:vml" xmlns:wp14="http://schemas.microsoft.com/office/word/2010/wordprocessingDrawing" xmlns:wp="http://schemas.openxmlformats.org/drawingml/2006/wordprocessingDrawing" xmlns:w10="urn:schemas-microsoft-com:office:word" xmlns:w="http://schemas.openxmlformats.org/wordprocessingml/2006/main" xmlns:w14="http://schemas.microsoft.com/office/word/2010/wordml" xmlns:w15="http://schemas.microsoft.com/office/word/2012/wordml" xmlns:w16cex="http://schemas.microsoft.com/office/word/2018/wordml/cex" xmlns:w16cid="http://schemas.microsoft.com/office/word/2016/wordml/cid" xmlns:w16="http://schemas.microsoft.com/office/word/2018/wordml" xmlns:w16du="http://schemas.microsoft.com/office/word/2023/wordml/word16du" xmlns:w16sdtdh="http://schemas.microsoft.com/office/word/2020/wordml/sdtdatahash" xmlns:w16sdtfl="http://schemas.microsoft.com/office/word/2024/wordml/sdtformatlock" xmlns:w16se="http://schemas.microsoft.com/office/word/2015/wordml/symex" xmlns:wpg="http://schemas.microsoft.com/office/word/2010/wordprocessingGroup" xmlns:wpi="http://schemas.microsoft.com/office/word/2010/wordprocessingInk" xmlns:wne="http://schemas.microsoft.com/office/word/2006/wordml" xmlns:wps="http://schemas.microsoft.com/office/word/2010/wordprocessingShape" mc:Ignorable="w14 w15 w16se w16cid w16 w16cex w16sdtdh w16sdtfl w16du wp14">
   <w15:commentEx w15:paraId="527F0DC8" w15:done="0"/>
-  <w15:commentEx w15:paraId="26CA59A4" w15:done="0"/>
-  <w15:commentEx w15:paraId="092C16DA" w15:done="0"/>
   <w15:commentEx w15:paraId="523DF14B" w15:done="0"/>
   <w15:commentEx w15:paraId="04F0CD76" w15:done="0"/>
-  <w15:commentEx w15:paraId="6CA8727A" w15:done="0"/>
 </w15:commentsEx>
 </file>
 
 <file path=word/commentsExtensible.xml><?xml version="1.0" encoding="utf-8"?>
 <w16cex:commentsExtensible xmlns:wpc="http://schemas.microsoft.com/office/word/2010/wordprocessingCanvas" xmlns:cx="http://schemas.microsoft.com/office/drawing/2014/chartex" xmlns:cx1="http://schemas.microsoft.com/office/drawing/2015/9/8/chartex" xmlns:cx2="http://schemas.microsoft.com/office/drawing/2015/10/21/chartex" xmlns:cx3="http://schemas.microsoft.com/office/drawing/2016/5/9/chartex" xmlns:cx4="http://schemas.microsoft.com/office/drawing/2016/5/10/chartex" xmlns:cx5="http://schemas.microsoft.com/office/drawing/2016/5/11/chartex" xmlns:cx6="http://schemas.microsoft.com/office/drawing/2016/5/12/chartex" xmlns:cx7="http://schemas.microsoft.com/office/drawing/2016/5/13/chartex" xmlns:cx8="http://schemas.microsoft.com/office/drawing/2016/5/14/chartex" xmlns:cr="http://schemas.microsoft.com/office/comments/2020/reactions" xmlns:mc="http://schemas.openxmlformats.org/markup-compatibility/2006" xmlns:aink="http://schemas.microsoft.com/office/drawing/2016/ink" xmlns:am3d="http://schemas.microsoft.com/office/drawing/2017/model3d" xmlns:o="urn:schemas-microsoft-com:office:office" xmlns:oel="http://schemas.microsoft.com/office/2019/extlst" xmlns:r="http://schemas.openxmlformats.org/officeDocument/2006/relationships" xmlns:m="http://schemas.openxmlformats.org/officeDocument/2006/math" xmlns:v="urn:schemas-microsoft-com:vml" xmlns:wp14="http://schemas.microsoft.com/office/word/2010/wordprocessingDrawing" xmlns:wp="http://schemas.openxmlformats.org/drawingml/2006/wordprocessingDrawing" xmlns:w10="urn:schemas-microsoft-com:office:word" xmlns:w="http://schemas.openxmlformats.org/wordprocessingml/2006/main" xmlns:w14="http://schemas.microsoft.com/office/word/2010/wordml" xmlns:w15="http://schemas.microsoft.com/office/word/2012/wordml" xmlns:w16cex="http://schemas.microsoft.com/office/word/2018/wordml/cex" xmlns:w16cid="http://schemas.microsoft.com/office/word/2016/wordml/cid" xmlns:w16="http://schemas.microsoft.com/office/word/2018/wordml" xmlns:w16du="http://schemas.microsoft.com/office/word/2023/wordml/word16du" xmlns:w16sdtdh="http://schemas.microsoft.com/office/word/2020/wordml/sdtdatahash" xmlns:w16sdtfl="http://schemas.microsoft.com/office/word/2024/wordml/sdtformatlock" xmlns:w16se="http://schemas.microsoft.com/office/word/2015/wordml/symex" xmlns:wpg="http://schemas.microsoft.com/office/word/2010/wordprocessingGroup" xmlns:wpi="http://schemas.microsoft.com/office/word/2010/wordprocessingInk" xmlns:wne="http://schemas.microsoft.com/office/word/2006/wordml" xmlns:wps="http://schemas.microsoft.com/office/word/2010/wordprocessingShape" mc:Ignorable="w14 w15 w16se w16cid w16 w16cex w16sdtdh w16sdtfl cr w16du wp14">
   <w16cex:commentExtensible w16cex:durableId="343A38BD" w16cex:dateUtc="2025-10-31T05:12:00Z"/>
-  <w16cex:commentExtensible w16cex:durableId="297A6B39" w16cex:dateUtc="2025-10-31T05:15:00Z"/>
-  <w16cex:commentExtensible w16cex:durableId="729CE1D7" w16cex:dateUtc="2025-10-31T05:15:00Z"/>
   <w16cex:commentExtensible w16cex:durableId="24EB33E6" w16cex:dateUtc="2025-10-31T05:16:00Z"/>
   <w16cex:commentExtensible w16cex:durableId="65FBBBCF" w16cex:dateUtc="2025-10-31T05:17:00Z"/>
-  <w16cex:commentExtensible w16cex:durableId="4066458B" w16cex:dateUtc="2025-10-31T05:17:00Z"/>
 </w16cex:commentsExtensible>
 </file>
 
 <file path=word/commentsIds.xml><?xml version="1.0" encoding="utf-8"?>
 <w16cid:commentsIds xmlns:wpc="http://schemas.microsoft.com/office/word/2010/wordprocessingCanvas" xmlns:cx="http://schemas.microsoft.com/office/drawing/2014/chartex" xmlns:cx1="http://schemas.microsoft.com/office/drawing/2015/9/8/chartex" xmlns:cx2="http://schemas.microsoft.com/office/drawing/2015/10/21/chartex" xmlns:cx3="http://schemas.microsoft.com/office/drawing/2016/5/9/chartex" xmlns:cx4="http://schemas.microsoft.com/office/drawing/2016/5/10/chartex" xmlns:cx5="http://schemas.microsoft.com/office/drawing/2016/5/11/chartex" xmlns:cx6="http://schemas.microsoft.com/office/drawing/2016/5/12/chartex" xmlns:cx7="http://schemas.microsoft.com/office/drawing/2016/5/13/chartex" xmlns:cx8="http://schemas.microsoft.com/office/drawing/2016/5/14/chartex" xmlns:mc="http://schemas.openxmlformats.org/markup-compatibility/2006" xmlns:aink="http://schemas.microsoft.com/office/drawing/2016/ink" xmlns:am3d="http://schemas.microsoft.com/office/drawing/2017/model3d" xmlns:o="urn:schemas-microsoft-com:office:office" xmlns:oel="http://schemas.microsoft.com/office/2019/extlst" xmlns:r="http://schemas.openxmlformats.org/officeDocument/2006/relationships" xmlns:m="http://schemas.openxmlformats.org/officeDocument/2006/math" xmlns:v="urn:schemas-microsoft-com:vml" xmlns:wp14="http://schemas.microsoft.com/office/word/2010/wordprocessingDrawing" xmlns:wp="http://schemas.openxmlformats.org/drawingml/2006/wordprocessingDrawing" xmlns:w10="urn:schemas-microsoft-com:office:word" xmlns:w="http://schemas.openxmlformats.org/wordprocessingml/2006/main" xmlns:w14="http://schemas.microsoft.com/office/word/2010/wordml" xmlns:w15="http://schemas.microsoft.com/office/word/2012/wordml" xmlns:w16cex="http://schemas.microsoft.com/office/word/2018/wordml/cex" xmlns:w16cid="http://schemas.microsoft.com/office/word/2016/wordml/cid" xmlns:w16="http://schemas.microsoft.com/office/word/2018/wordml" xmlns:w16du="http://schemas.microsoft.com/office/word/2023/wordml/word16du" xmlns:w16sdtdh="http://schemas.microsoft.com/office/word/2020/wordml/sdtdatahash" xmlns:w16sdtfl="http://schemas.microsoft.com/office/word/2024/wordml/sdtformatlock" xmlns:w16se="http://schemas.microsoft.com/office/word/2015/wordml/symex" xmlns:wpg="http://schemas.microsoft.com/office/word/2010/wordprocessingGroup" xmlns:wpi="http://schemas.microsoft.com/office/word/2010/wordprocessingInk" xmlns:wne="http://schemas.microsoft.com/office/word/2006/wordml" xmlns:wps="http://schemas.microsoft.com/office/word/2010/wordprocessingShape" mc:Ignorable="w14 w15 w16se w16cid w16 w16cex w16sdtdh w16sdtfl w16du wp14">
   <w16cid:commentId w16cid:paraId="527F0DC8" w16cid:durableId="343A38BD"/>
-  <w16cid:commentId w16cid:paraId="26CA59A4" w16cid:durableId="297A6B39"/>
-  <w16cid:commentId w16cid:paraId="092C16DA" w16cid:durableId="729CE1D7"/>
   <w16cid:commentId w16cid:paraId="523DF14B" w16cid:durableId="24EB33E6"/>
   <w16cid:commentId w16cid:paraId="04F0CD76" w16cid:durableId="65FBBBCF"/>
-  <w16cid:commentId w16cid:paraId="6CA8727A" w16cid:durableId="4066458B"/>
 </w16cid:commentsIds>
 </file>
 

--- a/Syllabus/DL_syllabus.docx
+++ b/Syllabus/DL_syllabus.docx
@@ -6187,32 +6187,37 @@
         <w:rPr>
           <w:lang w:val="en-GB"/>
         </w:rPr>
-        <w:t>End of Week 12</w:t>
-      </w:r>
-      <w:r>
-        <w:rPr>
-          <w:lang w:val="en-GB"/>
-        </w:rPr>
-        <w:t xml:space="preserve">, </w:t>
-      </w:r>
-      <w:r>
-        <w:rPr>
-          <w:lang w:val="en-GB"/>
-        </w:rPr>
-        <w:t>Friday 17</w:t>
-      </w:r>
-      <w:r>
-        <w:rPr>
-          <w:vertAlign w:val="superscript"/>
-          <w:lang w:val="en-GB"/>
-        </w:rPr>
-        <w:t>th</w:t>
-      </w:r>
-      <w:r>
-        <w:rPr>
-          <w:lang w:val="en-GB"/>
-        </w:rPr>
-        <w:t xml:space="preserve"> April, 11.59pm.</w:t>
+        <w:t>e</w:t>
+      </w:r>
+      <w:r>
+        <w:rPr>
+          <w:lang w:val="en-GB"/>
+        </w:rPr>
+        <w:t>nd of Week 12</w:t>
+      </w:r>
+      <w:r>
+        <w:rPr>
+          <w:lang w:val="en-GB"/>
+        </w:rPr>
+        <w:t>,</w:t>
+      </w:r>
+      <w:r>
+        <w:rPr>
+          <w:lang w:val="en-GB"/>
+        </w:rPr>
+        <w:t xml:space="preserve"> as per project instructions</w:t>
+      </w:r>
+      <w:r>
+        <w:rPr>
+          <w:lang w:val="en-GB"/>
+        </w:rPr>
+        <w:t>.</w:t>
+      </w:r>
+      <w:r>
+        <w:rPr>
+          <w:lang w:val="en-GB"/>
+        </w:rPr>
+        <w:t xml:space="preserve"> A proposal submission might also be required, at an earlier date tan W12.</w:t>
       </w:r>
     </w:p>
     <w:p>
@@ -6230,7 +6235,13 @@
         <w:rPr>
           <w:lang w:val="en-GB"/>
         </w:rPr>
-        <w:t>Problem statement can be freely decided by students, submit your project proposal.</w:t>
+        <w:t>Problem statement can be freely decided by students</w:t>
+      </w:r>
+      <w:r>
+        <w:rPr>
+          <w:lang w:val="en-GB"/>
+        </w:rPr>
+        <w:t>, as per project instructions.</w:t>
       </w:r>
     </w:p>
     <w:p>
@@ -6241,36 +6252,6 @@
           <w:numId w:val="8"/>
         </w:numPr>
         <w:rPr>
-          <w:lang w:val="en-GB"/>
-        </w:rPr>
-      </w:pPr>
-      <w:r>
-        <w:rPr>
-          <w:lang w:val="en-GB"/>
-        </w:rPr>
-        <w:t>If you feel uninspired for this project, your professors will suggest a project</w:t>
-      </w:r>
-      <w:r>
-        <w:rPr>
-          <w:lang w:val="en-GB"/>
-        </w:rPr>
-        <w:t xml:space="preserve"> idea</w:t>
-      </w:r>
-      <w:r>
-        <w:rPr>
-          <w:lang w:val="en-GB"/>
-        </w:rPr>
-        <w:t>.</w:t>
-      </w:r>
-    </w:p>
-    <w:p>
-      <w:pPr>
-        <w:pStyle w:val="ListParagraph"/>
-        <w:numPr>
-          <w:ilvl w:val="0"/>
-          <w:numId w:val="8"/>
-        </w:numPr>
-        <w:rPr>
           <w:b/>
           <w:bCs/>
           <w:lang w:val="en-GB"/>
@@ -6282,7 +6263,23 @@
           <w:bCs/>
           <w:lang w:val="en-GB"/>
         </w:rPr>
-        <w:t>No extensions will be given for projects.</w:t>
+        <w:t>No extensions will be given for projects</w:t>
+      </w:r>
+      <w:r>
+        <w:rPr>
+          <w:b/>
+          <w:bCs/>
+          <w:lang w:val="en-GB"/>
+        </w:rPr>
+        <w:t>, as professors need time to review your projects before presentations on W13</w:t>
+      </w:r>
+      <w:r>
+        <w:rPr>
+          <w:b/>
+          <w:bCs/>
+          <w:lang w:val="en-GB"/>
+        </w:rPr>
+        <w:t>.</w:t>
       </w:r>
     </w:p>
     <w:p>

--- a/Syllabus/DL_syllabus.docx
+++ b/Syllabus/DL_syllabus.docx
@@ -5670,7 +5670,6 @@
           <w:lang w:val="en-GB"/>
         </w:rPr>
       </w:pPr>
-      <w:commentRangeStart w:id="1"/>
       <w:r>
         <w:rPr>
           <w:lang w:val="en-GB"/>
@@ -5681,7 +5680,20 @@
         <w:rPr>
           <w:lang w:val="en-GB"/>
         </w:rPr>
-        <w:t>TBC</w:t>
+        <w:t>March 4</w:t>
+      </w:r>
+      <w:r>
+        <w:rPr>
+          <w:vertAlign w:val="superscript"/>
+          <w:lang w:val="en-GB"/>
+        </w:rPr>
+        <w:t>th</w:t>
+      </w:r>
+      <w:r>
+        <w:rPr>
+          <w:lang w:val="en-GB"/>
+        </w:rPr>
+        <w:t>, 6pm</w:t>
       </w:r>
       <w:r>
         <w:rPr>
@@ -5723,23 +5735,13 @@
         <w:rPr>
           <w:lang w:val="en-GB"/>
         </w:rPr>
-        <w:t>TBC</w:t>
+        <w:t>LT1</w:t>
       </w:r>
       <w:r>
         <w:rPr>
           <w:lang w:val="en-GB"/>
         </w:rPr>
         <w:t>.</w:t>
-      </w:r>
-      <w:commentRangeEnd w:id="1"/>
-      <w:r>
-        <w:rPr>
-          <w:rStyle w:val="CommentReference"/>
-          <w:sz w:val="22"/>
-          <w:szCs w:val="22"/>
-          <w:lang w:val="en-GB"/>
-        </w:rPr>
-        <w:commentReference w:id="1"/>
       </w:r>
     </w:p>
     <w:p>
@@ -5901,7 +5903,7 @@
           <w:lang w:val="en-GB"/>
         </w:rPr>
       </w:pPr>
-      <w:commentRangeStart w:id="2"/>
+      <w:commentRangeStart w:id="1"/>
       <w:r>
         <w:rPr>
           <w:lang w:val="en-GB"/>
@@ -5974,7 +5976,7 @@
         </w:rPr>
         <w:t>TBC.</w:t>
       </w:r>
-      <w:commentRangeEnd w:id="2"/>
+      <w:commentRangeEnd w:id="1"/>
       <w:r>
         <w:rPr>
           <w:rStyle w:val="CommentReference"/>
@@ -5982,7 +5984,7 @@
           <w:szCs w:val="22"/>
           <w:lang w:val="en-GB"/>
         </w:rPr>
-        <w:commentReference w:id="2"/>
+        <w:commentReference w:id="1"/>
       </w:r>
     </w:p>
     <w:p>
@@ -6505,26 +6507,7 @@
       </w:r>
     </w:p>
   </w:comment>
-  <w:comment w:id="1" w:author="Matthieu De Mari" w:date="2025-10-31T13:16:00Z" w:initials="MD">
-    <w:p>
-      <w:pPr>
-        <w:pStyle w:val="CommentText"/>
-      </w:pPr>
-      <w:r>
-        <w:rPr>
-          <w:rStyle w:val="CommentReference"/>
-        </w:rPr>
-        <w:annotationRef/>
-      </w:r>
-      <w:r>
-        <w:rPr>
-          <w:lang w:val="fr-FR"/>
-        </w:rPr>
-        <w:t>TBC</w:t>
-      </w:r>
-    </w:p>
-  </w:comment>
-  <w:comment w:id="2" w:author="Matthieu De Mari" w:date="2025-10-31T13:17:00Z" w:initials="MD">
+  <w:comment w:id="1" w:author="Matthieu De Mari" w:date="2025-10-31T13:17:00Z" w:initials="MD">
     <w:p>
       <w:pPr>
         <w:pStyle w:val="CommentText"/>
@@ -6549,7 +6532,6 @@
 <file path=word/commentsExtended.xml><?xml version="1.0" encoding="utf-8"?>
 <w15:commentsEx xmlns:wpc="http://schemas.microsoft.com/office/word/2010/wordprocessingCanvas" xmlns:cx="http://schemas.microsoft.com/office/drawing/2014/chartex" xmlns:cx1="http://schemas.microsoft.com/office/drawing/2015/9/8/chartex" xmlns:cx2="http://schemas.microsoft.com/office/drawing/2015/10/21/chartex" xmlns:cx3="http://schemas.microsoft.com/office/drawing/2016/5/9/chartex" xmlns:cx4="http://schemas.microsoft.com/office/drawing/2016/5/10/chartex" xmlns:cx5="http://schemas.microsoft.com/office/drawing/2016/5/11/chartex" xmlns:cx6="http://schemas.microsoft.com/office/drawing/2016/5/12/chartex" xmlns:cx7="http://schemas.microsoft.com/office/drawing/2016/5/13/chartex" xmlns:cx8="http://schemas.microsoft.com/office/drawing/2016/5/14/chartex" xmlns:mc="http://schemas.openxmlformats.org/markup-compatibility/2006" xmlns:aink="http://schemas.microsoft.com/office/drawing/2016/ink" xmlns:am3d="http://schemas.microsoft.com/office/drawing/2017/model3d" xmlns:o="urn:schemas-microsoft-com:office:office" xmlns:oel="http://schemas.microsoft.com/office/2019/extlst" xmlns:r="http://schemas.openxmlformats.org/officeDocument/2006/relationships" xmlns:m="http://schemas.openxmlformats.org/officeDocument/2006/math" xmlns:v="urn:schemas-microsoft-com:vml" xmlns:wp14="http://schemas.microsoft.com/office/word/2010/wordprocessingDrawing" xmlns:wp="http://schemas.openxmlformats.org/drawingml/2006/wordprocessingDrawing" xmlns:w10="urn:schemas-microsoft-com:office:word" xmlns:w="http://schemas.openxmlformats.org/wordprocessingml/2006/main" xmlns:w14="http://schemas.microsoft.com/office/word/2010/wordml" xmlns:w15="http://schemas.microsoft.com/office/word/2012/wordml" xmlns:w16cex="http://schemas.microsoft.com/office/word/2018/wordml/cex" xmlns:w16cid="http://schemas.microsoft.com/office/word/2016/wordml/cid" xmlns:w16="http://schemas.microsoft.com/office/word/2018/wordml" xmlns:w16du="http://schemas.microsoft.com/office/word/2023/wordml/word16du" xmlns:w16sdtdh="http://schemas.microsoft.com/office/word/2020/wordml/sdtdatahash" xmlns:w16sdtfl="http://schemas.microsoft.com/office/word/2024/wordml/sdtformatlock" xmlns:w16se="http://schemas.microsoft.com/office/word/2015/wordml/symex" xmlns:wpg="http://schemas.microsoft.com/office/word/2010/wordprocessingGroup" xmlns:wpi="http://schemas.microsoft.com/office/word/2010/wordprocessingInk" xmlns:wne="http://schemas.microsoft.com/office/word/2006/wordml" xmlns:wps="http://schemas.microsoft.com/office/word/2010/wordprocessingShape" mc:Ignorable="w14 w15 w16se w16cid w16 w16cex w16sdtdh w16sdtfl w16du wp14">
   <w15:commentEx w15:paraId="527F0DC8" w15:done="0"/>
-  <w15:commentEx w15:paraId="523DF14B" w15:done="0"/>
   <w15:commentEx w15:paraId="04F0CD76" w15:done="0"/>
 </w15:commentsEx>
 </file>
@@ -6557,7 +6539,6 @@
 <file path=word/commentsExtensible.xml><?xml version="1.0" encoding="utf-8"?>
 <w16cex:commentsExtensible xmlns:wpc="http://schemas.microsoft.com/office/word/2010/wordprocessingCanvas" xmlns:cx="http://schemas.microsoft.com/office/drawing/2014/chartex" xmlns:cx1="http://schemas.microsoft.com/office/drawing/2015/9/8/chartex" xmlns:cx2="http://schemas.microsoft.com/office/drawing/2015/10/21/chartex" xmlns:cx3="http://schemas.microsoft.com/office/drawing/2016/5/9/chartex" xmlns:cx4="http://schemas.microsoft.com/office/drawing/2016/5/10/chartex" xmlns:cx5="http://schemas.microsoft.com/office/drawing/2016/5/11/chartex" xmlns:cx6="http://schemas.microsoft.com/office/drawing/2016/5/12/chartex" xmlns:cx7="http://schemas.microsoft.com/office/drawing/2016/5/13/chartex" xmlns:cx8="http://schemas.microsoft.com/office/drawing/2016/5/14/chartex" xmlns:cr="http://schemas.microsoft.com/office/comments/2020/reactions" xmlns:mc="http://schemas.openxmlformats.org/markup-compatibility/2006" xmlns:aink="http://schemas.microsoft.com/office/drawing/2016/ink" xmlns:am3d="http://schemas.microsoft.com/office/drawing/2017/model3d" xmlns:o="urn:schemas-microsoft-com:office:office" xmlns:oel="http://schemas.microsoft.com/office/2019/extlst" xmlns:r="http://schemas.openxmlformats.org/officeDocument/2006/relationships" xmlns:m="http://schemas.openxmlformats.org/officeDocument/2006/math" xmlns:v="urn:schemas-microsoft-com:vml" xmlns:wp14="http://schemas.microsoft.com/office/word/2010/wordprocessingDrawing" xmlns:wp="http://schemas.openxmlformats.org/drawingml/2006/wordprocessingDrawing" xmlns:w10="urn:schemas-microsoft-com:office:word" xmlns:w="http://schemas.openxmlformats.org/wordprocessingml/2006/main" xmlns:w14="http://schemas.microsoft.com/office/word/2010/wordml" xmlns:w15="http://schemas.microsoft.com/office/word/2012/wordml" xmlns:w16cex="http://schemas.microsoft.com/office/word/2018/wordml/cex" xmlns:w16cid="http://schemas.microsoft.com/office/word/2016/wordml/cid" xmlns:w16="http://schemas.microsoft.com/office/word/2018/wordml" xmlns:w16du="http://schemas.microsoft.com/office/word/2023/wordml/word16du" xmlns:w16sdtdh="http://schemas.microsoft.com/office/word/2020/wordml/sdtdatahash" xmlns:w16sdtfl="http://schemas.microsoft.com/office/word/2024/wordml/sdtformatlock" xmlns:w16se="http://schemas.microsoft.com/office/word/2015/wordml/symex" xmlns:wpg="http://schemas.microsoft.com/office/word/2010/wordprocessingGroup" xmlns:wpi="http://schemas.microsoft.com/office/word/2010/wordprocessingInk" xmlns:wne="http://schemas.microsoft.com/office/word/2006/wordml" xmlns:wps="http://schemas.microsoft.com/office/word/2010/wordprocessingShape" mc:Ignorable="w14 w15 w16se w16cid w16 w16cex w16sdtdh w16sdtfl cr w16du wp14">
   <w16cex:commentExtensible w16cex:durableId="343A38BD" w16cex:dateUtc="2025-10-31T05:12:00Z"/>
-  <w16cex:commentExtensible w16cex:durableId="24EB33E6" w16cex:dateUtc="2025-10-31T05:16:00Z"/>
   <w16cex:commentExtensible w16cex:durableId="65FBBBCF" w16cex:dateUtc="2025-10-31T05:17:00Z"/>
 </w16cex:commentsExtensible>
 </file>
@@ -6565,7 +6546,6 @@
 <file path=word/commentsIds.xml><?xml version="1.0" encoding="utf-8"?>
 <w16cid:commentsIds xmlns:wpc="http://schemas.microsoft.com/office/word/2010/wordprocessingCanvas" xmlns:cx="http://schemas.microsoft.com/office/drawing/2014/chartex" xmlns:cx1="http://schemas.microsoft.com/office/drawing/2015/9/8/chartex" xmlns:cx2="http://schemas.microsoft.com/office/drawing/2015/10/21/chartex" xmlns:cx3="http://schemas.microsoft.com/office/drawing/2016/5/9/chartex" xmlns:cx4="http://schemas.microsoft.com/office/drawing/2016/5/10/chartex" xmlns:cx5="http://schemas.microsoft.com/office/drawing/2016/5/11/chartex" xmlns:cx6="http://schemas.microsoft.com/office/drawing/2016/5/12/chartex" xmlns:cx7="http://schemas.microsoft.com/office/drawing/2016/5/13/chartex" xmlns:cx8="http://schemas.microsoft.com/office/drawing/2016/5/14/chartex" xmlns:mc="http://schemas.openxmlformats.org/markup-compatibility/2006" xmlns:aink="http://schemas.microsoft.com/office/drawing/2016/ink" xmlns:am3d="http://schemas.microsoft.com/office/drawing/2017/model3d" xmlns:o="urn:schemas-microsoft-com:office:office" xmlns:oel="http://schemas.microsoft.com/office/2019/extlst" xmlns:r="http://schemas.openxmlformats.org/officeDocument/2006/relationships" xmlns:m="http://schemas.openxmlformats.org/officeDocument/2006/math" xmlns:v="urn:schemas-microsoft-com:vml" xmlns:wp14="http://schemas.microsoft.com/office/word/2010/wordprocessingDrawing" xmlns:wp="http://schemas.openxmlformats.org/drawingml/2006/wordprocessingDrawing" xmlns:w10="urn:schemas-microsoft-com:office:word" xmlns:w="http://schemas.openxmlformats.org/wordprocessingml/2006/main" xmlns:w14="http://schemas.microsoft.com/office/word/2010/wordml" xmlns:w15="http://schemas.microsoft.com/office/word/2012/wordml" xmlns:w16cex="http://schemas.microsoft.com/office/word/2018/wordml/cex" xmlns:w16cid="http://schemas.microsoft.com/office/word/2016/wordml/cid" xmlns:w16="http://schemas.microsoft.com/office/word/2018/wordml" xmlns:w16du="http://schemas.microsoft.com/office/word/2023/wordml/word16du" xmlns:w16sdtdh="http://schemas.microsoft.com/office/word/2020/wordml/sdtdatahash" xmlns:w16sdtfl="http://schemas.microsoft.com/office/word/2024/wordml/sdtformatlock" xmlns:w16se="http://schemas.microsoft.com/office/word/2015/wordml/symex" xmlns:wpg="http://schemas.microsoft.com/office/word/2010/wordprocessingGroup" xmlns:wpi="http://schemas.microsoft.com/office/word/2010/wordprocessingInk" xmlns:wne="http://schemas.microsoft.com/office/word/2006/wordml" xmlns:wps="http://schemas.microsoft.com/office/word/2010/wordprocessingShape" mc:Ignorable="w14 w15 w16se w16cid w16 w16cex w16sdtdh w16sdtfl w16du wp14">
   <w16cid:commentId w16cid:paraId="527F0DC8" w16cid:durableId="343A38BD"/>
-  <w16cid:commentId w16cid:paraId="523DF14B" w16cid:durableId="24EB33E6"/>
   <w16cid:commentId w16cid:paraId="04F0CD76" w16cid:durableId="65FBBBCF"/>
 </w16cid:commentsIds>
 </file>

--- a/Syllabus/DL_syllabus.docx
+++ b/Syllabus/DL_syllabus.docx
@@ -66,7 +66,7 @@
         <w:rPr>
           <w:lang w:val="fr-FR"/>
         </w:rPr>
-        <w:t>21</w:t>
+        <w:t>5</w:t>
       </w:r>
       <w:r>
         <w:rPr>
@@ -78,7 +78,13 @@
         <w:rPr>
           <w:lang w:val="fr-FR"/>
         </w:rPr>
-        <w:t xml:space="preserve">Jan </w:t>
+        <w:t>April</w:t>
+      </w:r>
+      <w:r>
+        <w:rPr>
+          <w:lang w:val="fr-FR"/>
+        </w:rPr>
+        <w:t xml:space="preserve"> </w:t>
       </w:r>
       <w:r>
         <w:rPr>
@@ -5903,7 +5909,6 @@
           <w:lang w:val="en-GB"/>
         </w:rPr>
       </w:pPr>
-      <w:commentRangeStart w:id="1"/>
       <w:r>
         <w:rPr>
           <w:lang w:val="en-GB"/>
@@ -5914,25 +5919,25 @@
         <w:rPr>
           <w:lang w:val="en-GB"/>
         </w:rPr>
-        <w:t>Currently set to Saturday</w:t>
-      </w:r>
-      <w:r>
-        <w:rPr>
-          <w:lang w:val="en-GB"/>
-        </w:rPr>
-        <w:t xml:space="preserve"> (?!)</w:t>
-      </w:r>
-      <w:r>
-        <w:rPr>
-          <w:lang w:val="en-GB"/>
-        </w:rPr>
-        <w:t xml:space="preserve"> </w:t>
-      </w:r>
-      <w:r>
-        <w:rPr>
-          <w:lang w:val="en-GB"/>
-        </w:rPr>
-        <w:t>2 May, 4-8pm, currently being discussed with OSA, TBC.</w:t>
+        <w:t xml:space="preserve">Saturday </w:t>
+      </w:r>
+      <w:r>
+        <w:rPr>
+          <w:lang w:val="en-GB"/>
+        </w:rPr>
+        <w:t>2 May, 4-</w:t>
+      </w:r>
+      <w:r>
+        <w:rPr>
+          <w:lang w:val="en-GB"/>
+        </w:rPr>
+        <w:t>6</w:t>
+      </w:r>
+      <w:r>
+        <w:rPr>
+          <w:lang w:val="en-GB"/>
+        </w:rPr>
+        <w:t>pm</w:t>
       </w:r>
       <w:r>
         <w:rPr>
@@ -5972,19 +5977,37 @@
       </w:r>
       <w:r>
         <w:rPr>
-          <w:lang w:val="en-GB"/>
-        </w:rPr>
-        <w:t>TBC.</w:t>
-      </w:r>
-      <w:commentRangeEnd w:id="1"/>
-      <w:r>
-        <w:rPr>
-          <w:rStyle w:val="CommentReference"/>
-          <w:sz w:val="22"/>
-          <w:szCs w:val="22"/>
-          <w:lang w:val="en-GB"/>
-        </w:rPr>
-        <w:commentReference w:id="1"/>
+          <w:strike/>
+          <w:lang w:val="en-GB"/>
+        </w:rPr>
+        <w:t>2.507-2.607</w:t>
+      </w:r>
+      <w:r>
+        <w:rPr>
+          <w:lang w:val="en-GB"/>
+        </w:rPr>
+        <w:t xml:space="preserve"> </w:t>
+      </w:r>
+      <w:r>
+        <w:rPr>
+          <w:lang w:val="en-GB"/>
+        </w:rPr>
+        <w:sym w:font="Wingdings" w:char="F0E0"/>
+      </w:r>
+      <w:r>
+        <w:rPr>
+          <w:lang w:val="en-GB"/>
+        </w:rPr>
+        <w:t xml:space="preserve"> </w:t>
+      </w:r>
+      <w:r>
+        <w:rPr>
+          <w:b/>
+          <w:bCs/>
+          <w:color w:val="EE0000"/>
+          <w:lang w:val="en-GB"/>
+        </w:rPr>
+        <w:t>1.309-1.313</w:t>
       </w:r>
     </w:p>
     <w:p>
@@ -6507,46 +6530,24 @@
       </w:r>
     </w:p>
   </w:comment>
-  <w:comment w:id="1" w:author="Matthieu De Mari" w:date="2025-10-31T13:17:00Z" w:initials="MD">
-    <w:p>
-      <w:pPr>
-        <w:pStyle w:val="CommentText"/>
-      </w:pPr>
-      <w:r>
-        <w:rPr>
-          <w:rStyle w:val="CommentReference"/>
-        </w:rPr>
-        <w:annotationRef/>
-      </w:r>
-      <w:r>
-        <w:rPr>
-          <w:lang w:val="fr-FR"/>
-        </w:rPr>
-        <w:t>TBC</w:t>
-      </w:r>
-    </w:p>
-  </w:comment>
 </w:comments>
 </file>
 
 <file path=word/commentsExtended.xml><?xml version="1.0" encoding="utf-8"?>
 <w15:commentsEx xmlns:wpc="http://schemas.microsoft.com/office/word/2010/wordprocessingCanvas" xmlns:cx="http://schemas.microsoft.com/office/drawing/2014/chartex" xmlns:cx1="http://schemas.microsoft.com/office/drawing/2015/9/8/chartex" xmlns:cx2="http://schemas.microsoft.com/office/drawing/2015/10/21/chartex" xmlns:cx3="http://schemas.microsoft.com/office/drawing/2016/5/9/chartex" xmlns:cx4="http://schemas.microsoft.com/office/drawing/2016/5/10/chartex" xmlns:cx5="http://schemas.microsoft.com/office/drawing/2016/5/11/chartex" xmlns:cx6="http://schemas.microsoft.com/office/drawing/2016/5/12/chartex" xmlns:cx7="http://schemas.microsoft.com/office/drawing/2016/5/13/chartex" xmlns:cx8="http://schemas.microsoft.com/office/drawing/2016/5/14/chartex" xmlns:mc="http://schemas.openxmlformats.org/markup-compatibility/2006" xmlns:aink="http://schemas.microsoft.com/office/drawing/2016/ink" xmlns:am3d="http://schemas.microsoft.com/office/drawing/2017/model3d" xmlns:o="urn:schemas-microsoft-com:office:office" xmlns:oel="http://schemas.microsoft.com/office/2019/extlst" xmlns:r="http://schemas.openxmlformats.org/officeDocument/2006/relationships" xmlns:m="http://schemas.openxmlformats.org/officeDocument/2006/math" xmlns:v="urn:schemas-microsoft-com:vml" xmlns:wp14="http://schemas.microsoft.com/office/word/2010/wordprocessingDrawing" xmlns:wp="http://schemas.openxmlformats.org/drawingml/2006/wordprocessingDrawing" xmlns:w10="urn:schemas-microsoft-com:office:word" xmlns:w="http://schemas.openxmlformats.org/wordprocessingml/2006/main" xmlns:w14="http://schemas.microsoft.com/office/word/2010/wordml" xmlns:w15="http://schemas.microsoft.com/office/word/2012/wordml" xmlns:w16cex="http://schemas.microsoft.com/office/word/2018/wordml/cex" xmlns:w16cid="http://schemas.microsoft.com/office/word/2016/wordml/cid" xmlns:w16="http://schemas.microsoft.com/office/word/2018/wordml" xmlns:w16du="http://schemas.microsoft.com/office/word/2023/wordml/word16du" xmlns:w16sdtdh="http://schemas.microsoft.com/office/word/2020/wordml/sdtdatahash" xmlns:w16sdtfl="http://schemas.microsoft.com/office/word/2024/wordml/sdtformatlock" xmlns:w16se="http://schemas.microsoft.com/office/word/2015/wordml/symex" xmlns:wpg="http://schemas.microsoft.com/office/word/2010/wordprocessingGroup" xmlns:wpi="http://schemas.microsoft.com/office/word/2010/wordprocessingInk" xmlns:wne="http://schemas.microsoft.com/office/word/2006/wordml" xmlns:wps="http://schemas.microsoft.com/office/word/2010/wordprocessingShape" mc:Ignorable="w14 w15 w16se w16cid w16 w16cex w16sdtdh w16sdtfl w16du wp14">
   <w15:commentEx w15:paraId="527F0DC8" w15:done="0"/>
-  <w15:commentEx w15:paraId="04F0CD76" w15:done="0"/>
 </w15:commentsEx>
 </file>
 
 <file path=word/commentsExtensible.xml><?xml version="1.0" encoding="utf-8"?>
 <w16cex:commentsExtensible xmlns:wpc="http://schemas.microsoft.com/office/word/2010/wordprocessingCanvas" xmlns:cx="http://schemas.microsoft.com/office/drawing/2014/chartex" xmlns:cx1="http://schemas.microsoft.com/office/drawing/2015/9/8/chartex" xmlns:cx2="http://schemas.microsoft.com/office/drawing/2015/10/21/chartex" xmlns:cx3="http://schemas.microsoft.com/office/drawing/2016/5/9/chartex" xmlns:cx4="http://schemas.microsoft.com/office/drawing/2016/5/10/chartex" xmlns:cx5="http://schemas.microsoft.com/office/drawing/2016/5/11/chartex" xmlns:cx6="http://schemas.microsoft.com/office/drawing/2016/5/12/chartex" xmlns:cx7="http://schemas.microsoft.com/office/drawing/2016/5/13/chartex" xmlns:cx8="http://schemas.microsoft.com/office/drawing/2016/5/14/chartex" xmlns:cr="http://schemas.microsoft.com/office/comments/2020/reactions" xmlns:mc="http://schemas.openxmlformats.org/markup-compatibility/2006" xmlns:aink="http://schemas.microsoft.com/office/drawing/2016/ink" xmlns:am3d="http://schemas.microsoft.com/office/drawing/2017/model3d" xmlns:o="urn:schemas-microsoft-com:office:office" xmlns:oel="http://schemas.microsoft.com/office/2019/extlst" xmlns:r="http://schemas.openxmlformats.org/officeDocument/2006/relationships" xmlns:m="http://schemas.openxmlformats.org/officeDocument/2006/math" xmlns:v="urn:schemas-microsoft-com:vml" xmlns:wp14="http://schemas.microsoft.com/office/word/2010/wordprocessingDrawing" xmlns:wp="http://schemas.openxmlformats.org/drawingml/2006/wordprocessingDrawing" xmlns:w10="urn:schemas-microsoft-com:office:word" xmlns:w="http://schemas.openxmlformats.org/wordprocessingml/2006/main" xmlns:w14="http://schemas.microsoft.com/office/word/2010/wordml" xmlns:w15="http://schemas.microsoft.com/office/word/2012/wordml" xmlns:w16cex="http://schemas.microsoft.com/office/word/2018/wordml/cex" xmlns:w16cid="http://schemas.microsoft.com/office/word/2016/wordml/cid" xmlns:w16="http://schemas.microsoft.com/office/word/2018/wordml" xmlns:w16du="http://schemas.microsoft.com/office/word/2023/wordml/word16du" xmlns:w16sdtdh="http://schemas.microsoft.com/office/word/2020/wordml/sdtdatahash" xmlns:w16sdtfl="http://schemas.microsoft.com/office/word/2024/wordml/sdtformatlock" xmlns:w16se="http://schemas.microsoft.com/office/word/2015/wordml/symex" xmlns:wpg="http://schemas.microsoft.com/office/word/2010/wordprocessingGroup" xmlns:wpi="http://schemas.microsoft.com/office/word/2010/wordprocessingInk" xmlns:wne="http://schemas.microsoft.com/office/word/2006/wordml" xmlns:wps="http://schemas.microsoft.com/office/word/2010/wordprocessingShape" mc:Ignorable="w14 w15 w16se w16cid w16 w16cex w16sdtdh w16sdtfl cr w16du wp14">
   <w16cex:commentExtensible w16cex:durableId="343A38BD" w16cex:dateUtc="2025-10-31T05:12:00Z"/>
-  <w16cex:commentExtensible w16cex:durableId="65FBBBCF" w16cex:dateUtc="2025-10-31T05:17:00Z"/>
 </w16cex:commentsExtensible>
 </file>
 
 <file path=word/commentsIds.xml><?xml version="1.0" encoding="utf-8"?>
 <w16cid:commentsIds xmlns:wpc="http://schemas.microsoft.com/office/word/2010/wordprocessingCanvas" xmlns:cx="http://schemas.microsoft.com/office/drawing/2014/chartex" xmlns:cx1="http://schemas.microsoft.com/office/drawing/2015/9/8/chartex" xmlns:cx2="http://schemas.microsoft.com/office/drawing/2015/10/21/chartex" xmlns:cx3="http://schemas.microsoft.com/office/drawing/2016/5/9/chartex" xmlns:cx4="http://schemas.microsoft.com/office/drawing/2016/5/10/chartex" xmlns:cx5="http://schemas.microsoft.com/office/drawing/2016/5/11/chartex" xmlns:cx6="http://schemas.microsoft.com/office/drawing/2016/5/12/chartex" xmlns:cx7="http://schemas.microsoft.com/office/drawing/2016/5/13/chartex" xmlns:cx8="http://schemas.microsoft.com/office/drawing/2016/5/14/chartex" xmlns:mc="http://schemas.openxmlformats.org/markup-compatibility/2006" xmlns:aink="http://schemas.microsoft.com/office/drawing/2016/ink" xmlns:am3d="http://schemas.microsoft.com/office/drawing/2017/model3d" xmlns:o="urn:schemas-microsoft-com:office:office" xmlns:oel="http://schemas.microsoft.com/office/2019/extlst" xmlns:r="http://schemas.openxmlformats.org/officeDocument/2006/relationships" xmlns:m="http://schemas.openxmlformats.org/officeDocument/2006/math" xmlns:v="urn:schemas-microsoft-com:vml" xmlns:wp14="http://schemas.microsoft.com/office/word/2010/wordprocessingDrawing" xmlns:wp="http://schemas.openxmlformats.org/drawingml/2006/wordprocessingDrawing" xmlns:w10="urn:schemas-microsoft-com:office:word" xmlns:w="http://schemas.openxmlformats.org/wordprocessingml/2006/main" xmlns:w14="http://schemas.microsoft.com/office/word/2010/wordml" xmlns:w15="http://schemas.microsoft.com/office/word/2012/wordml" xmlns:w16cex="http://schemas.microsoft.com/office/word/2018/wordml/cex" xmlns:w16cid="http://schemas.microsoft.com/office/word/2016/wordml/cid" xmlns:w16="http://schemas.microsoft.com/office/word/2018/wordml" xmlns:w16du="http://schemas.microsoft.com/office/word/2023/wordml/word16du" xmlns:w16sdtdh="http://schemas.microsoft.com/office/word/2020/wordml/sdtdatahash" xmlns:w16sdtfl="http://schemas.microsoft.com/office/word/2024/wordml/sdtformatlock" xmlns:w16se="http://schemas.microsoft.com/office/word/2015/wordml/symex" xmlns:wpg="http://schemas.microsoft.com/office/word/2010/wordprocessingGroup" xmlns:wpi="http://schemas.microsoft.com/office/word/2010/wordprocessingInk" xmlns:wne="http://schemas.microsoft.com/office/word/2006/wordml" xmlns:wps="http://schemas.microsoft.com/office/word/2010/wordprocessingShape" mc:Ignorable="w14 w15 w16se w16cid w16 w16cex w16sdtdh w16sdtfl w16du wp14">
   <w16cid:commentId w16cid:paraId="527F0DC8" w16cid:durableId="343A38BD"/>
-  <w16cid:commentId w16cid:paraId="04F0CD76" w16cid:durableId="65FBBBCF"/>
 </w16cid:commentsIds>
 </file>
 

--- a/Syllabus/DL_syllabus.docx
+++ b/Syllabus/DL_syllabus.docx
@@ -60,7 +60,21 @@
         <w:rPr>
           <w:lang w:val="fr-FR"/>
         </w:rPr>
-        <w:t xml:space="preserve">, last update: </w:t>
+        <w:t xml:space="preserve">, last </w:t>
+      </w:r>
+      <w:proofErr w:type="gramStart"/>
+      <w:r>
+        <w:rPr>
+          <w:lang w:val="fr-FR"/>
+        </w:rPr>
+        <w:t>update:</w:t>
+      </w:r>
+      <w:proofErr w:type="gramEnd"/>
+      <w:r>
+        <w:rPr>
+          <w:lang w:val="fr-FR"/>
+        </w:rPr>
+        <w:t xml:space="preserve"> </w:t>
       </w:r>
       <w:r>
         <w:rPr>
@@ -265,8 +279,17 @@
           <w:u w:val="single"/>
           <w:lang w:val="fr-FR"/>
         </w:rPr>
-        <w:t>ISTD page:</w:t>
-      </w:r>
+        <w:t xml:space="preserve">ISTD </w:t>
+      </w:r>
+      <w:proofErr w:type="gramStart"/>
+      <w:r>
+        <w:rPr>
+          <w:u w:val="single"/>
+          <w:lang w:val="fr-FR"/>
+        </w:rPr>
+        <w:t>page:</w:t>
+      </w:r>
+      <w:proofErr w:type="gramEnd"/>
       <w:r>
         <w:rPr>
           <w:lang w:val="fr-FR"/>
@@ -425,8 +448,17 @@
           <w:u w:val="single"/>
           <w:lang w:val="fr-FR"/>
         </w:rPr>
-        <w:t>ISTD page:</w:t>
-      </w:r>
+        <w:t xml:space="preserve">ISTD </w:t>
+      </w:r>
+      <w:proofErr w:type="gramStart"/>
+      <w:r>
+        <w:rPr>
+          <w:u w:val="single"/>
+          <w:lang w:val="fr-FR"/>
+        </w:rPr>
+        <w:t>page:</w:t>
+      </w:r>
+      <w:proofErr w:type="gramEnd"/>
       <w:r>
         <w:rPr>
           <w:lang w:val="fr-FR"/>
@@ -489,24 +521,60 @@
           <w:lang w:val="en-GB" w:eastAsia="en-GB"/>
         </w:rPr>
       </w:pPr>
+      <w:proofErr w:type="spellStart"/>
       <w:r>
         <w:rPr>
           <w:lang w:val="en-GB" w:eastAsia="en-GB"/>
         </w:rPr>
-        <w:t xml:space="preserve">Kunrong Li, a PhD student under the ISTD pillar. My research interests include distributed systems, recommender systems, and LLM, with a focus on applying these techniques in real-world production environments. </w:t>
-      </w:r>
-    </w:p>
-    <w:p>
-      <w:pPr>
+        <w:t>Kunrong</w:t>
+      </w:r>
+      <w:proofErr w:type="spellEnd"/>
+      <w:r>
         <w:rPr>
           <w:lang w:val="en-GB" w:eastAsia="en-GB"/>
         </w:rPr>
-      </w:pPr>
-      <w:r>
+        <w:t xml:space="preserve"> Li, a PhD student under the ISTD pillar. My research interests include distributed systems, recommender systems, and LLM, with a focus on applying these techniques in real-world production environments. </w:t>
+      </w:r>
+    </w:p>
+    <w:p>
+      <w:pPr>
         <w:rPr>
           <w:lang w:val="en-GB" w:eastAsia="en-GB"/>
         </w:rPr>
-        <w:t>Our TA will be helping with designing and grading homeworks through the term. You may approach her via email in case of questions about homeworks.</w:t>
+      </w:pPr>
+      <w:r>
+        <w:rPr>
+          <w:lang w:val="en-GB" w:eastAsia="en-GB"/>
+        </w:rPr>
+        <w:t xml:space="preserve">Our TA will be helping with designing and grading </w:t>
+      </w:r>
+      <w:proofErr w:type="spellStart"/>
+      <w:r>
+        <w:rPr>
+          <w:lang w:val="en-GB" w:eastAsia="en-GB"/>
+        </w:rPr>
+        <w:t>homeworks</w:t>
+      </w:r>
+      <w:proofErr w:type="spellEnd"/>
+      <w:r>
+        <w:rPr>
+          <w:lang w:val="en-GB" w:eastAsia="en-GB"/>
+        </w:rPr>
+        <w:t xml:space="preserve"> through the term. You may approach her via email in case of questions about </w:t>
+      </w:r>
+      <w:proofErr w:type="spellStart"/>
+      <w:r>
+        <w:rPr>
+          <w:lang w:val="en-GB" w:eastAsia="en-GB"/>
+        </w:rPr>
+        <w:t>homeworks</w:t>
+      </w:r>
+      <w:proofErr w:type="spellEnd"/>
+      <w:r>
+        <w:rPr>
+          <w:lang w:val="en-GB" w:eastAsia="en-GB"/>
+        </w:rPr>
+        <w:t>.</w:t>
       </w:r>
     </w:p>
     <w:p>
@@ -926,8 +994,16 @@
         <w:rPr>
           <w:lang w:val="en-GB"/>
         </w:rPr>
-        <w:t xml:space="preserve"> Numpy</w:t>
-      </w:r>
+        <w:t xml:space="preserve"> </w:t>
+      </w:r>
+      <w:proofErr w:type="spellStart"/>
+      <w:r>
+        <w:rPr>
+          <w:lang w:val="en-GB"/>
+        </w:rPr>
+        <w:t>Numpy</w:t>
+      </w:r>
+      <w:proofErr w:type="spellEnd"/>
       <w:r>
         <w:rPr>
           <w:lang w:val="en-GB"/>
@@ -946,11 +1022,19 @@
         </w:rPr>
         <w:t xml:space="preserve"> </w:t>
       </w:r>
-      <w:r>
-        <w:rPr>
-          <w:lang w:val="en-GB"/>
-        </w:rPr>
-        <w:t>Scipy and Scikit-Learn,</w:t>
+      <w:proofErr w:type="spellStart"/>
+      <w:r>
+        <w:rPr>
+          <w:lang w:val="en-GB"/>
+        </w:rPr>
+        <w:t>Scipy</w:t>
+      </w:r>
+      <w:proofErr w:type="spellEnd"/>
+      <w:r>
+        <w:rPr>
+          <w:lang w:val="en-GB"/>
+        </w:rPr>
+        <w:t xml:space="preserve"> and Scikit-Learn,</w:t>
       </w:r>
     </w:p>
     <w:p>
@@ -970,26 +1054,50 @@
         <w:rPr>
           <w:lang w:val="en-GB"/>
         </w:rPr>
-        <w:t xml:space="preserve"> PyTorch</w:t>
-      </w:r>
+        <w:t xml:space="preserve"> </w:t>
+      </w:r>
+      <w:proofErr w:type="spellStart"/>
+      <w:r>
+        <w:rPr>
+          <w:lang w:val="en-GB"/>
+        </w:rPr>
+        <w:t>PyTorch</w:t>
+      </w:r>
+      <w:proofErr w:type="spellEnd"/>
       <w:r>
         <w:rPr>
           <w:lang w:val="en-GB"/>
         </w:rPr>
         <w:t xml:space="preserve">, </w:t>
       </w:r>
-      <w:r>
-        <w:rPr>
-          <w:lang w:val="en-GB"/>
-        </w:rPr>
-        <w:t>TorchVision,</w:t>
-      </w:r>
-      <w:r>
-        <w:rPr>
-          <w:lang w:val="en-GB"/>
-        </w:rPr>
-        <w:t xml:space="preserve"> and TorchMetrics</w:t>
-      </w:r>
+      <w:proofErr w:type="spellStart"/>
+      <w:r>
+        <w:rPr>
+          <w:lang w:val="en-GB"/>
+        </w:rPr>
+        <w:t>TorchVision</w:t>
+      </w:r>
+      <w:proofErr w:type="spellEnd"/>
+      <w:r>
+        <w:rPr>
+          <w:lang w:val="en-GB"/>
+        </w:rPr>
+        <w:t>,</w:t>
+      </w:r>
+      <w:r>
+        <w:rPr>
+          <w:lang w:val="en-GB"/>
+        </w:rPr>
+        <w:t xml:space="preserve"> and </w:t>
+      </w:r>
+      <w:proofErr w:type="spellStart"/>
+      <w:r>
+        <w:rPr>
+          <w:lang w:val="en-GB"/>
+        </w:rPr>
+        <w:t>TorchMetrics</w:t>
+      </w:r>
+      <w:proofErr w:type="spellEnd"/>
     </w:p>
     <w:p>
       <w:pPr>
@@ -1028,7 +1136,21 @@
         <w:rPr>
           <w:lang w:val="en-GB"/>
         </w:rPr>
-        <w:t xml:space="preserve"> H5PY, Networkx and Gym,</w:t>
+        <w:t xml:space="preserve"> H5PY, </w:t>
+      </w:r>
+      <w:proofErr w:type="spellStart"/>
+      <w:r>
+        <w:rPr>
+          <w:lang w:val="en-GB"/>
+        </w:rPr>
+        <w:t>Networkx</w:t>
+      </w:r>
+      <w:proofErr w:type="spellEnd"/>
+      <w:r>
+        <w:rPr>
+          <w:lang w:val="en-GB"/>
+        </w:rPr>
+        <w:t xml:space="preserve"> and Gym,</w:t>
       </w:r>
     </w:p>
     <w:p>
@@ -1061,7 +1183,35 @@
         <w:rPr>
           <w:lang w:val="en-GB"/>
         </w:rPr>
-        <w:t>There is no need to get familiar with PyTorch before the course, as it will be covered in class. Getting familiar with it beforehand, however, will never hurt. Professors will often refer to the PyTorch documentation and tutorials for demos (https://pytorch.org/tutorials/).</w:t>
+        <w:t xml:space="preserve">There is no need to get familiar with </w:t>
+      </w:r>
+      <w:proofErr w:type="spellStart"/>
+      <w:r>
+        <w:rPr>
+          <w:lang w:val="en-GB"/>
+        </w:rPr>
+        <w:t>PyTorch</w:t>
+      </w:r>
+      <w:proofErr w:type="spellEnd"/>
+      <w:r>
+        <w:rPr>
+          <w:lang w:val="en-GB"/>
+        </w:rPr>
+        <w:t xml:space="preserve"> before the course, as it will be covered in class. Getting familiar with it beforehand, however, will never hurt. Professors will often refer to the </w:t>
+      </w:r>
+      <w:proofErr w:type="spellStart"/>
+      <w:r>
+        <w:rPr>
+          <w:lang w:val="en-GB"/>
+        </w:rPr>
+        <w:t>PyTorch</w:t>
+      </w:r>
+      <w:proofErr w:type="spellEnd"/>
+      <w:r>
+        <w:rPr>
+          <w:lang w:val="en-GB"/>
+        </w:rPr>
+        <w:t xml:space="preserve"> documentation and tutorials for demos (https://pytorch.org/tutorials/).</w:t>
       </w:r>
     </w:p>
     <w:p>
@@ -1086,7 +1236,21 @@
         <w:rPr>
           <w:lang w:val="en-GB"/>
         </w:rPr>
-        <w:t>expect some Jupyter Notebooks for in-class demos from your professors.</w:t>
+        <w:t xml:space="preserve">expect some </w:t>
+      </w:r>
+      <w:proofErr w:type="spellStart"/>
+      <w:r>
+        <w:rPr>
+          <w:lang w:val="en-GB"/>
+        </w:rPr>
+        <w:t>Jupyter</w:t>
+      </w:r>
+      <w:proofErr w:type="spellEnd"/>
+      <w:r>
+        <w:rPr>
+          <w:lang w:val="en-GB"/>
+        </w:rPr>
+        <w:t xml:space="preserve"> Notebooks for in-class demos from your professors.</w:t>
       </w:r>
     </w:p>
     <w:p>
@@ -1459,7 +1623,25 @@
                 <w:color w:val="000000"/>
                 <w:lang w:val="en-GB" w:eastAsia="en-GB"/>
               </w:rPr>
-              <w:t>Introduction to course, technical pre-requisites, ML jargon, ML problems, Linear Regression in Numpy and Scikit Learn, Gradient Descent</w:t>
+              <w:t xml:space="preserve">Introduction to course, technical pre-requisites, ML jargon, ML problems, Linear Regression in </w:t>
+            </w:r>
+            <w:proofErr w:type="spellStart"/>
+            <w:r>
+              <w:rPr>
+                <w:rFonts w:ascii="Calibri" w:eastAsia="Times New Roman" w:hAnsi="Calibri" w:cs="Calibri"/>
+                <w:color w:val="000000"/>
+                <w:lang w:val="en-GB" w:eastAsia="en-GB"/>
+              </w:rPr>
+              <w:t>Numpy</w:t>
+            </w:r>
+            <w:proofErr w:type="spellEnd"/>
+            <w:r>
+              <w:rPr>
+                <w:rFonts w:ascii="Calibri" w:eastAsia="Times New Roman" w:hAnsi="Calibri" w:cs="Calibri"/>
+                <w:color w:val="000000"/>
+                <w:lang w:val="en-GB" w:eastAsia="en-GB"/>
+              </w:rPr>
+              <w:t xml:space="preserve"> and Scikit Learn, Gradient Descent</w:t>
             </w:r>
           </w:p>
         </w:tc>
@@ -1492,7 +1674,25 @@
                 <w:color w:val="000000"/>
                 <w:lang w:val="en-GB" w:eastAsia="en-GB"/>
               </w:rPr>
-              <w:t>Polynomial Regresion, Overfitting vs. Underfitting, Train-Test Split, Regularization and Ridge/Lasso Regression</w:t>
+              <w:t xml:space="preserve">Polynomial </w:t>
+            </w:r>
+            <w:proofErr w:type="spellStart"/>
+            <w:r>
+              <w:rPr>
+                <w:rFonts w:ascii="Calibri" w:eastAsia="Times New Roman" w:hAnsi="Calibri" w:cs="Calibri"/>
+                <w:color w:val="000000"/>
+                <w:lang w:val="en-GB" w:eastAsia="en-GB"/>
+              </w:rPr>
+              <w:t>Regresion</w:t>
+            </w:r>
+            <w:proofErr w:type="spellEnd"/>
+            <w:r>
+              <w:rPr>
+                <w:rFonts w:ascii="Calibri" w:eastAsia="Times New Roman" w:hAnsi="Calibri" w:cs="Calibri"/>
+                <w:color w:val="000000"/>
+                <w:lang w:val="en-GB" w:eastAsia="en-GB"/>
+              </w:rPr>
+              <w:t>, Overfitting vs. Underfitting, Train-Test Split, Regularization and Ridge/Lasso Regression</w:t>
             </w:r>
           </w:p>
         </w:tc>
@@ -1525,7 +1725,25 @@
                 <w:color w:val="000000"/>
                 <w:lang w:val="en-GB" w:eastAsia="en-GB"/>
               </w:rPr>
-              <w:t>Logistic Regression, Neural Networks in Biology, Implementation of a Shallow Neural Network in Numpy, with manual Forward and Backward pass</w:t>
+              <w:t xml:space="preserve">Logistic Regression, Neural Networks in Biology, Implementation of a Shallow Neural Network in </w:t>
+            </w:r>
+            <w:proofErr w:type="spellStart"/>
+            <w:r>
+              <w:rPr>
+                <w:rFonts w:ascii="Calibri" w:eastAsia="Times New Roman" w:hAnsi="Calibri" w:cs="Calibri"/>
+                <w:color w:val="000000"/>
+                <w:lang w:val="en-GB" w:eastAsia="en-GB"/>
+              </w:rPr>
+              <w:t>Numpy</w:t>
+            </w:r>
+            <w:proofErr w:type="spellEnd"/>
+            <w:r>
+              <w:rPr>
+                <w:rFonts w:ascii="Calibri" w:eastAsia="Times New Roman" w:hAnsi="Calibri" w:cs="Calibri"/>
+                <w:color w:val="000000"/>
+                <w:lang w:val="en-GB" w:eastAsia="en-GB"/>
+              </w:rPr>
+              <w:t>, with manual Forward and Backward pass</w:t>
             </w:r>
           </w:p>
         </w:tc>
@@ -1701,7 +1919,43 @@
                 <w:color w:val="000000"/>
                 <w:lang w:val="en-GB" w:eastAsia="en-GB"/>
               </w:rPr>
-              <w:t>A deep dive into Gradient Descent, Advanced Optimizers (AdaGrad, RMSProp, Adam), Mini-batch Stochastic Gradient Descent and the No Free Lunch Theorem</w:t>
+              <w:t>A deep dive into Gradient Descent, Advanced Optimizers (</w:t>
+            </w:r>
+            <w:proofErr w:type="spellStart"/>
+            <w:r>
+              <w:rPr>
+                <w:rFonts w:ascii="Calibri" w:eastAsia="Times New Roman" w:hAnsi="Calibri" w:cs="Calibri"/>
+                <w:color w:val="000000"/>
+                <w:lang w:val="en-GB" w:eastAsia="en-GB"/>
+              </w:rPr>
+              <w:t>AdaGrad</w:t>
+            </w:r>
+            <w:proofErr w:type="spellEnd"/>
+            <w:r>
+              <w:rPr>
+                <w:rFonts w:ascii="Calibri" w:eastAsia="Times New Roman" w:hAnsi="Calibri" w:cs="Calibri"/>
+                <w:color w:val="000000"/>
+                <w:lang w:val="en-GB" w:eastAsia="en-GB"/>
+              </w:rPr>
+              <w:t xml:space="preserve">, </w:t>
+            </w:r>
+            <w:proofErr w:type="spellStart"/>
+            <w:r>
+              <w:rPr>
+                <w:rFonts w:ascii="Calibri" w:eastAsia="Times New Roman" w:hAnsi="Calibri" w:cs="Calibri"/>
+                <w:color w:val="000000"/>
+                <w:lang w:val="en-GB" w:eastAsia="en-GB"/>
+              </w:rPr>
+              <w:t>RMSProp</w:t>
+            </w:r>
+            <w:proofErr w:type="spellEnd"/>
+            <w:r>
+              <w:rPr>
+                <w:rFonts w:ascii="Calibri" w:eastAsia="Times New Roman" w:hAnsi="Calibri" w:cs="Calibri"/>
+                <w:color w:val="000000"/>
+                <w:lang w:val="en-GB" w:eastAsia="en-GB"/>
+              </w:rPr>
+              <w:t>, Adam), Mini-batch Stochastic Gradient Descent and the No Free Lunch Theorem</w:t>
             </w:r>
           </w:p>
         </w:tc>
@@ -1813,7 +2067,29 @@
                 <w:color w:val="000000"/>
                 <w:lang w:val="en-GB" w:eastAsia="en-GB"/>
               </w:rPr>
-              <w:t>Introduction to the PyTorch Framework</w:t>
+              <w:t xml:space="preserve">Introduction to the </w:t>
+            </w:r>
+            <w:proofErr w:type="spellStart"/>
+            <w:r>
+              <w:rPr>
+                <w:rFonts w:ascii="Calibri" w:eastAsia="Times New Roman" w:hAnsi="Calibri" w:cs="Calibri"/>
+                <w:b/>
+                <w:bCs/>
+                <w:color w:val="000000"/>
+                <w:lang w:val="en-GB" w:eastAsia="en-GB"/>
+              </w:rPr>
+              <w:t>PyTorch</w:t>
+            </w:r>
+            <w:proofErr w:type="spellEnd"/>
+            <w:r>
+              <w:rPr>
+                <w:rFonts w:ascii="Calibri" w:eastAsia="Times New Roman" w:hAnsi="Calibri" w:cs="Calibri"/>
+                <w:b/>
+                <w:bCs/>
+                <w:color w:val="000000"/>
+                <w:lang w:val="en-GB" w:eastAsia="en-GB"/>
+              </w:rPr>
+              <w:t xml:space="preserve"> Framework</w:t>
             </w:r>
           </w:p>
         </w:tc>
@@ -1877,8 +2153,90 @@
                 <w:color w:val="000000"/>
                 <w:lang w:val="en-GB" w:eastAsia="en-GB"/>
               </w:rPr>
-              <w:t>The PyTorch Framework and its benefits compared to Numpy, the PyToch tensor object and its uses, converting our Shallow Neural Network from Numpy to PyTorch</w:t>
-            </w:r>
+              <w:t xml:space="preserve">The </w:t>
+            </w:r>
+            <w:proofErr w:type="spellStart"/>
+            <w:r>
+              <w:rPr>
+                <w:rFonts w:ascii="Calibri" w:eastAsia="Times New Roman" w:hAnsi="Calibri" w:cs="Calibri"/>
+                <w:color w:val="000000"/>
+                <w:lang w:val="en-GB" w:eastAsia="en-GB"/>
+              </w:rPr>
+              <w:t>PyTorch</w:t>
+            </w:r>
+            <w:proofErr w:type="spellEnd"/>
+            <w:r>
+              <w:rPr>
+                <w:rFonts w:ascii="Calibri" w:eastAsia="Times New Roman" w:hAnsi="Calibri" w:cs="Calibri"/>
+                <w:color w:val="000000"/>
+                <w:lang w:val="en-GB" w:eastAsia="en-GB"/>
+              </w:rPr>
+              <w:t xml:space="preserve"> Framework and its benefits compared to </w:t>
+            </w:r>
+            <w:proofErr w:type="spellStart"/>
+            <w:r>
+              <w:rPr>
+                <w:rFonts w:ascii="Calibri" w:eastAsia="Times New Roman" w:hAnsi="Calibri" w:cs="Calibri"/>
+                <w:color w:val="000000"/>
+                <w:lang w:val="en-GB" w:eastAsia="en-GB"/>
+              </w:rPr>
+              <w:t>Numpy</w:t>
+            </w:r>
+            <w:proofErr w:type="spellEnd"/>
+            <w:r>
+              <w:rPr>
+                <w:rFonts w:ascii="Calibri" w:eastAsia="Times New Roman" w:hAnsi="Calibri" w:cs="Calibri"/>
+                <w:color w:val="000000"/>
+                <w:lang w:val="en-GB" w:eastAsia="en-GB"/>
+              </w:rPr>
+              <w:t xml:space="preserve">, the </w:t>
+            </w:r>
+            <w:proofErr w:type="spellStart"/>
+            <w:r>
+              <w:rPr>
+                <w:rFonts w:ascii="Calibri" w:eastAsia="Times New Roman" w:hAnsi="Calibri" w:cs="Calibri"/>
+                <w:color w:val="000000"/>
+                <w:lang w:val="en-GB" w:eastAsia="en-GB"/>
+              </w:rPr>
+              <w:t>PyToch</w:t>
+            </w:r>
+            <w:proofErr w:type="spellEnd"/>
+            <w:r>
+              <w:rPr>
+                <w:rFonts w:ascii="Calibri" w:eastAsia="Times New Roman" w:hAnsi="Calibri" w:cs="Calibri"/>
+                <w:color w:val="000000"/>
+                <w:lang w:val="en-GB" w:eastAsia="en-GB"/>
+              </w:rPr>
+              <w:t xml:space="preserve"> tensor object and its uses, converting our Shallow Neural Network from </w:t>
+            </w:r>
+            <w:proofErr w:type="spellStart"/>
+            <w:r>
+              <w:rPr>
+                <w:rFonts w:ascii="Calibri" w:eastAsia="Times New Roman" w:hAnsi="Calibri" w:cs="Calibri"/>
+                <w:color w:val="000000"/>
+                <w:lang w:val="en-GB" w:eastAsia="en-GB"/>
+              </w:rPr>
+              <w:t>Numpy</w:t>
+            </w:r>
+            <w:proofErr w:type="spellEnd"/>
+            <w:r>
+              <w:rPr>
+                <w:rFonts w:ascii="Calibri" w:eastAsia="Times New Roman" w:hAnsi="Calibri" w:cs="Calibri"/>
+                <w:color w:val="000000"/>
+                <w:lang w:val="en-GB" w:eastAsia="en-GB"/>
+              </w:rPr>
+              <w:t xml:space="preserve"> to </w:t>
+            </w:r>
+            <w:proofErr w:type="spellStart"/>
+            <w:r>
+              <w:rPr>
+                <w:rFonts w:ascii="Calibri" w:eastAsia="Times New Roman" w:hAnsi="Calibri" w:cs="Calibri"/>
+                <w:color w:val="000000"/>
+                <w:lang w:val="en-GB" w:eastAsia="en-GB"/>
+              </w:rPr>
+              <w:t>PyTorch</w:t>
+            </w:r>
+            <w:proofErr w:type="spellEnd"/>
           </w:p>
         </w:tc>
         <w:tc>
@@ -1910,7 +2268,97 @@
                 <w:color w:val="000000"/>
                 <w:lang w:val="en-GB" w:eastAsia="en-GB"/>
               </w:rPr>
-              <w:t>Converting our Shallow Neural Network from Numpy to PyTorch (part 2 and end), AutoGrad and BackPropagation in PyTorch, GPU Acceleration</w:t>
+              <w:t xml:space="preserve">Converting our Shallow Neural Network from </w:t>
+            </w:r>
+            <w:proofErr w:type="spellStart"/>
+            <w:r>
+              <w:rPr>
+                <w:rFonts w:ascii="Calibri" w:eastAsia="Times New Roman" w:hAnsi="Calibri" w:cs="Calibri"/>
+                <w:color w:val="000000"/>
+                <w:lang w:val="en-GB" w:eastAsia="en-GB"/>
+              </w:rPr>
+              <w:t>Numpy</w:t>
+            </w:r>
+            <w:proofErr w:type="spellEnd"/>
+            <w:r>
+              <w:rPr>
+                <w:rFonts w:ascii="Calibri" w:eastAsia="Times New Roman" w:hAnsi="Calibri" w:cs="Calibri"/>
+                <w:color w:val="000000"/>
+                <w:lang w:val="en-GB" w:eastAsia="en-GB"/>
+              </w:rPr>
+              <w:t xml:space="preserve"> to </w:t>
+            </w:r>
+            <w:proofErr w:type="spellStart"/>
+            <w:r>
+              <w:rPr>
+                <w:rFonts w:ascii="Calibri" w:eastAsia="Times New Roman" w:hAnsi="Calibri" w:cs="Calibri"/>
+                <w:color w:val="000000"/>
+                <w:lang w:val="en-GB" w:eastAsia="en-GB"/>
+              </w:rPr>
+              <w:t>PyTorch</w:t>
+            </w:r>
+            <w:proofErr w:type="spellEnd"/>
+            <w:r>
+              <w:rPr>
+                <w:rFonts w:ascii="Calibri" w:eastAsia="Times New Roman" w:hAnsi="Calibri" w:cs="Calibri"/>
+                <w:color w:val="000000"/>
+                <w:lang w:val="en-GB" w:eastAsia="en-GB"/>
+              </w:rPr>
+              <w:t xml:space="preserve"> (part 2 and end), </w:t>
+            </w:r>
+            <w:proofErr w:type="spellStart"/>
+            <w:r>
+              <w:rPr>
+                <w:rFonts w:ascii="Calibri" w:eastAsia="Times New Roman" w:hAnsi="Calibri" w:cs="Calibri"/>
+                <w:color w:val="000000"/>
+                <w:lang w:val="en-GB" w:eastAsia="en-GB"/>
+              </w:rPr>
+              <w:t>AutoGrad</w:t>
+            </w:r>
+            <w:proofErr w:type="spellEnd"/>
+            <w:r>
+              <w:rPr>
+                <w:rFonts w:ascii="Calibri" w:eastAsia="Times New Roman" w:hAnsi="Calibri" w:cs="Calibri"/>
+                <w:color w:val="000000"/>
+                <w:lang w:val="en-GB" w:eastAsia="en-GB"/>
+              </w:rPr>
+              <w:t xml:space="preserve"> and </w:t>
+            </w:r>
+            <w:proofErr w:type="spellStart"/>
+            <w:r>
+              <w:rPr>
+                <w:rFonts w:ascii="Calibri" w:eastAsia="Times New Roman" w:hAnsi="Calibri" w:cs="Calibri"/>
+                <w:color w:val="000000"/>
+                <w:lang w:val="en-GB" w:eastAsia="en-GB"/>
+              </w:rPr>
+              <w:t>BackPropagation</w:t>
+            </w:r>
+            <w:proofErr w:type="spellEnd"/>
+            <w:r>
+              <w:rPr>
+                <w:rFonts w:ascii="Calibri" w:eastAsia="Times New Roman" w:hAnsi="Calibri" w:cs="Calibri"/>
+                <w:color w:val="000000"/>
+                <w:lang w:val="en-GB" w:eastAsia="en-GB"/>
+              </w:rPr>
+              <w:t xml:space="preserve"> in </w:t>
+            </w:r>
+            <w:proofErr w:type="spellStart"/>
+            <w:r>
+              <w:rPr>
+                <w:rFonts w:ascii="Calibri" w:eastAsia="Times New Roman" w:hAnsi="Calibri" w:cs="Calibri"/>
+                <w:color w:val="000000"/>
+                <w:lang w:val="en-GB" w:eastAsia="en-GB"/>
+              </w:rPr>
+              <w:t>PyTorch</w:t>
+            </w:r>
+            <w:proofErr w:type="spellEnd"/>
+            <w:r>
+              <w:rPr>
+                <w:rFonts w:ascii="Calibri" w:eastAsia="Times New Roman" w:hAnsi="Calibri" w:cs="Calibri"/>
+                <w:color w:val="000000"/>
+                <w:lang w:val="en-GB" w:eastAsia="en-GB"/>
+              </w:rPr>
+              <w:t>, GPU Acceleration</w:t>
             </w:r>
           </w:p>
         </w:tc>
@@ -1937,13 +2385,95 @@
                 <w:lang w:val="en-GB" w:eastAsia="en-GB"/>
               </w:rPr>
             </w:pPr>
-            <w:r>
-              <w:rPr>
-                <w:rFonts w:ascii="Calibri" w:eastAsia="Times New Roman" w:hAnsi="Calibri" w:cs="Calibri"/>
-                <w:color w:val="000000"/>
-                <w:lang w:val="en-GB" w:eastAsia="en-GB"/>
-              </w:rPr>
-              <w:t>DataSets and DataLoader objects, from Binary to MultiClass Classification, Softmax and CrossEntropy functions, Deep Neural Networks</w:t>
+            <w:proofErr w:type="spellStart"/>
+            <w:r>
+              <w:rPr>
+                <w:rFonts w:ascii="Calibri" w:eastAsia="Times New Roman" w:hAnsi="Calibri" w:cs="Calibri"/>
+                <w:color w:val="000000"/>
+                <w:lang w:val="en-GB" w:eastAsia="en-GB"/>
+              </w:rPr>
+              <w:t>DataSets</w:t>
+            </w:r>
+            <w:proofErr w:type="spellEnd"/>
+            <w:r>
+              <w:rPr>
+                <w:rFonts w:ascii="Calibri" w:eastAsia="Times New Roman" w:hAnsi="Calibri" w:cs="Calibri"/>
+                <w:color w:val="000000"/>
+                <w:lang w:val="en-GB" w:eastAsia="en-GB"/>
+              </w:rPr>
+              <w:t xml:space="preserve"> and </w:t>
+            </w:r>
+            <w:proofErr w:type="spellStart"/>
+            <w:r>
+              <w:rPr>
+                <w:rFonts w:ascii="Calibri" w:eastAsia="Times New Roman" w:hAnsi="Calibri" w:cs="Calibri"/>
+                <w:color w:val="000000"/>
+                <w:lang w:val="en-GB" w:eastAsia="en-GB"/>
+              </w:rPr>
+              <w:t>DataLoader</w:t>
+            </w:r>
+            <w:proofErr w:type="spellEnd"/>
+            <w:r>
+              <w:rPr>
+                <w:rFonts w:ascii="Calibri" w:eastAsia="Times New Roman" w:hAnsi="Calibri" w:cs="Calibri"/>
+                <w:color w:val="000000"/>
+                <w:lang w:val="en-GB" w:eastAsia="en-GB"/>
+              </w:rPr>
+              <w:t xml:space="preserve"> objects, from Binary to </w:t>
+            </w:r>
+            <w:proofErr w:type="spellStart"/>
+            <w:r>
+              <w:rPr>
+                <w:rFonts w:ascii="Calibri" w:eastAsia="Times New Roman" w:hAnsi="Calibri" w:cs="Calibri"/>
+                <w:color w:val="000000"/>
+                <w:lang w:val="en-GB" w:eastAsia="en-GB"/>
+              </w:rPr>
+              <w:t>MultiClass</w:t>
+            </w:r>
+            <w:proofErr w:type="spellEnd"/>
+            <w:r>
+              <w:rPr>
+                <w:rFonts w:ascii="Calibri" w:eastAsia="Times New Roman" w:hAnsi="Calibri" w:cs="Calibri"/>
+                <w:color w:val="000000"/>
+                <w:lang w:val="en-GB" w:eastAsia="en-GB"/>
+              </w:rPr>
+              <w:t xml:space="preserve"> Classification, </w:t>
+            </w:r>
+            <w:proofErr w:type="spellStart"/>
+            <w:r>
+              <w:rPr>
+                <w:rFonts w:ascii="Calibri" w:eastAsia="Times New Roman" w:hAnsi="Calibri" w:cs="Calibri"/>
+                <w:color w:val="000000"/>
+                <w:lang w:val="en-GB" w:eastAsia="en-GB"/>
+              </w:rPr>
+              <w:t>Softmax</w:t>
+            </w:r>
+            <w:proofErr w:type="spellEnd"/>
+            <w:r>
+              <w:rPr>
+                <w:rFonts w:ascii="Calibri" w:eastAsia="Times New Roman" w:hAnsi="Calibri" w:cs="Calibri"/>
+                <w:color w:val="000000"/>
+                <w:lang w:val="en-GB" w:eastAsia="en-GB"/>
+              </w:rPr>
+              <w:t xml:space="preserve"> and </w:t>
+            </w:r>
+            <w:proofErr w:type="spellStart"/>
+            <w:r>
+              <w:rPr>
+                <w:rFonts w:ascii="Calibri" w:eastAsia="Times New Roman" w:hAnsi="Calibri" w:cs="Calibri"/>
+                <w:color w:val="000000"/>
+                <w:lang w:val="en-GB" w:eastAsia="en-GB"/>
+              </w:rPr>
+              <w:t>CrossEntropy</w:t>
+            </w:r>
+            <w:proofErr w:type="spellEnd"/>
+            <w:r>
+              <w:rPr>
+                <w:rFonts w:ascii="Calibri" w:eastAsia="Times New Roman" w:hAnsi="Calibri" w:cs="Calibri"/>
+                <w:color w:val="000000"/>
+                <w:lang w:val="en-GB" w:eastAsia="en-GB"/>
+              </w:rPr>
+              <w:t xml:space="preserve"> functions, Deep Neural Networks</w:t>
             </w:r>
           </w:p>
         </w:tc>
@@ -2119,7 +2649,43 @@
                 <w:color w:val="000000"/>
                 <w:lang w:val="en-GB" w:eastAsia="en-GB"/>
               </w:rPr>
-              <w:t>Using the Conv2D layer to make CNNs, Dropout, BachNorm and LayerNorm, Pooling</w:t>
+              <w:t xml:space="preserve">Using the Conv2D layer to make CNNs, Dropout, </w:t>
+            </w:r>
+            <w:proofErr w:type="spellStart"/>
+            <w:r>
+              <w:rPr>
+                <w:rFonts w:ascii="Calibri" w:eastAsia="Times New Roman" w:hAnsi="Calibri" w:cs="Calibri"/>
+                <w:color w:val="000000"/>
+                <w:lang w:val="en-GB" w:eastAsia="en-GB"/>
+              </w:rPr>
+              <w:t>BachNorm</w:t>
+            </w:r>
+            <w:proofErr w:type="spellEnd"/>
+            <w:r>
+              <w:rPr>
+                <w:rFonts w:ascii="Calibri" w:eastAsia="Times New Roman" w:hAnsi="Calibri" w:cs="Calibri"/>
+                <w:color w:val="000000"/>
+                <w:lang w:val="en-GB" w:eastAsia="en-GB"/>
+              </w:rPr>
+              <w:t xml:space="preserve"> and </w:t>
+            </w:r>
+            <w:proofErr w:type="spellStart"/>
+            <w:r>
+              <w:rPr>
+                <w:rFonts w:ascii="Calibri" w:eastAsia="Times New Roman" w:hAnsi="Calibri" w:cs="Calibri"/>
+                <w:color w:val="000000"/>
+                <w:lang w:val="en-GB" w:eastAsia="en-GB"/>
+              </w:rPr>
+              <w:t>LayerNorm</w:t>
+            </w:r>
+            <w:proofErr w:type="spellEnd"/>
+            <w:r>
+              <w:rPr>
+                <w:rFonts w:ascii="Calibri" w:eastAsia="Times New Roman" w:hAnsi="Calibri" w:cs="Calibri"/>
+                <w:color w:val="000000"/>
+                <w:lang w:val="en-GB" w:eastAsia="en-GB"/>
+              </w:rPr>
+              <w:t>, Pooling</w:t>
             </w:r>
           </w:p>
         </w:tc>
@@ -2152,7 +2718,61 @@
                 <w:color w:val="000000"/>
                 <w:lang w:val="en-GB" w:eastAsia="en-GB"/>
               </w:rPr>
-              <w:t>Data Augmentation, Milestone models in CV (from AlexNet, ResNet, EfficientNet), Residual connections, Transfer Learning and Fine-Tuning</w:t>
+              <w:t xml:space="preserve">Data Augmentation, Milestone models in CV (from </w:t>
+            </w:r>
+            <w:proofErr w:type="spellStart"/>
+            <w:r>
+              <w:rPr>
+                <w:rFonts w:ascii="Calibri" w:eastAsia="Times New Roman" w:hAnsi="Calibri" w:cs="Calibri"/>
+                <w:color w:val="000000"/>
+                <w:lang w:val="en-GB" w:eastAsia="en-GB"/>
+              </w:rPr>
+              <w:t>AlexNet</w:t>
+            </w:r>
+            <w:proofErr w:type="spellEnd"/>
+            <w:r>
+              <w:rPr>
+                <w:rFonts w:ascii="Calibri" w:eastAsia="Times New Roman" w:hAnsi="Calibri" w:cs="Calibri"/>
+                <w:color w:val="000000"/>
+                <w:lang w:val="en-GB" w:eastAsia="en-GB"/>
+              </w:rPr>
+              <w:t xml:space="preserve">, </w:t>
+            </w:r>
+            <w:proofErr w:type="spellStart"/>
+            <w:r>
+              <w:rPr>
+                <w:rFonts w:ascii="Calibri" w:eastAsia="Times New Roman" w:hAnsi="Calibri" w:cs="Calibri"/>
+                <w:color w:val="000000"/>
+                <w:lang w:val="en-GB" w:eastAsia="en-GB"/>
+              </w:rPr>
+              <w:t>ResNet</w:t>
+            </w:r>
+            <w:proofErr w:type="spellEnd"/>
+            <w:r>
+              <w:rPr>
+                <w:rFonts w:ascii="Calibri" w:eastAsia="Times New Roman" w:hAnsi="Calibri" w:cs="Calibri"/>
+                <w:color w:val="000000"/>
+                <w:lang w:val="en-GB" w:eastAsia="en-GB"/>
+              </w:rPr>
+              <w:t xml:space="preserve">, </w:t>
+            </w:r>
+            <w:proofErr w:type="spellStart"/>
+            <w:r>
+              <w:rPr>
+                <w:rFonts w:ascii="Calibri" w:eastAsia="Times New Roman" w:hAnsi="Calibri" w:cs="Calibri"/>
+                <w:color w:val="000000"/>
+                <w:lang w:val="en-GB" w:eastAsia="en-GB"/>
+              </w:rPr>
+              <w:t>EfficientNet</w:t>
+            </w:r>
+            <w:proofErr w:type="spellEnd"/>
+            <w:r>
+              <w:rPr>
+                <w:rFonts w:ascii="Calibri" w:eastAsia="Times New Roman" w:hAnsi="Calibri" w:cs="Calibri"/>
+                <w:color w:val="000000"/>
+                <w:lang w:val="en-GB" w:eastAsia="en-GB"/>
+              </w:rPr>
+              <w:t>), Residual connections, Transfer Learning and Fine-Tuning</w:t>
             </w:r>
           </w:p>
         </w:tc>
@@ -2361,7 +2981,25 @@
                 <w:color w:val="000000"/>
                 <w:lang w:val="en-GB" w:eastAsia="en-GB"/>
               </w:rPr>
-              <w:t>Advanced Attacks methods and Defense methods for Neural Networks</w:t>
+              <w:t xml:space="preserve">Advanced Attacks methods and </w:t>
+            </w:r>
+            <w:proofErr w:type="spellStart"/>
+            <w:r>
+              <w:rPr>
+                <w:rFonts w:ascii="Calibri" w:eastAsia="Times New Roman" w:hAnsi="Calibri" w:cs="Calibri"/>
+                <w:color w:val="000000"/>
+                <w:lang w:val="en-GB" w:eastAsia="en-GB"/>
+              </w:rPr>
+              <w:t>Defense</w:t>
+            </w:r>
+            <w:proofErr w:type="spellEnd"/>
+            <w:r>
+              <w:rPr>
+                <w:rFonts w:ascii="Calibri" w:eastAsia="Times New Roman" w:hAnsi="Calibri" w:cs="Calibri"/>
+                <w:color w:val="000000"/>
+                <w:lang w:val="en-GB" w:eastAsia="en-GB"/>
+              </w:rPr>
+              <w:t xml:space="preserve"> methods for Neural Networks</w:t>
             </w:r>
           </w:p>
         </w:tc>
@@ -2891,8 +3529,18 @@
                 <w:color w:val="000000"/>
                 <w:lang w:val="en-GB" w:eastAsia="en-GB"/>
               </w:rPr>
-              <w:t>Introduction to the Embedding Problem, why it is so difficult to address it in the case of Language, a first attempt with CBoW</w:t>
-            </w:r>
+              <w:t xml:space="preserve">Introduction to the Embedding Problem, why it is so difficult to address it in the case of Language, a first attempt with </w:t>
+            </w:r>
+            <w:proofErr w:type="spellStart"/>
+            <w:r>
+              <w:rPr>
+                <w:rFonts w:ascii="Calibri" w:eastAsia="Times New Roman" w:hAnsi="Calibri" w:cs="Calibri"/>
+                <w:color w:val="000000"/>
+                <w:lang w:val="en-GB" w:eastAsia="en-GB"/>
+              </w:rPr>
+              <w:t>CBoW</w:t>
+            </w:r>
+            <w:proofErr w:type="spellEnd"/>
           </w:p>
         </w:tc>
         <w:tc>
@@ -2924,7 +3572,61 @@
                 <w:color w:val="000000"/>
                 <w:lang w:val="en-GB" w:eastAsia="en-GB"/>
               </w:rPr>
-              <w:t>From CBoW to SkipGram, FastText and ELMO, lesson learned along the way</w:t>
+              <w:t xml:space="preserve">From </w:t>
+            </w:r>
+            <w:proofErr w:type="spellStart"/>
+            <w:r>
+              <w:rPr>
+                <w:rFonts w:ascii="Calibri" w:eastAsia="Times New Roman" w:hAnsi="Calibri" w:cs="Calibri"/>
+                <w:color w:val="000000"/>
+                <w:lang w:val="en-GB" w:eastAsia="en-GB"/>
+              </w:rPr>
+              <w:t>CBoW</w:t>
+            </w:r>
+            <w:proofErr w:type="spellEnd"/>
+            <w:r>
+              <w:rPr>
+                <w:rFonts w:ascii="Calibri" w:eastAsia="Times New Roman" w:hAnsi="Calibri" w:cs="Calibri"/>
+                <w:color w:val="000000"/>
+                <w:lang w:val="en-GB" w:eastAsia="en-GB"/>
+              </w:rPr>
+              <w:t xml:space="preserve"> to </w:t>
+            </w:r>
+            <w:proofErr w:type="spellStart"/>
+            <w:r>
+              <w:rPr>
+                <w:rFonts w:ascii="Calibri" w:eastAsia="Times New Roman" w:hAnsi="Calibri" w:cs="Calibri"/>
+                <w:color w:val="000000"/>
+                <w:lang w:val="en-GB" w:eastAsia="en-GB"/>
+              </w:rPr>
+              <w:t>SkipGram</w:t>
+            </w:r>
+            <w:proofErr w:type="spellEnd"/>
+            <w:r>
+              <w:rPr>
+                <w:rFonts w:ascii="Calibri" w:eastAsia="Times New Roman" w:hAnsi="Calibri" w:cs="Calibri"/>
+                <w:color w:val="000000"/>
+                <w:lang w:val="en-GB" w:eastAsia="en-GB"/>
+              </w:rPr>
+              <w:t xml:space="preserve">, </w:t>
+            </w:r>
+            <w:proofErr w:type="spellStart"/>
+            <w:r>
+              <w:rPr>
+                <w:rFonts w:ascii="Calibri" w:eastAsia="Times New Roman" w:hAnsi="Calibri" w:cs="Calibri"/>
+                <w:color w:val="000000"/>
+                <w:lang w:val="en-GB" w:eastAsia="en-GB"/>
+              </w:rPr>
+              <w:t>FastText</w:t>
+            </w:r>
+            <w:proofErr w:type="spellEnd"/>
+            <w:r>
+              <w:rPr>
+                <w:rFonts w:ascii="Calibri" w:eastAsia="Times New Roman" w:hAnsi="Calibri" w:cs="Calibri"/>
+                <w:color w:val="000000"/>
+                <w:lang w:val="en-GB" w:eastAsia="en-GB"/>
+              </w:rPr>
+              <w:t xml:space="preserve"> and ELMO, lesson learned along the way</w:t>
             </w:r>
           </w:p>
         </w:tc>
@@ -2957,7 +3659,25 @@
                 <w:color w:val="000000"/>
                 <w:lang w:val="en-GB" w:eastAsia="en-GB"/>
               </w:rPr>
-              <w:t>The need for attention and Transformers, contemporary uses of transformers,  evaluating an embedding</w:t>
+              <w:t xml:space="preserve">The need for attention and Transformers, contemporary uses of </w:t>
+            </w:r>
+            <w:proofErr w:type="gramStart"/>
+            <w:r>
+              <w:rPr>
+                <w:rFonts w:ascii="Calibri" w:eastAsia="Times New Roman" w:hAnsi="Calibri" w:cs="Calibri"/>
+                <w:color w:val="000000"/>
+                <w:lang w:val="en-GB" w:eastAsia="en-GB"/>
+              </w:rPr>
+              <w:t>transformers,  evaluating</w:t>
+            </w:r>
+            <w:proofErr w:type="gramEnd"/>
+            <w:r>
+              <w:rPr>
+                <w:rFonts w:ascii="Calibri" w:eastAsia="Times New Roman" w:hAnsi="Calibri" w:cs="Calibri"/>
+                <w:color w:val="000000"/>
+                <w:lang w:val="en-GB" w:eastAsia="en-GB"/>
+              </w:rPr>
+              <w:t xml:space="preserve"> an embedding</w:t>
             </w:r>
           </w:p>
         </w:tc>
@@ -3206,7 +3926,25 @@
                 <w:color w:val="000000"/>
                 <w:lang w:val="en-GB" w:eastAsia="en-GB"/>
               </w:rPr>
-              <w:t>Advanced uses for Graph Convolutional models, GraphSAGE and attention in Graph Models</w:t>
+              <w:t xml:space="preserve">Advanced uses for Graph Convolutional models, </w:t>
+            </w:r>
+            <w:proofErr w:type="spellStart"/>
+            <w:r>
+              <w:rPr>
+                <w:rFonts w:ascii="Calibri" w:eastAsia="Times New Roman" w:hAnsi="Calibri" w:cs="Calibri"/>
+                <w:color w:val="000000"/>
+                <w:lang w:val="en-GB" w:eastAsia="en-GB"/>
+              </w:rPr>
+              <w:t>GraphSAGE</w:t>
+            </w:r>
+            <w:proofErr w:type="spellEnd"/>
+            <w:r>
+              <w:rPr>
+                <w:rFonts w:ascii="Calibri" w:eastAsia="Times New Roman" w:hAnsi="Calibri" w:cs="Calibri"/>
+                <w:color w:val="000000"/>
+                <w:lang w:val="en-GB" w:eastAsia="en-GB"/>
+              </w:rPr>
+              <w:t xml:space="preserve"> and attention in Graph Models</w:t>
             </w:r>
           </w:p>
         </w:tc>
@@ -3381,7 +4119,25 @@
                 <w:color w:val="000000"/>
                 <w:lang w:val="en-GB" w:eastAsia="en-GB"/>
               </w:rPr>
-              <w:t>Introduction to AutoEncoders and Generative AI problems</w:t>
+              <w:t xml:space="preserve">Introduction to </w:t>
+            </w:r>
+            <w:proofErr w:type="spellStart"/>
+            <w:r>
+              <w:rPr>
+                <w:rFonts w:ascii="Calibri" w:eastAsia="Times New Roman" w:hAnsi="Calibri" w:cs="Calibri"/>
+                <w:color w:val="000000"/>
+                <w:lang w:val="en-GB" w:eastAsia="en-GB"/>
+              </w:rPr>
+              <w:t>AutoEncoders</w:t>
+            </w:r>
+            <w:proofErr w:type="spellEnd"/>
+            <w:r>
+              <w:rPr>
+                <w:rFonts w:ascii="Calibri" w:eastAsia="Times New Roman" w:hAnsi="Calibri" w:cs="Calibri"/>
+                <w:color w:val="000000"/>
+                <w:lang w:val="en-GB" w:eastAsia="en-GB"/>
+              </w:rPr>
+              <w:t xml:space="preserve"> and Generative AI problems</w:t>
             </w:r>
           </w:p>
         </w:tc>
@@ -3414,7 +4170,43 @@
                 <w:color w:val="000000"/>
                 <w:lang w:val="en-GB" w:eastAsia="en-GB"/>
               </w:rPr>
-              <w:t>From AutoEncoders to Variational AutoEncoders and Generative Adversarial Networks</w:t>
+              <w:t xml:space="preserve">From </w:t>
+            </w:r>
+            <w:proofErr w:type="spellStart"/>
+            <w:r>
+              <w:rPr>
+                <w:rFonts w:ascii="Calibri" w:eastAsia="Times New Roman" w:hAnsi="Calibri" w:cs="Calibri"/>
+                <w:color w:val="000000"/>
+                <w:lang w:val="en-GB" w:eastAsia="en-GB"/>
+              </w:rPr>
+              <w:t>AutoEncoders</w:t>
+            </w:r>
+            <w:proofErr w:type="spellEnd"/>
+            <w:r>
+              <w:rPr>
+                <w:rFonts w:ascii="Calibri" w:eastAsia="Times New Roman" w:hAnsi="Calibri" w:cs="Calibri"/>
+                <w:color w:val="000000"/>
+                <w:lang w:val="en-GB" w:eastAsia="en-GB"/>
+              </w:rPr>
+              <w:t xml:space="preserve"> to Variational </w:t>
+            </w:r>
+            <w:proofErr w:type="spellStart"/>
+            <w:r>
+              <w:rPr>
+                <w:rFonts w:ascii="Calibri" w:eastAsia="Times New Roman" w:hAnsi="Calibri" w:cs="Calibri"/>
+                <w:color w:val="000000"/>
+                <w:lang w:val="en-GB" w:eastAsia="en-GB"/>
+              </w:rPr>
+              <w:t>AutoEncoders</w:t>
+            </w:r>
+            <w:proofErr w:type="spellEnd"/>
+            <w:r>
+              <w:rPr>
+                <w:rFonts w:ascii="Calibri" w:eastAsia="Times New Roman" w:hAnsi="Calibri" w:cs="Calibri"/>
+                <w:color w:val="000000"/>
+                <w:lang w:val="en-GB" w:eastAsia="en-GB"/>
+              </w:rPr>
+              <w:t xml:space="preserve"> and Generative Adversarial Networks</w:t>
             </w:r>
           </w:p>
         </w:tc>
@@ -3479,8 +4271,18 @@
                 <w:color w:val="000000"/>
                 <w:lang w:val="en-GB" w:eastAsia="en-GB"/>
               </w:rPr>
-              <w:t>: Wasserstein GANs, Progressive GANs, Conditional GANs, Style GANs and CycleGANs</w:t>
-            </w:r>
+              <w:t xml:space="preserve">: Wasserstein GANs, Progressive GANs, Conditional GANs, Style GANs and </w:t>
+            </w:r>
+            <w:proofErr w:type="spellStart"/>
+            <w:r>
+              <w:rPr>
+                <w:rFonts w:ascii="Calibri" w:eastAsia="Times New Roman" w:hAnsi="Calibri" w:cs="Calibri"/>
+                <w:color w:val="000000"/>
+                <w:lang w:val="en-GB" w:eastAsia="en-GB"/>
+              </w:rPr>
+              <w:t>CycleGANs</w:t>
+            </w:r>
+            <w:proofErr w:type="spellEnd"/>
           </w:p>
         </w:tc>
         <w:tc>
@@ -3823,7 +4625,29 @@
                 <w:color w:val="000000"/>
                 <w:lang w:val="en-GB" w:eastAsia="en-GB"/>
               </w:rPr>
-              <w:t>A pot-pourri of curiosity topics in Deep Learning</w:t>
+              <w:t>A pot-</w:t>
+            </w:r>
+            <w:proofErr w:type="spellStart"/>
+            <w:r>
+              <w:rPr>
+                <w:rFonts w:ascii="Calibri" w:eastAsia="Times New Roman" w:hAnsi="Calibri" w:cs="Calibri"/>
+                <w:b/>
+                <w:bCs/>
+                <w:color w:val="000000"/>
+                <w:lang w:val="en-GB" w:eastAsia="en-GB"/>
+              </w:rPr>
+              <w:t>pourri</w:t>
+            </w:r>
+            <w:proofErr w:type="spellEnd"/>
+            <w:r>
+              <w:rPr>
+                <w:rFonts w:ascii="Calibri" w:eastAsia="Times New Roman" w:hAnsi="Calibri" w:cs="Calibri"/>
+                <w:b/>
+                <w:bCs/>
+                <w:color w:val="000000"/>
+                <w:lang w:val="en-GB" w:eastAsia="en-GB"/>
+              </w:rPr>
+              <w:t xml:space="preserve"> of curiosity topics in Deep Learning</w:t>
             </w:r>
           </w:p>
         </w:tc>
@@ -3969,7 +4793,25 @@
                 <w:color w:val="000000"/>
                 <w:lang w:val="en-GB" w:eastAsia="en-GB"/>
               </w:rPr>
-              <w:t>On the need of Explainable AI, and attempts to make AI models explainable.</w:t>
+              <w:t xml:space="preserve">On the need of Explainable </w:t>
+            </w:r>
+            <w:proofErr w:type="gramStart"/>
+            <w:r>
+              <w:rPr>
+                <w:rFonts w:ascii="Calibri" w:eastAsia="Times New Roman" w:hAnsi="Calibri" w:cs="Calibri"/>
+                <w:color w:val="000000"/>
+                <w:lang w:val="en-GB" w:eastAsia="en-GB"/>
+              </w:rPr>
+              <w:t>AI, and</w:t>
+            </w:r>
+            <w:proofErr w:type="gramEnd"/>
+            <w:r>
+              <w:rPr>
+                <w:rFonts w:ascii="Calibri" w:eastAsia="Times New Roman" w:hAnsi="Calibri" w:cs="Calibri"/>
+                <w:color w:val="000000"/>
+                <w:lang w:val="en-GB" w:eastAsia="en-GB"/>
+              </w:rPr>
+              <w:t xml:space="preserve"> attempts to make AI models explainable.</w:t>
             </w:r>
           </w:p>
         </w:tc>
@@ -4211,7 +5053,43 @@
                 <w:color w:val="000000"/>
                 <w:lang w:val="en-GB" w:eastAsia="en-GB"/>
               </w:rPr>
-              <w:t>Avengers, Assemble: understanding ChatGPT  and how it was made.</w:t>
+              <w:t xml:space="preserve">Avengers, </w:t>
+            </w:r>
+            <w:proofErr w:type="gramStart"/>
+            <w:r>
+              <w:rPr>
+                <w:rFonts w:ascii="Calibri" w:eastAsia="Times New Roman" w:hAnsi="Calibri" w:cs="Calibri"/>
+                <w:color w:val="000000"/>
+                <w:lang w:val="en-GB" w:eastAsia="en-GB"/>
+              </w:rPr>
+              <w:t>Assemble</w:t>
+            </w:r>
+            <w:proofErr w:type="gramEnd"/>
+            <w:r>
+              <w:rPr>
+                <w:rFonts w:ascii="Calibri" w:eastAsia="Times New Roman" w:hAnsi="Calibri" w:cs="Calibri"/>
+                <w:color w:val="000000"/>
+                <w:lang w:val="en-GB" w:eastAsia="en-GB"/>
+              </w:rPr>
+              <w:t xml:space="preserve">: understanding </w:t>
+            </w:r>
+            <w:proofErr w:type="gramStart"/>
+            <w:r>
+              <w:rPr>
+                <w:rFonts w:ascii="Calibri" w:eastAsia="Times New Roman" w:hAnsi="Calibri" w:cs="Calibri"/>
+                <w:color w:val="000000"/>
+                <w:lang w:val="en-GB" w:eastAsia="en-GB"/>
+              </w:rPr>
+              <w:t>ChatGPT  and</w:t>
+            </w:r>
+            <w:proofErr w:type="gramEnd"/>
+            <w:r>
+              <w:rPr>
+                <w:rFonts w:ascii="Calibri" w:eastAsia="Times New Roman" w:hAnsi="Calibri" w:cs="Calibri"/>
+                <w:color w:val="000000"/>
+                <w:lang w:val="en-GB" w:eastAsia="en-GB"/>
+              </w:rPr>
+              <w:t xml:space="preserve"> how it was made.</w:t>
             </w:r>
             <w:r>
               <w:rPr>
@@ -4520,7 +5398,6 @@
           <w:lang w:val="en-GB"/>
         </w:rPr>
       </w:pPr>
-      <w:commentRangeStart w:id="0"/>
       <w:r>
         <w:rPr>
           <w:lang w:val="en-GB"/>
@@ -4531,7 +5408,21 @@
         <w:rPr>
           <w:lang w:val="en-GB"/>
         </w:rPr>
-        <w:t xml:space="preserve"> where an industry conferencer will discuss the </w:t>
+        <w:t xml:space="preserve"> where an industry </w:t>
+      </w:r>
+      <w:proofErr w:type="spellStart"/>
+      <w:r>
+        <w:rPr>
+          <w:lang w:val="en-GB"/>
+        </w:rPr>
+        <w:t>conferencer</w:t>
+      </w:r>
+      <w:proofErr w:type="spellEnd"/>
+      <w:r>
+        <w:rPr>
+          <w:lang w:val="en-GB"/>
+        </w:rPr>
+        <w:t xml:space="preserve"> will discuss the </w:t>
       </w:r>
       <w:r>
         <w:rPr>
@@ -4587,29 +5478,47 @@
         <w:rPr>
           <w:lang w:val="en-GB"/>
         </w:rPr>
-        <w:t xml:space="preserve"> April, 2-3.30pm, and it</w:t>
-      </w:r>
-      <w:r>
-        <w:rPr>
-          <w:lang w:val="en-GB"/>
-        </w:rPr>
         <w:t xml:space="preserve"> </w:t>
       </w:r>
-      <w:r>
-        <w:rPr>
-          <w:lang w:val="en-GB"/>
-        </w:rPr>
-        <w:t>will be confirmed at a later date.</w:t>
-      </w:r>
-      <w:commentRangeEnd w:id="0"/>
-      <w:r>
-        <w:rPr>
-          <w:rStyle w:val="CommentReference"/>
-          <w:sz w:val="22"/>
-          <w:szCs w:val="22"/>
-          <w:lang w:val="en-GB"/>
-        </w:rPr>
-        <w:commentReference w:id="0"/>
+      <w:proofErr w:type="gramStart"/>
+      <w:r>
+        <w:rPr>
+          <w:lang w:val="en-GB"/>
+        </w:rPr>
+        <w:t>April,</w:t>
+      </w:r>
+      <w:proofErr w:type="gramEnd"/>
+      <w:r>
+        <w:rPr>
+          <w:lang w:val="en-GB"/>
+        </w:rPr>
+        <w:t xml:space="preserve"> 2-3.30pm, and it</w:t>
+      </w:r>
+      <w:r>
+        <w:rPr>
+          <w:lang w:val="en-GB"/>
+        </w:rPr>
+        <w:t xml:space="preserve"> </w:t>
+      </w:r>
+      <w:r>
+        <w:rPr>
+          <w:lang w:val="en-GB"/>
+        </w:rPr>
+        <w:t xml:space="preserve">will be confirmed </w:t>
+      </w:r>
+      <w:proofErr w:type="gramStart"/>
+      <w:r>
+        <w:rPr>
+          <w:lang w:val="en-GB"/>
+        </w:rPr>
+        <w:t>at a later date</w:t>
+      </w:r>
+      <w:proofErr w:type="gramEnd"/>
+      <w:r>
+        <w:rPr>
+          <w:lang w:val="en-GB"/>
+        </w:rPr>
+        <w:t>.</w:t>
       </w:r>
     </w:p>
     <w:p>
@@ -4702,11 +5611,19 @@
           <w:lang w:val="en-GB"/>
         </w:rPr>
       </w:pPr>
-      <w:r>
-        <w:rPr>
-          <w:lang w:val="en-GB"/>
-        </w:rPr>
-        <w:t>At the moment, the current timetable is set as follows.</w:t>
+      <w:proofErr w:type="gramStart"/>
+      <w:r>
+        <w:rPr>
+          <w:lang w:val="en-GB"/>
+        </w:rPr>
+        <w:t>At the moment</w:t>
+      </w:r>
+      <w:proofErr w:type="gramEnd"/>
+      <w:r>
+        <w:rPr>
+          <w:lang w:val="en-GB"/>
+        </w:rPr>
+        <w:t>, the current timetable is set as follows.</w:t>
       </w:r>
     </w:p>
     <w:p>
@@ -4992,7 +5909,21 @@
         <w:rPr>
           <w:lang w:val="en-GB"/>
         </w:rPr>
-        <w:t xml:space="preserve">The following lectures will be cancelled and will be replaced by video recordings to be uploaded on eDimension. </w:t>
+        <w:t xml:space="preserve">The following lectures will be cancelled and will be replaced by video recordings to be uploaded on </w:t>
+      </w:r>
+      <w:proofErr w:type="spellStart"/>
+      <w:r>
+        <w:rPr>
+          <w:lang w:val="en-GB"/>
+        </w:rPr>
+        <w:t>eDimension</w:t>
+      </w:r>
+      <w:proofErr w:type="spellEnd"/>
+      <w:r>
+        <w:rPr>
+          <w:lang w:val="en-GB"/>
+        </w:rPr>
+        <w:t xml:space="preserve">. </w:t>
       </w:r>
       <w:r>
         <w:rPr>
@@ -5018,7 +5949,21 @@
         <w:rPr>
           <w:lang w:val="en-GB"/>
         </w:rPr>
-        <w:t xml:space="preserve">CNY, 10-11 February, lectures W4S2 will be replaced with online recordings on eDimension. Do note that classes W4S1 on Mondays are currently reported by OSA as </w:t>
+        <w:t xml:space="preserve">CNY, 10-11 February, lectures W4S2 will be replaced with online recordings on </w:t>
+      </w:r>
+      <w:proofErr w:type="spellStart"/>
+      <w:r>
+        <w:rPr>
+          <w:lang w:val="en-GB"/>
+        </w:rPr>
+        <w:t>eDimension</w:t>
+      </w:r>
+      <w:proofErr w:type="spellEnd"/>
+      <w:r>
+        <w:rPr>
+          <w:lang w:val="en-GB"/>
+        </w:rPr>
+        <w:t xml:space="preserve">. Do note that classes W4S1 on Mondays are currently reported by OSA as </w:t>
       </w:r>
       <w:r>
         <w:rPr>
@@ -5152,7 +6097,7 @@
         </w:rPr>
         <w:t>Michael A. Nielsen, “Neural networks and deep learning”, 2015. (</w:t>
       </w:r>
-      <w:hyperlink r:id="rId17" w:history="1">
+      <w:hyperlink r:id="rId13" w:history="1">
         <w:r>
           <w:rPr>
             <w:rStyle w:val="Hyperlink"/>
@@ -5185,7 +6130,7 @@
         </w:rPr>
         <w:t>Ian Goodfellow and Yoshua Bengio and Aaron Courville, “Deep learning”, 2016. (</w:t>
       </w:r>
-      <w:hyperlink r:id="rId18" w:history="1">
+      <w:hyperlink r:id="rId14" w:history="1">
         <w:r>
           <w:rPr>
             <w:rStyle w:val="Hyperlink"/>
@@ -5224,7 +6169,7 @@
         </w:rPr>
         <w:t>Yaser S. Abu-Mostafa and Malik Magdon-Ismail and Hsuan-Tien Lin. “Learning from data”, 2012. (</w:t>
       </w:r>
-      <w:hyperlink r:id="rId19" w:history="1">
+      <w:hyperlink r:id="rId15" w:history="1">
         <w:r>
           <w:rPr>
             <w:rStyle w:val="Hyperlink"/>
@@ -5281,7 +6226,7 @@
         </w:rPr>
         <w:t xml:space="preserve"> (</w:t>
       </w:r>
-      <w:hyperlink r:id="rId20" w:history="1">
+      <w:hyperlink r:id="rId16" w:history="1">
         <w:r>
           <w:rPr>
             <w:rStyle w:val="Hyperlink"/>
@@ -5325,13 +6270,41 @@
         <w:rPr>
           <w:lang w:val="en-GB"/>
         </w:rPr>
-        <w:t>recent concepts and scientific papers in Artificial Intelligence/Machine Learning/Neural Networks. Arxiv links to the paper PDFs will often be provided, and demo codes might be shown in class.</w:t>
-      </w:r>
-      <w:r>
-        <w:rPr>
-          <w:lang w:val="en-GB"/>
-        </w:rPr>
-        <w:t xml:space="preserve"> Students are also encouraged to refer to the PapersWithCode website.</w:t>
+        <w:t xml:space="preserve">recent concepts and scientific papers in Artificial Intelligence/Machine Learning/Neural Networks. </w:t>
+      </w:r>
+      <w:proofErr w:type="spellStart"/>
+      <w:r>
+        <w:rPr>
+          <w:lang w:val="en-GB"/>
+        </w:rPr>
+        <w:t>Arxiv</w:t>
+      </w:r>
+      <w:proofErr w:type="spellEnd"/>
+      <w:r>
+        <w:rPr>
+          <w:lang w:val="en-GB"/>
+        </w:rPr>
+        <w:t xml:space="preserve"> links to the paper PDFs will often be provided, and demo codes might be shown in class.</w:t>
+      </w:r>
+      <w:r>
+        <w:rPr>
+          <w:lang w:val="en-GB"/>
+        </w:rPr>
+        <w:t xml:space="preserve"> Students are also encouraged to refer to the </w:t>
+      </w:r>
+      <w:proofErr w:type="spellStart"/>
+      <w:r>
+        <w:rPr>
+          <w:lang w:val="en-GB"/>
+        </w:rPr>
+        <w:t>PapersWithCode</w:t>
+      </w:r>
+      <w:proofErr w:type="spellEnd"/>
+      <w:r>
+        <w:rPr>
+          <w:lang w:val="en-GB"/>
+        </w:rPr>
+        <w:t xml:space="preserve"> website.</w:t>
       </w:r>
     </w:p>
     <w:p>
@@ -5423,6 +6396,7 @@
           <w:lang w:val="en-GB"/>
         </w:rPr>
       </w:pPr>
+      <w:proofErr w:type="spellStart"/>
       <w:r>
         <w:rPr>
           <w:b/>
@@ -5430,7 +6404,17 @@
           <w:u w:val="single"/>
           <w:lang w:val="en-GB"/>
         </w:rPr>
-        <w:t>Homeworks (</w:t>
+        <w:t>Homeworks</w:t>
+      </w:r>
+      <w:proofErr w:type="spellEnd"/>
+      <w:r>
+        <w:rPr>
+          <w:b/>
+          <w:color w:val="44546A" w:themeColor="text2"/>
+          <w:u w:val="single"/>
+          <w:lang w:val="en-GB"/>
+        </w:rPr>
+        <w:t xml:space="preserve"> (</w:t>
       </w:r>
       <w:r>
         <w:rPr>
@@ -5462,6 +6446,7 @@
           <w:lang w:val="en-GB"/>
         </w:rPr>
       </w:pPr>
+      <w:proofErr w:type="spellStart"/>
       <w:r>
         <w:rPr>
           <w:lang w:val="en-GB"/>
@@ -5474,6 +6459,7 @@
         </w:rPr>
         <w:t>omeworks</w:t>
       </w:r>
+      <w:proofErr w:type="spellEnd"/>
       <w:r>
         <w:rPr>
           <w:lang w:val="en-GB"/>
@@ -5526,7 +6512,21 @@
         <w:rPr>
           <w:lang w:val="en-GB"/>
         </w:rPr>
-        <w:t xml:space="preserve"> posted on eDimension.</w:t>
+        <w:t xml:space="preserve"> posted on </w:t>
+      </w:r>
+      <w:proofErr w:type="spellStart"/>
+      <w:r>
+        <w:rPr>
+          <w:lang w:val="en-GB"/>
+        </w:rPr>
+        <w:t>eDimension</w:t>
+      </w:r>
+      <w:proofErr w:type="spellEnd"/>
+      <w:r>
+        <w:rPr>
+          <w:lang w:val="en-GB"/>
+        </w:rPr>
+        <w:t>.</w:t>
       </w:r>
     </w:p>
     <w:p>
@@ -5546,13 +6546,41 @@
         </w:rPr>
         <w:t xml:space="preserve">One extension request per term is allowed, </w:t>
       </w:r>
+      <w:proofErr w:type="gramStart"/>
       <w:r>
         <w:rPr>
           <w:b/>
           <w:bCs/>
           <w:lang w:val="en-GB"/>
         </w:rPr>
-        <w:t xml:space="preserve">as long as you email </w:t>
+        <w:t>as long as</w:t>
+      </w:r>
+      <w:proofErr w:type="gramEnd"/>
+      <w:r>
+        <w:rPr>
+          <w:b/>
+          <w:bCs/>
+          <w:lang w:val="en-GB"/>
+        </w:rPr>
+        <w:t xml:space="preserve"> </w:t>
+      </w:r>
+      <w:proofErr w:type="spellStart"/>
+      <w:r>
+        <w:rPr>
+          <w:b/>
+          <w:bCs/>
+          <w:lang w:val="en-GB"/>
+        </w:rPr>
+        <w:t>you</w:t>
+      </w:r>
+      <w:proofErr w:type="spellEnd"/>
+      <w:r>
+        <w:rPr>
+          <w:b/>
+          <w:bCs/>
+          <w:lang w:val="en-GB"/>
+        </w:rPr>
+        <w:t xml:space="preserve"> email </w:t>
       </w:r>
       <w:r>
         <w:rPr>
@@ -5617,7 +6645,23 @@
           <w:bCs/>
           <w:lang w:val="en-GB"/>
         </w:rPr>
-        <w:t>apply</w:t>
+        <w:t xml:space="preserve">be </w:t>
+      </w:r>
+      <w:r>
+        <w:rPr>
+          <w:b/>
+          <w:bCs/>
+          <w:lang w:val="en-GB"/>
+        </w:rPr>
+        <w:t>appl</w:t>
+      </w:r>
+      <w:r>
+        <w:rPr>
+          <w:b/>
+          <w:bCs/>
+          <w:lang w:val="en-GB"/>
+        </w:rPr>
+        <w:t>ied</w:t>
       </w:r>
       <w:r>
         <w:rPr>
@@ -5761,11 +6805,19 @@
           <w:lang w:val="en-GB"/>
         </w:rPr>
       </w:pPr>
-      <w:r>
-        <w:rPr>
-          <w:lang w:val="en-GB"/>
-        </w:rPr>
-        <w:t xml:space="preserve">Paper exam, </w:t>
+      <w:proofErr w:type="gramStart"/>
+      <w:r>
+        <w:rPr>
+          <w:lang w:val="en-GB"/>
+        </w:rPr>
+        <w:t>Paper exam,</w:t>
+      </w:r>
+      <w:proofErr w:type="gramEnd"/>
+      <w:r>
+        <w:rPr>
+          <w:lang w:val="en-GB"/>
+        </w:rPr>
+        <w:t xml:space="preserve"> </w:t>
       </w:r>
       <w:r>
         <w:rPr>
@@ -5843,7 +6895,21 @@
         <w:rPr>
           <w:lang w:val="en-GB"/>
         </w:rPr>
-        <w:t>!) cheatsheet is allowed for exams.</w:t>
+        <w:t xml:space="preserve">!) </w:t>
+      </w:r>
+      <w:proofErr w:type="spellStart"/>
+      <w:r>
+        <w:rPr>
+          <w:lang w:val="en-GB"/>
+        </w:rPr>
+        <w:t>cheatsheet</w:t>
+      </w:r>
+      <w:proofErr w:type="spellEnd"/>
+      <w:r>
+        <w:rPr>
+          <w:lang w:val="en-GB"/>
+        </w:rPr>
+        <w:t xml:space="preserve"> is allowed for exams.</w:t>
       </w:r>
       <w:r>
         <w:rPr>
@@ -6021,11 +7087,19 @@
           <w:lang w:val="en-GB"/>
         </w:rPr>
       </w:pPr>
-      <w:r>
-        <w:rPr>
-          <w:lang w:val="en-GB"/>
-        </w:rPr>
-        <w:t xml:space="preserve">Paper exam, might require light coding on paper. </w:t>
+      <w:proofErr w:type="gramStart"/>
+      <w:r>
+        <w:rPr>
+          <w:lang w:val="en-GB"/>
+        </w:rPr>
+        <w:t>Paper exam,</w:t>
+      </w:r>
+      <w:proofErr w:type="gramEnd"/>
+      <w:r>
+        <w:rPr>
+          <w:lang w:val="en-GB"/>
+        </w:rPr>
+        <w:t xml:space="preserve"> might require light coding on paper. </w:t>
       </w:r>
       <w:r>
         <w:rPr>
@@ -6091,7 +7165,21 @@
         <w:rPr>
           <w:lang w:val="en-GB"/>
         </w:rPr>
-        <w:t>!) cheatsheet is allowed for exams.</w:t>
+        <w:t xml:space="preserve">!) </w:t>
+      </w:r>
+      <w:proofErr w:type="spellStart"/>
+      <w:r>
+        <w:rPr>
+          <w:lang w:val="en-GB"/>
+        </w:rPr>
+        <w:t>cheatsheet</w:t>
+      </w:r>
+      <w:proofErr w:type="spellEnd"/>
+      <w:r>
+        <w:rPr>
+          <w:lang w:val="en-GB"/>
+        </w:rPr>
+        <w:t xml:space="preserve"> is allowed for exams.</w:t>
       </w:r>
       <w:r>
         <w:rPr>
@@ -6182,8 +7270,16 @@
         <w:rPr>
           <w:lang w:val="en-GB"/>
         </w:rPr>
-        <w:t xml:space="preserve"> on eDimension</w:t>
-      </w:r>
+        <w:t xml:space="preserve"> on </w:t>
+      </w:r>
+      <w:proofErr w:type="spellStart"/>
+      <w:r>
+        <w:rPr>
+          <w:lang w:val="en-GB"/>
+        </w:rPr>
+        <w:t>eDimension</w:t>
+      </w:r>
+      <w:proofErr w:type="spellEnd"/>
       <w:r>
         <w:rPr>
           <w:lang w:val="en-GB"/>
@@ -6472,19 +7568,43 @@
           <w:lang w:val="en-GB"/>
         </w:rPr>
       </w:pPr>
+      <w:proofErr w:type="gramStart"/>
       <w:r>
         <w:rPr>
           <w:b/>
           <w:bCs/>
           <w:lang w:val="en-GB"/>
         </w:rPr>
-        <w:t>Also a note for audit students:</w:t>
-      </w:r>
-      <w:r>
-        <w:rPr>
-          <w:lang w:val="en-GB"/>
-        </w:rPr>
-        <w:t xml:space="preserve"> A successful audit will require attending classes and submitting at least half of the homeworks. </w:t>
+        <w:t>Also</w:t>
+      </w:r>
+      <w:proofErr w:type="gramEnd"/>
+      <w:r>
+        <w:rPr>
+          <w:b/>
+          <w:bCs/>
+          <w:lang w:val="en-GB"/>
+        </w:rPr>
+        <w:t xml:space="preserve"> a note for audit students:</w:t>
+      </w:r>
+      <w:r>
+        <w:rPr>
+          <w:lang w:val="en-GB"/>
+        </w:rPr>
+        <w:t xml:space="preserve"> A successful audit will require attending classes and submitting at least half of the </w:t>
+      </w:r>
+      <w:proofErr w:type="spellStart"/>
+      <w:r>
+        <w:rPr>
+          <w:lang w:val="en-GB"/>
+        </w:rPr>
+        <w:t>homeworks</w:t>
+      </w:r>
+      <w:proofErr w:type="spellEnd"/>
+      <w:r>
+        <w:rPr>
+          <w:lang w:val="en-GB"/>
+        </w:rPr>
+        <w:t xml:space="preserve">. </w:t>
       </w:r>
       <w:r>
         <w:rPr>
@@ -6493,13 +7613,279 @@
         <w:t>Projects and exams are not required, but we leave it to the students to decide if they want to participate in those or not.</w:t>
       </w:r>
     </w:p>
+    <w:p>
+      <w:pPr>
+        <w:pStyle w:val="Heading1"/>
+        <w:rPr>
+          <w:lang w:val="en-GB"/>
+        </w:rPr>
+      </w:pPr>
+      <w:r>
+        <w:rPr>
+          <w:lang w:val="en-GB"/>
+        </w:rPr>
+        <w:lastRenderedPageBreak/>
+        <w:t>On the use of Generative AI tools</w:t>
+      </w:r>
+    </w:p>
+    <w:p>
+      <w:pPr>
+        <w:rPr>
+          <w:lang w:val="en-GB"/>
+        </w:rPr>
+      </w:pPr>
+    </w:p>
+    <w:p>
+      <w:pPr>
+        <w:rPr>
+          <w:lang w:val="en-GB"/>
+        </w:rPr>
+      </w:pPr>
+      <w:r>
+        <w:rPr>
+          <w:lang w:val="en-GB"/>
+        </w:rPr>
+        <w:t>Generative AI tools, including LLMs such as ChatGPT, Claude, Gemini, Copilot and similar systems, may be used in this course as learning and productivity tools.</w:t>
+      </w:r>
+    </w:p>
+    <w:p>
+      <w:pPr>
+        <w:rPr>
+          <w:lang w:val="en-GB"/>
+        </w:rPr>
+      </w:pPr>
+      <w:r>
+        <w:rPr>
+          <w:lang w:val="en-GB"/>
+        </w:rPr>
+        <w:t>Students may use them to clarify concepts, debug code, understand error messages, improve writing, generate small examples, or brainstorm project ideas. However, they must not be used to replace the student’s own understanding, reasoning, implementation, or analysis.</w:t>
+      </w:r>
+    </w:p>
+    <w:p>
+      <w:pPr>
+        <w:rPr>
+          <w:lang w:val="en-GB"/>
+        </w:rPr>
+      </w:pPr>
+      <w:r>
+        <w:rPr>
+          <w:lang w:val="en-GB"/>
+        </w:rPr>
+        <w:t>In particular:</w:t>
+      </w:r>
+    </w:p>
+    <w:p>
+      <w:pPr>
+        <w:rPr>
+          <w:lang w:val="en-GB"/>
+        </w:rPr>
+      </w:pPr>
+      <w:r>
+        <w:rPr>
+          <w:rFonts w:ascii="Segoe UI Symbol" w:hAnsi="Segoe UI Symbol" w:cs="Segoe UI Symbol"/>
+          <w:lang w:val="en-GB"/>
+        </w:rPr>
+        <w:t>✓</w:t>
+      </w:r>
+      <w:r>
+        <w:rPr>
+          <w:lang w:val="en-GB"/>
+        </w:rPr>
+        <w:t xml:space="preserve"> You may use Generative AI tools to support your learning.</w:t>
+      </w:r>
+    </w:p>
+    <w:p>
+      <w:pPr>
+        <w:rPr>
+          <w:lang w:val="en-GB"/>
+        </w:rPr>
+      </w:pPr>
+      <w:r>
+        <w:rPr>
+          <w:rFonts w:ascii="Segoe UI Symbol" w:hAnsi="Segoe UI Symbol" w:cs="Segoe UI Symbol"/>
+          <w:lang w:val="en-GB"/>
+        </w:rPr>
+        <w:t>✓</w:t>
+      </w:r>
+      <w:r>
+        <w:rPr>
+          <w:lang w:val="en-GB"/>
+        </w:rPr>
+        <w:t xml:space="preserve"> You may use them to improve the clarity or structure of your work.</w:t>
+      </w:r>
+    </w:p>
+    <w:p>
+      <w:pPr>
+        <w:rPr>
+          <w:lang w:val="en-GB"/>
+        </w:rPr>
+      </w:pPr>
+      <w:r>
+        <w:rPr>
+          <w:rFonts w:ascii="Segoe UI Symbol" w:hAnsi="Segoe UI Symbol" w:cs="Segoe UI Symbol"/>
+          <w:lang w:val="en-GB"/>
+        </w:rPr>
+        <w:t>✓</w:t>
+      </w:r>
+      <w:r>
+        <w:rPr>
+          <w:lang w:val="en-GB"/>
+        </w:rPr>
+        <w:t xml:space="preserve"> You may use them to help debug or better understand your code.</w:t>
+      </w:r>
+    </w:p>
+    <w:p>
+      <w:pPr>
+        <w:rPr>
+          <w:lang w:val="en-GB"/>
+        </w:rPr>
+      </w:pPr>
+      <w:r>
+        <w:rPr>
+          <w:rFonts w:ascii="Segoe UI Symbol" w:hAnsi="Segoe UI Symbol" w:cs="Segoe UI Symbol"/>
+          <w:lang w:val="en-GB"/>
+        </w:rPr>
+        <w:t>✗</w:t>
+      </w:r>
+      <w:r>
+        <w:rPr>
+          <w:lang w:val="en-GB"/>
+        </w:rPr>
+        <w:t xml:space="preserve"> You may not submit AI-generated answers, code, reports, or explanations that you do not understand.</w:t>
+      </w:r>
+    </w:p>
+    <w:p>
+      <w:pPr>
+        <w:rPr>
+          <w:lang w:val="en-GB"/>
+        </w:rPr>
+      </w:pPr>
+      <w:r>
+        <w:rPr>
+          <w:rFonts w:ascii="Segoe UI Symbol" w:hAnsi="Segoe UI Symbol" w:cs="Segoe UI Symbol"/>
+          <w:lang w:val="en-GB"/>
+        </w:rPr>
+        <w:t>✗</w:t>
+      </w:r>
+      <w:r>
+        <w:rPr>
+          <w:lang w:val="en-GB"/>
+        </w:rPr>
+        <w:t xml:space="preserve"> You may not use Generative AI tools during exams.</w:t>
+      </w:r>
+    </w:p>
+    <w:p>
+      <w:pPr>
+        <w:rPr>
+          <w:lang w:val="en-GB"/>
+        </w:rPr>
+      </w:pPr>
+      <w:r>
+        <w:rPr>
+          <w:rFonts w:ascii="Segoe UI Symbol" w:hAnsi="Segoe UI Symbol" w:cs="Segoe UI Symbol"/>
+          <w:lang w:val="en-GB"/>
+        </w:rPr>
+        <w:t>✗</w:t>
+      </w:r>
+      <w:r>
+        <w:rPr>
+          <w:lang w:val="en-GB"/>
+        </w:rPr>
+        <w:t xml:space="preserve"> You may not use AI tools to fabricate results, citations, experiments, or references.</w:t>
+      </w:r>
+    </w:p>
+    <w:p>
+      <w:pPr>
+        <w:rPr>
+          <w:lang w:val="en-GB"/>
+        </w:rPr>
+      </w:pPr>
+      <w:r>
+        <w:rPr>
+          <w:rFonts w:ascii="Segoe UI Symbol" w:hAnsi="Segoe UI Symbol" w:cs="Segoe UI Symbol"/>
+          <w:lang w:val="en-GB"/>
+        </w:rPr>
+        <w:t>✗</w:t>
+      </w:r>
+      <w:r>
+        <w:rPr>
+          <w:lang w:val="en-GB"/>
+        </w:rPr>
+        <w:t xml:space="preserve"> You may not use AI tools to disguise plagiarism or copy another student’s work.</w:t>
+      </w:r>
+    </w:p>
+    <w:p>
+      <w:pPr>
+        <w:rPr>
+          <w:lang w:val="en-GB"/>
+        </w:rPr>
+      </w:pPr>
+      <w:r>
+        <w:rPr>
+          <w:lang w:val="en-GB"/>
+        </w:rPr>
+        <w:t>Students remain fully responsible for everything they submit. You should be able to explain, justify, modify, and debug any submitted code, derivation, result, or written answer.</w:t>
+      </w:r>
+    </w:p>
+    <w:p>
+      <w:pPr>
+        <w:rPr>
+          <w:lang w:val="en-GB"/>
+        </w:rPr>
+      </w:pPr>
+      <w:r>
+        <w:rPr>
+          <w:lang w:val="en-GB"/>
+        </w:rPr>
+        <w:t>For homework and project submissions, students should briefly acknowledge meaningful use of Generative AI tools when applicable. For example:</w:t>
+      </w:r>
+      <w:r>
+        <w:rPr>
+          <w:lang w:val="en-GB"/>
+        </w:rPr>
+        <w:t xml:space="preserve"> </w:t>
+      </w:r>
+      <w:r>
+        <w:rPr>
+          <w:lang w:val="en-GB"/>
+        </w:rPr>
+        <w:t xml:space="preserve">“I used ChatGPT to help debug a </w:t>
+      </w:r>
+      <w:proofErr w:type="spellStart"/>
+      <w:r>
+        <w:rPr>
+          <w:lang w:val="en-GB"/>
+        </w:rPr>
+        <w:t>PyTorch</w:t>
+      </w:r>
+      <w:proofErr w:type="spellEnd"/>
+      <w:r>
+        <w:rPr>
+          <w:lang w:val="en-GB"/>
+        </w:rPr>
+        <w:t xml:space="preserve"> error. I reviewed, modified, and tested the final code myself.”</w:t>
+      </w:r>
+    </w:p>
+    <w:p>
+      <w:pPr>
+        <w:rPr>
+          <w:lang w:val="en-GB"/>
+        </w:rPr>
+      </w:pPr>
+      <w:r>
+        <w:rPr>
+          <w:lang w:val="en-GB"/>
+        </w:rPr>
+        <w:t>Misuse of Generative AI tools may be treated as an academic integrity issue. The goal is not to ban these tools, but to ensure that they are used responsibly, transparently, and in a way that supports genuine learning.</w:t>
+      </w:r>
+    </w:p>
     <w:sectPr>
-      <w:headerReference w:type="even" r:id="rId21"/>
-      <w:headerReference w:type="default" r:id="rId22"/>
-      <w:footerReference w:type="even" r:id="rId23"/>
-      <w:footerReference w:type="default" r:id="rId24"/>
-      <w:headerReference w:type="first" r:id="rId25"/>
-      <w:footerReference w:type="first" r:id="rId26"/>
+      <w:headerReference w:type="even" r:id="rId17"/>
+      <w:headerReference w:type="default" r:id="rId18"/>
+      <w:footerReference w:type="even" r:id="rId19"/>
+      <w:footerReference w:type="default" r:id="rId20"/>
+      <w:headerReference w:type="first" r:id="rId21"/>
+      <w:footerReference w:type="first" r:id="rId22"/>
       <w:pgSz w:w="11906" w:h="16838"/>
       <w:pgMar w:top="1440" w:right="1440" w:bottom="1440" w:left="1440" w:header="708" w:footer="708" w:gutter="0"/>
       <w:cols w:space="708"/>
@@ -6507,48 +7893,6 @@
     </w:sectPr>
   </w:body>
 </w:document>
-</file>
-
-<file path=word/comments.xml><?xml version="1.0" encoding="utf-8"?>
-<w:comments xmlns:wpc="http://schemas.microsoft.com/office/word/2010/wordprocessingCanvas" xmlns:cx="http://schemas.microsoft.com/office/drawing/2014/chartex" xmlns:cx1="http://schemas.microsoft.com/office/drawing/2015/9/8/chartex" xmlns:cx2="http://schemas.microsoft.com/office/drawing/2015/10/21/chartex" xmlns:cx3="http://schemas.microsoft.com/office/drawing/2016/5/9/chartex" xmlns:cx4="http://schemas.microsoft.com/office/drawing/2016/5/10/chartex" xmlns:cx5="http://schemas.microsoft.com/office/drawing/2016/5/11/chartex" xmlns:cx6="http://schemas.microsoft.com/office/drawing/2016/5/12/chartex" xmlns:cx7="http://schemas.microsoft.com/office/drawing/2016/5/13/chartex" xmlns:cx8="http://schemas.microsoft.com/office/drawing/2016/5/14/chartex" xmlns:mc="http://schemas.openxmlformats.org/markup-compatibility/2006" xmlns:aink="http://schemas.microsoft.com/office/drawing/2016/ink" xmlns:am3d="http://schemas.microsoft.com/office/drawing/2017/model3d" xmlns:o="urn:schemas-microsoft-com:office:office" xmlns:oel="http://schemas.microsoft.com/office/2019/extlst" xmlns:r="http://schemas.openxmlformats.org/officeDocument/2006/relationships" xmlns:m="http://schemas.openxmlformats.org/officeDocument/2006/math" xmlns:v="urn:schemas-microsoft-com:vml" xmlns:wp14="http://schemas.microsoft.com/office/word/2010/wordprocessingDrawing" xmlns:wp="http://schemas.openxmlformats.org/drawingml/2006/wordprocessingDrawing" xmlns:w10="urn:schemas-microsoft-com:office:word" xmlns:w="http://schemas.openxmlformats.org/wordprocessingml/2006/main" xmlns:w14="http://schemas.microsoft.com/office/word/2010/wordml" xmlns:w15="http://schemas.microsoft.com/office/word/2012/wordml" xmlns:w16cex="http://schemas.microsoft.com/office/word/2018/wordml/cex" xmlns:w16cid="http://schemas.microsoft.com/office/word/2016/wordml/cid" xmlns:w16="http://schemas.microsoft.com/office/word/2018/wordml" xmlns:w16du="http://schemas.microsoft.com/office/word/2023/wordml/word16du" xmlns:w16sdtdh="http://schemas.microsoft.com/office/word/2020/wordml/sdtdatahash" xmlns:w16sdtfl="http://schemas.microsoft.com/office/word/2024/wordml/sdtformatlock" xmlns:w16se="http://schemas.microsoft.com/office/word/2015/wordml/symex" xmlns:wpg="http://schemas.microsoft.com/office/word/2010/wordprocessingGroup" xmlns:wpi="http://schemas.microsoft.com/office/word/2010/wordprocessingInk" xmlns:wne="http://schemas.microsoft.com/office/word/2006/wordml" xmlns:wps="http://schemas.microsoft.com/office/word/2010/wordprocessingShape" mc:Ignorable="w14 w15 w16se w16cid w16 w16cex w16sdtdh w16sdtfl w16du wp14">
-  <w:comment w:id="0" w:author="Matthieu De Mari" w:date="2025-10-31T13:12:00Z" w:initials="MD">
-    <w:p>
-      <w:pPr>
-        <w:pStyle w:val="CommentText"/>
-      </w:pPr>
-      <w:r>
-        <w:rPr>
-          <w:rStyle w:val="CommentReference"/>
-        </w:rPr>
-        <w:annotationRef/>
-      </w:r>
-      <w:r>
-        <w:rPr>
-          <w:lang w:val="fr-FR"/>
-        </w:rPr>
-        <w:t>TBC</w:t>
-      </w:r>
-    </w:p>
-  </w:comment>
-</w:comments>
-</file>
-
-<file path=word/commentsExtended.xml><?xml version="1.0" encoding="utf-8"?>
-<w15:commentsEx xmlns:wpc="http://schemas.microsoft.com/office/word/2010/wordprocessingCanvas" xmlns:cx="http://schemas.microsoft.com/office/drawing/2014/chartex" xmlns:cx1="http://schemas.microsoft.com/office/drawing/2015/9/8/chartex" xmlns:cx2="http://schemas.microsoft.com/office/drawing/2015/10/21/chartex" xmlns:cx3="http://schemas.microsoft.com/office/drawing/2016/5/9/chartex" xmlns:cx4="http://schemas.microsoft.com/office/drawing/2016/5/10/chartex" xmlns:cx5="http://schemas.microsoft.com/office/drawing/2016/5/11/chartex" xmlns:cx6="http://schemas.microsoft.com/office/drawing/2016/5/12/chartex" xmlns:cx7="http://schemas.microsoft.com/office/drawing/2016/5/13/chartex" xmlns:cx8="http://schemas.microsoft.com/office/drawing/2016/5/14/chartex" xmlns:mc="http://schemas.openxmlformats.org/markup-compatibility/2006" xmlns:aink="http://schemas.microsoft.com/office/drawing/2016/ink" xmlns:am3d="http://schemas.microsoft.com/office/drawing/2017/model3d" xmlns:o="urn:schemas-microsoft-com:office:office" xmlns:oel="http://schemas.microsoft.com/office/2019/extlst" xmlns:r="http://schemas.openxmlformats.org/officeDocument/2006/relationships" xmlns:m="http://schemas.openxmlformats.org/officeDocument/2006/math" xmlns:v="urn:schemas-microsoft-com:vml" xmlns:wp14="http://schemas.microsoft.com/office/word/2010/wordprocessingDrawing" xmlns:wp="http://schemas.openxmlformats.org/drawingml/2006/wordprocessingDrawing" xmlns:w10="urn:schemas-microsoft-com:office:word" xmlns:w="http://schemas.openxmlformats.org/wordprocessingml/2006/main" xmlns:w14="http://schemas.microsoft.com/office/word/2010/wordml" xmlns:w15="http://schemas.microsoft.com/office/word/2012/wordml" xmlns:w16cex="http://schemas.microsoft.com/office/word/2018/wordml/cex" xmlns:w16cid="http://schemas.microsoft.com/office/word/2016/wordml/cid" xmlns:w16="http://schemas.microsoft.com/office/word/2018/wordml" xmlns:w16du="http://schemas.microsoft.com/office/word/2023/wordml/word16du" xmlns:w16sdtdh="http://schemas.microsoft.com/office/word/2020/wordml/sdtdatahash" xmlns:w16sdtfl="http://schemas.microsoft.com/office/word/2024/wordml/sdtformatlock" xmlns:w16se="http://schemas.microsoft.com/office/word/2015/wordml/symex" xmlns:wpg="http://schemas.microsoft.com/office/word/2010/wordprocessingGroup" xmlns:wpi="http://schemas.microsoft.com/office/word/2010/wordprocessingInk" xmlns:wne="http://schemas.microsoft.com/office/word/2006/wordml" xmlns:wps="http://schemas.microsoft.com/office/word/2010/wordprocessingShape" mc:Ignorable="w14 w15 w16se w16cid w16 w16cex w16sdtdh w16sdtfl w16du wp14">
-  <w15:commentEx w15:paraId="527F0DC8" w15:done="0"/>
-</w15:commentsEx>
-</file>
-
-<file path=word/commentsExtensible.xml><?xml version="1.0" encoding="utf-8"?>
-<w16cex:commentsExtensible xmlns:wpc="http://schemas.microsoft.com/office/word/2010/wordprocessingCanvas" xmlns:cx="http://schemas.microsoft.com/office/drawing/2014/chartex" xmlns:cx1="http://schemas.microsoft.com/office/drawing/2015/9/8/chartex" xmlns:cx2="http://schemas.microsoft.com/office/drawing/2015/10/21/chartex" xmlns:cx3="http://schemas.microsoft.com/office/drawing/2016/5/9/chartex" xmlns:cx4="http://schemas.microsoft.com/office/drawing/2016/5/10/chartex" xmlns:cx5="http://schemas.microsoft.com/office/drawing/2016/5/11/chartex" xmlns:cx6="http://schemas.microsoft.com/office/drawing/2016/5/12/chartex" xmlns:cx7="http://schemas.microsoft.com/office/drawing/2016/5/13/chartex" xmlns:cx8="http://schemas.microsoft.com/office/drawing/2016/5/14/chartex" xmlns:cr="http://schemas.microsoft.com/office/comments/2020/reactions" xmlns:mc="http://schemas.openxmlformats.org/markup-compatibility/2006" xmlns:aink="http://schemas.microsoft.com/office/drawing/2016/ink" xmlns:am3d="http://schemas.microsoft.com/office/drawing/2017/model3d" xmlns:o="urn:schemas-microsoft-com:office:office" xmlns:oel="http://schemas.microsoft.com/office/2019/extlst" xmlns:r="http://schemas.openxmlformats.org/officeDocument/2006/relationships" xmlns:m="http://schemas.openxmlformats.org/officeDocument/2006/math" xmlns:v="urn:schemas-microsoft-com:vml" xmlns:wp14="http://schemas.microsoft.com/office/word/2010/wordprocessingDrawing" xmlns:wp="http://schemas.openxmlformats.org/drawingml/2006/wordprocessingDrawing" xmlns:w10="urn:schemas-microsoft-com:office:word" xmlns:w="http://schemas.openxmlformats.org/wordprocessingml/2006/main" xmlns:w14="http://schemas.microsoft.com/office/word/2010/wordml" xmlns:w15="http://schemas.microsoft.com/office/word/2012/wordml" xmlns:w16cex="http://schemas.microsoft.com/office/word/2018/wordml/cex" xmlns:w16cid="http://schemas.microsoft.com/office/word/2016/wordml/cid" xmlns:w16="http://schemas.microsoft.com/office/word/2018/wordml" xmlns:w16du="http://schemas.microsoft.com/office/word/2023/wordml/word16du" xmlns:w16sdtdh="http://schemas.microsoft.com/office/word/2020/wordml/sdtdatahash" xmlns:w16sdtfl="http://schemas.microsoft.com/office/word/2024/wordml/sdtformatlock" xmlns:w16se="http://schemas.microsoft.com/office/word/2015/wordml/symex" xmlns:wpg="http://schemas.microsoft.com/office/word/2010/wordprocessingGroup" xmlns:wpi="http://schemas.microsoft.com/office/word/2010/wordprocessingInk" xmlns:wne="http://schemas.microsoft.com/office/word/2006/wordml" xmlns:wps="http://schemas.microsoft.com/office/word/2010/wordprocessingShape" mc:Ignorable="w14 w15 w16se w16cid w16 w16cex w16sdtdh w16sdtfl cr w16du wp14">
-  <w16cex:commentExtensible w16cex:durableId="343A38BD" w16cex:dateUtc="2025-10-31T05:12:00Z"/>
-</w16cex:commentsExtensible>
-</file>
-
-<file path=word/commentsIds.xml><?xml version="1.0" encoding="utf-8"?>
-<w16cid:commentsIds xmlns:wpc="http://schemas.microsoft.com/office/word/2010/wordprocessingCanvas" xmlns:cx="http://schemas.microsoft.com/office/drawing/2014/chartex" xmlns:cx1="http://schemas.microsoft.com/office/drawing/2015/9/8/chartex" xmlns:cx2="http://schemas.microsoft.com/office/drawing/2015/10/21/chartex" xmlns:cx3="http://schemas.microsoft.com/office/drawing/2016/5/9/chartex" xmlns:cx4="http://schemas.microsoft.com/office/drawing/2016/5/10/chartex" xmlns:cx5="http://schemas.microsoft.com/office/drawing/2016/5/11/chartex" xmlns:cx6="http://schemas.microsoft.com/office/drawing/2016/5/12/chartex" xmlns:cx7="http://schemas.microsoft.com/office/drawing/2016/5/13/chartex" xmlns:cx8="http://schemas.microsoft.com/office/drawing/2016/5/14/chartex" xmlns:mc="http://schemas.openxmlformats.org/markup-compatibility/2006" xmlns:aink="http://schemas.microsoft.com/office/drawing/2016/ink" xmlns:am3d="http://schemas.microsoft.com/office/drawing/2017/model3d" xmlns:o="urn:schemas-microsoft-com:office:office" xmlns:oel="http://schemas.microsoft.com/office/2019/extlst" xmlns:r="http://schemas.openxmlformats.org/officeDocument/2006/relationships" xmlns:m="http://schemas.openxmlformats.org/officeDocument/2006/math" xmlns:v="urn:schemas-microsoft-com:vml" xmlns:wp14="http://schemas.microsoft.com/office/word/2010/wordprocessingDrawing" xmlns:wp="http://schemas.openxmlformats.org/drawingml/2006/wordprocessingDrawing" xmlns:w10="urn:schemas-microsoft-com:office:word" xmlns:w="http://schemas.openxmlformats.org/wordprocessingml/2006/main" xmlns:w14="http://schemas.microsoft.com/office/word/2010/wordml" xmlns:w15="http://schemas.microsoft.com/office/word/2012/wordml" xmlns:w16cex="http://schemas.microsoft.com/office/word/2018/wordml/cex" xmlns:w16cid="http://schemas.microsoft.com/office/word/2016/wordml/cid" xmlns:w16="http://schemas.microsoft.com/office/word/2018/wordml" xmlns:w16du="http://schemas.microsoft.com/office/word/2023/wordml/word16du" xmlns:w16sdtdh="http://schemas.microsoft.com/office/word/2020/wordml/sdtdatahash" xmlns:w16sdtfl="http://schemas.microsoft.com/office/word/2024/wordml/sdtformatlock" xmlns:w16se="http://schemas.microsoft.com/office/word/2015/wordml/symex" xmlns:wpg="http://schemas.microsoft.com/office/word/2010/wordprocessingGroup" xmlns:wpi="http://schemas.microsoft.com/office/word/2010/wordprocessingInk" xmlns:wne="http://schemas.microsoft.com/office/word/2006/wordml" xmlns:wps="http://schemas.microsoft.com/office/word/2010/wordprocessingShape" mc:Ignorable="w14 w15 w16se w16cid w16 w16cex w16sdtdh w16sdtfl w16du wp14">
-  <w16cid:commentId w16cid:paraId="527F0DC8" w16cid:durableId="343A38BD"/>
-</w16cid:commentsIds>
 </file>
 
 <file path=word/endnotes.xml><?xml version="1.0" encoding="utf-8"?>
@@ -9701,14 +11045,6 @@
     <w:abstractNumId w:val="18"/>
   </w:num>
 </w:numbering>
-</file>
-
-<file path=word/people.xml><?xml version="1.0" encoding="utf-8"?>
-<w15:people xmlns:wpc="http://schemas.microsoft.com/office/word/2010/wordprocessingCanvas" xmlns:cx="http://schemas.microsoft.com/office/drawing/2014/chartex" xmlns:cx1="http://schemas.microsoft.com/office/drawing/2015/9/8/chartex" xmlns:cx2="http://schemas.microsoft.com/office/drawing/2015/10/21/chartex" xmlns:cx3="http://schemas.microsoft.com/office/drawing/2016/5/9/chartex" xmlns:cx4="http://schemas.microsoft.com/office/drawing/2016/5/10/chartex" xmlns:cx5="http://schemas.microsoft.com/office/drawing/2016/5/11/chartex" xmlns:cx6="http://schemas.microsoft.com/office/drawing/2016/5/12/chartex" xmlns:cx7="http://schemas.microsoft.com/office/drawing/2016/5/13/chartex" xmlns:cx8="http://schemas.microsoft.com/office/drawing/2016/5/14/chartex" xmlns:mc="http://schemas.openxmlformats.org/markup-compatibility/2006" xmlns:aink="http://schemas.microsoft.com/office/drawing/2016/ink" xmlns:am3d="http://schemas.microsoft.com/office/drawing/2017/model3d" xmlns:o="urn:schemas-microsoft-com:office:office" xmlns:oel="http://schemas.microsoft.com/office/2019/extlst" xmlns:r="http://schemas.openxmlformats.org/officeDocument/2006/relationships" xmlns:m="http://schemas.openxmlformats.org/officeDocument/2006/math" xmlns:v="urn:schemas-microsoft-com:vml" xmlns:wp14="http://schemas.microsoft.com/office/word/2010/wordprocessingDrawing" xmlns:wp="http://schemas.openxmlformats.org/drawingml/2006/wordprocessingDrawing" xmlns:w10="urn:schemas-microsoft-com:office:word" xmlns:w="http://schemas.openxmlformats.org/wordprocessingml/2006/main" xmlns:w14="http://schemas.microsoft.com/office/word/2010/wordml" xmlns:w15="http://schemas.microsoft.com/office/word/2012/wordml" xmlns:w16cex="http://schemas.microsoft.com/office/word/2018/wordml/cex" xmlns:w16cid="http://schemas.microsoft.com/office/word/2016/wordml/cid" xmlns:w16="http://schemas.microsoft.com/office/word/2018/wordml" xmlns:w16du="http://schemas.microsoft.com/office/word/2023/wordml/word16du" xmlns:w16sdtdh="http://schemas.microsoft.com/office/word/2020/wordml/sdtdatahash" xmlns:w16sdtfl="http://schemas.microsoft.com/office/word/2024/wordml/sdtformatlock" xmlns:w16se="http://schemas.microsoft.com/office/word/2015/wordml/symex" xmlns:wpg="http://schemas.microsoft.com/office/word/2010/wordprocessingGroup" xmlns:wpi="http://schemas.microsoft.com/office/word/2010/wordprocessingInk" xmlns:wne="http://schemas.microsoft.com/office/word/2006/wordml" xmlns:wps="http://schemas.microsoft.com/office/word/2010/wordprocessingShape" mc:Ignorable="w14 w15 w16se w16cid w16 w16cex w16sdtdh w16sdtfl w16du wp14">
-  <w15:person w15:author="Matthieu De Mari">
-    <w15:presenceInfo w15:providerId="AD" w15:userId="S::matthieu_demari@sutd.edu.sg::dfb708c9-d8dc-439f-9a3b-c772bf4a311c"/>
-  </w15:person>
-</w15:people>
 </file>
 
 <file path=word/styles.xml><?xml version="1.0" encoding="utf-8"?>
